--- a/EXPORTS/DOCX/published/niveau3/Dutch/UniversiteitsbibliotheekLeiden.docx
+++ b/EXPORTS/DOCX/published/niveau3/Dutch/UniversiteitsbibliotheekLeiden.docx
@@ -135,7 +135,7 @@
           <w:rFonts w:ascii="Charis SIL Regular" w:hAnsi="Charis SIL Regular" w:eastAsia="Charis SIL Regular"/>
           <w:b w:val="0"/>
           <w:i w:val="0"/>
-          <w:color w:val="0066CC"/>
+          <w:color w:val="0000FF"/>
           <w:sz w:val="24"/>
           <w:u w:val="single"/>
         </w:rPr>
@@ -153,7 +153,7 @@
           <w:rFonts w:ascii="Charis SIL Regular" w:hAnsi="Charis SIL Regular" w:eastAsia="Charis SIL Regular"/>
           <w:b w:val="0"/>
           <w:i w:val="0"/>
-          <w:color w:val="0066CC"/>
+          <w:color w:val="0000FF"/>
           <w:sz w:val="24"/>
           <w:u w:val="single"/>
         </w:rPr>
@@ -164,7 +164,7 @@
           <w:rFonts w:ascii="Charis SIL Regular" w:hAnsi="Charis SIL Regular" w:eastAsia="Charis SIL Regular"/>
           <w:b w:val="0"/>
           <w:i w:val="0"/>
-          <w:color w:val="0066CC"/>
+          <w:color w:val="0000FF"/>
           <w:sz w:val="24"/>
           <w:u w:val="single"/>
         </w:rPr>
@@ -182,7 +182,7 @@
           <w:rFonts w:ascii="Charis SIL Regular" w:hAnsi="Charis SIL Regular" w:eastAsia="Charis SIL Regular"/>
           <w:b w:val="0"/>
           <w:i w:val="0"/>
-          <w:color w:val="0066CC"/>
+          <w:color w:val="0000FF"/>
           <w:sz w:val="24"/>
           <w:u w:val="single"/>
         </w:rPr>
@@ -193,7 +193,7 @@
           <w:rFonts w:ascii="Charis SIL Regular" w:hAnsi="Charis SIL Regular" w:eastAsia="Charis SIL Regular"/>
           <w:b w:val="0"/>
           <w:i w:val="0"/>
-          <w:color w:val="0066CC"/>
+          <w:color w:val="0000FF"/>
           <w:sz w:val="24"/>
           <w:u w:val="single"/>
         </w:rPr>
@@ -228,7 +228,7 @@
       </w:r>
       <w:r>
         <w:rPr>
-          <w:u w:val="single" w:color="0066cc"/>
+          <w:u w:val="single" w:color="0000ff"/>
           <w:rFonts w:ascii="Charis SIL Regular" w:hAnsi="Charis SIL Regular" w:eastAsia="Charis SIL Regular"/>
           <w:b w:val="0"/>
           <w:i w:val="0"/>
@@ -246,7 +246,7 @@
       </w:r>
       <w:r>
         <w:rPr>
-          <w:u w:val="single" w:color="0066cc"/>
+          <w:u w:val="single" w:color="0000ff"/>
           <w:rFonts w:ascii="Charis SIL Regular" w:hAnsi="Charis SIL Regular" w:eastAsia="Charis SIL Regular"/>
           <w:b w:val="0"/>
           <w:i w:val="0"/>
@@ -264,7 +264,7 @@
       </w:r>
       <w:r>
         <w:rPr>
-          <w:u w:val="single" w:color="0066cc"/>
+          <w:u w:val="single" w:color="0000ff"/>
           <w:rFonts w:ascii="Charis SIL Regular" w:hAnsi="Charis SIL Regular" w:eastAsia="Charis SIL Regular"/>
           <w:b w:val="0"/>
           <w:i w:val="0"/>
@@ -282,7 +282,7 @@
       </w:r>
       <w:r>
         <w:rPr>
-          <w:u w:val="single" w:color="0066cc"/>
+          <w:u w:val="single" w:color="0000ff"/>
           <w:rFonts w:ascii="Charis SIL Regular" w:hAnsi="Charis SIL Regular" w:eastAsia="Charis SIL Regular"/>
           <w:b w:val="0"/>
           <w:i w:val="0"/>
@@ -496,7 +496,7 @@
           <w:rFonts w:ascii="Charis SIL Regular" w:hAnsi="Charis SIL Regular" w:eastAsia="Charis SIL Regular"/>
           <w:b w:val="0"/>
           <w:i w:val="0"/>
-          <w:color w:val="0066CC"/>
+          <w:color w:val="0000FF"/>
           <w:sz w:val="24"/>
           <w:u w:val="single"/>
         </w:rPr>
@@ -514,7 +514,7 @@
           <w:rFonts w:ascii="Charis SIL Regular" w:hAnsi="Charis SIL Regular" w:eastAsia="Charis SIL Regular"/>
           <w:b w:val="0"/>
           <w:i w:val="0"/>
-          <w:color w:val="0066CC"/>
+          <w:color w:val="0000FF"/>
           <w:sz w:val="24"/>
           <w:u w:val="single"/>
         </w:rPr>
@@ -525,7 +525,7 @@
           <w:rFonts w:ascii="Charis SIL Regular" w:hAnsi="Charis SIL Regular" w:eastAsia="Charis SIL Regular"/>
           <w:b w:val="0"/>
           <w:i w:val="0"/>
-          <w:color w:val="0066CC"/>
+          <w:color w:val="0000FF"/>
           <w:sz w:val="24"/>
           <w:u w:val="single"/>
         </w:rPr>
@@ -543,7 +543,7 @@
           <w:rFonts w:ascii="Charis SIL Regular" w:hAnsi="Charis SIL Regular" w:eastAsia="Charis SIL Regular"/>
           <w:b w:val="0"/>
           <w:i w:val="0"/>
-          <w:color w:val="0066CC"/>
+          <w:color w:val="0000FF"/>
           <w:sz w:val="24"/>
           <w:u w:val="single"/>
         </w:rPr>
@@ -554,7 +554,7 @@
           <w:rFonts w:ascii="Charis SIL Regular" w:hAnsi="Charis SIL Regular" w:eastAsia="Charis SIL Regular"/>
           <w:b w:val="0"/>
           <w:i w:val="0"/>
-          <w:color w:val="0066CC"/>
+          <w:color w:val="0000FF"/>
           <w:sz w:val="24"/>
           <w:u w:val="single"/>
         </w:rPr>
@@ -572,7 +572,7 @@
           <w:rFonts w:ascii="Charis SIL Regular" w:hAnsi="Charis SIL Regular" w:eastAsia="Charis SIL Regular"/>
           <w:b w:val="0"/>
           <w:i w:val="0"/>
-          <w:color w:val="0066CC"/>
+          <w:color w:val="0000FF"/>
           <w:sz w:val="24"/>
           <w:u w:val="single"/>
         </w:rPr>
@@ -583,7 +583,7 @@
           <w:rFonts w:ascii="Charis SIL Regular" w:hAnsi="Charis SIL Regular" w:eastAsia="Charis SIL Regular"/>
           <w:b w:val="0"/>
           <w:i w:val="0"/>
-          <w:color w:val="0066CC"/>
+          <w:color w:val="0000FF"/>
           <w:sz w:val="24"/>
           <w:u w:val="single"/>
         </w:rPr>
@@ -601,7 +601,7 @@
           <w:rFonts w:ascii="Charis SIL Regular" w:hAnsi="Charis SIL Regular" w:eastAsia="Charis SIL Regular"/>
           <w:b w:val="0"/>
           <w:i w:val="0"/>
-          <w:color w:val="0066CC"/>
+          <w:color w:val="0000FF"/>
           <w:sz w:val="24"/>
           <w:u w:val="single"/>
         </w:rPr>
@@ -612,7 +612,7 @@
           <w:rFonts w:ascii="Charis SIL Regular" w:hAnsi="Charis SIL Regular" w:eastAsia="Charis SIL Regular"/>
           <w:b w:val="0"/>
           <w:i w:val="0"/>
-          <w:color w:val="0066CC"/>
+          <w:color w:val="0000FF"/>
           <w:sz w:val="24"/>
           <w:u w:val="single"/>
         </w:rPr>
@@ -640,7 +640,7 @@
           <w:rFonts w:ascii="Charis SIL Regular" w:hAnsi="Charis SIL Regular" w:eastAsia="Charis SIL Regular"/>
           <w:b w:val="0"/>
           <w:i w:val="0"/>
-          <w:color w:val="0066CC"/>
+          <w:color w:val="0000FF"/>
           <w:sz w:val="24"/>
           <w:u w:val="single"/>
         </w:rPr>
@@ -671,18 +671,36 @@
           <w:color w:val="000000"/>
           <w:sz w:val="24"/>
         </w:rPr>
-        <w:t xml:space="preserve">bibliotheek van het </w:t>
+        <w:t>bibliotheek van h</w:t>
+      </w:r>
+      <w:r>
+        <w:rPr>
+          <w:u w:val="single" w:color="0000ff"/>
+          <w:rFonts w:ascii="Charis SIL Regular" w:hAnsi="Charis SIL Regular" w:eastAsia="Charis SIL Regular"/>
+          <w:b w:val="0"/>
+          <w:i w:val="0"/>
+          <w:color w:val="000000"/>
+          <w:sz w:val="24"/>
+        </w:rPr>
+        <w:hyperlink r:id="rId10" w:history="1">
+          <w:r>
+            <w:rPr>
+              <w:rStyle w:val="Hyperlink"/>
+            </w:rPr>
+            <w:t xml:space="preserve">et </w:t>
+          </w:r>
+        </w:hyperlink>
       </w:r>
       <w:r>
         <w:rPr>
           <w:rFonts w:ascii="Charis SIL Regular" w:hAnsi="Charis SIL Regular" w:eastAsia="Charis SIL Regular"/>
           <w:b w:val="0"/>
           <w:i w:val="0"/>
-          <w:color w:val="0066CC"/>
+          <w:color w:val="0000FF"/>
           <w:sz w:val="24"/>
           <w:u w:val="single"/>
         </w:rPr>
-        <w:hyperlink r:id="rId12" w:history="1">
+        <w:hyperlink r:id="rId10" w:history="1">
           <w:r>
             <w:rPr>
               <w:rStyle w:val="Hyperlink"/>
@@ -696,11 +714,11 @@
           <w:rFonts w:ascii="Charis SIL Regular" w:hAnsi="Charis SIL Regular" w:eastAsia="Charis SIL Regular"/>
           <w:b w:val="0"/>
           <w:i w:val="0"/>
-          <w:color w:val="0066CC"/>
+          <w:color w:val="0000FF"/>
           <w:sz w:val="24"/>
           <w:u w:val="single"/>
         </w:rPr>
-        <w:hyperlink r:id="rId12" w:history="1">
+        <w:hyperlink r:id="rId10" w:history="1">
           <w:r>
             <w:rPr>
               <w:rStyle w:val="Hyperlink"/>
@@ -714,11 +732,11 @@
           <w:rFonts w:ascii="Charis SIL Regular" w:hAnsi="Charis SIL Regular" w:eastAsia="Charis SIL Regular"/>
           <w:b w:val="0"/>
           <w:i w:val="0"/>
-          <w:color w:val="0066CC"/>
+          <w:color w:val="0000FF"/>
           <w:sz w:val="24"/>
           <w:u w:val="single"/>
         </w:rPr>
-        <w:hyperlink r:id="rId12" w:history="1">
+        <w:hyperlink r:id="rId10" w:history="1">
           <w:r>
             <w:rPr>
               <w:rStyle w:val="Hyperlink"/>
@@ -732,7 +750,7 @@
           <w:rFonts w:ascii="Charis SIL Regular" w:hAnsi="Charis SIL Regular" w:eastAsia="Charis SIL Regular"/>
           <w:b w:val="0"/>
           <w:i w:val="0"/>
-          <w:color w:val="0066CC"/>
+          <w:color w:val="0000FF"/>
           <w:sz w:val="24"/>
           <w:u w:val="single"/>
         </w:rPr>
@@ -743,11 +761,11 @@
           <w:rFonts w:ascii="Charis SIL Regular" w:hAnsi="Charis SIL Regular" w:eastAsia="Charis SIL Regular"/>
           <w:b w:val="0"/>
           <w:i w:val="0"/>
-          <w:color w:val="0066CC"/>
+          <w:color w:val="0000FF"/>
           <w:sz w:val="24"/>
           <w:u w:val="single"/>
         </w:rPr>
-        <w:hyperlink r:id="rId12" w:history="1">
+        <w:hyperlink r:id="rId10" w:history="1">
           <w:r>
             <w:rPr>
               <w:rStyle w:val="Hyperlink"/>
@@ -761,11 +779,11 @@
           <w:rFonts w:ascii="Charis SIL Regular" w:hAnsi="Charis SIL Regular" w:eastAsia="Charis SIL Regular"/>
           <w:b w:val="0"/>
           <w:i w:val="0"/>
-          <w:color w:val="0066CC"/>
+          <w:color w:val="0000FF"/>
           <w:sz w:val="24"/>
           <w:u w:val="single"/>
         </w:rPr>
-        <w:hyperlink r:id="rId12" w:history="1">
+        <w:hyperlink r:id="rId10" w:history="1">
           <w:r>
             <w:rPr>
               <w:rStyle w:val="Hyperlink"/>
@@ -779,11 +797,11 @@
           <w:rFonts w:ascii="Charis SIL Regular" w:hAnsi="Charis SIL Regular" w:eastAsia="Charis SIL Regular"/>
           <w:b w:val="0"/>
           <w:i w:val="0"/>
-          <w:color w:val="0066CC"/>
+          <w:color w:val="0000FF"/>
           <w:sz w:val="24"/>
           <w:u w:val="single"/>
         </w:rPr>
-        <w:hyperlink r:id="rId12" w:history="1">
+        <w:hyperlink r:id="rId10" w:history="1">
           <w:r>
             <w:rPr>
               <w:rStyle w:val="Hyperlink"/>
@@ -797,7 +815,7 @@
           <w:rFonts w:ascii="Charis SIL Regular" w:hAnsi="Charis SIL Regular" w:eastAsia="Charis SIL Regular"/>
           <w:b w:val="0"/>
           <w:i w:val="0"/>
-          <w:color w:val="0066CC"/>
+          <w:color w:val="0000FF"/>
           <w:sz w:val="24"/>
           <w:u w:val="single"/>
         </w:rPr>
@@ -808,7 +826,7 @@
           <w:rFonts w:ascii="Charis SIL Regular" w:hAnsi="Charis SIL Regular" w:eastAsia="Charis SIL Regular"/>
           <w:b w:val="0"/>
           <w:i w:val="0"/>
-          <w:color w:val="0066CC"/>
+          <w:color w:val="0000FF"/>
           <w:sz w:val="24"/>
           <w:u w:val="single"/>
         </w:rPr>
@@ -826,7 +844,7 @@
           <w:rFonts w:ascii="Charis SIL Regular" w:hAnsi="Charis SIL Regular" w:eastAsia="Charis SIL Regular"/>
           <w:b w:val="0"/>
           <w:i w:val="0"/>
-          <w:color w:val="0066CC"/>
+          <w:color w:val="0000FF"/>
           <w:sz w:val="24"/>
           <w:u w:val="single"/>
         </w:rPr>
@@ -844,7 +862,7 @@
           <w:rFonts w:ascii="Charis SIL Regular" w:hAnsi="Charis SIL Regular" w:eastAsia="Charis SIL Regular"/>
           <w:b w:val="0"/>
           <w:i w:val="0"/>
-          <w:color w:val="0066CC"/>
+          <w:color w:val="0000FF"/>
           <w:sz w:val="24"/>
           <w:u w:val="single"/>
         </w:rPr>
@@ -862,7 +880,7 @@
           <w:rFonts w:ascii="Charis SIL Regular" w:hAnsi="Charis SIL Regular" w:eastAsia="Charis SIL Regular"/>
           <w:b w:val="0"/>
           <w:i w:val="0"/>
-          <w:color w:val="0066CC"/>
+          <w:color w:val="0000FF"/>
           <w:sz w:val="24"/>
           <w:u w:val="single"/>
         </w:rPr>
@@ -873,11 +891,11 @@
           <w:rFonts w:ascii="Charis SIL Regular" w:hAnsi="Charis SIL Regular" w:eastAsia="Charis SIL Regular"/>
           <w:b w:val="0"/>
           <w:i w:val="0"/>
-          <w:color w:val="0066CC"/>
+          <w:color w:val="0000FF"/>
           <w:sz w:val="24"/>
           <w:u w:val="single"/>
         </w:rPr>
-        <w:hyperlink r:id="rId10" w:history="1">
+        <w:hyperlink r:id="rId12" w:history="1">
           <w:r>
             <w:rPr>
               <w:rStyle w:val="Hyperlink"/>
@@ -891,7 +909,7 @@
           <w:rFonts w:ascii="Charis SIL Regular" w:hAnsi="Charis SIL Regular" w:eastAsia="Charis SIL Regular"/>
           <w:b w:val="0"/>
           <w:i w:val="0"/>
-          <w:color w:val="0066CC"/>
+          <w:color w:val="0000FF"/>
           <w:sz w:val="24"/>
           <w:u w:val="single"/>
         </w:rPr>
@@ -902,11 +920,11 @@
           <w:rFonts w:ascii="Charis SIL Regular" w:hAnsi="Charis SIL Regular" w:eastAsia="Charis SIL Regular"/>
           <w:b w:val="0"/>
           <w:i w:val="0"/>
-          <w:color w:val="0066CC"/>
+          <w:color w:val="0000FF"/>
           <w:sz w:val="24"/>
           <w:u w:val="single"/>
         </w:rPr>
-        <w:hyperlink r:id="rId10" w:history="1">
+        <w:hyperlink r:id="rId12" w:history="1">
           <w:r>
             <w:rPr>
               <w:rStyle w:val="Hyperlink"/>
@@ -920,21 +938,58 @@
           <w:rFonts w:ascii="Charis SIL Regular" w:hAnsi="Charis SIL Regular" w:eastAsia="Charis SIL Regular"/>
           <w:b w:val="0"/>
           <w:i w:val="0"/>
-          <w:color w:val="0066CC"/>
+          <w:color w:val="0000FF"/>
           <w:sz w:val="24"/>
+          <w:u w:val="single"/>
         </w:rPr>
-        <w:t>ije Oos</w:t>
+        <w:hyperlink r:id="rId12" w:history="1">
+          <w:r>
+            <w:rPr>
+              <w:rStyle w:val="Hyperlink"/>
+            </w:rPr>
+            <w:t>ije</w:t>
+          </w:r>
+        </w:hyperlink>
       </w:r>
       <w:r>
         <w:rPr>
           <w:rFonts w:ascii="Charis SIL Regular" w:hAnsi="Charis SIL Regular" w:eastAsia="Charis SIL Regular"/>
           <w:b w:val="0"/>
           <w:i w:val="0"/>
-          <w:color w:val="0066CC"/>
+          <w:color w:val="0000FF"/>
           <w:sz w:val="24"/>
           <w:u w:val="single"/>
         </w:rPr>
-        <w:hyperlink r:id="rId11" w:history="1">
+        <w:t xml:space="preserve"> </w:t>
+      </w:r>
+      <w:r>
+        <w:rPr>
+          <w:rFonts w:ascii="Charis SIL Regular" w:hAnsi="Charis SIL Regular" w:eastAsia="Charis SIL Regular"/>
+          <w:b w:val="0"/>
+          <w:i w:val="0"/>
+          <w:color w:val="0000FF"/>
+          <w:sz w:val="24"/>
+          <w:u w:val="single"/>
+        </w:rPr>
+        <w:hyperlink r:id="rId12" w:history="1">
+          <w:r>
+            <w:rPr>
+              <w:rStyle w:val="Hyperlink"/>
+            </w:rPr>
+            <w:t>Oos</w:t>
+          </w:r>
+        </w:hyperlink>
+      </w:r>
+      <w:r>
+        <w:rPr>
+          <w:rFonts w:ascii="Charis SIL Regular" w:hAnsi="Charis SIL Regular" w:eastAsia="Charis SIL Regular"/>
+          <w:b w:val="0"/>
+          <w:i w:val="0"/>
+          <w:color w:val="0000FF"/>
+          <w:sz w:val="24"/>
+          <w:u w:val="single"/>
+        </w:rPr>
+        <w:hyperlink r:id="rId12" w:history="1">
           <w:r>
             <w:rPr>
               <w:rStyle w:val="Hyperlink"/>
@@ -945,7 +1000,7 @@
       </w:r>
       <w:r>
         <w:rPr>
-          <w:u w:val="single" w:color="0066cc"/>
+          <w:u w:val="single" w:color="0000ff"/>
           <w:rFonts w:ascii="Charis SIL Regular" w:hAnsi="Charis SIL Regular" w:eastAsia="Charis SIL Regular"/>
           <w:b w:val="0"/>
           <w:i w:val="0"/>
@@ -1006,7 +1061,7 @@
           <w:rFonts w:ascii="Charis SIL Regular" w:hAnsi="Charis SIL Regular" w:eastAsia="Charis SIL Regular"/>
           <w:b w:val="0"/>
           <w:i w:val="0"/>
-          <w:color w:val="0066CC"/>
+          <w:color w:val="0000FF"/>
           <w:sz w:val="24"/>
           <w:u w:val="single"/>
         </w:rPr>
@@ -1024,7 +1079,7 @@
           <w:rFonts w:ascii="Charis SIL Regular" w:hAnsi="Charis SIL Regular" w:eastAsia="Charis SIL Regular"/>
           <w:b w:val="0"/>
           <w:i w:val="0"/>
-          <w:color w:val="0066CC"/>
+          <w:color w:val="0000FF"/>
           <w:sz w:val="24"/>
           <w:u w:val="single"/>
         </w:rPr>
@@ -1052,7 +1107,7 @@
           <w:rFonts w:ascii="Charis SIL Regular" w:hAnsi="Charis SIL Regular" w:eastAsia="Charis SIL Regular"/>
           <w:b w:val="0"/>
           <w:i w:val="0"/>
-          <w:color w:val="0066CC"/>
+          <w:color w:val="0000FF"/>
           <w:sz w:val="24"/>
           <w:u w:val="single"/>
         </w:rPr>
@@ -1070,7 +1125,7 @@
           <w:rFonts w:ascii="Charis SIL Regular" w:hAnsi="Charis SIL Regular" w:eastAsia="Charis SIL Regular"/>
           <w:b w:val="0"/>
           <w:i w:val="0"/>
-          <w:color w:val="0066CC"/>
+          <w:color w:val="0000FF"/>
           <w:sz w:val="24"/>
           <w:u w:val="single"/>
         </w:rPr>
@@ -1081,7 +1136,7 @@
           <w:rFonts w:ascii="Charis SIL Regular" w:hAnsi="Charis SIL Regular" w:eastAsia="Charis SIL Regular"/>
           <w:b w:val="0"/>
           <w:i w:val="0"/>
-          <w:color w:val="0066CC"/>
+          <w:color w:val="0000FF"/>
           <w:sz w:val="24"/>
           <w:u w:val="single"/>
         </w:rPr>
@@ -1109,7 +1164,7 @@
           <w:rFonts w:ascii="Charis SIL Regular" w:hAnsi="Charis SIL Regular" w:eastAsia="Charis SIL Regular"/>
           <w:b w:val="0"/>
           <w:i w:val="0"/>
-          <w:color w:val="0066CC"/>
+          <w:color w:val="0000FF"/>
           <w:sz w:val="24"/>
           <w:u w:val="single"/>
         </w:rPr>
@@ -1127,7 +1182,7 @@
           <w:rFonts w:ascii="Charis SIL Regular" w:hAnsi="Charis SIL Regular" w:eastAsia="Charis SIL Regular"/>
           <w:b w:val="0"/>
           <w:i w:val="0"/>
-          <w:color w:val="0066CC"/>
+          <w:color w:val="0000FF"/>
           <w:sz w:val="24"/>
           <w:u w:val="single"/>
         </w:rPr>
@@ -1138,7 +1193,7 @@
           <w:rFonts w:ascii="Charis SIL Regular" w:hAnsi="Charis SIL Regular" w:eastAsia="Charis SIL Regular"/>
           <w:b w:val="0"/>
           <w:i w:val="0"/>
-          <w:color w:val="0066CC"/>
+          <w:color w:val="0000FF"/>
           <w:sz w:val="24"/>
           <w:u w:val="single"/>
         </w:rPr>
@@ -1163,7 +1218,7 @@
       </w:r>
       <w:r>
         <w:rPr>
-          <w:u w:val="single" w:color="0066cc"/>
+          <w:u w:val="single" w:color="0000ff"/>
           <w:rFonts w:ascii="Charis SIL Regular" w:hAnsi="Charis SIL Regular" w:eastAsia="Charis SIL Regular"/>
           <w:b w:val="0"/>
           <w:i w:val="0"/>
@@ -1174,7 +1229,7 @@
       </w:r>
       <w:r>
         <w:rPr>
-          <w:u w:val="single" w:color="0066cc"/>
+          <w:u w:val="single" w:color="0000ff"/>
           <w:rFonts w:ascii="Charis SIL Regular" w:hAnsi="Charis SIL Regular" w:eastAsia="Charis SIL Regular"/>
           <w:b w:val="0"/>
           <w:i w:val="0"/>
@@ -1192,7 +1247,7 @@
       </w:r>
       <w:r>
         <w:rPr>
-          <w:u w:val="single" w:color="0066cc"/>
+          <w:u w:val="single" w:color="0000ff"/>
           <w:rFonts w:ascii="Charis SIL Regular" w:hAnsi="Charis SIL Regular" w:eastAsia="Charis SIL Regular"/>
           <w:b w:val="0"/>
           <w:i w:val="0"/>
@@ -1220,7 +1275,7 @@
       </w:r>
       <w:r>
         <w:rPr>
-          <w:u w:val="single" w:color="0066cc"/>
+          <w:u w:val="single" w:color="0000ff"/>
           <w:rFonts w:ascii="Charis SIL Regular" w:hAnsi="Charis SIL Regular" w:eastAsia="Charis SIL Regular"/>
           <w:b w:val="0"/>
           <w:i w:val="0"/>
@@ -1238,7 +1293,7 @@
       </w:r>
       <w:r>
         <w:rPr>
-          <w:u w:val="single" w:color="0066cc"/>
+          <w:u w:val="single" w:color="0000ff"/>
           <w:rFonts w:ascii="Charis SIL Regular" w:hAnsi="Charis SIL Regular" w:eastAsia="Charis SIL Regular"/>
           <w:b w:val="0"/>
           <w:i w:val="0"/>
@@ -1256,7 +1311,7 @@
       </w:r>
       <w:r>
         <w:rPr>
-          <w:u w:val="single" w:color="0066cc"/>
+          <w:u w:val="single" w:color="0000ff"/>
           <w:rFonts w:ascii="Charis SIL Regular" w:hAnsi="Charis SIL Regular" w:eastAsia="Charis SIL Regular"/>
           <w:b w:val="0"/>
           <w:i w:val="0"/>
@@ -1284,7 +1339,7 @@
       </w:r>
       <w:r>
         <w:rPr>
-          <w:u w:val="single" w:color="0066cc"/>
+          <w:u w:val="single" w:color="0000ff"/>
           <w:rFonts w:ascii="Charis SIL Regular" w:hAnsi="Charis SIL Regular" w:eastAsia="Charis SIL Regular"/>
           <w:b w:val="0"/>
           <w:i w:val="0"/>
@@ -1302,7 +1357,7 @@
       </w:r>
       <w:r>
         <w:rPr>
-          <w:u w:val="single" w:color="0066cc"/>
+          <w:u w:val="single" w:color="0000ff"/>
           <w:rFonts w:ascii="Charis SIL Regular" w:hAnsi="Charis SIL Regular" w:eastAsia="Charis SIL Regular"/>
           <w:b w:val="0"/>
           <w:i w:val="0"/>
@@ -1393,7 +1448,7 @@
           <w:rFonts w:ascii="Charis SIL Regular" w:hAnsi="Charis SIL Regular" w:eastAsia="Charis SIL Regular"/>
           <w:b w:val="0"/>
           <w:i w:val="0"/>
-          <w:color w:val="0066CC"/>
+          <w:color w:val="0000FF"/>
           <w:sz w:val="24"/>
           <w:u w:val="single"/>
         </w:rPr>
@@ -1411,7 +1466,7 @@
           <w:rFonts w:ascii="Charis SIL Regular" w:hAnsi="Charis SIL Regular" w:eastAsia="Charis SIL Regular"/>
           <w:b w:val="0"/>
           <w:i w:val="0"/>
-          <w:color w:val="0066CC"/>
+          <w:color w:val="0000FF"/>
           <w:sz w:val="24"/>
           <w:u w:val="single"/>
         </w:rPr>
@@ -1422,7 +1477,7 @@
           <w:rFonts w:ascii="Charis SIL Regular" w:hAnsi="Charis SIL Regular" w:eastAsia="Charis SIL Regular"/>
           <w:b w:val="0"/>
           <w:i w:val="0"/>
-          <w:color w:val="0066CC"/>
+          <w:color w:val="0000FF"/>
           <w:sz w:val="24"/>
           <w:u w:val="single"/>
         </w:rPr>
@@ -1457,7 +1512,7 @@
       </w:r>
       <w:r>
         <w:rPr>
-          <w:u w:val="single" w:color="0066cc"/>
+          <w:u w:val="single" w:color="0000ff"/>
           <w:rFonts w:ascii="Charis SIL Regular" w:hAnsi="Charis SIL Regular" w:eastAsia="Charis SIL Regular"/>
           <w:b w:val="0"/>
           <w:i w:val="0"/>
@@ -1475,7 +1530,7 @@
       </w:r>
       <w:r>
         <w:rPr>
-          <w:u w:val="single" w:color="0066cc"/>
+          <w:u w:val="single" w:color="0000ff"/>
           <w:rFonts w:ascii="Charis SIL Regular" w:hAnsi="Charis SIL Regular" w:eastAsia="Charis SIL Regular"/>
           <w:b w:val="0"/>
           <w:i w:val="0"/>
@@ -1493,7 +1548,7 @@
       </w:r>
       <w:r>
         <w:rPr>
-          <w:u w:val="single" w:color="0066cc"/>
+          <w:u w:val="single" w:color="0000ff"/>
           <w:rFonts w:ascii="Charis SIL Regular" w:hAnsi="Charis SIL Regular" w:eastAsia="Charis SIL Regular"/>
           <w:b w:val="0"/>
           <w:i w:val="0"/>
@@ -1534,7 +1589,7 @@
           <w:rFonts w:ascii="Charis SIL Italic" w:hAnsi="Charis SIL Italic" w:eastAsia="Charis SIL Italic"/>
           <w:b w:val="0"/>
           <w:i/>
-          <w:color w:val="0066CC"/>
+          <w:color w:val="0000FF"/>
           <w:sz w:val="24"/>
           <w:u w:val="single"/>
         </w:rPr>
@@ -1552,7 +1607,7 @@
           <w:rFonts w:ascii="Charis SIL Italic" w:hAnsi="Charis SIL Italic" w:eastAsia="Charis SIL Italic"/>
           <w:b w:val="0"/>
           <w:i/>
-          <w:color w:val="0066CC"/>
+          <w:color w:val="0000FF"/>
           <w:sz w:val="24"/>
           <w:u w:val="single"/>
         </w:rPr>
@@ -1563,7 +1618,7 @@
           <w:rFonts w:ascii="Charis SIL Italic" w:hAnsi="Charis SIL Italic" w:eastAsia="Charis SIL Italic"/>
           <w:b w:val="0"/>
           <w:i/>
-          <w:color w:val="0066CC"/>
+          <w:color w:val="0000FF"/>
           <w:sz w:val="24"/>
           <w:u w:val="single"/>
         </w:rPr>
@@ -1591,7 +1646,7 @@
           <w:rFonts w:ascii="Charis SIL Regular" w:hAnsi="Charis SIL Regular" w:eastAsia="Charis SIL Regular"/>
           <w:b w:val="0"/>
           <w:i w:val="0"/>
-          <w:color w:val="0066CC"/>
+          <w:color w:val="0000FF"/>
           <w:sz w:val="24"/>
           <w:u w:val="single"/>
         </w:rPr>
@@ -1609,7 +1664,7 @@
           <w:rFonts w:ascii="Charis SIL Regular" w:hAnsi="Charis SIL Regular" w:eastAsia="Charis SIL Regular"/>
           <w:b w:val="0"/>
           <w:i w:val="0"/>
-          <w:color w:val="0066CC"/>
+          <w:color w:val="0000FF"/>
           <w:sz w:val="24"/>
           <w:u w:val="single"/>
         </w:rPr>
@@ -1620,7 +1675,7 @@
           <w:rFonts w:ascii="Charis SIL Regular" w:hAnsi="Charis SIL Regular" w:eastAsia="Charis SIL Regular"/>
           <w:b w:val="0"/>
           <w:i w:val="0"/>
-          <w:color w:val="0066CC"/>
+          <w:color w:val="0000FF"/>
           <w:sz w:val="24"/>
           <w:u w:val="single"/>
         </w:rPr>
@@ -1638,7 +1693,7 @@
           <w:rFonts w:ascii="Charis SIL Regular" w:hAnsi="Charis SIL Regular" w:eastAsia="Charis SIL Regular"/>
           <w:b w:val="0"/>
           <w:i w:val="0"/>
-          <w:color w:val="0066CC"/>
+          <w:color w:val="0000FF"/>
           <w:sz w:val="24"/>
           <w:u w:val="single"/>
         </w:rPr>
@@ -1656,11 +1711,11 @@
           <w:rFonts w:ascii="Charis SIL Regular" w:hAnsi="Charis SIL Regular" w:eastAsia="Charis SIL Regular"/>
           <w:b w:val="0"/>
           <w:i w:val="0"/>
-          <w:color w:val="0066CC"/>
+          <w:color w:val="0000FF"/>
           <w:sz w:val="24"/>
           <w:u w:val="single"/>
         </w:rPr>
-        <w:hyperlink r:id="rId14" w:history="1">
+        <w:hyperlink r:id="rId15" w:history="1">
           <w:r>
             <w:rPr>
               <w:rStyle w:val="Hyperlink"/>
@@ -1674,11 +1729,11 @@
           <w:rFonts w:ascii="Charis SIL Regular" w:hAnsi="Charis SIL Regular" w:eastAsia="Charis SIL Regular"/>
           <w:b w:val="0"/>
           <w:i w:val="0"/>
-          <w:color w:val="0066CC"/>
+          <w:color w:val="0000FF"/>
           <w:sz w:val="24"/>
           <w:u w:val="single"/>
         </w:rPr>
-        <w:hyperlink r:id="rId14" w:history="1">
+        <w:hyperlink r:id="rId15" w:history="1">
           <w:r>
             <w:rPr>
               <w:rStyle w:val="Hyperlink"/>
@@ -1689,7 +1744,7 @@
       </w:r>
       <w:r>
         <w:rPr>
-          <w:u w:val="single" w:color="0066cc"/>
+          <w:u w:val="single" w:color="0000ff"/>
           <w:rFonts w:ascii="Charis SIL Regular" w:hAnsi="Charis SIL Regular" w:eastAsia="Charis SIL Regular"/>
           <w:b w:val="0"/>
           <w:i w:val="0"/>
@@ -1707,7 +1762,7 @@
       </w:r>
       <w:r>
         <w:rPr>
-          <w:u w:val="single" w:color="0066cc"/>
+          <w:u w:val="single" w:color="0000ff"/>
           <w:rFonts w:ascii="Charis SIL Regular" w:hAnsi="Charis SIL Regular" w:eastAsia="Charis SIL Regular"/>
           <w:b w:val="0"/>
           <w:i w:val="0"/>
@@ -1731,7 +1786,7 @@
       </w:r>
       <w:r>
         <w:rPr>
-          <w:u w:val="single" w:color="0066cc"/>
+          <w:u w:val="single" w:color="0000ff"/>
           <w:rFonts w:ascii="Charis SIL Regular" w:hAnsi="Charis SIL Regular" w:eastAsia="Charis SIL Regular"/>
           <w:b w:val="0"/>
           <w:i w:val="0"/>
@@ -1749,7 +1804,7 @@
       </w:r>
       <w:r>
         <w:rPr>
-          <w:u w:val="single" w:color="0066cc"/>
+          <w:u w:val="single" w:color="0000ff"/>
           <w:rFonts w:ascii="Charis SIL Regular" w:hAnsi="Charis SIL Regular" w:eastAsia="Charis SIL Regular"/>
           <w:b w:val="0"/>
           <w:i w:val="0"/>
@@ -1767,7 +1822,7 @@
       </w:r>
       <w:r>
         <w:rPr>
-          <w:u w:val="single" w:color="0066cc"/>
+          <w:u w:val="single" w:color="0000ff"/>
           <w:rFonts w:ascii="Charis SIL Regular" w:hAnsi="Charis SIL Regular" w:eastAsia="Charis SIL Regular"/>
           <w:b w:val="0"/>
           <w:i w:val="0"/>
@@ -1808,7 +1863,7 @@
           <w:rFonts w:ascii="Charis SIL Italic" w:hAnsi="Charis SIL Italic" w:eastAsia="Charis SIL Italic"/>
           <w:b w:val="0"/>
           <w:i/>
-          <w:color w:val="0066CC"/>
+          <w:color w:val="0000FF"/>
           <w:sz w:val="24"/>
           <w:u w:val="single"/>
         </w:rPr>
@@ -1826,7 +1881,7 @@
           <w:rFonts w:ascii="Charis SIL Italic" w:hAnsi="Charis SIL Italic" w:eastAsia="Charis SIL Italic"/>
           <w:b w:val="0"/>
           <w:i/>
-          <w:color w:val="0066CC"/>
+          <w:color w:val="0000FF"/>
           <w:sz w:val="24"/>
           <w:u w:val="single"/>
         </w:rPr>
@@ -1837,7 +1892,7 @@
           <w:rFonts w:ascii="Charis SIL Italic" w:hAnsi="Charis SIL Italic" w:eastAsia="Charis SIL Italic"/>
           <w:b w:val="0"/>
           <w:i/>
-          <w:color w:val="0066CC"/>
+          <w:color w:val="0000FF"/>
           <w:sz w:val="24"/>
           <w:u w:val="single"/>
         </w:rPr>
@@ -1862,20 +1917,78 @@
       </w:r>
       <w:r>
         <w:rPr>
+          <w:u w:val="single" w:color="0000ff"/>
           <w:rFonts w:ascii="Charis SIL Regular" w:hAnsi="Charis SIL Regular" w:eastAsia="Charis SIL Regular"/>
           <w:b w:val="0"/>
           <w:i w:val="0"/>
           <w:color w:val="000000"/>
           <w:sz w:val="24"/>
         </w:rPr>
-        <w:t xml:space="preserve">bepaalde informatie niet kunnen vinden is het ook altijd mogelijk om </w:t>
+        <w:hyperlink r:id="rId17" w:history="1">
+          <w:r>
+            <w:rPr>
+              <w:rStyle w:val="Hyperlink"/>
+            </w:rPr>
+            <w:t>bepaalde</w:t>
+          </w:r>
+        </w:hyperlink>
+      </w:r>
+      <w:r>
+        <w:rPr>
+          <w:u w:val="single" w:color="0000ff"/>
+          <w:rFonts w:ascii="Charis SIL Regular" w:hAnsi="Charis SIL Regular" w:eastAsia="Charis SIL Regular"/>
+          <w:b w:val="0"/>
+          <w:i w:val="0"/>
+          <w:color w:val="000000"/>
+          <w:sz w:val="24"/>
+        </w:rPr>
+        <w:t xml:space="preserve"> </w:t>
+      </w:r>
+      <w:r>
+        <w:rPr>
+          <w:u w:val="single" w:color="0000ff"/>
+          <w:rFonts w:ascii="Charis SIL Regular" w:hAnsi="Charis SIL Regular" w:eastAsia="Charis SIL Regular"/>
+          <w:b w:val="0"/>
+          <w:i w:val="0"/>
+          <w:color w:val="000000"/>
+          <w:sz w:val="24"/>
+        </w:rPr>
+        <w:hyperlink r:id="rId17" w:history="1">
+          <w:r>
+            <w:rPr>
+              <w:rStyle w:val="Hyperlink"/>
+            </w:rPr>
+            <w:t>infor</w:t>
+          </w:r>
+        </w:hyperlink>
+      </w:r>
+      <w:r>
+        <w:rPr>
+          <w:u w:val="single" w:color="0000ff"/>
+          <w:rFonts w:ascii="Charis SIL Regular" w:hAnsi="Charis SIL Regular" w:eastAsia="Charis SIL Regular"/>
+          <w:b w:val="0"/>
+          <w:i w:val="0"/>
+          <w:color w:val="000000"/>
+          <w:sz w:val="24"/>
+        </w:rPr>
+        <w:t>m</w:t>
       </w:r>
       <w:r>
         <w:rPr>
           <w:rFonts w:ascii="Charis SIL Regular" w:hAnsi="Charis SIL Regular" w:eastAsia="Charis SIL Regular"/>
           <w:b w:val="0"/>
           <w:i w:val="0"/>
-          <w:color w:val="0066CC"/>
+          <w:color w:val="000000"/>
+          <w:sz w:val="24"/>
+        </w:rPr>
+        <w:t xml:space="preserve">atie niet kunnen vinden is het ook altijd mogelijk om </w:t>
+      </w:r>
+      <w:r>
+        <w:rPr>
+          <w:rFonts w:ascii="Charis SIL Regular" w:hAnsi="Charis SIL Regular" w:eastAsia="Charis SIL Regular"/>
+          <w:b w:val="0"/>
+          <w:i w:val="0"/>
+          <w:color w:val="0000FF"/>
           <w:sz w:val="24"/>
           <w:u w:val="single"/>
         </w:rPr>
@@ -1953,8 +2066,9 @@
           <w:rFonts w:ascii="Charis SIL Regular" w:hAnsi="Charis SIL Regular" w:eastAsia="Charis SIL Regular"/>
           <w:b w:val="0"/>
           <w:i w:val="0"/>
-          <w:color w:val="0066CC"/>
+          <w:color w:val="0000FF"/>
           <w:sz w:val="24"/>
+          <w:u w:val="single"/>
         </w:rPr>
         <w:t>Bronnen</w:t>
       </w:r>
@@ -1976,11 +2090,22 @@
           <w:rFonts w:ascii="Charis SIL Regular" w:hAnsi="Charis SIL Regular" w:eastAsia="Charis SIL Regular"/>
           <w:b w:val="0"/>
           <w:i w:val="0"/>
-          <w:color w:val="0066CC"/>
+          <w:color w:val="0000FF"/>
           <w:sz w:val="24"/>
           <w:u w:val="single"/>
         </w:rPr>
-        <w:t>Wetenschappelijk onderzoek in koloniale gebieden</w:t>
+        <w:t>Wetensc</w:t>
+      </w:r>
+      <w:r>
+        <w:rPr>
+          <w:rFonts w:ascii="Charis SIL Regular" w:hAnsi="Charis SIL Regular" w:eastAsia="Charis SIL Regular"/>
+          <w:b w:val="0"/>
+          <w:i w:val="0"/>
+          <w:color w:val="0000FF"/>
+          <w:sz w:val="24"/>
+          <w:u w:val="single"/>
+        </w:rPr>
+        <w:t>happelijk onderzoek in koloniale gebieden</w:t>
       </w:r>
     </w:p>
     <w:p>
@@ -2026,7 +2151,7 @@
           <w:rFonts w:ascii="Charis SIL Regular" w:hAnsi="Charis SIL Regular" w:eastAsia="Charis SIL Regular"/>
           <w:b w:val="0"/>
           <w:i w:val="0"/>
-          <w:color w:val="0066CC"/>
+          <w:color w:val="0000FF"/>
           <w:sz w:val="24"/>
           <w:u w:val="single"/>
         </w:rPr>
@@ -2047,7 +2172,7 @@
           <w:rFonts w:ascii="Charis SIL Regular" w:hAnsi="Charis SIL Regular" w:eastAsia="Charis SIL Regular"/>
           <w:b w:val="0"/>
           <w:i w:val="0"/>
-          <w:color w:val="0066CC"/>
+          <w:color w:val="0000FF"/>
           <w:sz w:val="24"/>
           <w:u w:val="single"/>
         </w:rPr>
@@ -2201,7 +2326,7 @@
           <w:rFonts w:ascii="Charis SIL Regular" w:hAnsi="Charis SIL Regular" w:eastAsia="Charis SIL Regular"/>
           <w:b w:val="0"/>
           <w:i w:val="0"/>
-          <w:color w:val="0066CC"/>
+          <w:color w:val="0000FF"/>
           <w:sz w:val="24"/>
           <w:u w:val="single"/>
         </w:rPr>
@@ -2219,7 +2344,7 @@
           <w:rFonts w:ascii="Charis SIL Regular" w:hAnsi="Charis SIL Regular" w:eastAsia="Charis SIL Regular"/>
           <w:b w:val="0"/>
           <w:i w:val="0"/>
-          <w:color w:val="0066CC"/>
+          <w:color w:val="0000FF"/>
           <w:sz w:val="24"/>
           <w:u w:val="single"/>
         </w:rPr>
@@ -2237,7 +2362,7 @@
           <w:rFonts w:ascii="Charis SIL Regular" w:hAnsi="Charis SIL Regular" w:eastAsia="Charis SIL Regular"/>
           <w:b w:val="0"/>
           <w:i w:val="0"/>
-          <w:color w:val="0066CC"/>
+          <w:color w:val="0000FF"/>
           <w:sz w:val="24"/>
           <w:u w:val="single"/>
         </w:rPr>
@@ -2255,7 +2380,7 @@
           <w:rFonts w:ascii="Charis SIL Regular" w:hAnsi="Charis SIL Regular" w:eastAsia="Charis SIL Regular"/>
           <w:b w:val="0"/>
           <w:i w:val="0"/>
-          <w:color w:val="0066CC"/>
+          <w:color w:val="0000FF"/>
           <w:sz w:val="24"/>
           <w:u w:val="single"/>
         </w:rPr>
@@ -2273,7 +2398,7 @@
           <w:rFonts w:ascii="Charis SIL Regular" w:hAnsi="Charis SIL Regular" w:eastAsia="Charis SIL Regular"/>
           <w:b w:val="0"/>
           <w:i w:val="0"/>
-          <w:color w:val="0066CC"/>
+          <w:color w:val="0000FF"/>
           <w:sz w:val="24"/>
           <w:u w:val="single"/>
         </w:rPr>
@@ -2361,7 +2486,7 @@
           <w:rFonts w:ascii="Charis SIL Regular" w:hAnsi="Charis SIL Regular" w:eastAsia="Charis SIL Regular"/>
           <w:b w:val="0"/>
           <w:i w:val="0"/>
-          <w:color w:val="0066CC"/>
+          <w:color w:val="0000FF"/>
           <w:sz w:val="24"/>
           <w:u w:val="single"/>
         </w:rPr>
@@ -2379,7 +2504,7 @@
           <w:rFonts w:ascii="Charis SIL Regular" w:hAnsi="Charis SIL Regular" w:eastAsia="Charis SIL Regular"/>
           <w:b w:val="0"/>
           <w:i w:val="0"/>
-          <w:color w:val="0066CC"/>
+          <w:color w:val="0000FF"/>
           <w:sz w:val="24"/>
           <w:u w:val="single"/>
         </w:rPr>
@@ -2397,7 +2522,7 @@
           <w:rFonts w:ascii="Charis SIL Regular" w:hAnsi="Charis SIL Regular" w:eastAsia="Charis SIL Regular"/>
           <w:b w:val="0"/>
           <w:i w:val="0"/>
-          <w:color w:val="0066CC"/>
+          <w:color w:val="0000FF"/>
           <w:sz w:val="24"/>
           <w:u w:val="single"/>
         </w:rPr>
@@ -2415,7 +2540,7 @@
           <w:rFonts w:ascii="Charis SIL Regular" w:hAnsi="Charis SIL Regular" w:eastAsia="Charis SIL Regular"/>
           <w:b w:val="0"/>
           <w:i w:val="0"/>
-          <w:color w:val="0066CC"/>
+          <w:color w:val="0000FF"/>
           <w:sz w:val="24"/>
           <w:u w:val="single"/>
         </w:rPr>
@@ -2533,7 +2658,7 @@
           <w:rFonts w:ascii="Charis SIL Regular" w:hAnsi="Charis SIL Regular" w:eastAsia="Charis SIL Regular"/>
           <w:b w:val="0"/>
           <w:i w:val="0"/>
-          <w:color w:val="0066CC"/>
+          <w:color w:val="0000FF"/>
           <w:sz w:val="24"/>
           <w:u w:val="single"/>
         </w:rPr>
@@ -2551,7 +2676,7 @@
           <w:rFonts w:ascii="Charis SIL Regular" w:hAnsi="Charis SIL Regular" w:eastAsia="Charis SIL Regular"/>
           <w:b w:val="0"/>
           <w:i w:val="0"/>
-          <w:color w:val="0066CC"/>
+          <w:color w:val="0000FF"/>
           <w:sz w:val="24"/>
           <w:u w:val="single"/>
         </w:rPr>

--- a/EXPORTS/DOCX/published/niveau3/Dutch/UniversiteitsbibliotheekLeiden.docx
+++ b/EXPORTS/DOCX/published/niveau3/Dutch/UniversiteitsbibliotheekLeiden.docx
@@ -700,7 +700,7 @@
           <w:sz w:val="24"/>
           <w:u w:val="single"/>
         </w:rPr>
-        <w:hyperlink r:id="rId10" w:history="1">
+        <w:hyperlink r:id="rId12" w:history="1">
           <w:r>
             <w:rPr>
               <w:rStyle w:val="Hyperlink"/>
@@ -718,7 +718,7 @@
           <w:sz w:val="24"/>
           <w:u w:val="single"/>
         </w:rPr>
-        <w:hyperlink r:id="rId10" w:history="1">
+        <w:hyperlink r:id="rId12" w:history="1">
           <w:r>
             <w:rPr>
               <w:rStyle w:val="Hyperlink"/>
@@ -736,7 +736,7 @@
           <w:sz w:val="24"/>
           <w:u w:val="single"/>
         </w:rPr>
-        <w:hyperlink r:id="rId10" w:history="1">
+        <w:hyperlink r:id="rId12" w:history="1">
           <w:r>
             <w:rPr>
               <w:rStyle w:val="Hyperlink"/>
@@ -765,7 +765,7 @@
           <w:sz w:val="24"/>
           <w:u w:val="single"/>
         </w:rPr>
-        <w:hyperlink r:id="rId10" w:history="1">
+        <w:hyperlink r:id="rId12" w:history="1">
           <w:r>
             <w:rPr>
               <w:rStyle w:val="Hyperlink"/>
@@ -783,7 +783,7 @@
           <w:sz w:val="24"/>
           <w:u w:val="single"/>
         </w:rPr>
-        <w:hyperlink r:id="rId10" w:history="1">
+        <w:hyperlink r:id="rId12" w:history="1">
           <w:r>
             <w:rPr>
               <w:rStyle w:val="Hyperlink"/>
@@ -801,7 +801,7 @@
           <w:sz w:val="24"/>
           <w:u w:val="single"/>
         </w:rPr>
-        <w:hyperlink r:id="rId10" w:history="1">
+        <w:hyperlink r:id="rId12" w:history="1">
           <w:r>
             <w:rPr>
               <w:rStyle w:val="Hyperlink"/>
@@ -866,7 +866,7 @@
           <w:sz w:val="24"/>
           <w:u w:val="single"/>
         </w:rPr>
-        <w:hyperlink r:id="rId12" w:history="1">
+        <w:hyperlink r:id="rId10" w:history="1">
           <w:r>
             <w:rPr>
               <w:rStyle w:val="Hyperlink"/>
@@ -895,7 +895,7 @@
           <w:sz w:val="24"/>
           <w:u w:val="single"/>
         </w:rPr>
-        <w:hyperlink r:id="rId12" w:history="1">
+        <w:hyperlink r:id="rId10" w:history="1">
           <w:r>
             <w:rPr>
               <w:rStyle w:val="Hyperlink"/>
@@ -924,7 +924,7 @@
           <w:sz w:val="24"/>
           <w:u w:val="single"/>
         </w:rPr>
-        <w:hyperlink r:id="rId12" w:history="1">
+        <w:hyperlink r:id="rId10" w:history="1">
           <w:r>
             <w:rPr>
               <w:rStyle w:val="Hyperlink"/>
@@ -940,16 +940,8 @@
           <w:i w:val="0"/>
           <w:color w:val="0000FF"/>
           <w:sz w:val="24"/>
-          <w:u w:val="single"/>
         </w:rPr>
-        <w:hyperlink r:id="rId12" w:history="1">
-          <w:r>
-            <w:rPr>
-              <w:rStyle w:val="Hyperlink"/>
-            </w:rPr>
-            <w:t>ije</w:t>
-          </w:r>
-        </w:hyperlink>
+        <w:t>ije Oos</w:t>
       </w:r>
       <w:r>
         <w:rPr>
@@ -960,36 +952,7 @@
           <w:sz w:val="24"/>
           <w:u w:val="single"/>
         </w:rPr>
-        <w:t xml:space="preserve"> </w:t>
-      </w:r>
-      <w:r>
-        <w:rPr>
-          <w:rFonts w:ascii="Charis SIL Regular" w:hAnsi="Charis SIL Regular" w:eastAsia="Charis SIL Regular"/>
-          <w:b w:val="0"/>
-          <w:i w:val="0"/>
-          <w:color w:val="0000FF"/>
-          <w:sz w:val="24"/>
-          <w:u w:val="single"/>
-        </w:rPr>
-        <w:hyperlink r:id="rId12" w:history="1">
-          <w:r>
-            <w:rPr>
-              <w:rStyle w:val="Hyperlink"/>
-            </w:rPr>
-            <w:t>Oos</w:t>
-          </w:r>
-        </w:hyperlink>
-      </w:r>
-      <w:r>
-        <w:rPr>
-          <w:rFonts w:ascii="Charis SIL Regular" w:hAnsi="Charis SIL Regular" w:eastAsia="Charis SIL Regular"/>
-          <w:b w:val="0"/>
-          <w:i w:val="0"/>
-          <w:color w:val="0000FF"/>
-          <w:sz w:val="24"/>
-          <w:u w:val="single"/>
-        </w:rPr>
-        <w:hyperlink r:id="rId12" w:history="1">
+        <w:hyperlink r:id="rId11" w:history="1">
           <w:r>
             <w:rPr>
               <w:rStyle w:val="Hyperlink"/>
@@ -1648,99 +1611,8 @@
           <w:i w:val="0"/>
           <w:color w:val="0000FF"/>
           <w:sz w:val="24"/>
-          <w:u w:val="single"/>
         </w:rPr>
-        <w:hyperlink r:id="rId14" w:history="1">
-          <w:r>
-            <w:rPr>
-              <w:rStyle w:val="Hyperlink"/>
-            </w:rPr>
-            <w:t>online</w:t>
-          </w:r>
-        </w:hyperlink>
-      </w:r>
-      <w:r>
-        <w:rPr>
-          <w:rFonts w:ascii="Charis SIL Regular" w:hAnsi="Charis SIL Regular" w:eastAsia="Charis SIL Regular"/>
-          <w:b w:val="0"/>
-          <w:i w:val="0"/>
-          <w:color w:val="0000FF"/>
-          <w:sz w:val="24"/>
-          <w:u w:val="single"/>
-        </w:rPr>
-        <w:t xml:space="preserve"> </w:t>
-      </w:r>
-      <w:r>
-        <w:rPr>
-          <w:rFonts w:ascii="Charis SIL Regular" w:hAnsi="Charis SIL Regular" w:eastAsia="Charis SIL Regular"/>
-          <w:b w:val="0"/>
-          <w:i w:val="0"/>
-          <w:color w:val="0000FF"/>
-          <w:sz w:val="24"/>
-          <w:u w:val="single"/>
-        </w:rPr>
-        <w:hyperlink r:id="rId14" w:history="1">
-          <w:r>
-            <w:rPr>
-              <w:rStyle w:val="Hyperlink"/>
-            </w:rPr>
-            <w:t>raadpl</w:t>
-          </w:r>
-        </w:hyperlink>
-      </w:r>
-      <w:r>
-        <w:rPr>
-          <w:rFonts w:ascii="Charis SIL Regular" w:hAnsi="Charis SIL Regular" w:eastAsia="Charis SIL Regular"/>
-          <w:b w:val="0"/>
-          <w:i w:val="0"/>
-          <w:color w:val="0000FF"/>
-          <w:sz w:val="24"/>
-          <w:u w:val="single"/>
-        </w:rPr>
-        <w:hyperlink r:id="rId14" w:history="1">
-          <w:r>
-            <w:rPr>
-              <w:rStyle w:val="Hyperlink"/>
-            </w:rPr>
-            <w:t>e</w:t>
-          </w:r>
-        </w:hyperlink>
-      </w:r>
-      <w:r>
-        <w:rPr>
-          <w:rFonts w:ascii="Charis SIL Regular" w:hAnsi="Charis SIL Regular" w:eastAsia="Charis SIL Regular"/>
-          <w:b w:val="0"/>
-          <w:i w:val="0"/>
-          <w:color w:val="0000FF"/>
-          <w:sz w:val="24"/>
-          <w:u w:val="single"/>
-        </w:rPr>
-        <w:hyperlink r:id="rId15" w:history="1">
-          <w:r>
-            <w:rPr>
-              <w:rStyle w:val="Hyperlink"/>
-            </w:rPr>
-            <w:t>egbaa</w:t>
-          </w:r>
-        </w:hyperlink>
-      </w:r>
-      <w:r>
-        <w:rPr>
-          <w:rFonts w:ascii="Charis SIL Regular" w:hAnsi="Charis SIL Regular" w:eastAsia="Charis SIL Regular"/>
-          <w:b w:val="0"/>
-          <w:i w:val="0"/>
-          <w:color w:val="0000FF"/>
-          <w:sz w:val="24"/>
-          <w:u w:val="single"/>
-        </w:rPr>
-        <w:hyperlink r:id="rId15" w:history="1">
-          <w:r>
-            <w:rPr>
-              <w:rStyle w:val="Hyperlink"/>
-            </w:rPr>
-            <w:t>r</w:t>
-          </w:r>
-        </w:hyperlink>
+        <w:t>online raadpleegbaar</w:t>
       </w:r>
       <w:r>
         <w:rPr>
@@ -1786,7 +1658,6 @@
       </w:r>
       <w:r>
         <w:rPr>
-          <w:u w:val="single" w:color="0000ff"/>
           <w:rFonts w:ascii="Charis SIL Regular" w:hAnsi="Charis SIL Regular" w:eastAsia="Charis SIL Regular"/>
           <w:b w:val="0"/>
           <w:i w:val="0"/>
@@ -1804,7 +1675,6 @@
       </w:r>
       <w:r>
         <w:rPr>
-          <w:u w:val="single" w:color="0000ff"/>
           <w:rFonts w:ascii="Charis SIL Regular" w:hAnsi="Charis SIL Regular" w:eastAsia="Charis SIL Regular"/>
           <w:b w:val="0"/>
           <w:i w:val="0"/>
@@ -1822,7 +1692,6 @@
       </w:r>
       <w:r>
         <w:rPr>
-          <w:u w:val="single" w:color="0000ff"/>
           <w:rFonts w:ascii="Charis SIL Regular" w:hAnsi="Charis SIL Regular" w:eastAsia="Charis SIL Regular"/>
           <w:b w:val="0"/>
           <w:i w:val="0"/>

--- a/EXPORTS/DOCX/published/niveau3/Dutch/UniversiteitsbibliotheekLeiden.docx
+++ b/EXPORTS/DOCX/published/niveau3/Dutch/UniversiteitsbibliotheekLeiden.docx
@@ -224,25 +224,7 @@
           <w:color w:val="000000"/>
           <w:sz w:val="24"/>
         </w:rPr>
-        <w:t xml:space="preserve">Universiteit Leiden in 1575 markeert ook </w:t>
-      </w:r>
-      <w:r>
-        <w:rPr>
-          <w:u w:val="single" w:color="0000ff"/>
-          <w:rFonts w:ascii="Charis SIL Regular" w:hAnsi="Charis SIL Regular" w:eastAsia="Charis SIL Regular"/>
-          <w:b w:val="0"/>
-          <w:i w:val="0"/>
-          <w:color w:val="000000"/>
-          <w:sz w:val="24"/>
-        </w:rPr>
-        <w:hyperlink r:id="rId9" w:history="1">
-          <w:r>
-            <w:rPr>
-              <w:rStyle w:val="Hyperlink"/>
-            </w:rPr>
-            <w:t>de sym</w:t>
-          </w:r>
-        </w:hyperlink>
+        <w:t>Universiteit Leiden in 1575 markeert ook de sym</w:t>
       </w:r>
       <w:r>
         <w:rPr>
@@ -675,7 +657,6 @@
       </w:r>
       <w:r>
         <w:rPr>
-          <w:u w:val="single" w:color="0000ff"/>
           <w:rFonts w:ascii="Charis SIL Regular" w:hAnsi="Charis SIL Regular" w:eastAsia="Charis SIL Regular"/>
           <w:b w:val="0"/>
           <w:i w:val="0"/>
@@ -866,7 +847,7 @@
           <w:sz w:val="24"/>
           <w:u w:val="single"/>
         </w:rPr>
-        <w:hyperlink r:id="rId10" w:history="1">
+        <w:hyperlink r:id="rId12" w:history="1">
           <w:r>
             <w:rPr>
               <w:rStyle w:val="Hyperlink"/>
@@ -895,7 +876,7 @@
           <w:sz w:val="24"/>
           <w:u w:val="single"/>
         </w:rPr>
-        <w:hyperlink r:id="rId10" w:history="1">
+        <w:hyperlink r:id="rId12" w:history="1">
           <w:r>
             <w:rPr>
               <w:rStyle w:val="Hyperlink"/>
@@ -924,7 +905,7 @@
           <w:sz w:val="24"/>
           <w:u w:val="single"/>
         </w:rPr>
-        <w:hyperlink r:id="rId10" w:history="1">
+        <w:hyperlink r:id="rId12" w:history="1">
           <w:r>
             <w:rPr>
               <w:rStyle w:val="Hyperlink"/>
@@ -940,8 +921,16 @@
           <w:i w:val="0"/>
           <w:color w:val="0000FF"/>
           <w:sz w:val="24"/>
+          <w:u w:val="single"/>
         </w:rPr>
-        <w:t>ije Oos</w:t>
+        <w:hyperlink r:id="rId12" w:history="1">
+          <w:r>
+            <w:rPr>
+              <w:rStyle w:val="Hyperlink"/>
+            </w:rPr>
+            <w:t>ije</w:t>
+          </w:r>
+        </w:hyperlink>
       </w:r>
       <w:r>
         <w:rPr>
@@ -952,7 +941,36 @@
           <w:sz w:val="24"/>
           <w:u w:val="single"/>
         </w:rPr>
-        <w:hyperlink r:id="rId11" w:history="1">
+        <w:t xml:space="preserve"> </w:t>
+      </w:r>
+      <w:r>
+        <w:rPr>
+          <w:rFonts w:ascii="Charis SIL Regular" w:hAnsi="Charis SIL Regular" w:eastAsia="Charis SIL Regular"/>
+          <w:b w:val="0"/>
+          <w:i w:val="0"/>
+          <w:color w:val="0000FF"/>
+          <w:sz w:val="24"/>
+          <w:u w:val="single"/>
+        </w:rPr>
+        <w:hyperlink r:id="rId12" w:history="1">
+          <w:r>
+            <w:rPr>
+              <w:rStyle w:val="Hyperlink"/>
+            </w:rPr>
+            <w:t>Oos</w:t>
+          </w:r>
+        </w:hyperlink>
+      </w:r>
+      <w:r>
+        <w:rPr>
+          <w:rFonts w:ascii="Charis SIL Regular" w:hAnsi="Charis SIL Regular" w:eastAsia="Charis SIL Regular"/>
+          <w:b w:val="0"/>
+          <w:i w:val="0"/>
+          <w:color w:val="0000FF"/>
+          <w:sz w:val="24"/>
+          <w:u w:val="single"/>
+        </w:rPr>
+        <w:hyperlink r:id="rId12" w:history="1">
           <w:r>
             <w:rPr>
               <w:rStyle w:val="Hyperlink"/>
@@ -1611,8 +1629,99 @@
           <w:i w:val="0"/>
           <w:color w:val="0000FF"/>
           <w:sz w:val="24"/>
+          <w:u w:val="single"/>
         </w:rPr>
-        <w:t>online raadpleegbaar</w:t>
+        <w:hyperlink r:id="rId14" w:history="1">
+          <w:r>
+            <w:rPr>
+              <w:rStyle w:val="Hyperlink"/>
+            </w:rPr>
+            <w:t>online</w:t>
+          </w:r>
+        </w:hyperlink>
+      </w:r>
+      <w:r>
+        <w:rPr>
+          <w:rFonts w:ascii="Charis SIL Regular" w:hAnsi="Charis SIL Regular" w:eastAsia="Charis SIL Regular"/>
+          <w:b w:val="0"/>
+          <w:i w:val="0"/>
+          <w:color w:val="0000FF"/>
+          <w:sz w:val="24"/>
+          <w:u w:val="single"/>
+        </w:rPr>
+        <w:t xml:space="preserve"> </w:t>
+      </w:r>
+      <w:r>
+        <w:rPr>
+          <w:rFonts w:ascii="Charis SIL Regular" w:hAnsi="Charis SIL Regular" w:eastAsia="Charis SIL Regular"/>
+          <w:b w:val="0"/>
+          <w:i w:val="0"/>
+          <w:color w:val="0000FF"/>
+          <w:sz w:val="24"/>
+          <w:u w:val="single"/>
+        </w:rPr>
+        <w:hyperlink r:id="rId14" w:history="1">
+          <w:r>
+            <w:rPr>
+              <w:rStyle w:val="Hyperlink"/>
+            </w:rPr>
+            <w:t>raadpl</w:t>
+          </w:r>
+        </w:hyperlink>
+      </w:r>
+      <w:r>
+        <w:rPr>
+          <w:rFonts w:ascii="Charis SIL Regular" w:hAnsi="Charis SIL Regular" w:eastAsia="Charis SIL Regular"/>
+          <w:b w:val="0"/>
+          <w:i w:val="0"/>
+          <w:color w:val="0000FF"/>
+          <w:sz w:val="24"/>
+          <w:u w:val="single"/>
+        </w:rPr>
+        <w:hyperlink r:id="rId14" w:history="1">
+          <w:r>
+            <w:rPr>
+              <w:rStyle w:val="Hyperlink"/>
+            </w:rPr>
+            <w:t>e</w:t>
+          </w:r>
+        </w:hyperlink>
+      </w:r>
+      <w:r>
+        <w:rPr>
+          <w:rFonts w:ascii="Charis SIL Regular" w:hAnsi="Charis SIL Regular" w:eastAsia="Charis SIL Regular"/>
+          <w:b w:val="0"/>
+          <w:i w:val="0"/>
+          <w:color w:val="0000FF"/>
+          <w:sz w:val="24"/>
+          <w:u w:val="single"/>
+        </w:rPr>
+        <w:hyperlink r:id="rId15" w:history="1">
+          <w:r>
+            <w:rPr>
+              <w:rStyle w:val="Hyperlink"/>
+            </w:rPr>
+            <w:t>egbaa</w:t>
+          </w:r>
+        </w:hyperlink>
+      </w:r>
+      <w:r>
+        <w:rPr>
+          <w:rFonts w:ascii="Charis SIL Regular" w:hAnsi="Charis SIL Regular" w:eastAsia="Charis SIL Regular"/>
+          <w:b w:val="0"/>
+          <w:i w:val="0"/>
+          <w:color w:val="0000FF"/>
+          <w:sz w:val="24"/>
+          <w:u w:val="single"/>
+        </w:rPr>
+        <w:hyperlink r:id="rId15" w:history="1">
+          <w:r>
+            <w:rPr>
+              <w:rStyle w:val="Hyperlink"/>
+            </w:rPr>
+            <w:t>r</w:t>
+          </w:r>
+        </w:hyperlink>
       </w:r>
       <w:r>
         <w:rPr>
@@ -1658,6 +1767,7 @@
       </w:r>
       <w:r>
         <w:rPr>
+          <w:u w:val="single" w:color="0000ff"/>
           <w:rFonts w:ascii="Charis SIL Regular" w:hAnsi="Charis SIL Regular" w:eastAsia="Charis SIL Regular"/>
           <w:b w:val="0"/>
           <w:i w:val="0"/>
@@ -1675,6 +1785,7 @@
       </w:r>
       <w:r>
         <w:rPr>
+          <w:u w:val="single" w:color="0000ff"/>
           <w:rFonts w:ascii="Charis SIL Regular" w:hAnsi="Charis SIL Regular" w:eastAsia="Charis SIL Regular"/>
           <w:b w:val="0"/>
           <w:i w:val="0"/>
@@ -1692,6 +1803,7 @@
       </w:r>
       <w:r>
         <w:rPr>
+          <w:u w:val="single" w:color="0000ff"/>
           <w:rFonts w:ascii="Charis SIL Regular" w:hAnsi="Charis SIL Regular" w:eastAsia="Charis SIL Regular"/>
           <w:b w:val="0"/>
           <w:i w:val="0"/>

--- a/EXPORTS/DOCX/published/niveau3/Dutch/UniversiteitsbibliotheekLeiden.docx
+++ b/EXPORTS/DOCX/published/niveau3/Dutch/UniversiteitsbibliotheekLeiden.docx
@@ -224,7 +224,25 @@
           <w:color w:val="000000"/>
           <w:sz w:val="24"/>
         </w:rPr>
-        <w:t>Universiteit Leiden in 1575 markeert ook de sym</w:t>
+        <w:t xml:space="preserve">Universiteit Leiden in 1575 markeert ook </w:t>
+      </w:r>
+      <w:r>
+        <w:rPr>
+          <w:u w:val="single" w:color="0000ff"/>
+          <w:rFonts w:ascii="Charis SIL Regular" w:hAnsi="Charis SIL Regular" w:eastAsia="Charis SIL Regular"/>
+          <w:b w:val="0"/>
+          <w:i w:val="0"/>
+          <w:color w:val="000000"/>
+          <w:sz w:val="24"/>
+        </w:rPr>
+        <w:hyperlink r:id="rId9" w:history="1">
+          <w:r>
+            <w:rPr>
+              <w:rStyle w:val="Hyperlink"/>
+            </w:rPr>
+            <w:t>de sym</w:t>
+          </w:r>
+        </w:hyperlink>
       </w:r>
       <w:r>
         <w:rPr>
@@ -653,24 +671,7 @@
           <w:color w:val="000000"/>
           <w:sz w:val="24"/>
         </w:rPr>
-        <w:t>bibliotheek van h</w:t>
-      </w:r>
-      <w:r>
-        <w:rPr>
-          <w:rFonts w:ascii="Charis SIL Regular" w:hAnsi="Charis SIL Regular" w:eastAsia="Charis SIL Regular"/>
-          <w:b w:val="0"/>
-          <w:i w:val="0"/>
-          <w:color w:val="000000"/>
-          <w:sz w:val="24"/>
-        </w:rPr>
-        <w:hyperlink r:id="rId10" w:history="1">
-          <w:r>
-            <w:rPr>
-              <w:rStyle w:val="Hyperlink"/>
-            </w:rPr>
-            <w:t xml:space="preserve">et </w:t>
-          </w:r>
-        </w:hyperlink>
+        <w:t xml:space="preserve">bibliotheek van het </w:t>
       </w:r>
       <w:r>
         <w:rPr>
@@ -876,7 +877,7 @@
           <w:sz w:val="24"/>
           <w:u w:val="single"/>
         </w:rPr>
-        <w:hyperlink r:id="rId12" w:history="1">
+        <w:hyperlink r:id="rId10" w:history="1">
           <w:r>
             <w:rPr>
               <w:rStyle w:val="Hyperlink"/>
@@ -905,7 +906,7 @@
           <w:sz w:val="24"/>
           <w:u w:val="single"/>
         </w:rPr>
-        <w:hyperlink r:id="rId12" w:history="1">
+        <w:hyperlink r:id="rId10" w:history="1">
           <w:r>
             <w:rPr>
               <w:rStyle w:val="Hyperlink"/>
@@ -970,7 +971,7 @@
           <w:sz w:val="24"/>
           <w:u w:val="single"/>
         </w:rPr>
-        <w:hyperlink r:id="rId12" w:history="1">
+        <w:hyperlink r:id="rId11" w:history="1">
           <w:r>
             <w:rPr>
               <w:rStyle w:val="Hyperlink"/>
@@ -1696,7 +1697,7 @@
           <w:sz w:val="24"/>
           <w:u w:val="single"/>
         </w:rPr>
-        <w:hyperlink r:id="rId15" w:history="1">
+        <w:hyperlink r:id="rId14" w:history="1">
           <w:r>
             <w:rPr>
               <w:rStyle w:val="Hyperlink"/>
@@ -1714,7 +1715,7 @@
           <w:sz w:val="24"/>
           <w:u w:val="single"/>
         </w:rPr>
-        <w:hyperlink r:id="rId15" w:history="1">
+        <w:hyperlink r:id="rId14" w:history="1">
           <w:r>
             <w:rPr>
               <w:rStyle w:val="Hyperlink"/>

--- a/EXPORTS/DOCX/published/niveau3/Dutch/UniversiteitsbibliotheekLeiden.docx
+++ b/EXPORTS/DOCX/published/niveau3/Dutch/UniversiteitsbibliotheekLeiden.docx
@@ -224,25 +224,7 @@
           <w:color w:val="000000"/>
           <w:sz w:val="24"/>
         </w:rPr>
-        <w:t xml:space="preserve">Universiteit Leiden in 1575 markeert ook </w:t>
-      </w:r>
-      <w:r>
-        <w:rPr>
-          <w:u w:val="single" w:color="0000ff"/>
-          <w:rFonts w:ascii="Charis SIL Regular" w:hAnsi="Charis SIL Regular" w:eastAsia="Charis SIL Regular"/>
-          <w:b w:val="0"/>
-          <w:i w:val="0"/>
-          <w:color w:val="000000"/>
-          <w:sz w:val="24"/>
-        </w:rPr>
-        <w:hyperlink r:id="rId9" w:history="1">
-          <w:r>
-            <w:rPr>
-              <w:rStyle w:val="Hyperlink"/>
-            </w:rPr>
-            <w:t>de sym</w:t>
-          </w:r>
-        </w:hyperlink>
+        <w:t>Universiteit Leiden in 1575 markeert ook de sym</w:t>
       </w:r>
       <w:r>
         <w:rPr>
@@ -671,7 +653,25 @@
           <w:color w:val="000000"/>
           <w:sz w:val="24"/>
         </w:rPr>
-        <w:t xml:space="preserve">bibliotheek van het </w:t>
+        <w:t>bibliotheek van h</w:t>
+      </w:r>
+      <w:r>
+        <w:rPr>
+          <w:u w:val="single" w:color="0000ff"/>
+          <w:rFonts w:ascii="Charis SIL Regular" w:hAnsi="Charis SIL Regular" w:eastAsia="Charis SIL Regular"/>
+          <w:b w:val="0"/>
+          <w:i w:val="0"/>
+          <w:color w:val="000000"/>
+          <w:sz w:val="24"/>
+        </w:rPr>
+        <w:hyperlink r:id="rId10" w:history="1">
+          <w:r>
+            <w:rPr>
+              <w:rStyle w:val="Hyperlink"/>
+            </w:rPr>
+            <w:t xml:space="preserve">et </w:t>
+          </w:r>
+        </w:hyperlink>
       </w:r>
       <w:r>
         <w:rPr>
@@ -682,7 +682,7 @@
           <w:sz w:val="24"/>
           <w:u w:val="single"/>
         </w:rPr>
-        <w:hyperlink r:id="rId12" w:history="1">
+        <w:hyperlink r:id="rId10" w:history="1">
           <w:r>
             <w:rPr>
               <w:rStyle w:val="Hyperlink"/>
@@ -700,7 +700,7 @@
           <w:sz w:val="24"/>
           <w:u w:val="single"/>
         </w:rPr>
-        <w:hyperlink r:id="rId12" w:history="1">
+        <w:hyperlink r:id="rId10" w:history="1">
           <w:r>
             <w:rPr>
               <w:rStyle w:val="Hyperlink"/>
@@ -718,7 +718,7 @@
           <w:sz w:val="24"/>
           <w:u w:val="single"/>
         </w:rPr>
-        <w:hyperlink r:id="rId12" w:history="1">
+        <w:hyperlink r:id="rId10" w:history="1">
           <w:r>
             <w:rPr>
               <w:rStyle w:val="Hyperlink"/>
@@ -747,7 +747,7 @@
           <w:sz w:val="24"/>
           <w:u w:val="single"/>
         </w:rPr>
-        <w:hyperlink r:id="rId12" w:history="1">
+        <w:hyperlink r:id="rId10" w:history="1">
           <w:r>
             <w:rPr>
               <w:rStyle w:val="Hyperlink"/>
@@ -765,7 +765,7 @@
           <w:sz w:val="24"/>
           <w:u w:val="single"/>
         </w:rPr>
-        <w:hyperlink r:id="rId12" w:history="1">
+        <w:hyperlink r:id="rId10" w:history="1">
           <w:r>
             <w:rPr>
               <w:rStyle w:val="Hyperlink"/>
@@ -783,7 +783,7 @@
           <w:sz w:val="24"/>
           <w:u w:val="single"/>
         </w:rPr>
-        <w:hyperlink r:id="rId12" w:history="1">
+        <w:hyperlink r:id="rId10" w:history="1">
           <w:r>
             <w:rPr>
               <w:rStyle w:val="Hyperlink"/>
@@ -812,7 +812,7 @@
           <w:sz w:val="24"/>
           <w:u w:val="single"/>
         </w:rPr>
-        <w:hyperlink r:id="rId12" w:history="1">
+        <w:hyperlink r:id="rId10" w:history="1">
           <w:r>
             <w:rPr>
               <w:rStyle w:val="Hyperlink"/>
@@ -830,7 +830,7 @@
           <w:sz w:val="24"/>
           <w:u w:val="single"/>
         </w:rPr>
-        <w:hyperlink r:id="rId12" w:history="1">
+        <w:hyperlink r:id="rId10" w:history="1">
           <w:r>
             <w:rPr>
               <w:rStyle w:val="Hyperlink"/>
@@ -848,7 +848,7 @@
           <w:sz w:val="24"/>
           <w:u w:val="single"/>
         </w:rPr>
-        <w:hyperlink r:id="rId12" w:history="1">
+        <w:hyperlink r:id="rId10" w:history="1">
           <w:r>
             <w:rPr>
               <w:rStyle w:val="Hyperlink"/>
@@ -906,7 +906,7 @@
           <w:sz w:val="24"/>
           <w:u w:val="single"/>
         </w:rPr>
-        <w:hyperlink r:id="rId10" w:history="1">
+        <w:hyperlink r:id="rId12" w:history="1">
           <w:r>
             <w:rPr>
               <w:rStyle w:val="Hyperlink"/>
@@ -951,7 +951,6 @@
           <w:i w:val="0"/>
           <w:color w:val="0000FF"/>
           <w:sz w:val="24"/>
-          <w:u w:val="single"/>
         </w:rPr>
         <w:hyperlink r:id="rId12" w:history="1">
           <w:r>
@@ -971,7 +970,7 @@
           <w:sz w:val="24"/>
           <w:u w:val="single"/>
         </w:rPr>
-        <w:hyperlink r:id="rId11" w:history="1">
+        <w:hyperlink r:id="rId12" w:history="1">
           <w:r>
             <w:rPr>
               <w:rStyle w:val="Hyperlink"/>
@@ -1697,7 +1696,7 @@
           <w:sz w:val="24"/>
           <w:u w:val="single"/>
         </w:rPr>
-        <w:hyperlink r:id="rId14" w:history="1">
+        <w:hyperlink r:id="rId15" w:history="1">
           <w:r>
             <w:rPr>
               <w:rStyle w:val="Hyperlink"/>
@@ -1715,7 +1714,7 @@
           <w:sz w:val="24"/>
           <w:u w:val="single"/>
         </w:rPr>
-        <w:hyperlink r:id="rId14" w:history="1">
+        <w:hyperlink r:id="rId15" w:history="1">
           <w:r>
             <w:rPr>
               <w:rStyle w:val="Hyperlink"/>

--- a/EXPORTS/DOCX/published/niveau3/Dutch/UniversiteitsbibliotheekLeiden.docx
+++ b/EXPORTS/DOCX/published/niveau3/Dutch/UniversiteitsbibliotheekLeiden.docx
@@ -224,7 +224,25 @@
           <w:color w:val="000000"/>
           <w:sz w:val="24"/>
         </w:rPr>
-        <w:t>Universiteit Leiden in 1575 markeert ook de sym</w:t>
+        <w:t xml:space="preserve">Universiteit Leiden in 1575 markeert ook </w:t>
+      </w:r>
+      <w:r>
+        <w:rPr>
+          <w:u w:val="single" w:color="0000ff"/>
+          <w:rFonts w:ascii="Charis SIL Regular" w:hAnsi="Charis SIL Regular" w:eastAsia="Charis SIL Regular"/>
+          <w:b w:val="0"/>
+          <w:i w:val="0"/>
+          <w:color w:val="000000"/>
+          <w:sz w:val="24"/>
+        </w:rPr>
+        <w:hyperlink r:id="rId9" w:history="1">
+          <w:r>
+            <w:rPr>
+              <w:rStyle w:val="Hyperlink"/>
+            </w:rPr>
+            <w:t>de sym</w:t>
+          </w:r>
+        </w:hyperlink>
       </w:r>
       <w:r>
         <w:rPr>
@@ -664,14 +682,7 @@
           <w:color w:val="000000"/>
           <w:sz w:val="24"/>
         </w:rPr>
-        <w:hyperlink r:id="rId10" w:history="1">
-          <w:r>
-            <w:rPr>
-              <w:rStyle w:val="Hyperlink"/>
-            </w:rPr>
-            <w:t xml:space="preserve">et </w:t>
-          </w:r>
-        </w:hyperlink>
+        <w:t xml:space="preserve">et </w:t>
       </w:r>
       <w:r>
         <w:rPr>
@@ -682,7 +693,7 @@
           <w:sz w:val="24"/>
           <w:u w:val="single"/>
         </w:rPr>
-        <w:hyperlink r:id="rId10" w:history="1">
+        <w:hyperlink r:id="rId12" w:history="1">
           <w:r>
             <w:rPr>
               <w:rStyle w:val="Hyperlink"/>
@@ -700,7 +711,7 @@
           <w:sz w:val="24"/>
           <w:u w:val="single"/>
         </w:rPr>
-        <w:hyperlink r:id="rId10" w:history="1">
+        <w:hyperlink r:id="rId12" w:history="1">
           <w:r>
             <w:rPr>
               <w:rStyle w:val="Hyperlink"/>
@@ -718,7 +729,7 @@
           <w:sz w:val="24"/>
           <w:u w:val="single"/>
         </w:rPr>
-        <w:hyperlink r:id="rId10" w:history="1">
+        <w:hyperlink r:id="rId12" w:history="1">
           <w:r>
             <w:rPr>
               <w:rStyle w:val="Hyperlink"/>
@@ -747,7 +758,7 @@
           <w:sz w:val="24"/>
           <w:u w:val="single"/>
         </w:rPr>
-        <w:hyperlink r:id="rId10" w:history="1">
+        <w:hyperlink r:id="rId12" w:history="1">
           <w:r>
             <w:rPr>
               <w:rStyle w:val="Hyperlink"/>
@@ -765,7 +776,7 @@
           <w:sz w:val="24"/>
           <w:u w:val="single"/>
         </w:rPr>
-        <w:hyperlink r:id="rId10" w:history="1">
+        <w:hyperlink r:id="rId12" w:history="1">
           <w:r>
             <w:rPr>
               <w:rStyle w:val="Hyperlink"/>
@@ -783,7 +794,7 @@
           <w:sz w:val="24"/>
           <w:u w:val="single"/>
         </w:rPr>
-        <w:hyperlink r:id="rId10" w:history="1">
+        <w:hyperlink r:id="rId12" w:history="1">
           <w:r>
             <w:rPr>
               <w:rStyle w:val="Hyperlink"/>
@@ -812,7 +823,7 @@
           <w:sz w:val="24"/>
           <w:u w:val="single"/>
         </w:rPr>
-        <w:hyperlink r:id="rId10" w:history="1">
+        <w:hyperlink r:id="rId12" w:history="1">
           <w:r>
             <w:rPr>
               <w:rStyle w:val="Hyperlink"/>
@@ -906,7 +917,7 @@
           <w:sz w:val="24"/>
           <w:u w:val="single"/>
         </w:rPr>
-        <w:hyperlink r:id="rId12" w:history="1">
+        <w:hyperlink r:id="rId10" w:history="1">
           <w:r>
             <w:rPr>
               <w:rStyle w:val="Hyperlink"/>
@@ -951,6 +962,7 @@
           <w:i w:val="0"/>
           <w:color w:val="0000FF"/>
           <w:sz w:val="24"/>
+          <w:u w:val="single"/>
         </w:rPr>
         <w:hyperlink r:id="rId12" w:history="1">
           <w:r>
@@ -1696,7 +1708,7 @@
           <w:sz w:val="24"/>
           <w:u w:val="single"/>
         </w:rPr>
-        <w:hyperlink r:id="rId15" w:history="1">
+        <w:hyperlink r:id="rId14" w:history="1">
           <w:r>
             <w:rPr>
               <w:rStyle w:val="Hyperlink"/>

--- a/EXPORTS/DOCX/published/niveau3/Dutch/UniversiteitsbibliotheekLeiden.docx
+++ b/EXPORTS/DOCX/published/niveau3/Dutch/UniversiteitsbibliotheekLeiden.docx
@@ -671,18 +671,7 @@
           <w:color w:val="000000"/>
           <w:sz w:val="24"/>
         </w:rPr>
-        <w:t>bibliotheek van h</w:t>
-      </w:r>
-      <w:r>
-        <w:rPr>
-          <w:u w:val="single" w:color="0000ff"/>
-          <w:rFonts w:ascii="Charis SIL Regular" w:hAnsi="Charis SIL Regular" w:eastAsia="Charis SIL Regular"/>
-          <w:b w:val="0"/>
-          <w:i w:val="0"/>
-          <w:color w:val="000000"/>
-          <w:sz w:val="24"/>
-        </w:rPr>
-        <w:t xml:space="preserve">et </w:t>
+        <w:t xml:space="preserve">bibliotheek van het </w:t>
       </w:r>
       <w:r>
         <w:rPr>
@@ -794,7 +783,7 @@
           <w:sz w:val="24"/>
           <w:u w:val="single"/>
         </w:rPr>
-        <w:hyperlink r:id="rId12" w:history="1">
+        <w:hyperlink r:id="rId10" w:history="1">
           <w:r>
             <w:rPr>
               <w:rStyle w:val="Hyperlink"/>
@@ -823,7 +812,7 @@
           <w:sz w:val="24"/>
           <w:u w:val="single"/>
         </w:rPr>
-        <w:hyperlink r:id="rId12" w:history="1">
+        <w:hyperlink r:id="rId10" w:history="1">
           <w:r>
             <w:rPr>
               <w:rStyle w:val="Hyperlink"/>

--- a/EXPORTS/DOCX/published/niveau3/Dutch/UniversiteitsbibliotheekLeiden.docx
+++ b/EXPORTS/DOCX/published/niveau3/Dutch/UniversiteitsbibliotheekLeiden.docx
@@ -224,25 +224,7 @@
           <w:color w:val="000000"/>
           <w:sz w:val="24"/>
         </w:rPr>
-        <w:t xml:space="preserve">Universiteit Leiden in 1575 markeert ook </w:t>
-      </w:r>
-      <w:r>
-        <w:rPr>
-          <w:u w:val="single" w:color="0000ff"/>
-          <w:rFonts w:ascii="Charis SIL Regular" w:hAnsi="Charis SIL Regular" w:eastAsia="Charis SIL Regular"/>
-          <w:b w:val="0"/>
-          <w:i w:val="0"/>
-          <w:color w:val="000000"/>
-          <w:sz w:val="24"/>
-        </w:rPr>
-        <w:hyperlink r:id="rId9" w:history="1">
-          <w:r>
-            <w:rPr>
-              <w:rStyle w:val="Hyperlink"/>
-            </w:rPr>
-            <w:t>de sym</w:t>
-          </w:r>
-        </w:hyperlink>
+        <w:t>Universiteit Leiden in 1575 markeert ook de sym</w:t>
       </w:r>
       <w:r>
         <w:rPr>
@@ -671,7 +653,25 @@
           <w:color w:val="000000"/>
           <w:sz w:val="24"/>
         </w:rPr>
-        <w:t xml:space="preserve">bibliotheek van het </w:t>
+        <w:t>bibliotheek van h</w:t>
+      </w:r>
+      <w:r>
+        <w:rPr>
+          <w:u w:val="single" w:color="0000ff"/>
+          <w:rFonts w:ascii="Charis SIL Regular" w:hAnsi="Charis SIL Regular" w:eastAsia="Charis SIL Regular"/>
+          <w:b w:val="0"/>
+          <w:i w:val="0"/>
+          <w:color w:val="000000"/>
+          <w:sz w:val="24"/>
+        </w:rPr>
+        <w:hyperlink r:id="rId10" w:history="1">
+          <w:r>
+            <w:rPr>
+              <w:rStyle w:val="Hyperlink"/>
+            </w:rPr>
+            <w:t xml:space="preserve">et </w:t>
+          </w:r>
+        </w:hyperlink>
       </w:r>
       <w:r>
         <w:rPr>
@@ -783,7 +783,7 @@
           <w:sz w:val="24"/>
           <w:u w:val="single"/>
         </w:rPr>
-        <w:hyperlink r:id="rId10" w:history="1">
+        <w:hyperlink r:id="rId12" w:history="1">
           <w:r>
             <w:rPr>
               <w:rStyle w:val="Hyperlink"/>
@@ -812,7 +812,7 @@
           <w:sz w:val="24"/>
           <w:u w:val="single"/>
         </w:rPr>
-        <w:hyperlink r:id="rId10" w:history="1">
+        <w:hyperlink r:id="rId12" w:history="1">
           <w:r>
             <w:rPr>
               <w:rStyle w:val="Hyperlink"/>
@@ -830,7 +830,7 @@
           <w:sz w:val="24"/>
           <w:u w:val="single"/>
         </w:rPr>
-        <w:hyperlink r:id="rId10" w:history="1">
+        <w:hyperlink r:id="rId12" w:history="1">
           <w:r>
             <w:rPr>
               <w:rStyle w:val="Hyperlink"/>
@@ -848,7 +848,7 @@
           <w:sz w:val="24"/>
           <w:u w:val="single"/>
         </w:rPr>
-        <w:hyperlink r:id="rId10" w:history="1">
+        <w:hyperlink r:id="rId12" w:history="1">
           <w:r>
             <w:rPr>
               <w:rStyle w:val="Hyperlink"/>
@@ -877,7 +877,7 @@
           <w:sz w:val="24"/>
           <w:u w:val="single"/>
         </w:rPr>
-        <w:hyperlink r:id="rId10" w:history="1">
+        <w:hyperlink r:id="rId12" w:history="1">
           <w:r>
             <w:rPr>
               <w:rStyle w:val="Hyperlink"/>
@@ -906,7 +906,7 @@
           <w:sz w:val="24"/>
           <w:u w:val="single"/>
         </w:rPr>
-        <w:hyperlink r:id="rId10" w:history="1">
+        <w:hyperlink r:id="rId12" w:history="1">
           <w:r>
             <w:rPr>
               <w:rStyle w:val="Hyperlink"/>
@@ -1697,7 +1697,7 @@
           <w:sz w:val="24"/>
           <w:u w:val="single"/>
         </w:rPr>
-        <w:hyperlink r:id="rId14" w:history="1">
+        <w:hyperlink r:id="rId15" w:history="1">
           <w:r>
             <w:rPr>
               <w:rStyle w:val="Hyperlink"/>

--- a/EXPORTS/DOCX/published/niveau3/Dutch/UniversiteitsbibliotheekLeiden.docx
+++ b/EXPORTS/DOCX/published/niveau3/Dutch/UniversiteitsbibliotheekLeiden.docx
@@ -224,7 +224,25 @@
           <w:color w:val="000000"/>
           <w:sz w:val="24"/>
         </w:rPr>
-        <w:t>Universiteit Leiden in 1575 markeert ook de sym</w:t>
+        <w:t xml:space="preserve">Universiteit Leiden in 1575 markeert ook </w:t>
+      </w:r>
+      <w:r>
+        <w:rPr>
+          <w:u w:val="single" w:color="0000ff"/>
+          <w:rFonts w:ascii="Charis SIL Regular" w:hAnsi="Charis SIL Regular" w:eastAsia="Charis SIL Regular"/>
+          <w:b w:val="0"/>
+          <w:i w:val="0"/>
+          <w:color w:val="000000"/>
+          <w:sz w:val="24"/>
+        </w:rPr>
+        <w:hyperlink r:id="rId9" w:history="1">
+          <w:r>
+            <w:rPr>
+              <w:rStyle w:val="Hyperlink"/>
+            </w:rPr>
+            <w:t>de sym</w:t>
+          </w:r>
+        </w:hyperlink>
       </w:r>
       <w:r>
         <w:rPr>
@@ -657,7 +675,6 @@
       </w:r>
       <w:r>
         <w:rPr>
-          <w:u w:val="single" w:color="0000ff"/>
           <w:rFonts w:ascii="Charis SIL Regular" w:hAnsi="Charis SIL Regular" w:eastAsia="Charis SIL Regular"/>
           <w:b w:val="0"/>
           <w:i w:val="0"/>
@@ -682,7 +699,7 @@
           <w:sz w:val="24"/>
           <w:u w:val="single"/>
         </w:rPr>
-        <w:hyperlink r:id="rId12" w:history="1">
+        <w:hyperlink r:id="rId10" w:history="1">
           <w:r>
             <w:rPr>
               <w:rStyle w:val="Hyperlink"/>
@@ -700,7 +717,7 @@
           <w:sz w:val="24"/>
           <w:u w:val="single"/>
         </w:rPr>
-        <w:hyperlink r:id="rId12" w:history="1">
+        <w:hyperlink r:id="rId10" w:history="1">
           <w:r>
             <w:rPr>
               <w:rStyle w:val="Hyperlink"/>
@@ -718,7 +735,7 @@
           <w:sz w:val="24"/>
           <w:u w:val="single"/>
         </w:rPr>
-        <w:hyperlink r:id="rId12" w:history="1">
+        <w:hyperlink r:id="rId10" w:history="1">
           <w:r>
             <w:rPr>
               <w:rStyle w:val="Hyperlink"/>
@@ -747,7 +764,7 @@
           <w:sz w:val="24"/>
           <w:u w:val="single"/>
         </w:rPr>
-        <w:hyperlink r:id="rId12" w:history="1">
+        <w:hyperlink r:id="rId10" w:history="1">
           <w:r>
             <w:rPr>
               <w:rStyle w:val="Hyperlink"/>
@@ -765,7 +782,7 @@
           <w:sz w:val="24"/>
           <w:u w:val="single"/>
         </w:rPr>
-        <w:hyperlink r:id="rId12" w:history="1">
+        <w:hyperlink r:id="rId10" w:history="1">
           <w:r>
             <w:rPr>
               <w:rStyle w:val="Hyperlink"/>
@@ -783,7 +800,7 @@
           <w:sz w:val="24"/>
           <w:u w:val="single"/>
         </w:rPr>
-        <w:hyperlink r:id="rId12" w:history="1">
+        <w:hyperlink r:id="rId10" w:history="1">
           <w:r>
             <w:rPr>
               <w:rStyle w:val="Hyperlink"/>

--- a/EXPORTS/DOCX/published/niveau3/Dutch/UniversiteitsbibliotheekLeiden.docx
+++ b/EXPORTS/DOCX/published/niveau3/Dutch/UniversiteitsbibliotheekLeiden.docx
@@ -675,6 +675,7 @@
       </w:r>
       <w:r>
         <w:rPr>
+          <w:u w:val="single" w:color="0000ff"/>
           <w:rFonts w:ascii="Charis SIL Regular" w:hAnsi="Charis SIL Regular" w:eastAsia="Charis SIL Regular"/>
           <w:b w:val="0"/>
           <w:i w:val="0"/>
@@ -717,7 +718,7 @@
           <w:sz w:val="24"/>
           <w:u w:val="single"/>
         </w:rPr>
-        <w:hyperlink r:id="rId10" w:history="1">
+        <w:hyperlink r:id="rId12" w:history="1">
           <w:r>
             <w:rPr>
               <w:rStyle w:val="Hyperlink"/>
@@ -735,7 +736,7 @@
           <w:sz w:val="24"/>
           <w:u w:val="single"/>
         </w:rPr>
-        <w:hyperlink r:id="rId10" w:history="1">
+        <w:hyperlink r:id="rId12" w:history="1">
           <w:r>
             <w:rPr>
               <w:rStyle w:val="Hyperlink"/>
@@ -764,7 +765,7 @@
           <w:sz w:val="24"/>
           <w:u w:val="single"/>
         </w:rPr>
-        <w:hyperlink r:id="rId10" w:history="1">
+        <w:hyperlink r:id="rId12" w:history="1">
           <w:r>
             <w:rPr>
               <w:rStyle w:val="Hyperlink"/>
@@ -829,7 +830,7 @@
           <w:sz w:val="24"/>
           <w:u w:val="single"/>
         </w:rPr>
-        <w:hyperlink r:id="rId12" w:history="1">
+        <w:hyperlink r:id="rId10" w:history="1">
           <w:r>
             <w:rPr>
               <w:rStyle w:val="Hyperlink"/>
@@ -847,7 +848,7 @@
           <w:sz w:val="24"/>
           <w:u w:val="single"/>
         </w:rPr>
-        <w:hyperlink r:id="rId12" w:history="1">
+        <w:hyperlink r:id="rId10" w:history="1">
           <w:r>
             <w:rPr>
               <w:rStyle w:val="Hyperlink"/>
@@ -865,7 +866,7 @@
           <w:sz w:val="24"/>
           <w:u w:val="single"/>
         </w:rPr>
-        <w:hyperlink r:id="rId12" w:history="1">
+        <w:hyperlink r:id="rId10" w:history="1">
           <w:r>
             <w:rPr>
               <w:rStyle w:val="Hyperlink"/>
@@ -894,7 +895,7 @@
           <w:sz w:val="24"/>
           <w:u w:val="single"/>
         </w:rPr>
-        <w:hyperlink r:id="rId12" w:history="1">
+        <w:hyperlink r:id="rId10" w:history="1">
           <w:r>
             <w:rPr>
               <w:rStyle w:val="Hyperlink"/>

--- a/EXPORTS/DOCX/published/niveau3/Dutch/UniversiteitsbibliotheekLeiden.docx
+++ b/EXPORTS/DOCX/published/niveau3/Dutch/UniversiteitsbibliotheekLeiden.docx
@@ -718,7 +718,7 @@
           <w:sz w:val="24"/>
           <w:u w:val="single"/>
         </w:rPr>
-        <w:hyperlink r:id="rId12" w:history="1">
+        <w:hyperlink r:id="rId10" w:history="1">
           <w:r>
             <w:rPr>
               <w:rStyle w:val="Hyperlink"/>
@@ -736,7 +736,7 @@
           <w:sz w:val="24"/>
           <w:u w:val="single"/>
         </w:rPr>
-        <w:hyperlink r:id="rId12" w:history="1">
+        <w:hyperlink r:id="rId10" w:history="1">
           <w:r>
             <w:rPr>
               <w:rStyle w:val="Hyperlink"/>
@@ -783,7 +783,7 @@
           <w:sz w:val="24"/>
           <w:u w:val="single"/>
         </w:rPr>
-        <w:hyperlink r:id="rId10" w:history="1">
+        <w:hyperlink r:id="rId12" w:history="1">
           <w:r>
             <w:rPr>
               <w:rStyle w:val="Hyperlink"/>
@@ -801,7 +801,7 @@
           <w:sz w:val="24"/>
           <w:u w:val="single"/>
         </w:rPr>
-        <w:hyperlink r:id="rId10" w:history="1">
+        <w:hyperlink r:id="rId12" w:history="1">
           <w:r>
             <w:rPr>
               <w:rStyle w:val="Hyperlink"/>
@@ -830,7 +830,7 @@
           <w:sz w:val="24"/>
           <w:u w:val="single"/>
         </w:rPr>
-        <w:hyperlink r:id="rId10" w:history="1">
+        <w:hyperlink r:id="rId12" w:history="1">
           <w:r>
             <w:rPr>
               <w:rStyle w:val="Hyperlink"/>
@@ -848,7 +848,7 @@
           <w:sz w:val="24"/>
           <w:u w:val="single"/>
         </w:rPr>
-        <w:hyperlink r:id="rId10" w:history="1">
+        <w:hyperlink r:id="rId12" w:history="1">
           <w:r>
             <w:rPr>
               <w:rStyle w:val="Hyperlink"/>
@@ -866,7 +866,7 @@
           <w:sz w:val="24"/>
           <w:u w:val="single"/>
         </w:rPr>
-        <w:hyperlink r:id="rId10" w:history="1">
+        <w:hyperlink r:id="rId12" w:history="1">
           <w:r>
             <w:rPr>
               <w:rStyle w:val="Hyperlink"/>
@@ -895,7 +895,7 @@
           <w:sz w:val="24"/>
           <w:u w:val="single"/>
         </w:rPr>
-        <w:hyperlink r:id="rId10" w:history="1">
+        <w:hyperlink r:id="rId12" w:history="1">
           <w:r>
             <w:rPr>
               <w:rStyle w:val="Hyperlink"/>

--- a/EXPORTS/DOCX/published/niveau3/Dutch/UniversiteitsbibliotheekLeiden.docx
+++ b/EXPORTS/DOCX/published/niveau3/Dutch/UniversiteitsbibliotheekLeiden.docx
@@ -682,14 +682,7 @@
           <w:color w:val="000000"/>
           <w:sz w:val="24"/>
         </w:rPr>
-        <w:hyperlink r:id="rId10" w:history="1">
-          <w:r>
-            <w:rPr>
-              <w:rStyle w:val="Hyperlink"/>
-            </w:rPr>
-            <w:t xml:space="preserve">et </w:t>
-          </w:r>
-        </w:hyperlink>
+        <w:t xml:space="preserve">et </w:t>
       </w:r>
       <w:r>
         <w:rPr>
@@ -700,7 +693,7 @@
           <w:sz w:val="24"/>
           <w:u w:val="single"/>
         </w:rPr>
-        <w:hyperlink r:id="rId10" w:history="1">
+        <w:hyperlink r:id="rId12" w:history="1">
           <w:r>
             <w:rPr>
               <w:rStyle w:val="Hyperlink"/>
@@ -718,7 +711,7 @@
           <w:sz w:val="24"/>
           <w:u w:val="single"/>
         </w:rPr>
-        <w:hyperlink r:id="rId10" w:history="1">
+        <w:hyperlink r:id="rId12" w:history="1">
           <w:r>
             <w:rPr>
               <w:rStyle w:val="Hyperlink"/>
@@ -765,7 +758,7 @@
           <w:sz w:val="24"/>
           <w:u w:val="single"/>
         </w:rPr>
-        <w:hyperlink r:id="rId12" w:history="1">
+        <w:hyperlink r:id="rId10" w:history="1">
           <w:r>
             <w:rPr>
               <w:rStyle w:val="Hyperlink"/>
@@ -783,7 +776,7 @@
           <w:sz w:val="24"/>
           <w:u w:val="single"/>
         </w:rPr>
-        <w:hyperlink r:id="rId12" w:history="1">
+        <w:hyperlink r:id="rId10" w:history="1">
           <w:r>
             <w:rPr>
               <w:rStyle w:val="Hyperlink"/>
@@ -801,7 +794,7 @@
           <w:sz w:val="24"/>
           <w:u w:val="single"/>
         </w:rPr>
-        <w:hyperlink r:id="rId12" w:history="1">
+        <w:hyperlink r:id="rId10" w:history="1">
           <w:r>
             <w:rPr>
               <w:rStyle w:val="Hyperlink"/>
@@ -830,7 +823,7 @@
           <w:sz w:val="24"/>
           <w:u w:val="single"/>
         </w:rPr>
-        <w:hyperlink r:id="rId12" w:history="1">
+        <w:hyperlink r:id="rId10" w:history="1">
           <w:r>
             <w:rPr>
               <w:rStyle w:val="Hyperlink"/>
@@ -848,7 +841,7 @@
           <w:sz w:val="24"/>
           <w:u w:val="single"/>
         </w:rPr>
-        <w:hyperlink r:id="rId12" w:history="1">
+        <w:hyperlink r:id="rId10" w:history="1">
           <w:r>
             <w:rPr>
               <w:rStyle w:val="Hyperlink"/>
@@ -866,7 +859,7 @@
           <w:sz w:val="24"/>
           <w:u w:val="single"/>
         </w:rPr>
-        <w:hyperlink r:id="rId12" w:history="1">
+        <w:hyperlink r:id="rId10" w:history="1">
           <w:r>
             <w:rPr>
               <w:rStyle w:val="Hyperlink"/>
@@ -895,7 +888,7 @@
           <w:sz w:val="24"/>
           <w:u w:val="single"/>
         </w:rPr>
-        <w:hyperlink r:id="rId12" w:history="1">
+        <w:hyperlink r:id="rId10" w:history="1">
           <w:r>
             <w:rPr>
               <w:rStyle w:val="Hyperlink"/>

--- a/EXPORTS/DOCX/published/niveau3/Dutch/UniversiteitsbibliotheekLeiden.docx
+++ b/EXPORTS/DOCX/published/niveau3/Dutch/UniversiteitsbibliotheekLeiden.docx
@@ -224,25 +224,7 @@
           <w:color w:val="000000"/>
           <w:sz w:val="24"/>
         </w:rPr>
-        <w:t xml:space="preserve">Universiteit Leiden in 1575 markeert ook </w:t>
-      </w:r>
-      <w:r>
-        <w:rPr>
-          <w:u w:val="single" w:color="0000ff"/>
-          <w:rFonts w:ascii="Charis SIL Regular" w:hAnsi="Charis SIL Regular" w:eastAsia="Charis SIL Regular"/>
-          <w:b w:val="0"/>
-          <w:i w:val="0"/>
-          <w:color w:val="000000"/>
-          <w:sz w:val="24"/>
-        </w:rPr>
-        <w:hyperlink r:id="rId9" w:history="1">
-          <w:r>
-            <w:rPr>
-              <w:rStyle w:val="Hyperlink"/>
-            </w:rPr>
-            <w:t>de sym</w:t>
-          </w:r>
-        </w:hyperlink>
+        <w:t>Universiteit Leiden in 1575 markeert ook de sym</w:t>
       </w:r>
       <w:r>
         <w:rPr>
@@ -682,7 +664,14 @@
           <w:color w:val="000000"/>
           <w:sz w:val="24"/>
         </w:rPr>
-        <w:t xml:space="preserve">et </w:t>
+        <w:hyperlink r:id="rId10" w:history="1">
+          <w:r>
+            <w:rPr>
+              <w:rStyle w:val="Hyperlink"/>
+            </w:rPr>
+            <w:t xml:space="preserve">et </w:t>
+          </w:r>
+        </w:hyperlink>
       </w:r>
       <w:r>
         <w:rPr>
@@ -693,7 +682,7 @@
           <w:sz w:val="24"/>
           <w:u w:val="single"/>
         </w:rPr>
-        <w:hyperlink r:id="rId12" w:history="1">
+        <w:hyperlink r:id="rId10" w:history="1">
           <w:r>
             <w:rPr>
               <w:rStyle w:val="Hyperlink"/>
@@ -711,7 +700,7 @@
           <w:sz w:val="24"/>
           <w:u w:val="single"/>
         </w:rPr>
-        <w:hyperlink r:id="rId12" w:history="1">
+        <w:hyperlink r:id="rId10" w:history="1">
           <w:r>
             <w:rPr>
               <w:rStyle w:val="Hyperlink"/>
@@ -794,7 +783,7 @@
           <w:sz w:val="24"/>
           <w:u w:val="single"/>
         </w:rPr>
-        <w:hyperlink r:id="rId10" w:history="1">
+        <w:hyperlink r:id="rId12" w:history="1">
           <w:r>
             <w:rPr>
               <w:rStyle w:val="Hyperlink"/>
@@ -823,7 +812,7 @@
           <w:sz w:val="24"/>
           <w:u w:val="single"/>
         </w:rPr>
-        <w:hyperlink r:id="rId10" w:history="1">
+        <w:hyperlink r:id="rId12" w:history="1">
           <w:r>
             <w:rPr>
               <w:rStyle w:val="Hyperlink"/>
@@ -841,7 +830,7 @@
           <w:sz w:val="24"/>
           <w:u w:val="single"/>
         </w:rPr>
-        <w:hyperlink r:id="rId10" w:history="1">
+        <w:hyperlink r:id="rId12" w:history="1">
           <w:r>
             <w:rPr>
               <w:rStyle w:val="Hyperlink"/>
@@ -859,7 +848,7 @@
           <w:sz w:val="24"/>
           <w:u w:val="single"/>
         </w:rPr>
-        <w:hyperlink r:id="rId10" w:history="1">
+        <w:hyperlink r:id="rId12" w:history="1">
           <w:r>
             <w:rPr>
               <w:rStyle w:val="Hyperlink"/>
@@ -875,7 +864,6 @@
           <w:i w:val="0"/>
           <w:color w:val="0000FF"/>
           <w:sz w:val="24"/>
-          <w:u w:val="single"/>
         </w:rPr>
         <w:t xml:space="preserve"> </w:t>
       </w:r>
@@ -888,7 +876,7 @@
           <w:sz w:val="24"/>
           <w:u w:val="single"/>
         </w:rPr>
-        <w:hyperlink r:id="rId10" w:history="1">
+        <w:hyperlink r:id="rId12" w:history="1">
           <w:r>
             <w:rPr>
               <w:rStyle w:val="Hyperlink"/>
@@ -917,7 +905,7 @@
           <w:sz w:val="24"/>
           <w:u w:val="single"/>
         </w:rPr>
-        <w:hyperlink r:id="rId12" w:history="1">
+        <w:hyperlink r:id="rId10" w:history="1">
           <w:r>
             <w:rPr>
               <w:rStyle w:val="Hyperlink"/>
@@ -1240,113 +1228,13 @@
       </w:r>
       <w:r>
         <w:rPr>
-          <w:u w:val="single" w:color="0000ff"/>
           <w:rFonts w:ascii="Charis SIL Regular" w:hAnsi="Charis SIL Regular" w:eastAsia="Charis SIL Regular"/>
           <w:b w:val="0"/>
           <w:i w:val="0"/>
           <w:color w:val="000000"/>
           <w:sz w:val="24"/>
         </w:rPr>
-        <w:hyperlink r:id="rId13" w:history="1">
-          <w:r>
-            <w:rPr>
-              <w:rStyle w:val="Hyperlink"/>
-            </w:rPr>
-            <w:t>informati</w:t>
-          </w:r>
-        </w:hyperlink>
-      </w:r>
-      <w:r>
-        <w:rPr>
-          <w:rFonts w:ascii="Charis SIL Regular" w:hAnsi="Charis SIL Regular" w:eastAsia="Charis SIL Regular"/>
-          <w:b w:val="0"/>
-          <w:i w:val="0"/>
-          <w:color w:val="000000"/>
-          <w:sz w:val="24"/>
-        </w:rPr>
-        <w:t>e over de ruime hoeveel</w:t>
-      </w:r>
-      <w:r>
-        <w:rPr>
-          <w:u w:val="single" w:color="0000ff"/>
-          <w:rFonts w:ascii="Charis SIL Regular" w:hAnsi="Charis SIL Regular" w:eastAsia="Charis SIL Regular"/>
-          <w:b w:val="0"/>
-          <w:i w:val="0"/>
-          <w:color w:val="000000"/>
-          <w:sz w:val="24"/>
-        </w:rPr>
-        <w:hyperlink r:id="rId14" w:history="1">
-          <w:r>
-            <w:rPr>
-              <w:rStyle w:val="Hyperlink"/>
-            </w:rPr>
-            <w:t>heid be</w:t>
-          </w:r>
-        </w:hyperlink>
-      </w:r>
-      <w:r>
-        <w:rPr>
-          <w:u w:val="single" w:color="0000ff"/>
-          <w:rFonts w:ascii="Charis SIL Regular" w:hAnsi="Charis SIL Regular" w:eastAsia="Charis SIL Regular"/>
-          <w:b w:val="0"/>
-          <w:i w:val="0"/>
-          <w:color w:val="000000"/>
-          <w:sz w:val="24"/>
-        </w:rPr>
-        <w:hyperlink r:id="rId14" w:history="1">
-          <w:r>
-            <w:rPr>
-              <w:rStyle w:val="Hyperlink"/>
-            </w:rPr>
-            <w:t>s</w:t>
-          </w:r>
-        </w:hyperlink>
-      </w:r>
-      <w:r>
-        <w:rPr>
-          <w:u w:val="single" w:color="0000ff"/>
-          <w:rFonts w:ascii="Charis SIL Regular" w:hAnsi="Charis SIL Regular" w:eastAsia="Charis SIL Regular"/>
-          <w:b w:val="0"/>
-          <w:i w:val="0"/>
-          <w:color w:val="000000"/>
-          <w:sz w:val="24"/>
-        </w:rPr>
-        <w:hyperlink r:id="rId14" w:history="1">
-          <w:r>
-            <w:rPr>
-              <w:rStyle w:val="Hyperlink"/>
-            </w:rPr>
-            <w:t>chikbare br</w:t>
-          </w:r>
-        </w:hyperlink>
-      </w:r>
-      <w:r>
-        <w:rPr>
-          <w:rFonts w:ascii="Charis SIL Regular" w:hAnsi="Charis SIL Regular" w:eastAsia="Charis SIL Regular"/>
-          <w:b w:val="0"/>
-          <w:i w:val="0"/>
-          <w:color w:val="000000"/>
-          <w:sz w:val="24"/>
-        </w:rPr>
-        <w:t xml:space="preserve">onnen </w:t>
-      </w:r>
-      <w:r>
-        <w:rPr>
-          <w:u w:val="single" w:color="0000ff"/>
-          <w:rFonts w:ascii="Charis SIL Regular" w:hAnsi="Charis SIL Regular" w:eastAsia="Charis SIL Regular"/>
-          <w:b w:val="0"/>
-          <w:i w:val="0"/>
-          <w:color w:val="000000"/>
-          <w:sz w:val="24"/>
-        </w:rPr>
-        <w:hyperlink r:id="rId15" w:history="1">
-          <w:r>
-            <w:rPr>
-              <w:rStyle w:val="Hyperlink"/>
-            </w:rPr>
-            <w:t>en waar</w:t>
-          </w:r>
-        </w:hyperlink>
+        <w:t>informatie over de ruime hoeveelheid beschikbare bronnen en waar</w:t>
       </w:r>
       <w:r>
         <w:rPr>
@@ -1724,16 +1612,8 @@
           <w:i w:val="0"/>
           <w:color w:val="0000FF"/>
           <w:sz w:val="24"/>
-          <w:u w:val="single"/>
         </w:rPr>
-        <w:hyperlink r:id="rId15" w:history="1">
-          <w:r>
-            <w:rPr>
-              <w:rStyle w:val="Hyperlink"/>
-            </w:rPr>
-            <w:t>r</w:t>
-          </w:r>
-        </w:hyperlink>
+        <w:t>r</w:t>
       </w:r>
       <w:r>
         <w:rPr>

--- a/EXPORTS/DOCX/published/niveau3/Dutch/UniversiteitsbibliotheekLeiden.docx
+++ b/EXPORTS/DOCX/published/niveau3/Dutch/UniversiteitsbibliotheekLeiden.docx
@@ -224,7 +224,25 @@
           <w:color w:val="000000"/>
           <w:sz w:val="24"/>
         </w:rPr>
-        <w:t>Universiteit Leiden in 1575 markeert ook de sym</w:t>
+        <w:t xml:space="preserve">Universiteit Leiden in 1575 markeert ook </w:t>
+      </w:r>
+      <w:r>
+        <w:rPr>
+          <w:u w:val="single" w:color="0000ff"/>
+          <w:rFonts w:ascii="Charis SIL Regular" w:hAnsi="Charis SIL Regular" w:eastAsia="Charis SIL Regular"/>
+          <w:b w:val="0"/>
+          <w:i w:val="0"/>
+          <w:color w:val="000000"/>
+          <w:sz w:val="24"/>
+        </w:rPr>
+        <w:hyperlink r:id="rId9" w:history="1">
+          <w:r>
+            <w:rPr>
+              <w:rStyle w:val="Hyperlink"/>
+            </w:rPr>
+            <w:t>de sym</w:t>
+          </w:r>
+        </w:hyperlink>
       </w:r>
       <w:r>
         <w:rPr>
@@ -664,14 +682,7 @@
           <w:color w:val="000000"/>
           <w:sz w:val="24"/>
         </w:rPr>
-        <w:hyperlink r:id="rId10" w:history="1">
-          <w:r>
-            <w:rPr>
-              <w:rStyle w:val="Hyperlink"/>
-            </w:rPr>
-            <w:t xml:space="preserve">et </w:t>
-          </w:r>
-        </w:hyperlink>
+        <w:t xml:space="preserve">et </w:t>
       </w:r>
       <w:r>
         <w:rPr>
@@ -682,7 +693,7 @@
           <w:sz w:val="24"/>
           <w:u w:val="single"/>
         </w:rPr>
-        <w:hyperlink r:id="rId10" w:history="1">
+        <w:hyperlink r:id="rId12" w:history="1">
           <w:r>
             <w:rPr>
               <w:rStyle w:val="Hyperlink"/>
@@ -700,7 +711,7 @@
           <w:sz w:val="24"/>
           <w:u w:val="single"/>
         </w:rPr>
-        <w:hyperlink r:id="rId10" w:history="1">
+        <w:hyperlink r:id="rId12" w:history="1">
           <w:r>
             <w:rPr>
               <w:rStyle w:val="Hyperlink"/>
@@ -718,7 +729,7 @@
           <w:sz w:val="24"/>
           <w:u w:val="single"/>
         </w:rPr>
-        <w:hyperlink r:id="rId10" w:history="1">
+        <w:hyperlink r:id="rId12" w:history="1">
           <w:r>
             <w:rPr>
               <w:rStyle w:val="Hyperlink"/>
@@ -747,7 +758,7 @@
           <w:sz w:val="24"/>
           <w:u w:val="single"/>
         </w:rPr>
-        <w:hyperlink r:id="rId10" w:history="1">
+        <w:hyperlink r:id="rId12" w:history="1">
           <w:r>
             <w:rPr>
               <w:rStyle w:val="Hyperlink"/>
@@ -765,7 +776,7 @@
           <w:sz w:val="24"/>
           <w:u w:val="single"/>
         </w:rPr>
-        <w:hyperlink r:id="rId10" w:history="1">
+        <w:hyperlink r:id="rId12" w:history="1">
           <w:r>
             <w:rPr>
               <w:rStyle w:val="Hyperlink"/>
@@ -830,7 +841,7 @@
           <w:sz w:val="24"/>
           <w:u w:val="single"/>
         </w:rPr>
-        <w:hyperlink r:id="rId12" w:history="1">
+        <w:hyperlink r:id="rId10" w:history="1">
           <w:r>
             <w:rPr>
               <w:rStyle w:val="Hyperlink"/>
@@ -848,7 +859,7 @@
           <w:sz w:val="24"/>
           <w:u w:val="single"/>
         </w:rPr>
-        <w:hyperlink r:id="rId12" w:history="1">
+        <w:hyperlink r:id="rId10" w:history="1">
           <w:r>
             <w:rPr>
               <w:rStyle w:val="Hyperlink"/>
@@ -864,6 +875,7 @@
           <w:i w:val="0"/>
           <w:color w:val="0000FF"/>
           <w:sz w:val="24"/>
+          <w:u w:val="single"/>
         </w:rPr>
         <w:t xml:space="preserve"> </w:t>
       </w:r>
@@ -876,7 +888,7 @@
           <w:sz w:val="24"/>
           <w:u w:val="single"/>
         </w:rPr>
-        <w:hyperlink r:id="rId12" w:history="1">
+        <w:hyperlink r:id="rId10" w:history="1">
           <w:r>
             <w:rPr>
               <w:rStyle w:val="Hyperlink"/>
@@ -1228,13 +1240,113 @@
       </w:r>
       <w:r>
         <w:rPr>
+          <w:u w:val="single" w:color="0000ff"/>
           <w:rFonts w:ascii="Charis SIL Regular" w:hAnsi="Charis SIL Regular" w:eastAsia="Charis SIL Regular"/>
           <w:b w:val="0"/>
           <w:i w:val="0"/>
           <w:color w:val="000000"/>
           <w:sz w:val="24"/>
         </w:rPr>
-        <w:t>informatie over de ruime hoeveelheid beschikbare bronnen en waar</w:t>
+        <w:hyperlink r:id="rId13" w:history="1">
+          <w:r>
+            <w:rPr>
+              <w:rStyle w:val="Hyperlink"/>
+            </w:rPr>
+            <w:t>informati</w:t>
+          </w:r>
+        </w:hyperlink>
+      </w:r>
+      <w:r>
+        <w:rPr>
+          <w:rFonts w:ascii="Charis SIL Regular" w:hAnsi="Charis SIL Regular" w:eastAsia="Charis SIL Regular"/>
+          <w:b w:val="0"/>
+          <w:i w:val="0"/>
+          <w:color w:val="000000"/>
+          <w:sz w:val="24"/>
+        </w:rPr>
+        <w:t>e over de ruime hoeveel</w:t>
+      </w:r>
+      <w:r>
+        <w:rPr>
+          <w:u w:val="single" w:color="0000ff"/>
+          <w:rFonts w:ascii="Charis SIL Regular" w:hAnsi="Charis SIL Regular" w:eastAsia="Charis SIL Regular"/>
+          <w:b w:val="0"/>
+          <w:i w:val="0"/>
+          <w:color w:val="000000"/>
+          <w:sz w:val="24"/>
+        </w:rPr>
+        <w:hyperlink r:id="rId14" w:history="1">
+          <w:r>
+            <w:rPr>
+              <w:rStyle w:val="Hyperlink"/>
+            </w:rPr>
+            <w:t>heid be</w:t>
+          </w:r>
+        </w:hyperlink>
+      </w:r>
+      <w:r>
+        <w:rPr>
+          <w:u w:val="single" w:color="0000ff"/>
+          <w:rFonts w:ascii="Charis SIL Regular" w:hAnsi="Charis SIL Regular" w:eastAsia="Charis SIL Regular"/>
+          <w:b w:val="0"/>
+          <w:i w:val="0"/>
+          <w:color w:val="000000"/>
+          <w:sz w:val="24"/>
+        </w:rPr>
+        <w:hyperlink r:id="rId14" w:history="1">
+          <w:r>
+            <w:rPr>
+              <w:rStyle w:val="Hyperlink"/>
+            </w:rPr>
+            <w:t>s</w:t>
+          </w:r>
+        </w:hyperlink>
+      </w:r>
+      <w:r>
+        <w:rPr>
+          <w:u w:val="single" w:color="0000ff"/>
+          <w:rFonts w:ascii="Charis SIL Regular" w:hAnsi="Charis SIL Regular" w:eastAsia="Charis SIL Regular"/>
+          <w:b w:val="0"/>
+          <w:i w:val="0"/>
+          <w:color w:val="000000"/>
+          <w:sz w:val="24"/>
+        </w:rPr>
+        <w:hyperlink r:id="rId14" w:history="1">
+          <w:r>
+            <w:rPr>
+              <w:rStyle w:val="Hyperlink"/>
+            </w:rPr>
+            <w:t>chikbare br</w:t>
+          </w:r>
+        </w:hyperlink>
+      </w:r>
+      <w:r>
+        <w:rPr>
+          <w:rFonts w:ascii="Charis SIL Regular" w:hAnsi="Charis SIL Regular" w:eastAsia="Charis SIL Regular"/>
+          <w:b w:val="0"/>
+          <w:i w:val="0"/>
+          <w:color w:val="000000"/>
+          <w:sz w:val="24"/>
+        </w:rPr>
+        <w:t xml:space="preserve">onnen </w:t>
+      </w:r>
+      <w:r>
+        <w:rPr>
+          <w:u w:val="single" w:color="0000ff"/>
+          <w:rFonts w:ascii="Charis SIL Regular" w:hAnsi="Charis SIL Regular" w:eastAsia="Charis SIL Regular"/>
+          <w:b w:val="0"/>
+          <w:i w:val="0"/>
+          <w:color w:val="000000"/>
+          <w:sz w:val="24"/>
+        </w:rPr>
+        <w:hyperlink r:id="rId15" w:history="1">
+          <w:r>
+            <w:rPr>
+              <w:rStyle w:val="Hyperlink"/>
+            </w:rPr>
+            <w:t>en waar</w:t>
+          </w:r>
+        </w:hyperlink>
       </w:r>
       <w:r>
         <w:rPr>
@@ -1596,7 +1708,7 @@
           <w:sz w:val="24"/>
           <w:u w:val="single"/>
         </w:rPr>
-        <w:hyperlink r:id="rId15" w:history="1">
+        <w:hyperlink r:id="rId14" w:history="1">
           <w:r>
             <w:rPr>
               <w:rStyle w:val="Hyperlink"/>
@@ -1612,8 +1724,16 @@
           <w:i w:val="0"/>
           <w:color w:val="0000FF"/>
           <w:sz w:val="24"/>
+          <w:u w:val="single"/>
         </w:rPr>
-        <w:t>r</w:t>
+        <w:hyperlink r:id="rId15" w:history="1">
+          <w:r>
+            <w:rPr>
+              <w:rStyle w:val="Hyperlink"/>
+            </w:rPr>
+            <w:t>r</w:t>
+          </w:r>
+        </w:hyperlink>
       </w:r>
       <w:r>
         <w:rPr>

--- a/EXPORTS/DOCX/published/niveau3/Dutch/UniversiteitsbibliotheekLeiden.docx
+++ b/EXPORTS/DOCX/published/niveau3/Dutch/UniversiteitsbibliotheekLeiden.docx
@@ -224,25 +224,7 @@
           <w:color w:val="000000"/>
           <w:sz w:val="24"/>
         </w:rPr>
-        <w:t xml:space="preserve">Universiteit Leiden in 1575 markeert ook </w:t>
-      </w:r>
-      <w:r>
-        <w:rPr>
-          <w:u w:val="single" w:color="0000ff"/>
-          <w:rFonts w:ascii="Charis SIL Regular" w:hAnsi="Charis SIL Regular" w:eastAsia="Charis SIL Regular"/>
-          <w:b w:val="0"/>
-          <w:i w:val="0"/>
-          <w:color w:val="000000"/>
-          <w:sz w:val="24"/>
-        </w:rPr>
-        <w:hyperlink r:id="rId9" w:history="1">
-          <w:r>
-            <w:rPr>
-              <w:rStyle w:val="Hyperlink"/>
-            </w:rPr>
-            <w:t>de sym</w:t>
-          </w:r>
-        </w:hyperlink>
+        <w:t>Universiteit Leiden in 1575 markeert ook de sym</w:t>
       </w:r>
       <w:r>
         <w:rPr>
@@ -682,7 +664,14 @@
           <w:color w:val="000000"/>
           <w:sz w:val="24"/>
         </w:rPr>
-        <w:t xml:space="preserve">et </w:t>
+        <w:hyperlink r:id="rId10" w:history="1">
+          <w:r>
+            <w:rPr>
+              <w:rStyle w:val="Hyperlink"/>
+            </w:rPr>
+            <w:t xml:space="preserve">et </w:t>
+          </w:r>
+        </w:hyperlink>
       </w:r>
       <w:r>
         <w:rPr>
@@ -841,7 +830,7 @@
           <w:sz w:val="24"/>
           <w:u w:val="single"/>
         </w:rPr>
-        <w:hyperlink r:id="rId10" w:history="1">
+        <w:hyperlink r:id="rId12" w:history="1">
           <w:r>
             <w:rPr>
               <w:rStyle w:val="Hyperlink"/>
@@ -859,7 +848,7 @@
           <w:sz w:val="24"/>
           <w:u w:val="single"/>
         </w:rPr>
-        <w:hyperlink r:id="rId10" w:history="1">
+        <w:hyperlink r:id="rId12" w:history="1">
           <w:r>
             <w:rPr>
               <w:rStyle w:val="Hyperlink"/>
@@ -888,7 +877,7 @@
           <w:sz w:val="24"/>
           <w:u w:val="single"/>
         </w:rPr>
-        <w:hyperlink r:id="rId10" w:history="1">
+        <w:hyperlink r:id="rId12" w:history="1">
           <w:r>
             <w:rPr>
               <w:rStyle w:val="Hyperlink"/>
@@ -917,7 +906,7 @@
           <w:sz w:val="24"/>
           <w:u w:val="single"/>
         </w:rPr>
-        <w:hyperlink r:id="rId10" w:history="1">
+        <w:hyperlink r:id="rId12" w:history="1">
           <w:r>
             <w:rPr>
               <w:rStyle w:val="Hyperlink"/>
@@ -1708,7 +1697,7 @@
           <w:sz w:val="24"/>
           <w:u w:val="single"/>
         </w:rPr>
-        <w:hyperlink r:id="rId14" w:history="1">
+        <w:hyperlink r:id="rId15" w:history="1">
           <w:r>
             <w:rPr>
               <w:rStyle w:val="Hyperlink"/>

--- a/EXPORTS/DOCX/published/niveau3/Dutch/UniversiteitsbibliotheekLeiden.docx
+++ b/EXPORTS/DOCX/published/niveau3/Dutch/UniversiteitsbibliotheekLeiden.docx
@@ -224,7 +224,25 @@
           <w:color w:val="000000"/>
           <w:sz w:val="24"/>
         </w:rPr>
-        <w:t>Universiteit Leiden in 1575 markeert ook de sym</w:t>
+        <w:t xml:space="preserve">Universiteit Leiden in 1575 markeert ook </w:t>
+      </w:r>
+      <w:r>
+        <w:rPr>
+          <w:u w:val="single" w:color="0000ff"/>
+          <w:rFonts w:ascii="Charis SIL Regular" w:hAnsi="Charis SIL Regular" w:eastAsia="Charis SIL Regular"/>
+          <w:b w:val="0"/>
+          <w:i w:val="0"/>
+          <w:color w:val="000000"/>
+          <w:sz w:val="24"/>
+        </w:rPr>
+        <w:hyperlink r:id="rId9" w:history="1">
+          <w:r>
+            <w:rPr>
+              <w:rStyle w:val="Hyperlink"/>
+            </w:rPr>
+            <w:t>de sym</w:t>
+          </w:r>
+        </w:hyperlink>
       </w:r>
       <w:r>
         <w:rPr>
@@ -657,7 +675,6 @@
       </w:r>
       <w:r>
         <w:rPr>
-          <w:u w:val="single" w:color="0000ff"/>
           <w:rFonts w:ascii="Charis SIL Regular" w:hAnsi="Charis SIL Regular" w:eastAsia="Charis SIL Regular"/>
           <w:b w:val="0"/>
           <w:i w:val="0"/>
@@ -682,7 +699,7 @@
           <w:sz w:val="24"/>
           <w:u w:val="single"/>
         </w:rPr>
-        <w:hyperlink r:id="rId12" w:history="1">
+        <w:hyperlink r:id="rId10" w:history="1">
           <w:r>
             <w:rPr>
               <w:rStyle w:val="Hyperlink"/>
@@ -718,7 +735,7 @@
           <w:sz w:val="24"/>
           <w:u w:val="single"/>
         </w:rPr>
-        <w:hyperlink r:id="rId12" w:history="1">
+        <w:hyperlink r:id="rId10" w:history="1">
           <w:r>
             <w:rPr>
               <w:rStyle w:val="Hyperlink"/>
@@ -812,7 +829,7 @@
           <w:sz w:val="24"/>
           <w:u w:val="single"/>
         </w:rPr>
-        <w:hyperlink r:id="rId12" w:history="1">
+        <w:hyperlink r:id="rId10" w:history="1">
           <w:r>
             <w:rPr>
               <w:rStyle w:val="Hyperlink"/>
@@ -830,7 +847,7 @@
           <w:sz w:val="24"/>
           <w:u w:val="single"/>
         </w:rPr>
-        <w:hyperlink r:id="rId12" w:history="1">
+        <w:hyperlink r:id="rId10" w:history="1">
           <w:r>
             <w:rPr>
               <w:rStyle w:val="Hyperlink"/>
@@ -848,7 +865,7 @@
           <w:sz w:val="24"/>
           <w:u w:val="single"/>
         </w:rPr>
-        <w:hyperlink r:id="rId12" w:history="1">
+        <w:hyperlink r:id="rId10" w:history="1">
           <w:r>
             <w:rPr>
               <w:rStyle w:val="Hyperlink"/>
@@ -864,7 +881,6 @@
           <w:i w:val="0"/>
           <w:color w:val="0000FF"/>
           <w:sz w:val="24"/>
-          <w:u w:val="single"/>
         </w:rPr>
         <w:t xml:space="preserve"> </w:t>
       </w:r>
@@ -906,7 +922,7 @@
           <w:sz w:val="24"/>
           <w:u w:val="single"/>
         </w:rPr>
-        <w:hyperlink r:id="rId12" w:history="1">
+        <w:hyperlink r:id="rId10" w:history="1">
           <w:r>
             <w:rPr>
               <w:rStyle w:val="Hyperlink"/>
@@ -1328,14 +1344,7 @@
           <w:color w:val="000000"/>
           <w:sz w:val="24"/>
         </w:rPr>
-        <w:hyperlink r:id="rId15" w:history="1">
-          <w:r>
-            <w:rPr>
-              <w:rStyle w:val="Hyperlink"/>
-            </w:rPr>
-            <w:t>en waar</w:t>
-          </w:r>
-        </w:hyperlink>
+        <w:t>en waar</w:t>
       </w:r>
       <w:r>
         <w:rPr>
@@ -1697,7 +1706,7 @@
           <w:sz w:val="24"/>
           <w:u w:val="single"/>
         </w:rPr>
-        <w:hyperlink r:id="rId15" w:history="1">
+        <w:hyperlink r:id="rId14" w:history="1">
           <w:r>
             <w:rPr>
               <w:rStyle w:val="Hyperlink"/>
@@ -1715,7 +1724,7 @@
           <w:sz w:val="24"/>
           <w:u w:val="single"/>
         </w:rPr>
-        <w:hyperlink r:id="rId15" w:history="1">
+        <w:hyperlink r:id="rId14" w:history="1">
           <w:r>
             <w:rPr>
               <w:rStyle w:val="Hyperlink"/>

--- a/EXPORTS/DOCX/published/niveau3/Dutch/UniversiteitsbibliotheekLeiden.docx
+++ b/EXPORTS/DOCX/published/niveau3/Dutch/UniversiteitsbibliotheekLeiden.docx
@@ -675,20 +675,14 @@
       </w:r>
       <w:r>
         <w:rPr>
+          <w:u w:val="single" w:color="0000ff"/>
           <w:rFonts w:ascii="Charis SIL Regular" w:hAnsi="Charis SIL Regular" w:eastAsia="Charis SIL Regular"/>
           <w:b w:val="0"/>
           <w:i w:val="0"/>
           <w:color w:val="000000"/>
           <w:sz w:val="24"/>
         </w:rPr>
-        <w:hyperlink r:id="rId10" w:history="1">
-          <w:r>
-            <w:rPr>
-              <w:rStyle w:val="Hyperlink"/>
-            </w:rPr>
-            <w:t xml:space="preserve">et </w:t>
-          </w:r>
-        </w:hyperlink>
+        <w:t xml:space="preserve">et </w:t>
       </w:r>
       <w:r>
         <w:rPr>
@@ -699,7 +693,7 @@
           <w:sz w:val="24"/>
           <w:u w:val="single"/>
         </w:rPr>
-        <w:hyperlink r:id="rId10" w:history="1">
+        <w:hyperlink r:id="rId12" w:history="1">
           <w:r>
             <w:rPr>
               <w:rStyle w:val="Hyperlink"/>
@@ -735,7 +729,7 @@
           <w:sz w:val="24"/>
           <w:u w:val="single"/>
         </w:rPr>
-        <w:hyperlink r:id="rId10" w:history="1">
+        <w:hyperlink r:id="rId12" w:history="1">
           <w:r>
             <w:rPr>
               <w:rStyle w:val="Hyperlink"/>
@@ -829,7 +823,7 @@
           <w:sz w:val="24"/>
           <w:u w:val="single"/>
         </w:rPr>
-        <w:hyperlink r:id="rId10" w:history="1">
+        <w:hyperlink r:id="rId12" w:history="1">
           <w:r>
             <w:rPr>
               <w:rStyle w:val="Hyperlink"/>
@@ -847,7 +841,7 @@
           <w:sz w:val="24"/>
           <w:u w:val="single"/>
         </w:rPr>
-        <w:hyperlink r:id="rId10" w:history="1">
+        <w:hyperlink r:id="rId12" w:history="1">
           <w:r>
             <w:rPr>
               <w:rStyle w:val="Hyperlink"/>
@@ -865,7 +859,7 @@
           <w:sz w:val="24"/>
           <w:u w:val="single"/>
         </w:rPr>
-        <w:hyperlink r:id="rId10" w:history="1">
+        <w:hyperlink r:id="rId12" w:history="1">
           <w:r>
             <w:rPr>
               <w:rStyle w:val="Hyperlink"/>
@@ -881,6 +875,7 @@
           <w:i w:val="0"/>
           <w:color w:val="0000FF"/>
           <w:sz w:val="24"/>
+          <w:u w:val="single"/>
         </w:rPr>
         <w:t xml:space="preserve"> </w:t>
       </w:r>
@@ -922,7 +917,7 @@
           <w:sz w:val="24"/>
           <w:u w:val="single"/>
         </w:rPr>
-        <w:hyperlink r:id="rId10" w:history="1">
+        <w:hyperlink r:id="rId12" w:history="1">
           <w:r>
             <w:rPr>
               <w:rStyle w:val="Hyperlink"/>
@@ -938,16 +933,8 @@
           <w:i w:val="0"/>
           <w:color w:val="0000FF"/>
           <w:sz w:val="24"/>
-          <w:u w:val="single"/>
         </w:rPr>
-        <w:hyperlink r:id="rId12" w:history="1">
-          <w:r>
-            <w:rPr>
-              <w:rStyle w:val="Hyperlink"/>
-            </w:rPr>
-            <w:t>ije</w:t>
-          </w:r>
-        </w:hyperlink>
+        <w:t>ije Oos</w:t>
       </w:r>
       <w:r>
         <w:rPr>
@@ -958,36 +945,7 @@
           <w:sz w:val="24"/>
           <w:u w:val="single"/>
         </w:rPr>
-        <w:t xml:space="preserve"> </w:t>
-      </w:r>
-      <w:r>
-        <w:rPr>
-          <w:rFonts w:ascii="Charis SIL Regular" w:hAnsi="Charis SIL Regular" w:eastAsia="Charis SIL Regular"/>
-          <w:b w:val="0"/>
-          <w:i w:val="0"/>
-          <w:color w:val="0000FF"/>
-          <w:sz w:val="24"/>
-          <w:u w:val="single"/>
-        </w:rPr>
-        <w:hyperlink r:id="rId12" w:history="1">
-          <w:r>
-            <w:rPr>
-              <w:rStyle w:val="Hyperlink"/>
-            </w:rPr>
-            <w:t>Oos</w:t>
-          </w:r>
-        </w:hyperlink>
-      </w:r>
-      <w:r>
-        <w:rPr>
-          <w:rFonts w:ascii="Charis SIL Regular" w:hAnsi="Charis SIL Regular" w:eastAsia="Charis SIL Regular"/>
-          <w:b w:val="0"/>
-          <w:i w:val="0"/>
-          <w:color w:val="0000FF"/>
-          <w:sz w:val="24"/>
-          <w:u w:val="single"/>
-        </w:rPr>
-        <w:hyperlink r:id="rId12" w:history="1">
+        <w:hyperlink r:id="rId11" w:history="1">
           <w:r>
             <w:rPr>
               <w:rStyle w:val="Hyperlink"/>
@@ -1344,7 +1302,14 @@
           <w:color w:val="000000"/>
           <w:sz w:val="24"/>
         </w:rPr>
-        <w:t>en waar</w:t>
+        <w:hyperlink r:id="rId15" w:history="1">
+          <w:r>
+            <w:rPr>
+              <w:rStyle w:val="Hyperlink"/>
+            </w:rPr>
+            <w:t>en waar</w:t>
+          </w:r>
+        </w:hyperlink>
       </w:r>
       <w:r>
         <w:rPr>

--- a/EXPORTS/DOCX/published/niveau3/Dutch/UniversiteitsbibliotheekLeiden.docx
+++ b/EXPORTS/DOCX/published/niveau3/Dutch/UniversiteitsbibliotheekLeiden.docx
@@ -235,14 +235,7 @@
           <w:color w:val="000000"/>
           <w:sz w:val="24"/>
         </w:rPr>
-        <w:hyperlink r:id="rId9" w:history="1">
-          <w:r>
-            <w:rPr>
-              <w:rStyle w:val="Hyperlink"/>
-            </w:rPr>
-            <w:t>de sym</w:t>
-          </w:r>
-        </w:hyperlink>
+        <w:t>de sym</w:t>
       </w:r>
       <w:r>
         <w:rPr>
@@ -671,18 +664,7 @@
           <w:color w:val="000000"/>
           <w:sz w:val="24"/>
         </w:rPr>
-        <w:t>bibliotheek van h</w:t>
-      </w:r>
-      <w:r>
-        <w:rPr>
-          <w:u w:val="single" w:color="0000ff"/>
-          <w:rFonts w:ascii="Charis SIL Regular" w:hAnsi="Charis SIL Regular" w:eastAsia="Charis SIL Regular"/>
-          <w:b w:val="0"/>
-          <w:i w:val="0"/>
-          <w:color w:val="000000"/>
-          <w:sz w:val="24"/>
-        </w:rPr>
-        <w:t xml:space="preserve">et </w:t>
+        <w:t xml:space="preserve">bibliotheek van het </w:t>
       </w:r>
       <w:r>
         <w:rPr>
@@ -888,7 +870,7 @@
           <w:sz w:val="24"/>
           <w:u w:val="single"/>
         </w:rPr>
-        <w:hyperlink r:id="rId12" w:history="1">
+        <w:hyperlink r:id="rId10" w:history="1">
           <w:r>
             <w:rPr>
               <w:rStyle w:val="Hyperlink"/>
@@ -917,7 +899,7 @@
           <w:sz w:val="24"/>
           <w:u w:val="single"/>
         </w:rPr>
-        <w:hyperlink r:id="rId12" w:history="1">
+        <w:hyperlink r:id="rId10" w:history="1">
           <w:r>
             <w:rPr>
               <w:rStyle w:val="Hyperlink"/>
@@ -933,8 +915,45 @@
           <w:i w:val="0"/>
           <w:color w:val="0000FF"/>
           <w:sz w:val="24"/>
+          <w:u w:val="single"/>
         </w:rPr>
-        <w:t>ije Oos</w:t>
+        <w:hyperlink r:id="rId12" w:history="1">
+          <w:r>
+            <w:rPr>
+              <w:rStyle w:val="Hyperlink"/>
+            </w:rPr>
+            <w:t>ije</w:t>
+          </w:r>
+        </w:hyperlink>
+      </w:r>
+      <w:r>
+        <w:rPr>
+          <w:rFonts w:ascii="Charis SIL Regular" w:hAnsi="Charis SIL Regular" w:eastAsia="Charis SIL Regular"/>
+          <w:b w:val="0"/>
+          <w:i w:val="0"/>
+          <w:color w:val="0000FF"/>
+          <w:sz w:val="24"/>
+          <w:u w:val="single"/>
+        </w:rPr>
+        <w:t xml:space="preserve"> </w:t>
+      </w:r>
+      <w:r>
+        <w:rPr>
+          <w:rFonts w:ascii="Charis SIL Regular" w:hAnsi="Charis SIL Regular" w:eastAsia="Charis SIL Regular"/>
+          <w:b w:val="0"/>
+          <w:i w:val="0"/>
+          <w:color w:val="0000FF"/>
+          <w:sz w:val="24"/>
+          <w:u w:val="single"/>
+        </w:rPr>
+        <w:hyperlink r:id="rId12" w:history="1">
+          <w:r>
+            <w:rPr>
+              <w:rStyle w:val="Hyperlink"/>
+            </w:rPr>
+            <w:t>Oos</w:t>
+          </w:r>
+        </w:hyperlink>
       </w:r>
       <w:r>
         <w:rPr>
@@ -1633,68 +1652,13 @@
           <w:i w:val="0"/>
           <w:color w:val="0000FF"/>
           <w:sz w:val="24"/>
-          <w:u w:val="single"/>
         </w:rPr>
         <w:hyperlink r:id="rId14" w:history="1">
           <w:r>
             <w:rPr>
               <w:rStyle w:val="Hyperlink"/>
             </w:rPr>
-            <w:t>raadpl</w:t>
-          </w:r>
-        </w:hyperlink>
-      </w:r>
-      <w:r>
-        <w:rPr>
-          <w:rFonts w:ascii="Charis SIL Regular" w:hAnsi="Charis SIL Regular" w:eastAsia="Charis SIL Regular"/>
-          <w:b w:val="0"/>
-          <w:i w:val="0"/>
-          <w:color w:val="0000FF"/>
-          <w:sz w:val="24"/>
-          <w:u w:val="single"/>
-        </w:rPr>
-        <w:hyperlink r:id="rId14" w:history="1">
-          <w:r>
-            <w:rPr>
-              <w:rStyle w:val="Hyperlink"/>
-            </w:rPr>
-            <w:t>e</w:t>
-          </w:r>
-        </w:hyperlink>
-      </w:r>
-      <w:r>
-        <w:rPr>
-          <w:rFonts w:ascii="Charis SIL Regular" w:hAnsi="Charis SIL Regular" w:eastAsia="Charis SIL Regular"/>
-          <w:b w:val="0"/>
-          <w:i w:val="0"/>
-          <w:color w:val="0000FF"/>
-          <w:sz w:val="24"/>
-          <w:u w:val="single"/>
-        </w:rPr>
-        <w:hyperlink r:id="rId14" w:history="1">
-          <w:r>
-            <w:rPr>
-              <w:rStyle w:val="Hyperlink"/>
-            </w:rPr>
-            <w:t>egbaa</w:t>
-          </w:r>
-        </w:hyperlink>
-      </w:r>
-      <w:r>
-        <w:rPr>
-          <w:rFonts w:ascii="Charis SIL Regular" w:hAnsi="Charis SIL Regular" w:eastAsia="Charis SIL Regular"/>
-          <w:b w:val="0"/>
-          <w:i w:val="0"/>
-          <w:color w:val="0000FF"/>
-          <w:sz w:val="24"/>
-          <w:u w:val="single"/>
-        </w:rPr>
-        <w:hyperlink r:id="rId14" w:history="1">
-          <w:r>
-            <w:rPr>
-              <w:rStyle w:val="Hyperlink"/>
-            </w:rPr>
-            <w:t>r</w:t>
+            <w:t>raadpleegbaar</w:t>
           </w:r>
         </w:hyperlink>
       </w:r>

--- a/EXPORTS/DOCX/published/niveau3/Dutch/UniversiteitsbibliotheekLeiden.docx
+++ b/EXPORTS/DOCX/published/niveau3/Dutch/UniversiteitsbibliotheekLeiden.docx
@@ -235,7 +235,14 @@
           <w:color w:val="000000"/>
           <w:sz w:val="24"/>
         </w:rPr>
-        <w:t>de sym</w:t>
+        <w:hyperlink r:id="rId9" w:history="1">
+          <w:r>
+            <w:rPr>
+              <w:rStyle w:val="Hyperlink"/>
+            </w:rPr>
+            <w:t>de sym</w:t>
+          </w:r>
+        </w:hyperlink>
       </w:r>
       <w:r>
         <w:rPr>
@@ -664,7 +671,25 @@
           <w:color w:val="000000"/>
           <w:sz w:val="24"/>
         </w:rPr>
-        <w:t xml:space="preserve">bibliotheek van het </w:t>
+        <w:t>bibliotheek van h</w:t>
+      </w:r>
+      <w:r>
+        <w:rPr>
+          <w:u w:val="single" w:color="0000ff"/>
+          <w:rFonts w:ascii="Charis SIL Regular" w:hAnsi="Charis SIL Regular" w:eastAsia="Charis SIL Regular"/>
+          <w:b w:val="0"/>
+          <w:i w:val="0"/>
+          <w:color w:val="000000"/>
+          <w:sz w:val="24"/>
+        </w:rPr>
+        <w:hyperlink r:id="rId10" w:history="1">
+          <w:r>
+            <w:rPr>
+              <w:rStyle w:val="Hyperlink"/>
+            </w:rPr>
+            <w:t xml:space="preserve">et </w:t>
+          </w:r>
+        </w:hyperlink>
       </w:r>
       <w:r>
         <w:rPr>
@@ -675,7 +700,7 @@
           <w:sz w:val="24"/>
           <w:u w:val="single"/>
         </w:rPr>
-        <w:hyperlink r:id="rId12" w:history="1">
+        <w:hyperlink r:id="rId10" w:history="1">
           <w:r>
             <w:rPr>
               <w:rStyle w:val="Hyperlink"/>
@@ -693,7 +718,7 @@
           <w:sz w:val="24"/>
           <w:u w:val="single"/>
         </w:rPr>
-        <w:hyperlink r:id="rId12" w:history="1">
+        <w:hyperlink r:id="rId10" w:history="1">
           <w:r>
             <w:rPr>
               <w:rStyle w:val="Hyperlink"/>
@@ -711,7 +736,7 @@
           <w:sz w:val="24"/>
           <w:u w:val="single"/>
         </w:rPr>
-        <w:hyperlink r:id="rId12" w:history="1">
+        <w:hyperlink r:id="rId10" w:history="1">
           <w:r>
             <w:rPr>
               <w:rStyle w:val="Hyperlink"/>
@@ -740,7 +765,7 @@
           <w:sz w:val="24"/>
           <w:u w:val="single"/>
         </w:rPr>
-        <w:hyperlink r:id="rId12" w:history="1">
+        <w:hyperlink r:id="rId10" w:history="1">
           <w:r>
             <w:rPr>
               <w:rStyle w:val="Hyperlink"/>
@@ -758,7 +783,7 @@
           <w:sz w:val="24"/>
           <w:u w:val="single"/>
         </w:rPr>
-        <w:hyperlink r:id="rId12" w:history="1">
+        <w:hyperlink r:id="rId10" w:history="1">
           <w:r>
             <w:rPr>
               <w:rStyle w:val="Hyperlink"/>
@@ -776,7 +801,7 @@
           <w:sz w:val="24"/>
           <w:u w:val="single"/>
         </w:rPr>
-        <w:hyperlink r:id="rId12" w:history="1">
+        <w:hyperlink r:id="rId10" w:history="1">
           <w:r>
             <w:rPr>
               <w:rStyle w:val="Hyperlink"/>
@@ -805,7 +830,7 @@
           <w:sz w:val="24"/>
           <w:u w:val="single"/>
         </w:rPr>
-        <w:hyperlink r:id="rId12" w:history="1">
+        <w:hyperlink r:id="rId10" w:history="1">
           <w:r>
             <w:rPr>
               <w:rStyle w:val="Hyperlink"/>
@@ -823,7 +848,7 @@
           <w:sz w:val="24"/>
           <w:u w:val="single"/>
         </w:rPr>
-        <w:hyperlink r:id="rId12" w:history="1">
+        <w:hyperlink r:id="rId10" w:history="1">
           <w:r>
             <w:rPr>
               <w:rStyle w:val="Hyperlink"/>
@@ -841,7 +866,7 @@
           <w:sz w:val="24"/>
           <w:u w:val="single"/>
         </w:rPr>
-        <w:hyperlink r:id="rId12" w:history="1">
+        <w:hyperlink r:id="rId10" w:history="1">
           <w:r>
             <w:rPr>
               <w:rStyle w:val="Hyperlink"/>
@@ -870,7 +895,7 @@
           <w:sz w:val="24"/>
           <w:u w:val="single"/>
         </w:rPr>
-        <w:hyperlink r:id="rId10" w:history="1">
+        <w:hyperlink r:id="rId12" w:history="1">
           <w:r>
             <w:rPr>
               <w:rStyle w:val="Hyperlink"/>
@@ -899,7 +924,7 @@
           <w:sz w:val="24"/>
           <w:u w:val="single"/>
         </w:rPr>
-        <w:hyperlink r:id="rId10" w:history="1">
+        <w:hyperlink r:id="rId12" w:history="1">
           <w:r>
             <w:rPr>
               <w:rStyle w:val="Hyperlink"/>
@@ -964,7 +989,7 @@
           <w:sz w:val="24"/>
           <w:u w:val="single"/>
         </w:rPr>
-        <w:hyperlink r:id="rId11" w:history="1">
+        <w:hyperlink r:id="rId12" w:history="1">
           <w:r>
             <w:rPr>
               <w:rStyle w:val="Hyperlink"/>
@@ -1222,113 +1247,13 @@
       </w:r>
       <w:r>
         <w:rPr>
-          <w:u w:val="single" w:color="0000ff"/>
           <w:rFonts w:ascii="Charis SIL Regular" w:hAnsi="Charis SIL Regular" w:eastAsia="Charis SIL Regular"/>
           <w:b w:val="0"/>
           <w:i w:val="0"/>
           <w:color w:val="000000"/>
           <w:sz w:val="24"/>
         </w:rPr>
-        <w:hyperlink r:id="rId13" w:history="1">
-          <w:r>
-            <w:rPr>
-              <w:rStyle w:val="Hyperlink"/>
-            </w:rPr>
-            <w:t>informati</w:t>
-          </w:r>
-        </w:hyperlink>
-      </w:r>
-      <w:r>
-        <w:rPr>
-          <w:rFonts w:ascii="Charis SIL Regular" w:hAnsi="Charis SIL Regular" w:eastAsia="Charis SIL Regular"/>
-          <w:b w:val="0"/>
-          <w:i w:val="0"/>
-          <w:color w:val="000000"/>
-          <w:sz w:val="24"/>
-        </w:rPr>
-        <w:t>e over de ruime hoeveel</w:t>
-      </w:r>
-      <w:r>
-        <w:rPr>
-          <w:u w:val="single" w:color="0000ff"/>
-          <w:rFonts w:ascii="Charis SIL Regular" w:hAnsi="Charis SIL Regular" w:eastAsia="Charis SIL Regular"/>
-          <w:b w:val="0"/>
-          <w:i w:val="0"/>
-          <w:color w:val="000000"/>
-          <w:sz w:val="24"/>
-        </w:rPr>
-        <w:hyperlink r:id="rId14" w:history="1">
-          <w:r>
-            <w:rPr>
-              <w:rStyle w:val="Hyperlink"/>
-            </w:rPr>
-            <w:t>heid be</w:t>
-          </w:r>
-        </w:hyperlink>
-      </w:r>
-      <w:r>
-        <w:rPr>
-          <w:u w:val="single" w:color="0000ff"/>
-          <w:rFonts w:ascii="Charis SIL Regular" w:hAnsi="Charis SIL Regular" w:eastAsia="Charis SIL Regular"/>
-          <w:b w:val="0"/>
-          <w:i w:val="0"/>
-          <w:color w:val="000000"/>
-          <w:sz w:val="24"/>
-        </w:rPr>
-        <w:hyperlink r:id="rId14" w:history="1">
-          <w:r>
-            <w:rPr>
-              <w:rStyle w:val="Hyperlink"/>
-            </w:rPr>
-            <w:t>s</w:t>
-          </w:r>
-        </w:hyperlink>
-      </w:r>
-      <w:r>
-        <w:rPr>
-          <w:u w:val="single" w:color="0000ff"/>
-          <w:rFonts w:ascii="Charis SIL Regular" w:hAnsi="Charis SIL Regular" w:eastAsia="Charis SIL Regular"/>
-          <w:b w:val="0"/>
-          <w:i w:val="0"/>
-          <w:color w:val="000000"/>
-          <w:sz w:val="24"/>
-        </w:rPr>
-        <w:hyperlink r:id="rId14" w:history="1">
-          <w:r>
-            <w:rPr>
-              <w:rStyle w:val="Hyperlink"/>
-            </w:rPr>
-            <w:t>chikbare br</w:t>
-          </w:r>
-        </w:hyperlink>
-      </w:r>
-      <w:r>
-        <w:rPr>
-          <w:rFonts w:ascii="Charis SIL Regular" w:hAnsi="Charis SIL Regular" w:eastAsia="Charis SIL Regular"/>
-          <w:b w:val="0"/>
-          <w:i w:val="0"/>
-          <w:color w:val="000000"/>
-          <w:sz w:val="24"/>
-        </w:rPr>
-        <w:t xml:space="preserve">onnen </w:t>
-      </w:r>
-      <w:r>
-        <w:rPr>
-          <w:u w:val="single" w:color="0000ff"/>
-          <w:rFonts w:ascii="Charis SIL Regular" w:hAnsi="Charis SIL Regular" w:eastAsia="Charis SIL Regular"/>
-          <w:b w:val="0"/>
-          <w:i w:val="0"/>
-          <w:color w:val="000000"/>
-          <w:sz w:val="24"/>
-        </w:rPr>
-        <w:hyperlink r:id="rId15" w:history="1">
-          <w:r>
-            <w:rPr>
-              <w:rStyle w:val="Hyperlink"/>
-            </w:rPr>
-            <w:t>en waar</w:t>
-          </w:r>
-        </w:hyperlink>
+        <w:t>informatie over de ruime hoeveelheid beschikbare bronnen en waar</w:t>
       </w:r>
       <w:r>
         <w:rPr>
@@ -1652,13 +1577,68 @@
           <w:i w:val="0"/>
           <w:color w:val="0000FF"/>
           <w:sz w:val="24"/>
+          <w:u w:val="single"/>
         </w:rPr>
         <w:hyperlink r:id="rId14" w:history="1">
           <w:r>
             <w:rPr>
               <w:rStyle w:val="Hyperlink"/>
             </w:rPr>
-            <w:t>raadpleegbaar</w:t>
+            <w:t>raadpl</w:t>
+          </w:r>
+        </w:hyperlink>
+      </w:r>
+      <w:r>
+        <w:rPr>
+          <w:rFonts w:ascii="Charis SIL Regular" w:hAnsi="Charis SIL Regular" w:eastAsia="Charis SIL Regular"/>
+          <w:b w:val="0"/>
+          <w:i w:val="0"/>
+          <w:color w:val="0000FF"/>
+          <w:sz w:val="24"/>
+          <w:u w:val="single"/>
+        </w:rPr>
+        <w:hyperlink r:id="rId14" w:history="1">
+          <w:r>
+            <w:rPr>
+              <w:rStyle w:val="Hyperlink"/>
+            </w:rPr>
+            <w:t>e</w:t>
+          </w:r>
+        </w:hyperlink>
+      </w:r>
+      <w:r>
+        <w:rPr>
+          <w:rFonts w:ascii="Charis SIL Regular" w:hAnsi="Charis SIL Regular" w:eastAsia="Charis SIL Regular"/>
+          <w:b w:val="0"/>
+          <w:i w:val="0"/>
+          <w:color w:val="0000FF"/>
+          <w:sz w:val="24"/>
+          <w:u w:val="single"/>
+        </w:rPr>
+        <w:hyperlink r:id="rId15" w:history="1">
+          <w:r>
+            <w:rPr>
+              <w:rStyle w:val="Hyperlink"/>
+            </w:rPr>
+            <w:t>egbaa</w:t>
+          </w:r>
+        </w:hyperlink>
+      </w:r>
+      <w:r>
+        <w:rPr>
+          <w:rFonts w:ascii="Charis SIL Regular" w:hAnsi="Charis SIL Regular" w:eastAsia="Charis SIL Regular"/>
+          <w:b w:val="0"/>
+          <w:i w:val="0"/>
+          <w:color w:val="0000FF"/>
+          <w:sz w:val="24"/>
+          <w:u w:val="single"/>
+        </w:rPr>
+        <w:hyperlink r:id="rId15" w:history="1">
+          <w:r>
+            <w:rPr>
+              <w:rStyle w:val="Hyperlink"/>
+            </w:rPr>
+            <w:t>r</w:t>
           </w:r>
         </w:hyperlink>
       </w:r>

--- a/EXPORTS/DOCX/published/niveau3/Dutch/UniversiteitsbibliotheekLeiden.docx
+++ b/EXPORTS/DOCX/published/niveau3/Dutch/UniversiteitsbibliotheekLeiden.docx
@@ -224,25 +224,7 @@
           <w:color w:val="000000"/>
           <w:sz w:val="24"/>
         </w:rPr>
-        <w:t xml:space="preserve">Universiteit Leiden in 1575 markeert ook </w:t>
-      </w:r>
-      <w:r>
-        <w:rPr>
-          <w:u w:val="single" w:color="0000ff"/>
-          <w:rFonts w:ascii="Charis SIL Regular" w:hAnsi="Charis SIL Regular" w:eastAsia="Charis SIL Regular"/>
-          <w:b w:val="0"/>
-          <w:i w:val="0"/>
-          <w:color w:val="000000"/>
-          <w:sz w:val="24"/>
-        </w:rPr>
-        <w:hyperlink r:id="rId9" w:history="1">
-          <w:r>
-            <w:rPr>
-              <w:rStyle w:val="Hyperlink"/>
-            </w:rPr>
-            <w:t>de sym</w:t>
-          </w:r>
-        </w:hyperlink>
+        <w:t>Universiteit Leiden in 1575 markeert ook de sym</w:t>
       </w:r>
       <w:r>
         <w:rPr>
@@ -700,7 +682,7 @@
           <w:sz w:val="24"/>
           <w:u w:val="single"/>
         </w:rPr>
-        <w:hyperlink r:id="rId10" w:history="1">
+        <w:hyperlink r:id="rId12" w:history="1">
           <w:r>
             <w:rPr>
               <w:rStyle w:val="Hyperlink"/>
@@ -718,7 +700,7 @@
           <w:sz w:val="24"/>
           <w:u w:val="single"/>
         </w:rPr>
-        <w:hyperlink r:id="rId10" w:history="1">
+        <w:hyperlink r:id="rId12" w:history="1">
           <w:r>
             <w:rPr>
               <w:rStyle w:val="Hyperlink"/>
@@ -736,7 +718,7 @@
           <w:sz w:val="24"/>
           <w:u w:val="single"/>
         </w:rPr>
-        <w:hyperlink r:id="rId10" w:history="1">
+        <w:hyperlink r:id="rId12" w:history="1">
           <w:r>
             <w:rPr>
               <w:rStyle w:val="Hyperlink"/>
@@ -765,7 +747,7 @@
           <w:sz w:val="24"/>
           <w:u w:val="single"/>
         </w:rPr>
-        <w:hyperlink r:id="rId10" w:history="1">
+        <w:hyperlink r:id="rId12" w:history="1">
           <w:r>
             <w:rPr>
               <w:rStyle w:val="Hyperlink"/>
@@ -783,7 +765,7 @@
           <w:sz w:val="24"/>
           <w:u w:val="single"/>
         </w:rPr>
-        <w:hyperlink r:id="rId10" w:history="1">
+        <w:hyperlink r:id="rId12" w:history="1">
           <w:r>
             <w:rPr>
               <w:rStyle w:val="Hyperlink"/>
@@ -801,7 +783,7 @@
           <w:sz w:val="24"/>
           <w:u w:val="single"/>
         </w:rPr>
-        <w:hyperlink r:id="rId10" w:history="1">
+        <w:hyperlink r:id="rId12" w:history="1">
           <w:r>
             <w:rPr>
               <w:rStyle w:val="Hyperlink"/>
@@ -830,7 +812,7 @@
           <w:sz w:val="24"/>
           <w:u w:val="single"/>
         </w:rPr>
-        <w:hyperlink r:id="rId10" w:history="1">
+        <w:hyperlink r:id="rId12" w:history="1">
           <w:r>
             <w:rPr>
               <w:rStyle w:val="Hyperlink"/>
@@ -848,7 +830,7 @@
           <w:sz w:val="24"/>
           <w:u w:val="single"/>
         </w:rPr>
-        <w:hyperlink r:id="rId10" w:history="1">
+        <w:hyperlink r:id="rId12" w:history="1">
           <w:r>
             <w:rPr>
               <w:rStyle w:val="Hyperlink"/>
@@ -866,7 +848,7 @@
           <w:sz w:val="24"/>
           <w:u w:val="single"/>
         </w:rPr>
-        <w:hyperlink r:id="rId10" w:history="1">
+        <w:hyperlink r:id="rId12" w:history="1">
           <w:r>
             <w:rPr>
               <w:rStyle w:val="Hyperlink"/>
@@ -1247,13 +1229,113 @@
       </w:r>
       <w:r>
         <w:rPr>
+          <w:u w:val="single" w:color="0000ff"/>
           <w:rFonts w:ascii="Charis SIL Regular" w:hAnsi="Charis SIL Regular" w:eastAsia="Charis SIL Regular"/>
           <w:b w:val="0"/>
           <w:i w:val="0"/>
           <w:color w:val="000000"/>
           <w:sz w:val="24"/>
         </w:rPr>
-        <w:t>informatie over de ruime hoeveelheid beschikbare bronnen en waar</w:t>
+        <w:hyperlink r:id="rId13" w:history="1">
+          <w:r>
+            <w:rPr>
+              <w:rStyle w:val="Hyperlink"/>
+            </w:rPr>
+            <w:t>informati</w:t>
+          </w:r>
+        </w:hyperlink>
+      </w:r>
+      <w:r>
+        <w:rPr>
+          <w:rFonts w:ascii="Charis SIL Regular" w:hAnsi="Charis SIL Regular" w:eastAsia="Charis SIL Regular"/>
+          <w:b w:val="0"/>
+          <w:i w:val="0"/>
+          <w:color w:val="000000"/>
+          <w:sz w:val="24"/>
+        </w:rPr>
+        <w:t>e over de ruime hoeveel</w:t>
+      </w:r>
+      <w:r>
+        <w:rPr>
+          <w:u w:val="single" w:color="0000ff"/>
+          <w:rFonts w:ascii="Charis SIL Regular" w:hAnsi="Charis SIL Regular" w:eastAsia="Charis SIL Regular"/>
+          <w:b w:val="0"/>
+          <w:i w:val="0"/>
+          <w:color w:val="000000"/>
+          <w:sz w:val="24"/>
+        </w:rPr>
+        <w:hyperlink r:id="rId14" w:history="1">
+          <w:r>
+            <w:rPr>
+              <w:rStyle w:val="Hyperlink"/>
+            </w:rPr>
+            <w:t>heid be</w:t>
+          </w:r>
+        </w:hyperlink>
+      </w:r>
+      <w:r>
+        <w:rPr>
+          <w:u w:val="single" w:color="0000ff"/>
+          <w:rFonts w:ascii="Charis SIL Regular" w:hAnsi="Charis SIL Regular" w:eastAsia="Charis SIL Regular"/>
+          <w:b w:val="0"/>
+          <w:i w:val="0"/>
+          <w:color w:val="000000"/>
+          <w:sz w:val="24"/>
+        </w:rPr>
+        <w:hyperlink r:id="rId14" w:history="1">
+          <w:r>
+            <w:rPr>
+              <w:rStyle w:val="Hyperlink"/>
+            </w:rPr>
+            <w:t>s</w:t>
+          </w:r>
+        </w:hyperlink>
+      </w:r>
+      <w:r>
+        <w:rPr>
+          <w:u w:val="single" w:color="0000ff"/>
+          <w:rFonts w:ascii="Charis SIL Regular" w:hAnsi="Charis SIL Regular" w:eastAsia="Charis SIL Regular"/>
+          <w:b w:val="0"/>
+          <w:i w:val="0"/>
+          <w:color w:val="000000"/>
+          <w:sz w:val="24"/>
+        </w:rPr>
+        <w:hyperlink r:id="rId14" w:history="1">
+          <w:r>
+            <w:rPr>
+              <w:rStyle w:val="Hyperlink"/>
+            </w:rPr>
+            <w:t>chikbare br</w:t>
+          </w:r>
+        </w:hyperlink>
+      </w:r>
+      <w:r>
+        <w:rPr>
+          <w:rFonts w:ascii="Charis SIL Regular" w:hAnsi="Charis SIL Regular" w:eastAsia="Charis SIL Regular"/>
+          <w:b w:val="0"/>
+          <w:i w:val="0"/>
+          <w:color w:val="000000"/>
+          <w:sz w:val="24"/>
+        </w:rPr>
+        <w:t xml:space="preserve">onnen </w:t>
+      </w:r>
+      <w:r>
+        <w:rPr>
+          <w:u w:val="single" w:color="0000ff"/>
+          <w:rFonts w:ascii="Charis SIL Regular" w:hAnsi="Charis SIL Regular" w:eastAsia="Charis SIL Regular"/>
+          <w:b w:val="0"/>
+          <w:i w:val="0"/>
+          <w:color w:val="000000"/>
+          <w:sz w:val="24"/>
+        </w:rPr>
+        <w:hyperlink r:id="rId15" w:history="1">
+          <w:r>
+            <w:rPr>
+              <w:rStyle w:val="Hyperlink"/>
+            </w:rPr>
+            <w:t>en waar</w:t>
+          </w:r>
+        </w:hyperlink>
       </w:r>
       <w:r>
         <w:rPr>
@@ -1615,7 +1697,7 @@
           <w:sz w:val="24"/>
           <w:u w:val="single"/>
         </w:rPr>
-        <w:hyperlink r:id="rId15" w:history="1">
+        <w:hyperlink r:id="rId14" w:history="1">
           <w:r>
             <w:rPr>
               <w:rStyle w:val="Hyperlink"/>
@@ -1633,7 +1715,7 @@
           <w:sz w:val="24"/>
           <w:u w:val="single"/>
         </w:rPr>
-        <w:hyperlink r:id="rId15" w:history="1">
+        <w:hyperlink r:id="rId14" w:history="1">
           <w:r>
             <w:rPr>
               <w:rStyle w:val="Hyperlink"/>

--- a/EXPORTS/DOCX/published/niveau3/Dutch/UniversiteitsbibliotheekLeiden.docx
+++ b/EXPORTS/DOCX/published/niveau3/Dutch/UniversiteitsbibliotheekLeiden.docx
@@ -224,7 +224,25 @@
           <w:color w:val="000000"/>
           <w:sz w:val="24"/>
         </w:rPr>
-        <w:t>Universiteit Leiden in 1575 markeert ook de sym</w:t>
+        <w:t xml:space="preserve">Universiteit Leiden in 1575 markeert ook </w:t>
+      </w:r>
+      <w:r>
+        <w:rPr>
+          <w:u w:val="single" w:color="0000ff"/>
+          <w:rFonts w:ascii="Charis SIL Regular" w:hAnsi="Charis SIL Regular" w:eastAsia="Charis SIL Regular"/>
+          <w:b w:val="0"/>
+          <w:i w:val="0"/>
+          <w:color w:val="000000"/>
+          <w:sz w:val="24"/>
+        </w:rPr>
+        <w:hyperlink r:id="rId9" w:history="1">
+          <w:r>
+            <w:rPr>
+              <w:rStyle w:val="Hyperlink"/>
+            </w:rPr>
+            <w:t>de sym</w:t>
+          </w:r>
+        </w:hyperlink>
       </w:r>
       <w:r>
         <w:rPr>
@@ -682,7 +700,7 @@
           <w:sz w:val="24"/>
           <w:u w:val="single"/>
         </w:rPr>
-        <w:hyperlink r:id="rId12" w:history="1">
+        <w:hyperlink r:id="rId10" w:history="1">
           <w:r>
             <w:rPr>
               <w:rStyle w:val="Hyperlink"/>
@@ -700,7 +718,7 @@
           <w:sz w:val="24"/>
           <w:u w:val="single"/>
         </w:rPr>
-        <w:hyperlink r:id="rId12" w:history="1">
+        <w:hyperlink r:id="rId10" w:history="1">
           <w:r>
             <w:rPr>
               <w:rStyle w:val="Hyperlink"/>
@@ -718,7 +736,7 @@
           <w:sz w:val="24"/>
           <w:u w:val="single"/>
         </w:rPr>
-        <w:hyperlink r:id="rId12" w:history="1">
+        <w:hyperlink r:id="rId10" w:history="1">
           <w:r>
             <w:rPr>
               <w:rStyle w:val="Hyperlink"/>
@@ -1697,7 +1715,7 @@
           <w:sz w:val="24"/>
           <w:u w:val="single"/>
         </w:rPr>
-        <w:hyperlink r:id="rId14" w:history="1">
+        <w:hyperlink r:id="rId15" w:history="1">
           <w:r>
             <w:rPr>
               <w:rStyle w:val="Hyperlink"/>
@@ -1715,7 +1733,7 @@
           <w:sz w:val="24"/>
           <w:u w:val="single"/>
         </w:rPr>
-        <w:hyperlink r:id="rId14" w:history="1">
+        <w:hyperlink r:id="rId15" w:history="1">
           <w:r>
             <w:rPr>
               <w:rStyle w:val="Hyperlink"/>

--- a/EXPORTS/DOCX/published/niveau3/Dutch/UniversiteitsbibliotheekLeiden.docx
+++ b/EXPORTS/DOCX/published/niveau3/Dutch/UniversiteitsbibliotheekLeiden.docx
@@ -682,14 +682,7 @@
           <w:color w:val="000000"/>
           <w:sz w:val="24"/>
         </w:rPr>
-        <w:hyperlink r:id="rId10" w:history="1">
-          <w:r>
-            <w:rPr>
-              <w:rStyle w:val="Hyperlink"/>
-            </w:rPr>
-            <w:t xml:space="preserve">et </w:t>
-          </w:r>
-        </w:hyperlink>
+        <w:t xml:space="preserve">et </w:t>
       </w:r>
       <w:r>
         <w:rPr>
@@ -700,7 +693,7 @@
           <w:sz w:val="24"/>
           <w:u w:val="single"/>
         </w:rPr>
-        <w:hyperlink r:id="rId10" w:history="1">
+        <w:hyperlink r:id="rId12" w:history="1">
           <w:r>
             <w:rPr>
               <w:rStyle w:val="Hyperlink"/>
@@ -718,7 +711,7 @@
           <w:sz w:val="24"/>
           <w:u w:val="single"/>
         </w:rPr>
-        <w:hyperlink r:id="rId10" w:history="1">
+        <w:hyperlink r:id="rId12" w:history="1">
           <w:r>
             <w:rPr>
               <w:rStyle w:val="Hyperlink"/>
@@ -736,7 +729,7 @@
           <w:sz w:val="24"/>
           <w:u w:val="single"/>
         </w:rPr>
-        <w:hyperlink r:id="rId10" w:history="1">
+        <w:hyperlink r:id="rId12" w:history="1">
           <w:r>
             <w:rPr>
               <w:rStyle w:val="Hyperlink"/>
@@ -866,7 +859,7 @@
           <w:sz w:val="24"/>
           <w:u w:val="single"/>
         </w:rPr>
-        <w:hyperlink r:id="rId12" w:history="1">
+        <w:hyperlink r:id="rId10" w:history="1">
           <w:r>
             <w:rPr>
               <w:rStyle w:val="Hyperlink"/>
@@ -895,7 +888,7 @@
           <w:sz w:val="24"/>
           <w:u w:val="single"/>
         </w:rPr>
-        <w:hyperlink r:id="rId12" w:history="1">
+        <w:hyperlink r:id="rId10" w:history="1">
           <w:r>
             <w:rPr>
               <w:rStyle w:val="Hyperlink"/>
@@ -924,7 +917,7 @@
           <w:sz w:val="24"/>
           <w:u w:val="single"/>
         </w:rPr>
-        <w:hyperlink r:id="rId12" w:history="1">
+        <w:hyperlink r:id="rId10" w:history="1">
           <w:r>
             <w:rPr>
               <w:rStyle w:val="Hyperlink"/>
@@ -989,7 +982,7 @@
           <w:sz w:val="24"/>
           <w:u w:val="single"/>
         </w:rPr>
-        <w:hyperlink r:id="rId12" w:history="1">
+        <w:hyperlink r:id="rId11" w:history="1">
           <w:r>
             <w:rPr>
               <w:rStyle w:val="Hyperlink"/>
@@ -1346,14 +1339,7 @@
           <w:color w:val="000000"/>
           <w:sz w:val="24"/>
         </w:rPr>
-        <w:hyperlink r:id="rId15" w:history="1">
-          <w:r>
-            <w:rPr>
-              <w:rStyle w:val="Hyperlink"/>
-            </w:rPr>
-            <w:t>en waar</w:t>
-          </w:r>
-        </w:hyperlink>
+        <w:t>en waar</w:t>
       </w:r>
       <w:r>
         <w:rPr>

--- a/EXPORTS/DOCX/published/niveau3/Dutch/UniversiteitsbibliotheekLeiden.docx
+++ b/EXPORTS/DOCX/published/niveau3/Dutch/UniversiteitsbibliotheekLeiden.docx
@@ -794,7 +794,7 @@
           <w:sz w:val="24"/>
           <w:u w:val="single"/>
         </w:rPr>
-        <w:hyperlink r:id="rId12" w:history="1">
+        <w:hyperlink r:id="rId10" w:history="1">
           <w:r>
             <w:rPr>
               <w:rStyle w:val="Hyperlink"/>
@@ -823,7 +823,7 @@
           <w:sz w:val="24"/>
           <w:u w:val="single"/>
         </w:rPr>
-        <w:hyperlink r:id="rId12" w:history="1">
+        <w:hyperlink r:id="rId10" w:history="1">
           <w:r>
             <w:rPr>
               <w:rStyle w:val="Hyperlink"/>
@@ -841,7 +841,7 @@
           <w:sz w:val="24"/>
           <w:u w:val="single"/>
         </w:rPr>
-        <w:hyperlink r:id="rId12" w:history="1">
+        <w:hyperlink r:id="rId10" w:history="1">
           <w:r>
             <w:rPr>
               <w:rStyle w:val="Hyperlink"/>
@@ -982,7 +982,7 @@
           <w:sz w:val="24"/>
           <w:u w:val="single"/>
         </w:rPr>
-        <w:hyperlink r:id="rId11" w:history="1">
+        <w:hyperlink r:id="rId12" w:history="1">
           <w:r>
             <w:rPr>
               <w:rStyle w:val="Hyperlink"/>
@@ -1339,7 +1339,14 @@
           <w:color w:val="000000"/>
           <w:sz w:val="24"/>
         </w:rPr>
-        <w:t>en waar</w:t>
+        <w:hyperlink r:id="rId15" w:history="1">
+          <w:r>
+            <w:rPr>
+              <w:rStyle w:val="Hyperlink"/>
+            </w:rPr>
+            <w:t>en waar</w:t>
+          </w:r>
+        </w:hyperlink>
       </w:r>
       <w:r>
         <w:rPr>

--- a/EXPORTS/DOCX/published/niveau3/Dutch/UniversiteitsbibliotheekLeiden.docx
+++ b/EXPORTS/DOCX/published/niveau3/Dutch/UniversiteitsbibliotheekLeiden.docx
@@ -794,7 +794,7 @@
           <w:sz w:val="24"/>
           <w:u w:val="single"/>
         </w:rPr>
-        <w:hyperlink r:id="rId10" w:history="1">
+        <w:hyperlink r:id="rId12" w:history="1">
           <w:r>
             <w:rPr>
               <w:rStyle w:val="Hyperlink"/>
@@ -823,7 +823,7 @@
           <w:sz w:val="24"/>
           <w:u w:val="single"/>
         </w:rPr>
-        <w:hyperlink r:id="rId10" w:history="1">
+        <w:hyperlink r:id="rId12" w:history="1">
           <w:r>
             <w:rPr>
               <w:rStyle w:val="Hyperlink"/>

--- a/EXPORTS/DOCX/published/niveau3/Dutch/UniversiteitsbibliotheekLeiden.docx
+++ b/EXPORTS/DOCX/published/niveau3/Dutch/UniversiteitsbibliotheekLeiden.docx
@@ -682,7 +682,14 @@
           <w:color w:val="000000"/>
           <w:sz w:val="24"/>
         </w:rPr>
-        <w:t xml:space="preserve">et </w:t>
+        <w:hyperlink r:id="rId10" w:history="1">
+          <w:r>
+            <w:rPr>
+              <w:rStyle w:val="Hyperlink"/>
+            </w:rPr>
+            <w:t xml:space="preserve">et </w:t>
+          </w:r>
+        </w:hyperlink>
       </w:r>
       <w:r>
         <w:rPr>
@@ -794,7 +801,7 @@
           <w:sz w:val="24"/>
           <w:u w:val="single"/>
         </w:rPr>
-        <w:hyperlink r:id="rId12" w:history="1">
+        <w:hyperlink r:id="rId10" w:history="1">
           <w:r>
             <w:rPr>
               <w:rStyle w:val="Hyperlink"/>
@@ -823,7 +830,7 @@
           <w:sz w:val="24"/>
           <w:u w:val="single"/>
         </w:rPr>
-        <w:hyperlink r:id="rId12" w:history="1">
+        <w:hyperlink r:id="rId10" w:history="1">
           <w:r>
             <w:rPr>
               <w:rStyle w:val="Hyperlink"/>
@@ -962,7 +969,6 @@
           <w:i w:val="0"/>
           <w:color w:val="0000FF"/>
           <w:sz w:val="24"/>
-          <w:u w:val="single"/>
         </w:rPr>
         <w:hyperlink r:id="rId12" w:history="1">
           <w:r>

--- a/EXPORTS/DOCX/published/niveau3/Dutch/UniversiteitsbibliotheekLeiden.docx
+++ b/EXPORTS/DOCX/published/niveau3/Dutch/UniversiteitsbibliotheekLeiden.docx
@@ -682,14 +682,7 @@
           <w:color w:val="000000"/>
           <w:sz w:val="24"/>
         </w:rPr>
-        <w:hyperlink r:id="rId10" w:history="1">
-          <w:r>
-            <w:rPr>
-              <w:rStyle w:val="Hyperlink"/>
-            </w:rPr>
-            <w:t xml:space="preserve">et </w:t>
-          </w:r>
-        </w:hyperlink>
+        <w:t xml:space="preserve">et </w:t>
       </w:r>
       <w:r>
         <w:rPr>
@@ -783,7 +776,7 @@
           <w:sz w:val="24"/>
           <w:u w:val="single"/>
         </w:rPr>
-        <w:hyperlink r:id="rId12" w:history="1">
+        <w:hyperlink r:id="rId10" w:history="1">
           <w:r>
             <w:rPr>
               <w:rStyle w:val="Hyperlink"/>
@@ -969,6 +962,7 @@
           <w:i w:val="0"/>
           <w:color w:val="0000FF"/>
           <w:sz w:val="24"/>
+          <w:u w:val="single"/>
         </w:rPr>
         <w:hyperlink r:id="rId12" w:history="1">
           <w:r>

--- a/EXPORTS/DOCX/published/niveau3/Dutch/UniversiteitsbibliotheekLeiden.docx
+++ b/EXPORTS/DOCX/published/niveau3/Dutch/UniversiteitsbibliotheekLeiden.docx
@@ -235,14 +235,7 @@
           <w:color w:val="000000"/>
           <w:sz w:val="24"/>
         </w:rPr>
-        <w:hyperlink r:id="rId9" w:history="1">
-          <w:r>
-            <w:rPr>
-              <w:rStyle w:val="Hyperlink"/>
-            </w:rPr>
-            <w:t>de sym</w:t>
-          </w:r>
-        </w:hyperlink>
+        <w:t>de sym</w:t>
       </w:r>
       <w:r>
         <w:rPr>
@@ -671,25 +664,7 @@
           <w:color w:val="000000"/>
           <w:sz w:val="24"/>
         </w:rPr>
-        <w:t>bibliotheek van h</w:t>
-      </w:r>
-      <w:r>
-        <w:rPr>
-          <w:u w:val="single" w:color="0000ff"/>
-          <w:rFonts w:ascii="Charis SIL Regular" w:hAnsi="Charis SIL Regular" w:eastAsia="Charis SIL Regular"/>
-          <w:b w:val="0"/>
-          <w:i w:val="0"/>
-          <w:color w:val="000000"/>
-          <w:sz w:val="24"/>
-        </w:rPr>
-        <w:hyperlink r:id="rId10" w:history="1">
-          <w:r>
-            <w:rPr>
-              <w:rStyle w:val="Hyperlink"/>
-            </w:rPr>
-            <w:t xml:space="preserve">et </w:t>
-          </w:r>
-        </w:hyperlink>
+        <w:t xml:space="preserve">bibliotheek van het </w:t>
       </w:r>
       <w:r>
         <w:rPr>
@@ -940,8 +915,45 @@
           <w:i w:val="0"/>
           <w:color w:val="0000FF"/>
           <w:sz w:val="24"/>
+          <w:u w:val="single"/>
         </w:rPr>
-        <w:t>ije Oos</w:t>
+        <w:hyperlink r:id="rId12" w:history="1">
+          <w:r>
+            <w:rPr>
+              <w:rStyle w:val="Hyperlink"/>
+            </w:rPr>
+            <w:t>ije</w:t>
+          </w:r>
+        </w:hyperlink>
+      </w:r>
+      <w:r>
+        <w:rPr>
+          <w:rFonts w:ascii="Charis SIL Regular" w:hAnsi="Charis SIL Regular" w:eastAsia="Charis SIL Regular"/>
+          <w:b w:val="0"/>
+          <w:i w:val="0"/>
+          <w:color w:val="0000FF"/>
+          <w:sz w:val="24"/>
+          <w:u w:val="single"/>
+        </w:rPr>
+        <w:t xml:space="preserve"> </w:t>
+      </w:r>
+      <w:r>
+        <w:rPr>
+          <w:rFonts w:ascii="Charis SIL Regular" w:hAnsi="Charis SIL Regular" w:eastAsia="Charis SIL Regular"/>
+          <w:b w:val="0"/>
+          <w:i w:val="0"/>
+          <w:color w:val="0000FF"/>
+          <w:sz w:val="24"/>
+          <w:u w:val="single"/>
+        </w:rPr>
+        <w:hyperlink r:id="rId12" w:history="1">
+          <w:r>
+            <w:rPr>
+              <w:rStyle w:val="Hyperlink"/>
+            </w:rPr>
+            <w:t>Oos</w:t>
+          </w:r>
+        </w:hyperlink>
       </w:r>
       <w:r>
         <w:rPr>

--- a/EXPORTS/DOCX/published/niveau3/Dutch/UniversiteitsbibliotheekLeiden.docx
+++ b/EXPORTS/DOCX/published/niveau3/Dutch/UniversiteitsbibliotheekLeiden.docx
@@ -235,7 +235,14 @@
           <w:color w:val="000000"/>
           <w:sz w:val="24"/>
         </w:rPr>
-        <w:t>de sym</w:t>
+        <w:hyperlink r:id="rId9" w:history="1">
+          <w:r>
+            <w:rPr>
+              <w:rStyle w:val="Hyperlink"/>
+            </w:rPr>
+            <w:t>de sym</w:t>
+          </w:r>
+        </w:hyperlink>
       </w:r>
       <w:r>
         <w:rPr>
@@ -664,7 +671,18 @@
           <w:color w:val="000000"/>
           <w:sz w:val="24"/>
         </w:rPr>
-        <w:t xml:space="preserve">bibliotheek van het </w:t>
+        <w:t>bibliotheek van h</w:t>
+      </w:r>
+      <w:r>
+        <w:rPr>
+          <w:u w:val="single" w:color="0000ff"/>
+          <w:rFonts w:ascii="Charis SIL Regular" w:hAnsi="Charis SIL Regular" w:eastAsia="Charis SIL Regular"/>
+          <w:b w:val="0"/>
+          <w:i w:val="0"/>
+          <w:color w:val="000000"/>
+          <w:sz w:val="24"/>
+        </w:rPr>
+        <w:t xml:space="preserve">et </w:t>
       </w:r>
       <w:r>
         <w:rPr>
@@ -841,7 +859,7 @@
           <w:sz w:val="24"/>
           <w:u w:val="single"/>
         </w:rPr>
-        <w:hyperlink r:id="rId12" w:history="1">
+        <w:hyperlink r:id="rId10" w:history="1">
           <w:r>
             <w:rPr>
               <w:rStyle w:val="Hyperlink"/>
@@ -964,7 +982,7 @@
           <w:sz w:val="24"/>
           <w:u w:val="single"/>
         </w:rPr>
-        <w:hyperlink r:id="rId11" w:history="1">
+        <w:hyperlink r:id="rId12" w:history="1">
           <w:r>
             <w:rPr>
               <w:rStyle w:val="Hyperlink"/>
@@ -1623,99 +1641,8 @@
           <w:i w:val="0"/>
           <w:color w:val="0000FF"/>
           <w:sz w:val="24"/>
-          <w:u w:val="single"/>
         </w:rPr>
-        <w:hyperlink r:id="rId14" w:history="1">
-          <w:r>
-            <w:rPr>
-              <w:rStyle w:val="Hyperlink"/>
-            </w:rPr>
-            <w:t>online</w:t>
-          </w:r>
-        </w:hyperlink>
-      </w:r>
-      <w:r>
-        <w:rPr>
-          <w:rFonts w:ascii="Charis SIL Regular" w:hAnsi="Charis SIL Regular" w:eastAsia="Charis SIL Regular"/>
-          <w:b w:val="0"/>
-          <w:i w:val="0"/>
-          <w:color w:val="0000FF"/>
-          <w:sz w:val="24"/>
-          <w:u w:val="single"/>
-        </w:rPr>
-        <w:t xml:space="preserve"> </w:t>
-      </w:r>
-      <w:r>
-        <w:rPr>
-          <w:rFonts w:ascii="Charis SIL Regular" w:hAnsi="Charis SIL Regular" w:eastAsia="Charis SIL Regular"/>
-          <w:b w:val="0"/>
-          <w:i w:val="0"/>
-          <w:color w:val="0000FF"/>
-          <w:sz w:val="24"/>
-          <w:u w:val="single"/>
-        </w:rPr>
-        <w:hyperlink r:id="rId14" w:history="1">
-          <w:r>
-            <w:rPr>
-              <w:rStyle w:val="Hyperlink"/>
-            </w:rPr>
-            <w:t>raadpl</w:t>
-          </w:r>
-        </w:hyperlink>
-      </w:r>
-      <w:r>
-        <w:rPr>
-          <w:rFonts w:ascii="Charis SIL Regular" w:hAnsi="Charis SIL Regular" w:eastAsia="Charis SIL Regular"/>
-          <w:b w:val="0"/>
-          <w:i w:val="0"/>
-          <w:color w:val="0000FF"/>
-          <w:sz w:val="24"/>
-          <w:u w:val="single"/>
-        </w:rPr>
-        <w:hyperlink r:id="rId14" w:history="1">
-          <w:r>
-            <w:rPr>
-              <w:rStyle w:val="Hyperlink"/>
-            </w:rPr>
-            <w:t>e</w:t>
-          </w:r>
-        </w:hyperlink>
-      </w:r>
-      <w:r>
-        <w:rPr>
-          <w:rFonts w:ascii="Charis SIL Regular" w:hAnsi="Charis SIL Regular" w:eastAsia="Charis SIL Regular"/>
-          <w:b w:val="0"/>
-          <w:i w:val="0"/>
-          <w:color w:val="0000FF"/>
-          <w:sz w:val="24"/>
-          <w:u w:val="single"/>
-        </w:rPr>
-        <w:hyperlink r:id="rId14" w:history="1">
-          <w:r>
-            <w:rPr>
-              <w:rStyle w:val="Hyperlink"/>
-            </w:rPr>
-            <w:t>egbaa</w:t>
-          </w:r>
-        </w:hyperlink>
-      </w:r>
-      <w:r>
-        <w:rPr>
-          <w:rFonts w:ascii="Charis SIL Regular" w:hAnsi="Charis SIL Regular" w:eastAsia="Charis SIL Regular"/>
-          <w:b w:val="0"/>
-          <w:i w:val="0"/>
-          <w:color w:val="0000FF"/>
-          <w:sz w:val="24"/>
-          <w:u w:val="single"/>
-        </w:rPr>
-        <w:hyperlink r:id="rId14" w:history="1">
-          <w:r>
-            <w:rPr>
-              <w:rStyle w:val="Hyperlink"/>
-            </w:rPr>
-            <w:t>r</w:t>
-          </w:r>
-        </w:hyperlink>
+        <w:t>online raadpleegbaar</w:t>
       </w:r>
       <w:r>
         <w:rPr>
@@ -1761,7 +1688,6 @@
       </w:r>
       <w:r>
         <w:rPr>
-          <w:u w:val="single" w:color="0000ff"/>
           <w:rFonts w:ascii="Charis SIL Regular" w:hAnsi="Charis SIL Regular" w:eastAsia="Charis SIL Regular"/>
           <w:b w:val="0"/>
           <w:i w:val="0"/>
@@ -1779,7 +1705,6 @@
       </w:r>
       <w:r>
         <w:rPr>
-          <w:u w:val="single" w:color="0000ff"/>
           <w:rFonts w:ascii="Charis SIL Regular" w:hAnsi="Charis SIL Regular" w:eastAsia="Charis SIL Regular"/>
           <w:b w:val="0"/>
           <w:i w:val="0"/>
@@ -1797,7 +1722,6 @@
       </w:r>
       <w:r>
         <w:rPr>
-          <w:u w:val="single" w:color="0000ff"/>
           <w:rFonts w:ascii="Charis SIL Regular" w:hAnsi="Charis SIL Regular" w:eastAsia="Charis SIL Regular"/>
           <w:b w:val="0"/>
           <w:i w:val="0"/>

--- a/EXPORTS/DOCX/published/niveau3/Dutch/UniversiteitsbibliotheekLeiden.docx
+++ b/EXPORTS/DOCX/published/niveau3/Dutch/UniversiteitsbibliotheekLeiden.docx
@@ -682,7 +682,14 @@
           <w:color w:val="000000"/>
           <w:sz w:val="24"/>
         </w:rPr>
-        <w:t xml:space="preserve">et </w:t>
+        <w:hyperlink r:id="rId10" w:history="1">
+          <w:r>
+            <w:rPr>
+              <w:rStyle w:val="Hyperlink"/>
+            </w:rPr>
+            <w:t xml:space="preserve">et </w:t>
+          </w:r>
+        </w:hyperlink>
       </w:r>
       <w:r>
         <w:rPr>
@@ -693,7 +700,7 @@
           <w:sz w:val="24"/>
           <w:u w:val="single"/>
         </w:rPr>
-        <w:hyperlink r:id="rId12" w:history="1">
+        <w:hyperlink r:id="rId10" w:history="1">
           <w:r>
             <w:rPr>
               <w:rStyle w:val="Hyperlink"/>
@@ -711,7 +718,7 @@
           <w:sz w:val="24"/>
           <w:u w:val="single"/>
         </w:rPr>
-        <w:hyperlink r:id="rId12" w:history="1">
+        <w:hyperlink r:id="rId10" w:history="1">
           <w:r>
             <w:rPr>
               <w:rStyle w:val="Hyperlink"/>
@@ -729,7 +736,7 @@
           <w:sz w:val="24"/>
           <w:u w:val="single"/>
         </w:rPr>
-        <w:hyperlink r:id="rId12" w:history="1">
+        <w:hyperlink r:id="rId10" w:history="1">
           <w:r>
             <w:rPr>
               <w:rStyle w:val="Hyperlink"/>
@@ -758,7 +765,7 @@
           <w:sz w:val="24"/>
           <w:u w:val="single"/>
         </w:rPr>
-        <w:hyperlink r:id="rId12" w:history="1">
+        <w:hyperlink r:id="rId10" w:history="1">
           <w:r>
             <w:rPr>
               <w:rStyle w:val="Hyperlink"/>
@@ -776,7 +783,7 @@
           <w:sz w:val="24"/>
           <w:u w:val="single"/>
         </w:rPr>
-        <w:hyperlink r:id="rId12" w:history="1">
+        <w:hyperlink r:id="rId10" w:history="1">
           <w:r>
             <w:rPr>
               <w:rStyle w:val="Hyperlink"/>
@@ -794,7 +801,7 @@
           <w:sz w:val="24"/>
           <w:u w:val="single"/>
         </w:rPr>
-        <w:hyperlink r:id="rId12" w:history="1">
+        <w:hyperlink r:id="rId10" w:history="1">
           <w:r>
             <w:rPr>
               <w:rStyle w:val="Hyperlink"/>
@@ -859,7 +866,7 @@
           <w:sz w:val="24"/>
           <w:u w:val="single"/>
         </w:rPr>
-        <w:hyperlink r:id="rId10" w:history="1">
+        <w:hyperlink r:id="rId12" w:history="1">
           <w:r>
             <w:rPr>
               <w:rStyle w:val="Hyperlink"/>
@@ -888,7 +895,7 @@
           <w:sz w:val="24"/>
           <w:u w:val="single"/>
         </w:rPr>
-        <w:hyperlink r:id="rId10" w:history="1">
+        <w:hyperlink r:id="rId12" w:history="1">
           <w:r>
             <w:rPr>
               <w:rStyle w:val="Hyperlink"/>
@@ -917,7 +924,7 @@
           <w:sz w:val="24"/>
           <w:u w:val="single"/>
         </w:rPr>
-        <w:hyperlink r:id="rId10" w:history="1">
+        <w:hyperlink r:id="rId12" w:history="1">
           <w:r>
             <w:rPr>
               <w:rStyle w:val="Hyperlink"/>
@@ -1641,8 +1648,99 @@
           <w:i w:val="0"/>
           <w:color w:val="0000FF"/>
           <w:sz w:val="24"/>
+          <w:u w:val="single"/>
         </w:rPr>
-        <w:t>online raadpleegbaar</w:t>
+        <w:hyperlink r:id="rId14" w:history="1">
+          <w:r>
+            <w:rPr>
+              <w:rStyle w:val="Hyperlink"/>
+            </w:rPr>
+            <w:t>online</w:t>
+          </w:r>
+        </w:hyperlink>
+      </w:r>
+      <w:r>
+        <w:rPr>
+          <w:rFonts w:ascii="Charis SIL Regular" w:hAnsi="Charis SIL Regular" w:eastAsia="Charis SIL Regular"/>
+          <w:b w:val="0"/>
+          <w:i w:val="0"/>
+          <w:color w:val="0000FF"/>
+          <w:sz w:val="24"/>
+          <w:u w:val="single"/>
+        </w:rPr>
+        <w:t xml:space="preserve"> </w:t>
+      </w:r>
+      <w:r>
+        <w:rPr>
+          <w:rFonts w:ascii="Charis SIL Regular" w:hAnsi="Charis SIL Regular" w:eastAsia="Charis SIL Regular"/>
+          <w:b w:val="0"/>
+          <w:i w:val="0"/>
+          <w:color w:val="0000FF"/>
+          <w:sz w:val="24"/>
+          <w:u w:val="single"/>
+        </w:rPr>
+        <w:hyperlink r:id="rId14" w:history="1">
+          <w:r>
+            <w:rPr>
+              <w:rStyle w:val="Hyperlink"/>
+            </w:rPr>
+            <w:t>raadpl</w:t>
+          </w:r>
+        </w:hyperlink>
+      </w:r>
+      <w:r>
+        <w:rPr>
+          <w:rFonts w:ascii="Charis SIL Regular" w:hAnsi="Charis SIL Regular" w:eastAsia="Charis SIL Regular"/>
+          <w:b w:val="0"/>
+          <w:i w:val="0"/>
+          <w:color w:val="0000FF"/>
+          <w:sz w:val="24"/>
+          <w:u w:val="single"/>
+        </w:rPr>
+        <w:hyperlink r:id="rId14" w:history="1">
+          <w:r>
+            <w:rPr>
+              <w:rStyle w:val="Hyperlink"/>
+            </w:rPr>
+            <w:t>e</w:t>
+          </w:r>
+        </w:hyperlink>
+      </w:r>
+      <w:r>
+        <w:rPr>
+          <w:rFonts w:ascii="Charis SIL Regular" w:hAnsi="Charis SIL Regular" w:eastAsia="Charis SIL Regular"/>
+          <w:b w:val="0"/>
+          <w:i w:val="0"/>
+          <w:color w:val="0000FF"/>
+          <w:sz w:val="24"/>
+          <w:u w:val="single"/>
+        </w:rPr>
+        <w:hyperlink r:id="rId15" w:history="1">
+          <w:r>
+            <w:rPr>
+              <w:rStyle w:val="Hyperlink"/>
+            </w:rPr>
+            <w:t>egbaa</w:t>
+          </w:r>
+        </w:hyperlink>
+      </w:r>
+      <w:r>
+        <w:rPr>
+          <w:rFonts w:ascii="Charis SIL Regular" w:hAnsi="Charis SIL Regular" w:eastAsia="Charis SIL Regular"/>
+          <w:b w:val="0"/>
+          <w:i w:val="0"/>
+          <w:color w:val="0000FF"/>
+          <w:sz w:val="24"/>
+          <w:u w:val="single"/>
+        </w:rPr>
+        <w:hyperlink r:id="rId15" w:history="1">
+          <w:r>
+            <w:rPr>
+              <w:rStyle w:val="Hyperlink"/>
+            </w:rPr>
+            <w:t>r</w:t>
+          </w:r>
+        </w:hyperlink>
       </w:r>
       <w:r>
         <w:rPr>
@@ -1688,6 +1786,7 @@
       </w:r>
       <w:r>
         <w:rPr>
+          <w:u w:val="single" w:color="0000ff"/>
           <w:rFonts w:ascii="Charis SIL Regular" w:hAnsi="Charis SIL Regular" w:eastAsia="Charis SIL Regular"/>
           <w:b w:val="0"/>
           <w:i w:val="0"/>
@@ -1705,6 +1804,7 @@
       </w:r>
       <w:r>
         <w:rPr>
+          <w:u w:val="single" w:color="0000ff"/>
           <w:rFonts w:ascii="Charis SIL Regular" w:hAnsi="Charis SIL Regular" w:eastAsia="Charis SIL Regular"/>
           <w:b w:val="0"/>
           <w:i w:val="0"/>
@@ -1722,6 +1822,7 @@
       </w:r>
       <w:r>
         <w:rPr>
+          <w:u w:val="single" w:color="0000ff"/>
           <w:rFonts w:ascii="Charis SIL Regular" w:hAnsi="Charis SIL Regular" w:eastAsia="Charis SIL Regular"/>
           <w:b w:val="0"/>
           <w:i w:val="0"/>

--- a/EXPORTS/DOCX/published/niveau3/Dutch/UniversiteitsbibliotheekLeiden.docx
+++ b/EXPORTS/DOCX/published/niveau3/Dutch/UniversiteitsbibliotheekLeiden.docx
@@ -671,25 +671,7 @@
           <w:color w:val="000000"/>
           <w:sz w:val="24"/>
         </w:rPr>
-        <w:t>bibliotheek van h</w:t>
-      </w:r>
-      <w:r>
-        <w:rPr>
-          <w:u w:val="single" w:color="0000ff"/>
-          <w:rFonts w:ascii="Charis SIL Regular" w:hAnsi="Charis SIL Regular" w:eastAsia="Charis SIL Regular"/>
-          <w:b w:val="0"/>
-          <w:i w:val="0"/>
-          <w:color w:val="000000"/>
-          <w:sz w:val="24"/>
-        </w:rPr>
-        <w:hyperlink r:id="rId10" w:history="1">
-          <w:r>
-            <w:rPr>
-              <w:rStyle w:val="Hyperlink"/>
-            </w:rPr>
-            <w:t xml:space="preserve">et </w:t>
-          </w:r>
-        </w:hyperlink>
+        <w:t xml:space="preserve">bibliotheek van het </w:t>
       </w:r>
       <w:r>
         <w:rPr>
@@ -700,7 +682,7 @@
           <w:sz w:val="24"/>
           <w:u w:val="single"/>
         </w:rPr>
-        <w:hyperlink r:id="rId10" w:history="1">
+        <w:hyperlink r:id="rId12" w:history="1">
           <w:r>
             <w:rPr>
               <w:rStyle w:val="Hyperlink"/>
@@ -718,7 +700,7 @@
           <w:sz w:val="24"/>
           <w:u w:val="single"/>
         </w:rPr>
-        <w:hyperlink r:id="rId10" w:history="1">
+        <w:hyperlink r:id="rId12" w:history="1">
           <w:r>
             <w:rPr>
               <w:rStyle w:val="Hyperlink"/>
@@ -736,7 +718,7 @@
           <w:sz w:val="24"/>
           <w:u w:val="single"/>
         </w:rPr>
-        <w:hyperlink r:id="rId10" w:history="1">
+        <w:hyperlink r:id="rId12" w:history="1">
           <w:r>
             <w:rPr>
               <w:rStyle w:val="Hyperlink"/>
@@ -765,7 +747,7 @@
           <w:sz w:val="24"/>
           <w:u w:val="single"/>
         </w:rPr>
-        <w:hyperlink r:id="rId10" w:history="1">
+        <w:hyperlink r:id="rId12" w:history="1">
           <w:r>
             <w:rPr>
               <w:rStyle w:val="Hyperlink"/>
@@ -783,7 +765,7 @@
           <w:sz w:val="24"/>
           <w:u w:val="single"/>
         </w:rPr>
-        <w:hyperlink r:id="rId10" w:history="1">
+        <w:hyperlink r:id="rId12" w:history="1">
           <w:r>
             <w:rPr>
               <w:rStyle w:val="Hyperlink"/>
@@ -801,7 +783,7 @@
           <w:sz w:val="24"/>
           <w:u w:val="single"/>
         </w:rPr>
-        <w:hyperlink r:id="rId10" w:history="1">
+        <w:hyperlink r:id="rId12" w:history="1">
           <w:r>
             <w:rPr>
               <w:rStyle w:val="Hyperlink"/>
@@ -895,7 +877,7 @@
           <w:sz w:val="24"/>
           <w:u w:val="single"/>
         </w:rPr>
-        <w:hyperlink r:id="rId12" w:history="1">
+        <w:hyperlink r:id="rId10" w:history="1">
           <w:r>
             <w:rPr>
               <w:rStyle w:val="Hyperlink"/>
@@ -924,7 +906,7 @@
           <w:sz w:val="24"/>
           <w:u w:val="single"/>
         </w:rPr>
-        <w:hyperlink r:id="rId12" w:history="1">
+        <w:hyperlink r:id="rId10" w:history="1">
           <w:r>
             <w:rPr>
               <w:rStyle w:val="Hyperlink"/>
@@ -971,14 +953,7 @@
           <w:sz w:val="24"/>
           <w:u w:val="single"/>
         </w:rPr>
-        <w:hyperlink r:id="rId12" w:history="1">
-          <w:r>
-            <w:rPr>
-              <w:rStyle w:val="Hyperlink"/>
-            </w:rPr>
-            <w:t>Oos</w:t>
-          </w:r>
-        </w:hyperlink>
+        <w:t>Oos</w:t>
       </w:r>
       <w:r>
         <w:rPr>
@@ -989,7 +964,7 @@
           <w:sz w:val="24"/>
           <w:u w:val="single"/>
         </w:rPr>
-        <w:hyperlink r:id="rId12" w:history="1">
+        <w:hyperlink r:id="rId11" w:history="1">
           <w:r>
             <w:rPr>
               <w:rStyle w:val="Hyperlink"/>
@@ -1715,7 +1690,7 @@
           <w:sz w:val="24"/>
           <w:u w:val="single"/>
         </w:rPr>
-        <w:hyperlink r:id="rId15" w:history="1">
+        <w:hyperlink r:id="rId14" w:history="1">
           <w:r>
             <w:rPr>
               <w:rStyle w:val="Hyperlink"/>

--- a/EXPORTS/DOCX/published/niveau3/Dutch/UniversiteitsbibliotheekLeiden.docx
+++ b/EXPORTS/DOCX/published/niveau3/Dutch/UniversiteitsbibliotheekLeiden.docx
@@ -671,7 +671,18 @@
           <w:color w:val="000000"/>
           <w:sz w:val="24"/>
         </w:rPr>
-        <w:t xml:space="preserve">bibliotheek van het </w:t>
+        <w:t>bibliotheek van h</w:t>
+      </w:r>
+      <w:r>
+        <w:rPr>
+          <w:u w:val="single" w:color="0000ff"/>
+          <w:rFonts w:ascii="Charis SIL Regular" w:hAnsi="Charis SIL Regular" w:eastAsia="Charis SIL Regular"/>
+          <w:b w:val="0"/>
+          <w:i w:val="0"/>
+          <w:color w:val="000000"/>
+          <w:sz w:val="24"/>
+        </w:rPr>
+        <w:t xml:space="preserve">et </w:t>
       </w:r>
       <w:r>
         <w:rPr>
@@ -700,7 +711,7 @@
           <w:sz w:val="24"/>
           <w:u w:val="single"/>
         </w:rPr>
-        <w:hyperlink r:id="rId12" w:history="1">
+        <w:hyperlink r:id="rId10" w:history="1">
           <w:r>
             <w:rPr>
               <w:rStyle w:val="Hyperlink"/>
@@ -718,7 +729,7 @@
           <w:sz w:val="24"/>
           <w:u w:val="single"/>
         </w:rPr>
-        <w:hyperlink r:id="rId12" w:history="1">
+        <w:hyperlink r:id="rId10" w:history="1">
           <w:r>
             <w:rPr>
               <w:rStyle w:val="Hyperlink"/>
@@ -747,7 +758,7 @@
           <w:sz w:val="24"/>
           <w:u w:val="single"/>
         </w:rPr>
-        <w:hyperlink r:id="rId12" w:history="1">
+        <w:hyperlink r:id="rId10" w:history="1">
           <w:r>
             <w:rPr>
               <w:rStyle w:val="Hyperlink"/>
@@ -765,7 +776,7 @@
           <w:sz w:val="24"/>
           <w:u w:val="single"/>
         </w:rPr>
-        <w:hyperlink r:id="rId12" w:history="1">
+        <w:hyperlink r:id="rId10" w:history="1">
           <w:r>
             <w:rPr>
               <w:rStyle w:val="Hyperlink"/>
@@ -783,7 +794,7 @@
           <w:sz w:val="24"/>
           <w:u w:val="single"/>
         </w:rPr>
-        <w:hyperlink r:id="rId12" w:history="1">
+        <w:hyperlink r:id="rId10" w:history="1">
           <w:r>
             <w:rPr>
               <w:rStyle w:val="Hyperlink"/>
@@ -812,7 +823,7 @@
           <w:sz w:val="24"/>
           <w:u w:val="single"/>
         </w:rPr>
-        <w:hyperlink r:id="rId12" w:history="1">
+        <w:hyperlink r:id="rId10" w:history="1">
           <w:r>
             <w:rPr>
               <w:rStyle w:val="Hyperlink"/>
@@ -830,7 +841,7 @@
           <w:sz w:val="24"/>
           <w:u w:val="single"/>
         </w:rPr>
-        <w:hyperlink r:id="rId12" w:history="1">
+        <w:hyperlink r:id="rId10" w:history="1">
           <w:r>
             <w:rPr>
               <w:rStyle w:val="Hyperlink"/>
@@ -848,7 +859,7 @@
           <w:sz w:val="24"/>
           <w:u w:val="single"/>
         </w:rPr>
-        <w:hyperlink r:id="rId12" w:history="1">
+        <w:hyperlink r:id="rId10" w:history="1">
           <w:r>
             <w:rPr>
               <w:rStyle w:val="Hyperlink"/>
@@ -951,9 +962,15 @@
           <w:i w:val="0"/>
           <w:color w:val="0000FF"/>
           <w:sz w:val="24"/>
-          <w:u w:val="single"/>
         </w:rPr>
-        <w:t>Oos</w:t>
+        <w:hyperlink r:id="rId12" w:history="1">
+          <w:r>
+            <w:rPr>
+              <w:rStyle w:val="Hyperlink"/>
+            </w:rPr>
+            <w:t>Oos</w:t>
+          </w:r>
+        </w:hyperlink>
       </w:r>
       <w:r>
         <w:rPr>
@@ -964,7 +981,7 @@
           <w:sz w:val="24"/>
           <w:u w:val="single"/>
         </w:rPr>
-        <w:hyperlink r:id="rId11" w:history="1">
+        <w:hyperlink r:id="rId12" w:history="1">
           <w:r>
             <w:rPr>
               <w:rStyle w:val="Hyperlink"/>

--- a/EXPORTS/DOCX/published/niveau3/Dutch/UniversiteitsbibliotheekLeiden.docx
+++ b/EXPORTS/DOCX/published/niveau3/Dutch/UniversiteitsbibliotheekLeiden.docx
@@ -675,14 +675,20 @@
       </w:r>
       <w:r>
         <w:rPr>
-          <w:u w:val="single" w:color="0000ff"/>
           <w:rFonts w:ascii="Charis SIL Regular" w:hAnsi="Charis SIL Regular" w:eastAsia="Charis SIL Regular"/>
           <w:b w:val="0"/>
           <w:i w:val="0"/>
           <w:color w:val="000000"/>
           <w:sz w:val="24"/>
         </w:rPr>
-        <w:t xml:space="preserve">et </w:t>
+        <w:hyperlink r:id="rId10" w:history="1">
+          <w:r>
+            <w:rPr>
+              <w:rStyle w:val="Hyperlink"/>
+            </w:rPr>
+            <w:t xml:space="preserve">et </w:t>
+          </w:r>
+        </w:hyperlink>
       </w:r>
       <w:r>
         <w:rPr>
@@ -693,7 +699,7 @@
           <w:sz w:val="24"/>
           <w:u w:val="single"/>
         </w:rPr>
-        <w:hyperlink r:id="rId12" w:history="1">
+        <w:hyperlink r:id="rId10" w:history="1">
           <w:r>
             <w:rPr>
               <w:rStyle w:val="Hyperlink"/>
@@ -758,7 +764,7 @@
           <w:sz w:val="24"/>
           <w:u w:val="single"/>
         </w:rPr>
-        <w:hyperlink r:id="rId10" w:history="1">
+        <w:hyperlink r:id="rId12" w:history="1">
           <w:r>
             <w:rPr>
               <w:rStyle w:val="Hyperlink"/>
@@ -776,7 +782,7 @@
           <w:sz w:val="24"/>
           <w:u w:val="single"/>
         </w:rPr>
-        <w:hyperlink r:id="rId10" w:history="1">
+        <w:hyperlink r:id="rId12" w:history="1">
           <w:r>
             <w:rPr>
               <w:rStyle w:val="Hyperlink"/>
@@ -794,7 +800,7 @@
           <w:sz w:val="24"/>
           <w:u w:val="single"/>
         </w:rPr>
-        <w:hyperlink r:id="rId10" w:history="1">
+        <w:hyperlink r:id="rId12" w:history="1">
           <w:r>
             <w:rPr>
               <w:rStyle w:val="Hyperlink"/>
@@ -823,7 +829,7 @@
           <w:sz w:val="24"/>
           <w:u w:val="single"/>
         </w:rPr>
-        <w:hyperlink r:id="rId10" w:history="1">
+        <w:hyperlink r:id="rId12" w:history="1">
           <w:r>
             <w:rPr>
               <w:rStyle w:val="Hyperlink"/>
@@ -841,7 +847,7 @@
           <w:sz w:val="24"/>
           <w:u w:val="single"/>
         </w:rPr>
-        <w:hyperlink r:id="rId10" w:history="1">
+        <w:hyperlink r:id="rId12" w:history="1">
           <w:r>
             <w:rPr>
               <w:rStyle w:val="Hyperlink"/>
@@ -859,7 +865,7 @@
           <w:sz w:val="24"/>
           <w:u w:val="single"/>
         </w:rPr>
-        <w:hyperlink r:id="rId10" w:history="1">
+        <w:hyperlink r:id="rId12" w:history="1">
           <w:r>
             <w:rPr>
               <w:rStyle w:val="Hyperlink"/>
@@ -888,7 +894,7 @@
           <w:sz w:val="24"/>
           <w:u w:val="single"/>
         </w:rPr>
-        <w:hyperlink r:id="rId10" w:history="1">
+        <w:hyperlink r:id="rId12" w:history="1">
           <w:r>
             <w:rPr>
               <w:rStyle w:val="Hyperlink"/>
@@ -917,7 +923,7 @@
           <w:sz w:val="24"/>
           <w:u w:val="single"/>
         </w:rPr>
-        <w:hyperlink r:id="rId10" w:history="1">
+        <w:hyperlink r:id="rId12" w:history="1">
           <w:r>
             <w:rPr>
               <w:rStyle w:val="Hyperlink"/>
@@ -962,6 +968,7 @@
           <w:i w:val="0"/>
           <w:color w:val="0000FF"/>
           <w:sz w:val="24"/>
+          <w:u w:val="single"/>
         </w:rPr>
         <w:hyperlink r:id="rId12" w:history="1">
           <w:r>

--- a/EXPORTS/DOCX/published/niveau3/Dutch/UniversiteitsbibliotheekLeiden.docx
+++ b/EXPORTS/DOCX/published/niveau3/Dutch/UniversiteitsbibliotheekLeiden.docx
@@ -675,20 +675,14 @@
       </w:r>
       <w:r>
         <w:rPr>
+          <w:u w:val="single" w:color="0000ff"/>
           <w:rFonts w:ascii="Charis SIL Regular" w:hAnsi="Charis SIL Regular" w:eastAsia="Charis SIL Regular"/>
           <w:b w:val="0"/>
           <w:i w:val="0"/>
           <w:color w:val="000000"/>
           <w:sz w:val="24"/>
         </w:rPr>
-        <w:hyperlink r:id="rId10" w:history="1">
-          <w:r>
-            <w:rPr>
-              <w:rStyle w:val="Hyperlink"/>
-            </w:rPr>
-            <w:t xml:space="preserve">et </w:t>
-          </w:r>
-        </w:hyperlink>
+        <w:t xml:space="preserve">et </w:t>
       </w:r>
       <w:r>
         <w:rPr>
@@ -699,7 +693,7 @@
           <w:sz w:val="24"/>
           <w:u w:val="single"/>
         </w:rPr>
-        <w:hyperlink r:id="rId10" w:history="1">
+        <w:hyperlink r:id="rId12" w:history="1">
           <w:r>
             <w:rPr>
               <w:rStyle w:val="Hyperlink"/>
@@ -717,7 +711,7 @@
           <w:sz w:val="24"/>
           <w:u w:val="single"/>
         </w:rPr>
-        <w:hyperlink r:id="rId10" w:history="1">
+        <w:hyperlink r:id="rId12" w:history="1">
           <w:r>
             <w:rPr>
               <w:rStyle w:val="Hyperlink"/>
@@ -735,7 +729,7 @@
           <w:sz w:val="24"/>
           <w:u w:val="single"/>
         </w:rPr>
-        <w:hyperlink r:id="rId10" w:history="1">
+        <w:hyperlink r:id="rId12" w:history="1">
           <w:r>
             <w:rPr>
               <w:rStyle w:val="Hyperlink"/>
@@ -782,7 +776,7 @@
           <w:sz w:val="24"/>
           <w:u w:val="single"/>
         </w:rPr>
-        <w:hyperlink r:id="rId12" w:history="1">
+        <w:hyperlink r:id="rId10" w:history="1">
           <w:r>
             <w:rPr>
               <w:rStyle w:val="Hyperlink"/>
@@ -800,7 +794,7 @@
           <w:sz w:val="24"/>
           <w:u w:val="single"/>
         </w:rPr>
-        <w:hyperlink r:id="rId12" w:history="1">
+        <w:hyperlink r:id="rId10" w:history="1">
           <w:r>
             <w:rPr>
               <w:rStyle w:val="Hyperlink"/>
@@ -829,7 +823,7 @@
           <w:sz w:val="24"/>
           <w:u w:val="single"/>
         </w:rPr>
-        <w:hyperlink r:id="rId12" w:history="1">
+        <w:hyperlink r:id="rId10" w:history="1">
           <w:r>
             <w:rPr>
               <w:rStyle w:val="Hyperlink"/>
@@ -847,7 +841,7 @@
           <w:sz w:val="24"/>
           <w:u w:val="single"/>
         </w:rPr>
-        <w:hyperlink r:id="rId12" w:history="1">
+        <w:hyperlink r:id="rId10" w:history="1">
           <w:r>
             <w:rPr>
               <w:rStyle w:val="Hyperlink"/>
@@ -865,7 +859,7 @@
           <w:sz w:val="24"/>
           <w:u w:val="single"/>
         </w:rPr>
-        <w:hyperlink r:id="rId12" w:history="1">
+        <w:hyperlink r:id="rId10" w:history="1">
           <w:r>
             <w:rPr>
               <w:rStyle w:val="Hyperlink"/>
@@ -894,7 +888,7 @@
           <w:sz w:val="24"/>
           <w:u w:val="single"/>
         </w:rPr>
-        <w:hyperlink r:id="rId12" w:history="1">
+        <w:hyperlink r:id="rId10" w:history="1">
           <w:r>
             <w:rPr>
               <w:rStyle w:val="Hyperlink"/>
@@ -923,7 +917,7 @@
           <w:sz w:val="24"/>
           <w:u w:val="single"/>
         </w:rPr>
-        <w:hyperlink r:id="rId12" w:history="1">
+        <w:hyperlink r:id="rId10" w:history="1">
           <w:r>
             <w:rPr>
               <w:rStyle w:val="Hyperlink"/>
@@ -1714,7 +1708,7 @@
           <w:sz w:val="24"/>
           <w:u w:val="single"/>
         </w:rPr>
-        <w:hyperlink r:id="rId14" w:history="1">
+        <w:hyperlink r:id="rId15" w:history="1">
           <w:r>
             <w:rPr>
               <w:rStyle w:val="Hyperlink"/>

--- a/EXPORTS/DOCX/published/niveau3/Dutch/UniversiteitsbibliotheekLeiden.docx
+++ b/EXPORTS/DOCX/published/niveau3/Dutch/UniversiteitsbibliotheekLeiden.docx
@@ -776,7 +776,7 @@
           <w:sz w:val="24"/>
           <w:u w:val="single"/>
         </w:rPr>
-        <w:hyperlink r:id="rId10" w:history="1">
+        <w:hyperlink r:id="rId12" w:history="1">
           <w:r>
             <w:rPr>
               <w:rStyle w:val="Hyperlink"/>
@@ -794,7 +794,7 @@
           <w:sz w:val="24"/>
           <w:u w:val="single"/>
         </w:rPr>
-        <w:hyperlink r:id="rId10" w:history="1">
+        <w:hyperlink r:id="rId12" w:history="1">
           <w:r>
             <w:rPr>
               <w:rStyle w:val="Hyperlink"/>
@@ -823,7 +823,7 @@
           <w:sz w:val="24"/>
           <w:u w:val="single"/>
         </w:rPr>
-        <w:hyperlink r:id="rId10" w:history="1">
+        <w:hyperlink r:id="rId12" w:history="1">
           <w:r>
             <w:rPr>
               <w:rStyle w:val="Hyperlink"/>
@@ -841,7 +841,7 @@
           <w:sz w:val="24"/>
           <w:u w:val="single"/>
         </w:rPr>
-        <w:hyperlink r:id="rId10" w:history="1">
+        <w:hyperlink r:id="rId12" w:history="1">
           <w:r>
             <w:rPr>
               <w:rStyle w:val="Hyperlink"/>
@@ -1708,7 +1708,7 @@
           <w:sz w:val="24"/>
           <w:u w:val="single"/>
         </w:rPr>
-        <w:hyperlink r:id="rId15" w:history="1">
+        <w:hyperlink r:id="rId14" w:history="1">
           <w:r>
             <w:rPr>
               <w:rStyle w:val="Hyperlink"/>

--- a/EXPORTS/DOCX/published/niveau3/Dutch/UniversiteitsbibliotheekLeiden.docx
+++ b/EXPORTS/DOCX/published/niveau3/Dutch/UniversiteitsbibliotheekLeiden.docx
@@ -841,7 +841,7 @@
           <w:sz w:val="24"/>
           <w:u w:val="single"/>
         </w:rPr>
-        <w:hyperlink r:id="rId12" w:history="1">
+        <w:hyperlink r:id="rId10" w:history="1">
           <w:r>
             <w:rPr>
               <w:rStyle w:val="Hyperlink"/>

--- a/EXPORTS/DOCX/published/niveau3/Dutch/UniversiteitsbibliotheekLeiden.docx
+++ b/EXPORTS/DOCX/published/niveau3/Dutch/UniversiteitsbibliotheekLeiden.docx
@@ -235,14 +235,7 @@
           <w:color w:val="000000"/>
           <w:sz w:val="24"/>
         </w:rPr>
-        <w:hyperlink r:id="rId9" w:history="1">
-          <w:r>
-            <w:rPr>
-              <w:rStyle w:val="Hyperlink"/>
-            </w:rPr>
-            <w:t>de sym</w:t>
-          </w:r>
-        </w:hyperlink>
+        <w:t>de sym</w:t>
       </w:r>
       <w:r>
         <w:rPr>
@@ -682,7 +675,14 @@
           <w:color w:val="000000"/>
           <w:sz w:val="24"/>
         </w:rPr>
-        <w:t xml:space="preserve">et </w:t>
+        <w:hyperlink r:id="rId10" w:history="1">
+          <w:r>
+            <w:rPr>
+              <w:rStyle w:val="Hyperlink"/>
+            </w:rPr>
+            <w:t xml:space="preserve">et </w:t>
+          </w:r>
+        </w:hyperlink>
       </w:r>
       <w:r>
         <w:rPr>
@@ -693,7 +693,7 @@
           <w:sz w:val="24"/>
           <w:u w:val="single"/>
         </w:rPr>
-        <w:hyperlink r:id="rId12" w:history="1">
+        <w:hyperlink r:id="rId10" w:history="1">
           <w:r>
             <w:rPr>
               <w:rStyle w:val="Hyperlink"/>
@@ -711,7 +711,7 @@
           <w:sz w:val="24"/>
           <w:u w:val="single"/>
         </w:rPr>
-        <w:hyperlink r:id="rId12" w:history="1">
+        <w:hyperlink r:id="rId10" w:history="1">
           <w:r>
             <w:rPr>
               <w:rStyle w:val="Hyperlink"/>
@@ -729,7 +729,7 @@
           <w:sz w:val="24"/>
           <w:u w:val="single"/>
         </w:rPr>
-        <w:hyperlink r:id="rId12" w:history="1">
+        <w:hyperlink r:id="rId10" w:history="1">
           <w:r>
             <w:rPr>
               <w:rStyle w:val="Hyperlink"/>
@@ -841,7 +841,7 @@
           <w:sz w:val="24"/>
           <w:u w:val="single"/>
         </w:rPr>
-        <w:hyperlink r:id="rId10" w:history="1">
+        <w:hyperlink r:id="rId12" w:history="1">
           <w:r>
             <w:rPr>
               <w:rStyle w:val="Hyperlink"/>
@@ -859,7 +859,7 @@
           <w:sz w:val="24"/>
           <w:u w:val="single"/>
         </w:rPr>
-        <w:hyperlink r:id="rId10" w:history="1">
+        <w:hyperlink r:id="rId12" w:history="1">
           <w:r>
             <w:rPr>
               <w:rStyle w:val="Hyperlink"/>
@@ -888,7 +888,7 @@
           <w:sz w:val="24"/>
           <w:u w:val="single"/>
         </w:rPr>
-        <w:hyperlink r:id="rId10" w:history="1">
+        <w:hyperlink r:id="rId12" w:history="1">
           <w:r>
             <w:rPr>
               <w:rStyle w:val="Hyperlink"/>
@@ -917,7 +917,7 @@
           <w:sz w:val="24"/>
           <w:u w:val="single"/>
         </w:rPr>
-        <w:hyperlink r:id="rId10" w:history="1">
+        <w:hyperlink r:id="rId12" w:history="1">
           <w:r>
             <w:rPr>
               <w:rStyle w:val="Hyperlink"/>
@@ -1708,7 +1708,7 @@
           <w:sz w:val="24"/>
           <w:u w:val="single"/>
         </w:rPr>
-        <w:hyperlink r:id="rId14" w:history="1">
+        <w:hyperlink r:id="rId15" w:history="1">
           <w:r>
             <w:rPr>
               <w:rStyle w:val="Hyperlink"/>

--- a/EXPORTS/DOCX/published/niveau3/Dutch/UniversiteitsbibliotheekLeiden.docx
+++ b/EXPORTS/DOCX/published/niveau3/Dutch/UniversiteitsbibliotheekLeiden.docx
@@ -224,18 +224,7 @@
           <w:color w:val="000000"/>
           <w:sz w:val="24"/>
         </w:rPr>
-        <w:t xml:space="preserve">Universiteit Leiden in 1575 markeert ook </w:t>
-      </w:r>
-      <w:r>
-        <w:rPr>
-          <w:u w:val="single" w:color="0000ff"/>
-          <w:rFonts w:ascii="Charis SIL Regular" w:hAnsi="Charis SIL Regular" w:eastAsia="Charis SIL Regular"/>
-          <w:b w:val="0"/>
-          <w:i w:val="0"/>
-          <w:color w:val="000000"/>
-          <w:sz w:val="24"/>
-        </w:rPr>
-        <w:t>de sym</w:t>
+        <w:t>Universiteit Leiden in 1575 markeert ook de sym</w:t>
       </w:r>
       <w:r>
         <w:rPr>

--- a/EXPORTS/DOCX/published/niveau3/Dutch/UniversiteitsbibliotheekLeiden.docx
+++ b/EXPORTS/DOCX/published/niveau3/Dutch/UniversiteitsbibliotheekLeiden.docx
@@ -224,7 +224,25 @@
           <w:color w:val="000000"/>
           <w:sz w:val="24"/>
         </w:rPr>
-        <w:t>Universiteit Leiden in 1575 markeert ook de sym</w:t>
+        <w:t xml:space="preserve">Universiteit Leiden in 1575 markeert ook </w:t>
+      </w:r>
+      <w:r>
+        <w:rPr>
+          <w:u w:val="single" w:color="0000ff"/>
+          <w:rFonts w:ascii="Charis SIL Regular" w:hAnsi="Charis SIL Regular" w:eastAsia="Charis SIL Regular"/>
+          <w:b w:val="0"/>
+          <w:i w:val="0"/>
+          <w:color w:val="000000"/>
+          <w:sz w:val="24"/>
+        </w:rPr>
+        <w:hyperlink r:id="rId9" w:history="1">
+          <w:r>
+            <w:rPr>
+              <w:rStyle w:val="Hyperlink"/>
+            </w:rPr>
+            <w:t>de sym</w:t>
+          </w:r>
+        </w:hyperlink>
       </w:r>
       <w:r>
         <w:rPr>
@@ -682,7 +700,7 @@
           <w:sz w:val="24"/>
           <w:u w:val="single"/>
         </w:rPr>
-        <w:hyperlink r:id="rId10" w:history="1">
+        <w:hyperlink r:id="rId12" w:history="1">
           <w:r>
             <w:rPr>
               <w:rStyle w:val="Hyperlink"/>
@@ -700,7 +718,7 @@
           <w:sz w:val="24"/>
           <w:u w:val="single"/>
         </w:rPr>
-        <w:hyperlink r:id="rId10" w:history="1">
+        <w:hyperlink r:id="rId12" w:history="1">
           <w:r>
             <w:rPr>
               <w:rStyle w:val="Hyperlink"/>
@@ -718,7 +736,7 @@
           <w:sz w:val="24"/>
           <w:u w:val="single"/>
         </w:rPr>
-        <w:hyperlink r:id="rId10" w:history="1">
+        <w:hyperlink r:id="rId12" w:history="1">
           <w:r>
             <w:rPr>
               <w:rStyle w:val="Hyperlink"/>

--- a/EXPORTS/DOCX/published/niveau3/Dutch/UniversiteitsbibliotheekLeiden.docx
+++ b/EXPORTS/DOCX/published/niveau3/Dutch/UniversiteitsbibliotheekLeiden.docx
@@ -671,25 +671,7 @@
           <w:color w:val="000000"/>
           <w:sz w:val="24"/>
         </w:rPr>
-        <w:t>bibliotheek van h</w:t>
-      </w:r>
-      <w:r>
-        <w:rPr>
-          <w:u w:val="single" w:color="0000ff"/>
-          <w:rFonts w:ascii="Charis SIL Regular" w:hAnsi="Charis SIL Regular" w:eastAsia="Charis SIL Regular"/>
-          <w:b w:val="0"/>
-          <w:i w:val="0"/>
-          <w:color w:val="000000"/>
-          <w:sz w:val="24"/>
-        </w:rPr>
-        <w:hyperlink r:id="rId10" w:history="1">
-          <w:r>
-            <w:rPr>
-              <w:rStyle w:val="Hyperlink"/>
-            </w:rPr>
-            <w:t xml:space="preserve">et </w:t>
-          </w:r>
-        </w:hyperlink>
+        <w:t xml:space="preserve">bibliotheek van het </w:t>
       </w:r>
       <w:r>
         <w:rPr>
@@ -718,7 +700,7 @@
           <w:sz w:val="24"/>
           <w:u w:val="single"/>
         </w:rPr>
-        <w:hyperlink r:id="rId12" w:history="1">
+        <w:hyperlink r:id="rId10" w:history="1">
           <w:r>
             <w:rPr>
               <w:rStyle w:val="Hyperlink"/>
@@ -736,7 +718,7 @@
           <w:sz w:val="24"/>
           <w:u w:val="single"/>
         </w:rPr>
-        <w:hyperlink r:id="rId12" w:history="1">
+        <w:hyperlink r:id="rId10" w:history="1">
           <w:r>
             <w:rPr>
               <w:rStyle w:val="Hyperlink"/>
@@ -765,7 +747,7 @@
           <w:sz w:val="24"/>
           <w:u w:val="single"/>
         </w:rPr>
-        <w:hyperlink r:id="rId12" w:history="1">
+        <w:hyperlink r:id="rId10" w:history="1">
           <w:r>
             <w:rPr>
               <w:rStyle w:val="Hyperlink"/>
@@ -783,7 +765,7 @@
           <w:sz w:val="24"/>
           <w:u w:val="single"/>
         </w:rPr>
-        <w:hyperlink r:id="rId12" w:history="1">
+        <w:hyperlink r:id="rId10" w:history="1">
           <w:r>
             <w:rPr>
               <w:rStyle w:val="Hyperlink"/>
@@ -801,7 +783,7 @@
           <w:sz w:val="24"/>
           <w:u w:val="single"/>
         </w:rPr>
-        <w:hyperlink r:id="rId12" w:history="1">
+        <w:hyperlink r:id="rId10" w:history="1">
           <w:r>
             <w:rPr>
               <w:rStyle w:val="Hyperlink"/>
@@ -830,7 +812,7 @@
           <w:sz w:val="24"/>
           <w:u w:val="single"/>
         </w:rPr>
-        <w:hyperlink r:id="rId12" w:history="1">
+        <w:hyperlink r:id="rId10" w:history="1">
           <w:r>
             <w:rPr>
               <w:rStyle w:val="Hyperlink"/>
@@ -848,7 +830,7 @@
           <w:sz w:val="24"/>
           <w:u w:val="single"/>
         </w:rPr>
-        <w:hyperlink r:id="rId12" w:history="1">
+        <w:hyperlink r:id="rId10" w:history="1">
           <w:r>
             <w:rPr>
               <w:rStyle w:val="Hyperlink"/>
@@ -866,7 +848,7 @@
           <w:sz w:val="24"/>
           <w:u w:val="single"/>
         </w:rPr>
-        <w:hyperlink r:id="rId12" w:history="1">
+        <w:hyperlink r:id="rId10" w:history="1">
           <w:r>
             <w:rPr>
               <w:rStyle w:val="Hyperlink"/>

--- a/EXPORTS/DOCX/published/niveau3/Dutch/UniversiteitsbibliotheekLeiden.docx
+++ b/EXPORTS/DOCX/published/niveau3/Dutch/UniversiteitsbibliotheekLeiden.docx
@@ -235,14 +235,7 @@
           <w:color w:val="000000"/>
           <w:sz w:val="24"/>
         </w:rPr>
-        <w:hyperlink r:id="rId9" w:history="1">
-          <w:r>
-            <w:rPr>
-              <w:rStyle w:val="Hyperlink"/>
-            </w:rPr>
-            <w:t>de sym</w:t>
-          </w:r>
-        </w:hyperlink>
+        <w:t>de sym</w:t>
       </w:r>
       <w:r>
         <w:rPr>
@@ -671,7 +664,25 @@
           <w:color w:val="000000"/>
           <w:sz w:val="24"/>
         </w:rPr>
-        <w:t xml:space="preserve">bibliotheek van het </w:t>
+        <w:t>bibliotheek van h</w:t>
+      </w:r>
+      <w:r>
+        <w:rPr>
+          <w:u w:val="single" w:color="0000ff"/>
+          <w:rFonts w:ascii="Charis SIL Regular" w:hAnsi="Charis SIL Regular" w:eastAsia="Charis SIL Regular"/>
+          <w:b w:val="0"/>
+          <w:i w:val="0"/>
+          <w:color w:val="000000"/>
+          <w:sz w:val="24"/>
+        </w:rPr>
+        <w:hyperlink r:id="rId10" w:history="1">
+          <w:r>
+            <w:rPr>
+              <w:rStyle w:val="Hyperlink"/>
+            </w:rPr>
+            <w:t xml:space="preserve">et </w:t>
+          </w:r>
+        </w:hyperlink>
       </w:r>
       <w:r>
         <w:rPr>
@@ -700,7 +711,7 @@
           <w:sz w:val="24"/>
           <w:u w:val="single"/>
         </w:rPr>
-        <w:hyperlink r:id="rId10" w:history="1">
+        <w:hyperlink r:id="rId12" w:history="1">
           <w:r>
             <w:rPr>
               <w:rStyle w:val="Hyperlink"/>
@@ -718,7 +729,7 @@
           <w:sz w:val="24"/>
           <w:u w:val="single"/>
         </w:rPr>
-        <w:hyperlink r:id="rId10" w:history="1">
+        <w:hyperlink r:id="rId12" w:history="1">
           <w:r>
             <w:rPr>
               <w:rStyle w:val="Hyperlink"/>
@@ -747,7 +758,7 @@
           <w:sz w:val="24"/>
           <w:u w:val="single"/>
         </w:rPr>
-        <w:hyperlink r:id="rId10" w:history="1">
+        <w:hyperlink r:id="rId12" w:history="1">
           <w:r>
             <w:rPr>
               <w:rStyle w:val="Hyperlink"/>
@@ -765,7 +776,7 @@
           <w:sz w:val="24"/>
           <w:u w:val="single"/>
         </w:rPr>
-        <w:hyperlink r:id="rId10" w:history="1">
+        <w:hyperlink r:id="rId12" w:history="1">
           <w:r>
             <w:rPr>
               <w:rStyle w:val="Hyperlink"/>
@@ -783,7 +794,7 @@
           <w:sz w:val="24"/>
           <w:u w:val="single"/>
         </w:rPr>
-        <w:hyperlink r:id="rId10" w:history="1">
+        <w:hyperlink r:id="rId12" w:history="1">
           <w:r>
             <w:rPr>
               <w:rStyle w:val="Hyperlink"/>
@@ -812,7 +823,7 @@
           <w:sz w:val="24"/>
           <w:u w:val="single"/>
         </w:rPr>
-        <w:hyperlink r:id="rId10" w:history="1">
+        <w:hyperlink r:id="rId12" w:history="1">
           <w:r>
             <w:rPr>
               <w:rStyle w:val="Hyperlink"/>
@@ -830,7 +841,7 @@
           <w:sz w:val="24"/>
           <w:u w:val="single"/>
         </w:rPr>
-        <w:hyperlink r:id="rId10" w:history="1">
+        <w:hyperlink r:id="rId12" w:history="1">
           <w:r>
             <w:rPr>
               <w:rStyle w:val="Hyperlink"/>
@@ -848,7 +859,7 @@
           <w:sz w:val="24"/>
           <w:u w:val="single"/>
         </w:rPr>
-        <w:hyperlink r:id="rId10" w:history="1">
+        <w:hyperlink r:id="rId12" w:history="1">
           <w:r>
             <w:rPr>
               <w:rStyle w:val="Hyperlink"/>
@@ -877,7 +888,7 @@
           <w:sz w:val="24"/>
           <w:u w:val="single"/>
         </w:rPr>
-        <w:hyperlink r:id="rId12" w:history="1">
+        <w:hyperlink r:id="rId10" w:history="1">
           <w:r>
             <w:rPr>
               <w:rStyle w:val="Hyperlink"/>
@@ -906,7 +917,7 @@
           <w:sz w:val="24"/>
           <w:u w:val="single"/>
         </w:rPr>
-        <w:hyperlink r:id="rId12" w:history="1">
+        <w:hyperlink r:id="rId10" w:history="1">
           <w:r>
             <w:rPr>
               <w:rStyle w:val="Hyperlink"/>
@@ -951,16 +962,8 @@
           <w:i w:val="0"/>
           <w:color w:val="0000FF"/>
           <w:sz w:val="24"/>
-          <w:u w:val="single"/>
         </w:rPr>
-        <w:hyperlink r:id="rId12" w:history="1">
-          <w:r>
-            <w:rPr>
-              <w:rStyle w:val="Hyperlink"/>
-            </w:rPr>
-            <w:t>Oos</w:t>
-          </w:r>
-        </w:hyperlink>
+        <w:t>Oos</w:t>
       </w:r>
       <w:r>
         <w:rPr>
@@ -971,7 +974,7 @@
           <w:sz w:val="24"/>
           <w:u w:val="single"/>
         </w:rPr>
-        <w:hyperlink r:id="rId12" w:history="1">
+        <w:hyperlink r:id="rId11" w:history="1">
           <w:r>
             <w:rPr>
               <w:rStyle w:val="Hyperlink"/>
@@ -1317,25 +1320,7 @@
           <w:color w:val="000000"/>
           <w:sz w:val="24"/>
         </w:rPr>
-        <w:t xml:space="preserve">onnen </w:t>
-      </w:r>
-      <w:r>
-        <w:rPr>
-          <w:u w:val="single" w:color="0000ff"/>
-          <w:rFonts w:ascii="Charis SIL Regular" w:hAnsi="Charis SIL Regular" w:eastAsia="Charis SIL Regular"/>
-          <w:b w:val="0"/>
-          <w:i w:val="0"/>
-          <w:color w:val="000000"/>
-          <w:sz w:val="24"/>
-        </w:rPr>
-        <w:hyperlink r:id="rId15" w:history="1">
-          <w:r>
-            <w:rPr>
-              <w:rStyle w:val="Hyperlink"/>
-            </w:rPr>
-            <w:t>en waar</w:t>
-          </w:r>
-        </w:hyperlink>
+        <w:t>onnen en waar</w:t>
       </w:r>
       <w:r>
         <w:rPr>
@@ -1697,7 +1682,7 @@
           <w:sz w:val="24"/>
           <w:u w:val="single"/>
         </w:rPr>
-        <w:hyperlink r:id="rId15" w:history="1">
+        <w:hyperlink r:id="rId14" w:history="1">
           <w:r>
             <w:rPr>
               <w:rStyle w:val="Hyperlink"/>

--- a/EXPORTS/DOCX/published/niveau3/Dutch/UniversiteitsbibliotheekLeiden.docx
+++ b/EXPORTS/DOCX/published/niveau3/Dutch/UniversiteitsbibliotheekLeiden.docx
@@ -224,18 +224,7 @@
           <w:color w:val="000000"/>
           <w:sz w:val="24"/>
         </w:rPr>
-        <w:t xml:space="preserve">Universiteit Leiden in 1575 markeert ook </w:t>
-      </w:r>
-      <w:r>
-        <w:rPr>
-          <w:u w:val="single" w:color="0000ff"/>
-          <w:rFonts w:ascii="Charis SIL Regular" w:hAnsi="Charis SIL Regular" w:eastAsia="Charis SIL Regular"/>
-          <w:b w:val="0"/>
-          <w:i w:val="0"/>
-          <w:color w:val="000000"/>
-          <w:sz w:val="24"/>
-        </w:rPr>
-        <w:t>de sym</w:t>
+        <w:t>Universiteit Leiden in 1575 markeert ook de sym</w:t>
       </w:r>
       <w:r>
         <w:rPr>
@@ -810,160 +799,8 @@
           <w:i w:val="0"/>
           <w:color w:val="0000FF"/>
           <w:sz w:val="24"/>
-          <w:u w:val="single"/>
         </w:rPr>
-        <w:t xml:space="preserve"> </w:t>
-      </w:r>
-      <w:r>
-        <w:rPr>
-          <w:rFonts w:ascii="Charis SIL Regular" w:hAnsi="Charis SIL Regular" w:eastAsia="Charis SIL Regular"/>
-          <w:b w:val="0"/>
-          <w:i w:val="0"/>
-          <w:color w:val="0000FF"/>
-          <w:sz w:val="24"/>
-          <w:u w:val="single"/>
-        </w:rPr>
-        <w:hyperlink r:id="rId12" w:history="1">
-          <w:r>
-            <w:rPr>
-              <w:rStyle w:val="Hyperlink"/>
-            </w:rPr>
-            <w:t>v</w:t>
-          </w:r>
-        </w:hyperlink>
-      </w:r>
-      <w:r>
-        <w:rPr>
-          <w:rFonts w:ascii="Charis SIL Regular" w:hAnsi="Charis SIL Regular" w:eastAsia="Charis SIL Regular"/>
-          <w:b w:val="0"/>
-          <w:i w:val="0"/>
-          <w:color w:val="0000FF"/>
-          <w:sz w:val="24"/>
-          <w:u w:val="single"/>
-        </w:rPr>
-        <w:hyperlink r:id="rId12" w:history="1">
-          <w:r>
-            <w:rPr>
-              <w:rStyle w:val="Hyperlink"/>
-            </w:rPr>
-            <w:t>o</w:t>
-          </w:r>
-        </w:hyperlink>
-      </w:r>
-      <w:r>
-        <w:rPr>
-          <w:rFonts w:ascii="Charis SIL Regular" w:hAnsi="Charis SIL Regular" w:eastAsia="Charis SIL Regular"/>
-          <w:b w:val="0"/>
-          <w:i w:val="0"/>
-          <w:color w:val="0000FF"/>
-          <w:sz w:val="24"/>
-          <w:u w:val="single"/>
-        </w:rPr>
-        <w:hyperlink r:id="rId12" w:history="1">
-          <w:r>
-            <w:rPr>
-              <w:rStyle w:val="Hyperlink"/>
-            </w:rPr>
-            <w:t>or</w:t>
-          </w:r>
-        </w:hyperlink>
-      </w:r>
-      <w:r>
-        <w:rPr>
-          <w:rFonts w:ascii="Charis SIL Regular" w:hAnsi="Charis SIL Regular" w:eastAsia="Charis SIL Regular"/>
-          <w:b w:val="0"/>
-          <w:i w:val="0"/>
-          <w:color w:val="0000FF"/>
-          <w:sz w:val="24"/>
-          <w:u w:val="single"/>
-        </w:rPr>
-        <w:t xml:space="preserve"> </w:t>
-      </w:r>
-      <w:r>
-        <w:rPr>
-          <w:rFonts w:ascii="Charis SIL Regular" w:hAnsi="Charis SIL Regular" w:eastAsia="Charis SIL Regular"/>
-          <w:b w:val="0"/>
-          <w:i w:val="0"/>
-          <w:color w:val="0000FF"/>
-          <w:sz w:val="24"/>
-          <w:u w:val="single"/>
-        </w:rPr>
-        <w:hyperlink r:id="rId10" w:history="1">
-          <w:r>
-            <w:rPr>
-              <w:rStyle w:val="Hyperlink"/>
-            </w:rPr>
-            <w:t>het</w:t>
-          </w:r>
-        </w:hyperlink>
-      </w:r>
-      <w:r>
-        <w:rPr>
-          <w:rFonts w:ascii="Charis SIL Regular" w:hAnsi="Charis SIL Regular" w:eastAsia="Charis SIL Regular"/>
-          <w:b w:val="0"/>
-          <w:i w:val="0"/>
-          <w:color w:val="0000FF"/>
-          <w:sz w:val="24"/>
-          <w:u w:val="single"/>
-        </w:rPr>
-        <w:t xml:space="preserve"> </w:t>
-      </w:r>
-      <w:r>
-        <w:rPr>
-          <w:rFonts w:ascii="Charis SIL Regular" w:hAnsi="Charis SIL Regular" w:eastAsia="Charis SIL Regular"/>
-          <w:b w:val="0"/>
-          <w:i w:val="0"/>
-          <w:color w:val="0000FF"/>
-          <w:sz w:val="24"/>
-          <w:u w:val="single"/>
-        </w:rPr>
-        <w:hyperlink r:id="rId10" w:history="1">
-          <w:r>
-            <w:rPr>
-              <w:rStyle w:val="Hyperlink"/>
-            </w:rPr>
-            <w:t>Nab</w:t>
-          </w:r>
-        </w:hyperlink>
-      </w:r>
-      <w:r>
-        <w:rPr>
-          <w:rFonts w:ascii="Charis SIL Regular" w:hAnsi="Charis SIL Regular" w:eastAsia="Charis SIL Regular"/>
-          <w:b w:val="0"/>
-          <w:i w:val="0"/>
-          <w:color w:val="0000FF"/>
-          <w:sz w:val="24"/>
-          <w:u w:val="single"/>
-        </w:rPr>
-        <w:hyperlink r:id="rId12" w:history="1">
-          <w:r>
-            <w:rPr>
-              <w:rStyle w:val="Hyperlink"/>
-            </w:rPr>
-            <w:t>ije</w:t>
-          </w:r>
-        </w:hyperlink>
-      </w:r>
-      <w:r>
-        <w:rPr>
-          <w:rFonts w:ascii="Charis SIL Regular" w:hAnsi="Charis SIL Regular" w:eastAsia="Charis SIL Regular"/>
-          <w:b w:val="0"/>
-          <w:i w:val="0"/>
-          <w:color w:val="0000FF"/>
-          <w:sz w:val="24"/>
-          <w:u w:val="single"/>
-        </w:rPr>
-        <w:t xml:space="preserve"> </w:t>
-      </w:r>
-      <w:r>
-        <w:rPr>
-          <w:rFonts w:ascii="Charis SIL Regular" w:hAnsi="Charis SIL Regular" w:eastAsia="Charis SIL Regular"/>
-          <w:b w:val="0"/>
-          <w:i w:val="0"/>
-          <w:color w:val="0000FF"/>
-          <w:sz w:val="24"/>
-        </w:rPr>
-        <w:t>Oos</w:t>
+        <w:t xml:space="preserve"> voor het Nabije Oos</w:t>
       </w:r>
       <w:r>
         <w:rPr>
@@ -1320,7 +1157,25 @@
           <w:color w:val="000000"/>
           <w:sz w:val="24"/>
         </w:rPr>
-        <w:t>onnen en waar</w:t>
+        <w:t xml:space="preserve">onnen </w:t>
+      </w:r>
+      <w:r>
+        <w:rPr>
+          <w:u w:val="single" w:color="0000ff"/>
+          <w:rFonts w:ascii="Charis SIL Regular" w:hAnsi="Charis SIL Regular" w:eastAsia="Charis SIL Regular"/>
+          <w:b w:val="0"/>
+          <w:i w:val="0"/>
+          <w:color w:val="000000"/>
+          <w:sz w:val="24"/>
+        </w:rPr>
+        <w:hyperlink r:id="rId15" w:history="1">
+          <w:r>
+            <w:rPr>
+              <w:rStyle w:val="Hyperlink"/>
+            </w:rPr>
+            <w:t>en waar</w:t>
+          </w:r>
+        </w:hyperlink>
       </w:r>
       <w:r>
         <w:rPr>
@@ -1700,7 +1555,7 @@
           <w:sz w:val="24"/>
           <w:u w:val="single"/>
         </w:rPr>
-        <w:hyperlink r:id="rId15" w:history="1">
+        <w:hyperlink r:id="rId14" w:history="1">
           <w:r>
             <w:rPr>
               <w:rStyle w:val="Hyperlink"/>

--- a/EXPORTS/DOCX/published/niveau3/Dutch/UniversiteitsbibliotheekLeiden.docx
+++ b/EXPORTS/DOCX/published/niveau3/Dutch/UniversiteitsbibliotheekLeiden.docx
@@ -799,8 +799,160 @@
           <w:i w:val="0"/>
           <w:color w:val="0000FF"/>
           <w:sz w:val="24"/>
+          <w:u w:val="single"/>
         </w:rPr>
-        <w:t xml:space="preserve"> voor het Nabije Oos</w:t>
+        <w:t xml:space="preserve"> </w:t>
+      </w:r>
+      <w:r>
+        <w:rPr>
+          <w:rFonts w:ascii="Charis SIL Regular" w:hAnsi="Charis SIL Regular" w:eastAsia="Charis SIL Regular"/>
+          <w:b w:val="0"/>
+          <w:i w:val="0"/>
+          <w:color w:val="0000FF"/>
+          <w:sz w:val="24"/>
+          <w:u w:val="single"/>
+        </w:rPr>
+        <w:hyperlink r:id="rId12" w:history="1">
+          <w:r>
+            <w:rPr>
+              <w:rStyle w:val="Hyperlink"/>
+            </w:rPr>
+            <w:t>v</w:t>
+          </w:r>
+        </w:hyperlink>
+      </w:r>
+      <w:r>
+        <w:rPr>
+          <w:rFonts w:ascii="Charis SIL Regular" w:hAnsi="Charis SIL Regular" w:eastAsia="Charis SIL Regular"/>
+          <w:b w:val="0"/>
+          <w:i w:val="0"/>
+          <w:color w:val="0000FF"/>
+          <w:sz w:val="24"/>
+          <w:u w:val="single"/>
+        </w:rPr>
+        <w:hyperlink r:id="rId12" w:history="1">
+          <w:r>
+            <w:rPr>
+              <w:rStyle w:val="Hyperlink"/>
+            </w:rPr>
+            <w:t>o</w:t>
+          </w:r>
+        </w:hyperlink>
+      </w:r>
+      <w:r>
+        <w:rPr>
+          <w:rFonts w:ascii="Charis SIL Regular" w:hAnsi="Charis SIL Regular" w:eastAsia="Charis SIL Regular"/>
+          <w:b w:val="0"/>
+          <w:i w:val="0"/>
+          <w:color w:val="0000FF"/>
+          <w:sz w:val="24"/>
+          <w:u w:val="single"/>
+        </w:rPr>
+        <w:hyperlink r:id="rId12" w:history="1">
+          <w:r>
+            <w:rPr>
+              <w:rStyle w:val="Hyperlink"/>
+            </w:rPr>
+            <w:t>or</w:t>
+          </w:r>
+        </w:hyperlink>
+      </w:r>
+      <w:r>
+        <w:rPr>
+          <w:rFonts w:ascii="Charis SIL Regular" w:hAnsi="Charis SIL Regular" w:eastAsia="Charis SIL Regular"/>
+          <w:b w:val="0"/>
+          <w:i w:val="0"/>
+          <w:color w:val="0000FF"/>
+          <w:sz w:val="24"/>
+          <w:u w:val="single"/>
+        </w:rPr>
+        <w:t xml:space="preserve"> </w:t>
+      </w:r>
+      <w:r>
+        <w:rPr>
+          <w:rFonts w:ascii="Charis SIL Regular" w:hAnsi="Charis SIL Regular" w:eastAsia="Charis SIL Regular"/>
+          <w:b w:val="0"/>
+          <w:i w:val="0"/>
+          <w:color w:val="0000FF"/>
+          <w:sz w:val="24"/>
+          <w:u w:val="single"/>
+        </w:rPr>
+        <w:hyperlink r:id="rId10" w:history="1">
+          <w:r>
+            <w:rPr>
+              <w:rStyle w:val="Hyperlink"/>
+            </w:rPr>
+            <w:t>het</w:t>
+          </w:r>
+        </w:hyperlink>
+      </w:r>
+      <w:r>
+        <w:rPr>
+          <w:rFonts w:ascii="Charis SIL Regular" w:hAnsi="Charis SIL Regular" w:eastAsia="Charis SIL Regular"/>
+          <w:b w:val="0"/>
+          <w:i w:val="0"/>
+          <w:color w:val="0000FF"/>
+          <w:sz w:val="24"/>
+          <w:u w:val="single"/>
+        </w:rPr>
+        <w:t xml:space="preserve"> </w:t>
+      </w:r>
+      <w:r>
+        <w:rPr>
+          <w:rFonts w:ascii="Charis SIL Regular" w:hAnsi="Charis SIL Regular" w:eastAsia="Charis SIL Regular"/>
+          <w:b w:val="0"/>
+          <w:i w:val="0"/>
+          <w:color w:val="0000FF"/>
+          <w:sz w:val="24"/>
+          <w:u w:val="single"/>
+        </w:rPr>
+        <w:hyperlink r:id="rId10" w:history="1">
+          <w:r>
+            <w:rPr>
+              <w:rStyle w:val="Hyperlink"/>
+            </w:rPr>
+            <w:t>Nab</w:t>
+          </w:r>
+        </w:hyperlink>
+      </w:r>
+      <w:r>
+        <w:rPr>
+          <w:rFonts w:ascii="Charis SIL Regular" w:hAnsi="Charis SIL Regular" w:eastAsia="Charis SIL Regular"/>
+          <w:b w:val="0"/>
+          <w:i w:val="0"/>
+          <w:color w:val="0000FF"/>
+          <w:sz w:val="24"/>
+          <w:u w:val="single"/>
+        </w:rPr>
+        <w:hyperlink r:id="rId12" w:history="1">
+          <w:r>
+            <w:rPr>
+              <w:rStyle w:val="Hyperlink"/>
+            </w:rPr>
+            <w:t>ije</w:t>
+          </w:r>
+        </w:hyperlink>
+      </w:r>
+      <w:r>
+        <w:rPr>
+          <w:rFonts w:ascii="Charis SIL Regular" w:hAnsi="Charis SIL Regular" w:eastAsia="Charis SIL Regular"/>
+          <w:b w:val="0"/>
+          <w:i w:val="0"/>
+          <w:color w:val="0000FF"/>
+          <w:sz w:val="24"/>
+          <w:u w:val="single"/>
+        </w:rPr>
+        <w:t xml:space="preserve"> </w:t>
+      </w:r>
+      <w:r>
+        <w:rPr>
+          <w:rFonts w:ascii="Charis SIL Regular" w:hAnsi="Charis SIL Regular" w:eastAsia="Charis SIL Regular"/>
+          <w:b w:val="0"/>
+          <w:i w:val="0"/>
+          <w:color w:val="0000FF"/>
+          <w:sz w:val="24"/>
+        </w:rPr>
+        <w:t>Oos</w:t>
       </w:r>
       <w:r>
         <w:rPr>

--- a/EXPORTS/DOCX/published/niveau3/Dutch/UniversiteitsbibliotheekLeiden.docx
+++ b/EXPORTS/DOCX/published/niveau3/Dutch/UniversiteitsbibliotheekLeiden.docx
@@ -224,7 +224,25 @@
           <w:color w:val="000000"/>
           <w:sz w:val="24"/>
         </w:rPr>
-        <w:t>Universiteit Leiden in 1575 markeert ook de sym</w:t>
+        <w:t xml:space="preserve">Universiteit Leiden in 1575 markeert ook </w:t>
+      </w:r>
+      <w:r>
+        <w:rPr>
+          <w:u w:val="single" w:color="0000ff"/>
+          <w:rFonts w:ascii="Charis SIL Regular" w:hAnsi="Charis SIL Regular" w:eastAsia="Charis SIL Regular"/>
+          <w:b w:val="0"/>
+          <w:i w:val="0"/>
+          <w:color w:val="000000"/>
+          <w:sz w:val="24"/>
+        </w:rPr>
+        <w:hyperlink r:id="rId9" w:history="1">
+          <w:r>
+            <w:rPr>
+              <w:rStyle w:val="Hyperlink"/>
+            </w:rPr>
+            <w:t>de sym</w:t>
+          </w:r>
+        </w:hyperlink>
       </w:r>
       <w:r>
         <w:rPr>
@@ -653,25 +671,7 @@
           <w:color w:val="000000"/>
           <w:sz w:val="24"/>
         </w:rPr>
-        <w:t>bibliotheek van h</w:t>
-      </w:r>
-      <w:r>
-        <w:rPr>
-          <w:u w:val="single" w:color="0000ff"/>
-          <w:rFonts w:ascii="Charis SIL Regular" w:hAnsi="Charis SIL Regular" w:eastAsia="Charis SIL Regular"/>
-          <w:b w:val="0"/>
-          <w:i w:val="0"/>
-          <w:color w:val="000000"/>
-          <w:sz w:val="24"/>
-        </w:rPr>
-        <w:hyperlink r:id="rId10" w:history="1">
-          <w:r>
-            <w:rPr>
-              <w:rStyle w:val="Hyperlink"/>
-            </w:rPr>
-            <w:t xml:space="preserve">et </w:t>
-          </w:r>
-        </w:hyperlink>
+        <w:t xml:space="preserve">bibliotheek van het </w:t>
       </w:r>
       <w:r>
         <w:rPr>
@@ -951,8 +951,16 @@
           <w:i w:val="0"/>
           <w:color w:val="0000FF"/>
           <w:sz w:val="24"/>
+          <w:u w:val="single"/>
         </w:rPr>
-        <w:t>Oos</w:t>
+        <w:hyperlink r:id="rId12" w:history="1">
+          <w:r>
+            <w:rPr>
+              <w:rStyle w:val="Hyperlink"/>
+            </w:rPr>
+            <w:t>Oos</w:t>
+          </w:r>
+        </w:hyperlink>
       </w:r>
       <w:r>
         <w:rPr>

--- a/EXPORTS/DOCX/published/niveau3/Dutch/UniversiteitsbibliotheekLeiden.docx
+++ b/EXPORTS/DOCX/published/niveau3/Dutch/UniversiteitsbibliotheekLeiden.docx
@@ -671,7 +671,25 @@
           <w:color w:val="000000"/>
           <w:sz w:val="24"/>
         </w:rPr>
-        <w:t xml:space="preserve">bibliotheek van het </w:t>
+        <w:t>bibliotheek van h</w:t>
+      </w:r>
+      <w:r>
+        <w:rPr>
+          <w:u w:val="single" w:color="0000ff"/>
+          <w:rFonts w:ascii="Charis SIL Regular" w:hAnsi="Charis SIL Regular" w:eastAsia="Charis SIL Regular"/>
+          <w:b w:val="0"/>
+          <w:i w:val="0"/>
+          <w:color w:val="000000"/>
+          <w:sz w:val="24"/>
+        </w:rPr>
+        <w:hyperlink r:id="rId10" w:history="1">
+          <w:r>
+            <w:rPr>
+              <w:rStyle w:val="Hyperlink"/>
+            </w:rPr>
+            <w:t xml:space="preserve">et </w:t>
+          </w:r>
+        </w:hyperlink>
       </w:r>
       <w:r>
         <w:rPr>
@@ -682,7 +700,7 @@
           <w:sz w:val="24"/>
           <w:u w:val="single"/>
         </w:rPr>
-        <w:hyperlink r:id="rId12" w:history="1">
+        <w:hyperlink r:id="rId10" w:history="1">
           <w:r>
             <w:rPr>
               <w:rStyle w:val="Hyperlink"/>
@@ -700,7 +718,7 @@
           <w:sz w:val="24"/>
           <w:u w:val="single"/>
         </w:rPr>
-        <w:hyperlink r:id="rId12" w:history="1">
+        <w:hyperlink r:id="rId10" w:history="1">
           <w:r>
             <w:rPr>
               <w:rStyle w:val="Hyperlink"/>
@@ -718,7 +736,7 @@
           <w:sz w:val="24"/>
           <w:u w:val="single"/>
         </w:rPr>
-        <w:hyperlink r:id="rId12" w:history="1">
+        <w:hyperlink r:id="rId10" w:history="1">
           <w:r>
             <w:rPr>
               <w:rStyle w:val="Hyperlink"/>
@@ -747,7 +765,7 @@
           <w:sz w:val="24"/>
           <w:u w:val="single"/>
         </w:rPr>
-        <w:hyperlink r:id="rId12" w:history="1">
+        <w:hyperlink r:id="rId10" w:history="1">
           <w:r>
             <w:rPr>
               <w:rStyle w:val="Hyperlink"/>
@@ -765,7 +783,7 @@
           <w:sz w:val="24"/>
           <w:u w:val="single"/>
         </w:rPr>
-        <w:hyperlink r:id="rId12" w:history="1">
+        <w:hyperlink r:id="rId10" w:history="1">
           <w:r>
             <w:rPr>
               <w:rStyle w:val="Hyperlink"/>
@@ -783,7 +801,7 @@
           <w:sz w:val="24"/>
           <w:u w:val="single"/>
         </w:rPr>
-        <w:hyperlink r:id="rId12" w:history="1">
+        <w:hyperlink r:id="rId10" w:history="1">
           <w:r>
             <w:rPr>
               <w:rStyle w:val="Hyperlink"/>
@@ -877,7 +895,7 @@
           <w:sz w:val="24"/>
           <w:u w:val="single"/>
         </w:rPr>
-        <w:hyperlink r:id="rId10" w:history="1">
+        <w:hyperlink r:id="rId12" w:history="1">
           <w:r>
             <w:rPr>
               <w:rStyle w:val="Hyperlink"/>
@@ -906,7 +924,7 @@
           <w:sz w:val="24"/>
           <w:u w:val="single"/>
         </w:rPr>
-        <w:hyperlink r:id="rId10" w:history="1">
+        <w:hyperlink r:id="rId12" w:history="1">
           <w:r>
             <w:rPr>
               <w:rStyle w:val="Hyperlink"/>
@@ -971,7 +989,7 @@
           <w:sz w:val="24"/>
           <w:u w:val="single"/>
         </w:rPr>
-        <w:hyperlink r:id="rId11" w:history="1">
+        <w:hyperlink r:id="rId12" w:history="1">
           <w:r>
             <w:rPr>
               <w:rStyle w:val="Hyperlink"/>
@@ -1229,113 +1247,13 @@
       </w:r>
       <w:r>
         <w:rPr>
-          <w:u w:val="single" w:color="0000ff"/>
           <w:rFonts w:ascii="Charis SIL Regular" w:hAnsi="Charis SIL Regular" w:eastAsia="Charis SIL Regular"/>
           <w:b w:val="0"/>
           <w:i w:val="0"/>
           <w:color w:val="000000"/>
           <w:sz w:val="24"/>
         </w:rPr>
-        <w:hyperlink r:id="rId13" w:history="1">
-          <w:r>
-            <w:rPr>
-              <w:rStyle w:val="Hyperlink"/>
-            </w:rPr>
-            <w:t>informati</w:t>
-          </w:r>
-        </w:hyperlink>
-      </w:r>
-      <w:r>
-        <w:rPr>
-          <w:rFonts w:ascii="Charis SIL Regular" w:hAnsi="Charis SIL Regular" w:eastAsia="Charis SIL Regular"/>
-          <w:b w:val="0"/>
-          <w:i w:val="0"/>
-          <w:color w:val="000000"/>
-          <w:sz w:val="24"/>
-        </w:rPr>
-        <w:t>e over de ruime hoeveel</w:t>
-      </w:r>
-      <w:r>
-        <w:rPr>
-          <w:u w:val="single" w:color="0000ff"/>
-          <w:rFonts w:ascii="Charis SIL Regular" w:hAnsi="Charis SIL Regular" w:eastAsia="Charis SIL Regular"/>
-          <w:b w:val="0"/>
-          <w:i w:val="0"/>
-          <w:color w:val="000000"/>
-          <w:sz w:val="24"/>
-        </w:rPr>
-        <w:hyperlink r:id="rId14" w:history="1">
-          <w:r>
-            <w:rPr>
-              <w:rStyle w:val="Hyperlink"/>
-            </w:rPr>
-            <w:t>heid be</w:t>
-          </w:r>
-        </w:hyperlink>
-      </w:r>
-      <w:r>
-        <w:rPr>
-          <w:u w:val="single" w:color="0000ff"/>
-          <w:rFonts w:ascii="Charis SIL Regular" w:hAnsi="Charis SIL Regular" w:eastAsia="Charis SIL Regular"/>
-          <w:b w:val="0"/>
-          <w:i w:val="0"/>
-          <w:color w:val="000000"/>
-          <w:sz w:val="24"/>
-        </w:rPr>
-        <w:hyperlink r:id="rId14" w:history="1">
-          <w:r>
-            <w:rPr>
-              <w:rStyle w:val="Hyperlink"/>
-            </w:rPr>
-            <w:t>s</w:t>
-          </w:r>
-        </w:hyperlink>
-      </w:r>
-      <w:r>
-        <w:rPr>
-          <w:u w:val="single" w:color="0000ff"/>
-          <w:rFonts w:ascii="Charis SIL Regular" w:hAnsi="Charis SIL Regular" w:eastAsia="Charis SIL Regular"/>
-          <w:b w:val="0"/>
-          <w:i w:val="0"/>
-          <w:color w:val="000000"/>
-          <w:sz w:val="24"/>
-        </w:rPr>
-        <w:hyperlink r:id="rId14" w:history="1">
-          <w:r>
-            <w:rPr>
-              <w:rStyle w:val="Hyperlink"/>
-            </w:rPr>
-            <w:t>chikbare br</w:t>
-          </w:r>
-        </w:hyperlink>
-      </w:r>
-      <w:r>
-        <w:rPr>
-          <w:rFonts w:ascii="Charis SIL Regular" w:hAnsi="Charis SIL Regular" w:eastAsia="Charis SIL Regular"/>
-          <w:b w:val="0"/>
-          <w:i w:val="0"/>
-          <w:color w:val="000000"/>
-          <w:sz w:val="24"/>
-        </w:rPr>
-        <w:t xml:space="preserve">onnen </w:t>
-      </w:r>
-      <w:r>
-        <w:rPr>
-          <w:u w:val="single" w:color="0000ff"/>
-          <w:rFonts w:ascii="Charis SIL Regular" w:hAnsi="Charis SIL Regular" w:eastAsia="Charis SIL Regular"/>
-          <w:b w:val="0"/>
-          <w:i w:val="0"/>
-          <w:color w:val="000000"/>
-          <w:sz w:val="24"/>
-        </w:rPr>
-        <w:hyperlink r:id="rId15" w:history="1">
-          <w:r>
-            <w:rPr>
-              <w:rStyle w:val="Hyperlink"/>
-            </w:rPr>
-            <w:t>en waar</w:t>
-          </w:r>
-        </w:hyperlink>
+        <w:t>informatie over de ruime hoeveelheid beschikbare bronnen en waar</w:t>
       </w:r>
       <w:r>
         <w:rPr>
@@ -1697,7 +1615,7 @@
           <w:sz w:val="24"/>
           <w:u w:val="single"/>
         </w:rPr>
-        <w:hyperlink r:id="rId14" w:history="1">
+        <w:hyperlink r:id="rId15" w:history="1">
           <w:r>
             <w:rPr>
               <w:rStyle w:val="Hyperlink"/>
@@ -1715,7 +1633,7 @@
           <w:sz w:val="24"/>
           <w:u w:val="single"/>
         </w:rPr>
-        <w:hyperlink r:id="rId14" w:history="1">
+        <w:hyperlink r:id="rId15" w:history="1">
           <w:r>
             <w:rPr>
               <w:rStyle w:val="Hyperlink"/>

--- a/EXPORTS/DOCX/published/niveau3/Dutch/UniversiteitsbibliotheekLeiden.docx
+++ b/EXPORTS/DOCX/published/niveau3/Dutch/UniversiteitsbibliotheekLeiden.docx
@@ -671,25 +671,7 @@
           <w:color w:val="000000"/>
           <w:sz w:val="24"/>
         </w:rPr>
-        <w:t>bibliotheek van h</w:t>
-      </w:r>
-      <w:r>
-        <w:rPr>
-          <w:u w:val="single" w:color="0000ff"/>
-          <w:rFonts w:ascii="Charis SIL Regular" w:hAnsi="Charis SIL Regular" w:eastAsia="Charis SIL Regular"/>
-          <w:b w:val="0"/>
-          <w:i w:val="0"/>
-          <w:color w:val="000000"/>
-          <w:sz w:val="24"/>
-        </w:rPr>
-        <w:hyperlink r:id="rId10" w:history="1">
-          <w:r>
-            <w:rPr>
-              <w:rStyle w:val="Hyperlink"/>
-            </w:rPr>
-            <w:t xml:space="preserve">et </w:t>
-          </w:r>
-        </w:hyperlink>
+        <w:t xml:space="preserve">bibliotheek van het </w:t>
       </w:r>
       <w:r>
         <w:rPr>
@@ -700,7 +682,7 @@
           <w:sz w:val="24"/>
           <w:u w:val="single"/>
         </w:rPr>
-        <w:hyperlink r:id="rId10" w:history="1">
+        <w:hyperlink r:id="rId12" w:history="1">
           <w:r>
             <w:rPr>
               <w:rStyle w:val="Hyperlink"/>
@@ -718,7 +700,7 @@
           <w:sz w:val="24"/>
           <w:u w:val="single"/>
         </w:rPr>
-        <w:hyperlink r:id="rId10" w:history="1">
+        <w:hyperlink r:id="rId12" w:history="1">
           <w:r>
             <w:rPr>
               <w:rStyle w:val="Hyperlink"/>
@@ -736,7 +718,7 @@
           <w:sz w:val="24"/>
           <w:u w:val="single"/>
         </w:rPr>
-        <w:hyperlink r:id="rId10" w:history="1">
+        <w:hyperlink r:id="rId12" w:history="1">
           <w:r>
             <w:rPr>
               <w:rStyle w:val="Hyperlink"/>
@@ -765,7 +747,7 @@
           <w:sz w:val="24"/>
           <w:u w:val="single"/>
         </w:rPr>
-        <w:hyperlink r:id="rId10" w:history="1">
+        <w:hyperlink r:id="rId12" w:history="1">
           <w:r>
             <w:rPr>
               <w:rStyle w:val="Hyperlink"/>
@@ -783,7 +765,7 @@
           <w:sz w:val="24"/>
           <w:u w:val="single"/>
         </w:rPr>
-        <w:hyperlink r:id="rId10" w:history="1">
+        <w:hyperlink r:id="rId12" w:history="1">
           <w:r>
             <w:rPr>
               <w:rStyle w:val="Hyperlink"/>
@@ -801,7 +783,7 @@
           <w:sz w:val="24"/>
           <w:u w:val="single"/>
         </w:rPr>
-        <w:hyperlink r:id="rId10" w:history="1">
+        <w:hyperlink r:id="rId12" w:history="1">
           <w:r>
             <w:rPr>
               <w:rStyle w:val="Hyperlink"/>
@@ -895,7 +877,7 @@
           <w:sz w:val="24"/>
           <w:u w:val="single"/>
         </w:rPr>
-        <w:hyperlink r:id="rId12" w:history="1">
+        <w:hyperlink r:id="rId10" w:history="1">
           <w:r>
             <w:rPr>
               <w:rStyle w:val="Hyperlink"/>
@@ -924,7 +906,7 @@
           <w:sz w:val="24"/>
           <w:u w:val="single"/>
         </w:rPr>
-        <w:hyperlink r:id="rId12" w:history="1">
+        <w:hyperlink r:id="rId10" w:history="1">
           <w:r>
             <w:rPr>
               <w:rStyle w:val="Hyperlink"/>
@@ -989,7 +971,7 @@
           <w:sz w:val="24"/>
           <w:u w:val="single"/>
         </w:rPr>
-        <w:hyperlink r:id="rId12" w:history="1">
+        <w:hyperlink r:id="rId11" w:history="1">
           <w:r>
             <w:rPr>
               <w:rStyle w:val="Hyperlink"/>
@@ -1247,13 +1229,113 @@
       </w:r>
       <w:r>
         <w:rPr>
+          <w:u w:val="single" w:color="0000ff"/>
           <w:rFonts w:ascii="Charis SIL Regular" w:hAnsi="Charis SIL Regular" w:eastAsia="Charis SIL Regular"/>
           <w:b w:val="0"/>
           <w:i w:val="0"/>
           <w:color w:val="000000"/>
           <w:sz w:val="24"/>
         </w:rPr>
-        <w:t>informatie over de ruime hoeveelheid beschikbare bronnen en waar</w:t>
+        <w:hyperlink r:id="rId13" w:history="1">
+          <w:r>
+            <w:rPr>
+              <w:rStyle w:val="Hyperlink"/>
+            </w:rPr>
+            <w:t>informati</w:t>
+          </w:r>
+        </w:hyperlink>
+      </w:r>
+      <w:r>
+        <w:rPr>
+          <w:rFonts w:ascii="Charis SIL Regular" w:hAnsi="Charis SIL Regular" w:eastAsia="Charis SIL Regular"/>
+          <w:b w:val="0"/>
+          <w:i w:val="0"/>
+          <w:color w:val="000000"/>
+          <w:sz w:val="24"/>
+        </w:rPr>
+        <w:t>e over de ruime hoeveel</w:t>
+      </w:r>
+      <w:r>
+        <w:rPr>
+          <w:u w:val="single" w:color="0000ff"/>
+          <w:rFonts w:ascii="Charis SIL Regular" w:hAnsi="Charis SIL Regular" w:eastAsia="Charis SIL Regular"/>
+          <w:b w:val="0"/>
+          <w:i w:val="0"/>
+          <w:color w:val="000000"/>
+          <w:sz w:val="24"/>
+        </w:rPr>
+        <w:hyperlink r:id="rId14" w:history="1">
+          <w:r>
+            <w:rPr>
+              <w:rStyle w:val="Hyperlink"/>
+            </w:rPr>
+            <w:t>heid be</w:t>
+          </w:r>
+        </w:hyperlink>
+      </w:r>
+      <w:r>
+        <w:rPr>
+          <w:u w:val="single" w:color="0000ff"/>
+          <w:rFonts w:ascii="Charis SIL Regular" w:hAnsi="Charis SIL Regular" w:eastAsia="Charis SIL Regular"/>
+          <w:b w:val="0"/>
+          <w:i w:val="0"/>
+          <w:color w:val="000000"/>
+          <w:sz w:val="24"/>
+        </w:rPr>
+        <w:hyperlink r:id="rId14" w:history="1">
+          <w:r>
+            <w:rPr>
+              <w:rStyle w:val="Hyperlink"/>
+            </w:rPr>
+            <w:t>s</w:t>
+          </w:r>
+        </w:hyperlink>
+      </w:r>
+      <w:r>
+        <w:rPr>
+          <w:u w:val="single" w:color="0000ff"/>
+          <w:rFonts w:ascii="Charis SIL Regular" w:hAnsi="Charis SIL Regular" w:eastAsia="Charis SIL Regular"/>
+          <w:b w:val="0"/>
+          <w:i w:val="0"/>
+          <w:color w:val="000000"/>
+          <w:sz w:val="24"/>
+        </w:rPr>
+        <w:hyperlink r:id="rId14" w:history="1">
+          <w:r>
+            <w:rPr>
+              <w:rStyle w:val="Hyperlink"/>
+            </w:rPr>
+            <w:t>chikbare br</w:t>
+          </w:r>
+        </w:hyperlink>
+      </w:r>
+      <w:r>
+        <w:rPr>
+          <w:rFonts w:ascii="Charis SIL Regular" w:hAnsi="Charis SIL Regular" w:eastAsia="Charis SIL Regular"/>
+          <w:b w:val="0"/>
+          <w:i w:val="0"/>
+          <w:color w:val="000000"/>
+          <w:sz w:val="24"/>
+        </w:rPr>
+        <w:t xml:space="preserve">onnen </w:t>
+      </w:r>
+      <w:r>
+        <w:rPr>
+          <w:u w:val="single" w:color="0000ff"/>
+          <w:rFonts w:ascii="Charis SIL Regular" w:hAnsi="Charis SIL Regular" w:eastAsia="Charis SIL Regular"/>
+          <w:b w:val="0"/>
+          <w:i w:val="0"/>
+          <w:color w:val="000000"/>
+          <w:sz w:val="24"/>
+        </w:rPr>
+        <w:hyperlink r:id="rId15" w:history="1">
+          <w:r>
+            <w:rPr>
+              <w:rStyle w:val="Hyperlink"/>
+            </w:rPr>
+            <w:t>en waar</w:t>
+          </w:r>
+        </w:hyperlink>
       </w:r>
       <w:r>
         <w:rPr>
@@ -1615,7 +1697,7 @@
           <w:sz w:val="24"/>
           <w:u w:val="single"/>
         </w:rPr>
-        <w:hyperlink r:id="rId15" w:history="1">
+        <w:hyperlink r:id="rId14" w:history="1">
           <w:r>
             <w:rPr>
               <w:rStyle w:val="Hyperlink"/>
@@ -1633,7 +1715,7 @@
           <w:sz w:val="24"/>
           <w:u w:val="single"/>
         </w:rPr>
-        <w:hyperlink r:id="rId15" w:history="1">
+        <w:hyperlink r:id="rId14" w:history="1">
           <w:r>
             <w:rPr>
               <w:rStyle w:val="Hyperlink"/>

--- a/EXPORTS/DOCX/published/niveau3/Dutch/UniversiteitsbibliotheekLeiden.docx
+++ b/EXPORTS/DOCX/published/niveau3/Dutch/UniversiteitsbibliotheekLeiden.docx
@@ -671,7 +671,25 @@
           <w:color w:val="000000"/>
           <w:sz w:val="24"/>
         </w:rPr>
-        <w:t xml:space="preserve">bibliotheek van het </w:t>
+        <w:t>bibliotheek van h</w:t>
+      </w:r>
+      <w:r>
+        <w:rPr>
+          <w:u w:val="single" w:color="0000ff"/>
+          <w:rFonts w:ascii="Charis SIL Regular" w:hAnsi="Charis SIL Regular" w:eastAsia="Charis SIL Regular"/>
+          <w:b w:val="0"/>
+          <w:i w:val="0"/>
+          <w:color w:val="000000"/>
+          <w:sz w:val="24"/>
+        </w:rPr>
+        <w:hyperlink r:id="rId10" w:history="1">
+          <w:r>
+            <w:rPr>
+              <w:rStyle w:val="Hyperlink"/>
+            </w:rPr>
+            <w:t xml:space="preserve">et </w:t>
+          </w:r>
+        </w:hyperlink>
       </w:r>
       <w:r>
         <w:rPr>
@@ -682,7 +700,7 @@
           <w:sz w:val="24"/>
           <w:u w:val="single"/>
         </w:rPr>
-        <w:hyperlink r:id="rId12" w:history="1">
+        <w:hyperlink r:id="rId10" w:history="1">
           <w:r>
             <w:rPr>
               <w:rStyle w:val="Hyperlink"/>
@@ -700,7 +718,7 @@
           <w:sz w:val="24"/>
           <w:u w:val="single"/>
         </w:rPr>
-        <w:hyperlink r:id="rId12" w:history="1">
+        <w:hyperlink r:id="rId10" w:history="1">
           <w:r>
             <w:rPr>
               <w:rStyle w:val="Hyperlink"/>
@@ -718,7 +736,7 @@
           <w:sz w:val="24"/>
           <w:u w:val="single"/>
         </w:rPr>
-        <w:hyperlink r:id="rId12" w:history="1">
+        <w:hyperlink r:id="rId10" w:history="1">
           <w:r>
             <w:rPr>
               <w:rStyle w:val="Hyperlink"/>
@@ -877,7 +895,7 @@
           <w:sz w:val="24"/>
           <w:u w:val="single"/>
         </w:rPr>
-        <w:hyperlink r:id="rId10" w:history="1">
+        <w:hyperlink r:id="rId12" w:history="1">
           <w:r>
             <w:rPr>
               <w:rStyle w:val="Hyperlink"/>
@@ -906,7 +924,7 @@
           <w:sz w:val="24"/>
           <w:u w:val="single"/>
         </w:rPr>
-        <w:hyperlink r:id="rId10" w:history="1">
+        <w:hyperlink r:id="rId12" w:history="1">
           <w:r>
             <w:rPr>
               <w:rStyle w:val="Hyperlink"/>
@@ -971,7 +989,7 @@
           <w:sz w:val="24"/>
           <w:u w:val="single"/>
         </w:rPr>
-        <w:hyperlink r:id="rId11" w:history="1">
+        <w:hyperlink r:id="rId12" w:history="1">
           <w:r>
             <w:rPr>
               <w:rStyle w:val="Hyperlink"/>
@@ -1229,113 +1247,13 @@
       </w:r>
       <w:r>
         <w:rPr>
-          <w:u w:val="single" w:color="0000ff"/>
           <w:rFonts w:ascii="Charis SIL Regular" w:hAnsi="Charis SIL Regular" w:eastAsia="Charis SIL Regular"/>
           <w:b w:val="0"/>
           <w:i w:val="0"/>
           <w:color w:val="000000"/>
           <w:sz w:val="24"/>
         </w:rPr>
-        <w:hyperlink r:id="rId13" w:history="1">
-          <w:r>
-            <w:rPr>
-              <w:rStyle w:val="Hyperlink"/>
-            </w:rPr>
-            <w:t>informati</w:t>
-          </w:r>
-        </w:hyperlink>
-      </w:r>
-      <w:r>
-        <w:rPr>
-          <w:rFonts w:ascii="Charis SIL Regular" w:hAnsi="Charis SIL Regular" w:eastAsia="Charis SIL Regular"/>
-          <w:b w:val="0"/>
-          <w:i w:val="0"/>
-          <w:color w:val="000000"/>
-          <w:sz w:val="24"/>
-        </w:rPr>
-        <w:t>e over de ruime hoeveel</w:t>
-      </w:r>
-      <w:r>
-        <w:rPr>
-          <w:u w:val="single" w:color="0000ff"/>
-          <w:rFonts w:ascii="Charis SIL Regular" w:hAnsi="Charis SIL Regular" w:eastAsia="Charis SIL Regular"/>
-          <w:b w:val="0"/>
-          <w:i w:val="0"/>
-          <w:color w:val="000000"/>
-          <w:sz w:val="24"/>
-        </w:rPr>
-        <w:hyperlink r:id="rId14" w:history="1">
-          <w:r>
-            <w:rPr>
-              <w:rStyle w:val="Hyperlink"/>
-            </w:rPr>
-            <w:t>heid be</w:t>
-          </w:r>
-        </w:hyperlink>
-      </w:r>
-      <w:r>
-        <w:rPr>
-          <w:u w:val="single" w:color="0000ff"/>
-          <w:rFonts w:ascii="Charis SIL Regular" w:hAnsi="Charis SIL Regular" w:eastAsia="Charis SIL Regular"/>
-          <w:b w:val="0"/>
-          <w:i w:val="0"/>
-          <w:color w:val="000000"/>
-          <w:sz w:val="24"/>
-        </w:rPr>
-        <w:hyperlink r:id="rId14" w:history="1">
-          <w:r>
-            <w:rPr>
-              <w:rStyle w:val="Hyperlink"/>
-            </w:rPr>
-            <w:t>s</w:t>
-          </w:r>
-        </w:hyperlink>
-      </w:r>
-      <w:r>
-        <w:rPr>
-          <w:u w:val="single" w:color="0000ff"/>
-          <w:rFonts w:ascii="Charis SIL Regular" w:hAnsi="Charis SIL Regular" w:eastAsia="Charis SIL Regular"/>
-          <w:b w:val="0"/>
-          <w:i w:val="0"/>
-          <w:color w:val="000000"/>
-          <w:sz w:val="24"/>
-        </w:rPr>
-        <w:hyperlink r:id="rId14" w:history="1">
-          <w:r>
-            <w:rPr>
-              <w:rStyle w:val="Hyperlink"/>
-            </w:rPr>
-            <w:t>chikbare br</w:t>
-          </w:r>
-        </w:hyperlink>
-      </w:r>
-      <w:r>
-        <w:rPr>
-          <w:rFonts w:ascii="Charis SIL Regular" w:hAnsi="Charis SIL Regular" w:eastAsia="Charis SIL Regular"/>
-          <w:b w:val="0"/>
-          <w:i w:val="0"/>
-          <w:color w:val="000000"/>
-          <w:sz w:val="24"/>
-        </w:rPr>
-        <w:t xml:space="preserve">onnen </w:t>
-      </w:r>
-      <w:r>
-        <w:rPr>
-          <w:u w:val="single" w:color="0000ff"/>
-          <w:rFonts w:ascii="Charis SIL Regular" w:hAnsi="Charis SIL Regular" w:eastAsia="Charis SIL Regular"/>
-          <w:b w:val="0"/>
-          <w:i w:val="0"/>
-          <w:color w:val="000000"/>
-          <w:sz w:val="24"/>
-        </w:rPr>
-        <w:hyperlink r:id="rId15" w:history="1">
-          <w:r>
-            <w:rPr>
-              <w:rStyle w:val="Hyperlink"/>
-            </w:rPr>
-            <w:t>en waar</w:t>
-          </w:r>
-        </w:hyperlink>
+        <w:t>informatie over de ruime hoeveelheid beschikbare bronnen en waar</w:t>
       </w:r>
       <w:r>
         <w:rPr>
@@ -1697,7 +1615,7 @@
           <w:sz w:val="24"/>
           <w:u w:val="single"/>
         </w:rPr>
-        <w:hyperlink r:id="rId14" w:history="1">
+        <w:hyperlink r:id="rId15" w:history="1">
           <w:r>
             <w:rPr>
               <w:rStyle w:val="Hyperlink"/>
@@ -1715,7 +1633,7 @@
           <w:sz w:val="24"/>
           <w:u w:val="single"/>
         </w:rPr>
-        <w:hyperlink r:id="rId14" w:history="1">
+        <w:hyperlink r:id="rId15" w:history="1">
           <w:r>
             <w:rPr>
               <w:rStyle w:val="Hyperlink"/>

--- a/EXPORTS/DOCX/published/niveau3/Dutch/UniversiteitsbibliotheekLeiden.docx
+++ b/EXPORTS/DOCX/published/niveau3/Dutch/UniversiteitsbibliotheekLeiden.docx
@@ -682,14 +682,7 @@
           <w:color w:val="000000"/>
           <w:sz w:val="24"/>
         </w:rPr>
-        <w:hyperlink r:id="rId10" w:history="1">
-          <w:r>
-            <w:rPr>
-              <w:rStyle w:val="Hyperlink"/>
-            </w:rPr>
-            <w:t xml:space="preserve">et </w:t>
-          </w:r>
-        </w:hyperlink>
+        <w:t xml:space="preserve">et </w:t>
       </w:r>
       <w:r>
         <w:rPr>
@@ -700,7 +693,7 @@
           <w:sz w:val="24"/>
           <w:u w:val="single"/>
         </w:rPr>
-        <w:hyperlink r:id="rId10" w:history="1">
+        <w:hyperlink r:id="rId12" w:history="1">
           <w:r>
             <w:rPr>
               <w:rStyle w:val="Hyperlink"/>
@@ -718,7 +711,7 @@
           <w:sz w:val="24"/>
           <w:u w:val="single"/>
         </w:rPr>
-        <w:hyperlink r:id="rId10" w:history="1">
+        <w:hyperlink r:id="rId12" w:history="1">
           <w:r>
             <w:rPr>
               <w:rStyle w:val="Hyperlink"/>
@@ -736,7 +729,7 @@
           <w:sz w:val="24"/>
           <w:u w:val="single"/>
         </w:rPr>
-        <w:hyperlink r:id="rId10" w:history="1">
+        <w:hyperlink r:id="rId12" w:history="1">
           <w:r>
             <w:rPr>
               <w:rStyle w:val="Hyperlink"/>
@@ -783,7 +776,7 @@
           <w:sz w:val="24"/>
           <w:u w:val="single"/>
         </w:rPr>
-        <w:hyperlink r:id="rId12" w:history="1">
+        <w:hyperlink r:id="rId10" w:history="1">
           <w:r>
             <w:rPr>
               <w:rStyle w:val="Hyperlink"/>
@@ -801,7 +794,7 @@
           <w:sz w:val="24"/>
           <w:u w:val="single"/>
         </w:rPr>
-        <w:hyperlink r:id="rId12" w:history="1">
+        <w:hyperlink r:id="rId10" w:history="1">
           <w:r>
             <w:rPr>
               <w:rStyle w:val="Hyperlink"/>
@@ -830,7 +823,7 @@
           <w:sz w:val="24"/>
           <w:u w:val="single"/>
         </w:rPr>
-        <w:hyperlink r:id="rId12" w:history="1">
+        <w:hyperlink r:id="rId10" w:history="1">
           <w:r>
             <w:rPr>
               <w:rStyle w:val="Hyperlink"/>
@@ -848,7 +841,7 @@
           <w:sz w:val="24"/>
           <w:u w:val="single"/>
         </w:rPr>
-        <w:hyperlink r:id="rId12" w:history="1">
+        <w:hyperlink r:id="rId10" w:history="1">
           <w:r>
             <w:rPr>
               <w:rStyle w:val="Hyperlink"/>
@@ -866,7 +859,7 @@
           <w:sz w:val="24"/>
           <w:u w:val="single"/>
         </w:rPr>
-        <w:hyperlink r:id="rId12" w:history="1">
+        <w:hyperlink r:id="rId10" w:history="1">
           <w:r>
             <w:rPr>
               <w:rStyle w:val="Hyperlink"/>
@@ -895,7 +888,7 @@
           <w:sz w:val="24"/>
           <w:u w:val="single"/>
         </w:rPr>
-        <w:hyperlink r:id="rId12" w:history="1">
+        <w:hyperlink r:id="rId10" w:history="1">
           <w:r>
             <w:rPr>
               <w:rStyle w:val="Hyperlink"/>
@@ -1247,13 +1240,113 @@
       </w:r>
       <w:r>
         <w:rPr>
+          <w:u w:val="single" w:color="0000ff"/>
           <w:rFonts w:ascii="Charis SIL Regular" w:hAnsi="Charis SIL Regular" w:eastAsia="Charis SIL Regular"/>
           <w:b w:val="0"/>
           <w:i w:val="0"/>
           <w:color w:val="000000"/>
           <w:sz w:val="24"/>
         </w:rPr>
-        <w:t>informatie over de ruime hoeveelheid beschikbare bronnen en waar</w:t>
+        <w:hyperlink r:id="rId13" w:history="1">
+          <w:r>
+            <w:rPr>
+              <w:rStyle w:val="Hyperlink"/>
+            </w:rPr>
+            <w:t>informati</w:t>
+          </w:r>
+        </w:hyperlink>
+      </w:r>
+      <w:r>
+        <w:rPr>
+          <w:rFonts w:ascii="Charis SIL Regular" w:hAnsi="Charis SIL Regular" w:eastAsia="Charis SIL Regular"/>
+          <w:b w:val="0"/>
+          <w:i w:val="0"/>
+          <w:color w:val="000000"/>
+          <w:sz w:val="24"/>
+        </w:rPr>
+        <w:t>e over de ruime hoeveel</w:t>
+      </w:r>
+      <w:r>
+        <w:rPr>
+          <w:u w:val="single" w:color="0000ff"/>
+          <w:rFonts w:ascii="Charis SIL Regular" w:hAnsi="Charis SIL Regular" w:eastAsia="Charis SIL Regular"/>
+          <w:b w:val="0"/>
+          <w:i w:val="0"/>
+          <w:color w:val="000000"/>
+          <w:sz w:val="24"/>
+        </w:rPr>
+        <w:hyperlink r:id="rId14" w:history="1">
+          <w:r>
+            <w:rPr>
+              <w:rStyle w:val="Hyperlink"/>
+            </w:rPr>
+            <w:t>heid be</w:t>
+          </w:r>
+        </w:hyperlink>
+      </w:r>
+      <w:r>
+        <w:rPr>
+          <w:u w:val="single" w:color="0000ff"/>
+          <w:rFonts w:ascii="Charis SIL Regular" w:hAnsi="Charis SIL Regular" w:eastAsia="Charis SIL Regular"/>
+          <w:b w:val="0"/>
+          <w:i w:val="0"/>
+          <w:color w:val="000000"/>
+          <w:sz w:val="24"/>
+        </w:rPr>
+        <w:hyperlink r:id="rId14" w:history="1">
+          <w:r>
+            <w:rPr>
+              <w:rStyle w:val="Hyperlink"/>
+            </w:rPr>
+            <w:t>s</w:t>
+          </w:r>
+        </w:hyperlink>
+      </w:r>
+      <w:r>
+        <w:rPr>
+          <w:u w:val="single" w:color="0000ff"/>
+          <w:rFonts w:ascii="Charis SIL Regular" w:hAnsi="Charis SIL Regular" w:eastAsia="Charis SIL Regular"/>
+          <w:b w:val="0"/>
+          <w:i w:val="0"/>
+          <w:color w:val="000000"/>
+          <w:sz w:val="24"/>
+        </w:rPr>
+        <w:hyperlink r:id="rId14" w:history="1">
+          <w:r>
+            <w:rPr>
+              <w:rStyle w:val="Hyperlink"/>
+            </w:rPr>
+            <w:t>chikbare br</w:t>
+          </w:r>
+        </w:hyperlink>
+      </w:r>
+      <w:r>
+        <w:rPr>
+          <w:rFonts w:ascii="Charis SIL Regular" w:hAnsi="Charis SIL Regular" w:eastAsia="Charis SIL Regular"/>
+          <w:b w:val="0"/>
+          <w:i w:val="0"/>
+          <w:color w:val="000000"/>
+          <w:sz w:val="24"/>
+        </w:rPr>
+        <w:t xml:space="preserve">onnen </w:t>
+      </w:r>
+      <w:r>
+        <w:rPr>
+          <w:u w:val="single" w:color="0000ff"/>
+          <w:rFonts w:ascii="Charis SIL Regular" w:hAnsi="Charis SIL Regular" w:eastAsia="Charis SIL Regular"/>
+          <w:b w:val="0"/>
+          <w:i w:val="0"/>
+          <w:color w:val="000000"/>
+          <w:sz w:val="24"/>
+        </w:rPr>
+        <w:hyperlink r:id="rId15" w:history="1">
+          <w:r>
+            <w:rPr>
+              <w:rStyle w:val="Hyperlink"/>
+            </w:rPr>
+            <w:t>en waar</w:t>
+          </w:r>
+        </w:hyperlink>
       </w:r>
       <w:r>
         <w:rPr>

--- a/EXPORTS/DOCX/published/niveau3/Dutch/UniversiteitsbibliotheekLeiden.docx
+++ b/EXPORTS/DOCX/published/niveau3/Dutch/UniversiteitsbibliotheekLeiden.docx
@@ -671,18 +671,7 @@
           <w:color w:val="000000"/>
           <w:sz w:val="24"/>
         </w:rPr>
-        <w:t>bibliotheek van h</w:t>
-      </w:r>
-      <w:r>
-        <w:rPr>
-          <w:u w:val="single" w:color="0000ff"/>
-          <w:rFonts w:ascii="Charis SIL Regular" w:hAnsi="Charis SIL Regular" w:eastAsia="Charis SIL Regular"/>
-          <w:b w:val="0"/>
-          <w:i w:val="0"/>
-          <w:color w:val="000000"/>
-          <w:sz w:val="24"/>
-        </w:rPr>
-        <w:t xml:space="preserve">et </w:t>
+        <w:t xml:space="preserve">bibliotheek van het </w:t>
       </w:r>
       <w:r>
         <w:rPr>
@@ -776,7 +765,7 @@
           <w:sz w:val="24"/>
           <w:u w:val="single"/>
         </w:rPr>
-        <w:hyperlink r:id="rId10" w:history="1">
+        <w:hyperlink r:id="rId12" w:history="1">
           <w:r>
             <w:rPr>
               <w:rStyle w:val="Hyperlink"/>
@@ -794,7 +783,7 @@
           <w:sz w:val="24"/>
           <w:u w:val="single"/>
         </w:rPr>
-        <w:hyperlink r:id="rId10" w:history="1">
+        <w:hyperlink r:id="rId12" w:history="1">
           <w:r>
             <w:rPr>
               <w:rStyle w:val="Hyperlink"/>
@@ -823,7 +812,7 @@
           <w:sz w:val="24"/>
           <w:u w:val="single"/>
         </w:rPr>
-        <w:hyperlink r:id="rId10" w:history="1">
+        <w:hyperlink r:id="rId12" w:history="1">
           <w:r>
             <w:rPr>
               <w:rStyle w:val="Hyperlink"/>
@@ -841,7 +830,7 @@
           <w:sz w:val="24"/>
           <w:u w:val="single"/>
         </w:rPr>
-        <w:hyperlink r:id="rId10" w:history="1">
+        <w:hyperlink r:id="rId12" w:history="1">
           <w:r>
             <w:rPr>
               <w:rStyle w:val="Hyperlink"/>
@@ -859,7 +848,7 @@
           <w:sz w:val="24"/>
           <w:u w:val="single"/>
         </w:rPr>
-        <w:hyperlink r:id="rId10" w:history="1">
+        <w:hyperlink r:id="rId12" w:history="1">
           <w:r>
             <w:rPr>
               <w:rStyle w:val="Hyperlink"/>
@@ -917,7 +906,7 @@
           <w:sz w:val="24"/>
           <w:u w:val="single"/>
         </w:rPr>
-        <w:hyperlink r:id="rId12" w:history="1">
+        <w:hyperlink r:id="rId10" w:history="1">
           <w:r>
             <w:rPr>
               <w:rStyle w:val="Hyperlink"/>
@@ -982,7 +971,7 @@
           <w:sz w:val="24"/>
           <w:u w:val="single"/>
         </w:rPr>
-        <w:hyperlink r:id="rId12" w:history="1">
+        <w:hyperlink r:id="rId11" w:history="1">
           <w:r>
             <w:rPr>
               <w:rStyle w:val="Hyperlink"/>
@@ -1708,7 +1697,7 @@
           <w:sz w:val="24"/>
           <w:u w:val="single"/>
         </w:rPr>
-        <w:hyperlink r:id="rId15" w:history="1">
+        <w:hyperlink r:id="rId14" w:history="1">
           <w:r>
             <w:rPr>
               <w:rStyle w:val="Hyperlink"/>
@@ -1726,7 +1715,7 @@
           <w:sz w:val="24"/>
           <w:u w:val="single"/>
         </w:rPr>
-        <w:hyperlink r:id="rId15" w:history="1">
+        <w:hyperlink r:id="rId14" w:history="1">
           <w:r>
             <w:rPr>
               <w:rStyle w:val="Hyperlink"/>

--- a/EXPORTS/DOCX/published/niveau3/Dutch/UniversiteitsbibliotheekLeiden.docx
+++ b/EXPORTS/DOCX/published/niveau3/Dutch/UniversiteitsbibliotheekLeiden.docx
@@ -671,7 +671,25 @@
           <w:color w:val="000000"/>
           <w:sz w:val="24"/>
         </w:rPr>
-        <w:t xml:space="preserve">bibliotheek van het </w:t>
+        <w:t>bibliotheek van h</w:t>
+      </w:r>
+      <w:r>
+        <w:rPr>
+          <w:u w:val="single" w:color="0000ff"/>
+          <w:rFonts w:ascii="Charis SIL Regular" w:hAnsi="Charis SIL Regular" w:eastAsia="Charis SIL Regular"/>
+          <w:b w:val="0"/>
+          <w:i w:val="0"/>
+          <w:color w:val="000000"/>
+          <w:sz w:val="24"/>
+        </w:rPr>
+        <w:hyperlink r:id="rId10" w:history="1">
+          <w:r>
+            <w:rPr>
+              <w:rStyle w:val="Hyperlink"/>
+            </w:rPr>
+            <w:t xml:space="preserve">et </w:t>
+          </w:r>
+        </w:hyperlink>
       </w:r>
       <w:r>
         <w:rPr>
@@ -682,7 +700,7 @@
           <w:sz w:val="24"/>
           <w:u w:val="single"/>
         </w:rPr>
-        <w:hyperlink r:id="rId12" w:history="1">
+        <w:hyperlink r:id="rId10" w:history="1">
           <w:r>
             <w:rPr>
               <w:rStyle w:val="Hyperlink"/>
@@ -700,7 +718,7 @@
           <w:sz w:val="24"/>
           <w:u w:val="single"/>
         </w:rPr>
-        <w:hyperlink r:id="rId12" w:history="1">
+        <w:hyperlink r:id="rId10" w:history="1">
           <w:r>
             <w:rPr>
               <w:rStyle w:val="Hyperlink"/>
@@ -718,7 +736,7 @@
           <w:sz w:val="24"/>
           <w:u w:val="single"/>
         </w:rPr>
-        <w:hyperlink r:id="rId12" w:history="1">
+        <w:hyperlink r:id="rId10" w:history="1">
           <w:r>
             <w:rPr>
               <w:rStyle w:val="Hyperlink"/>
@@ -877,7 +895,7 @@
           <w:sz w:val="24"/>
           <w:u w:val="single"/>
         </w:rPr>
-        <w:hyperlink r:id="rId10" w:history="1">
+        <w:hyperlink r:id="rId12" w:history="1">
           <w:r>
             <w:rPr>
               <w:rStyle w:val="Hyperlink"/>
@@ -906,7 +924,7 @@
           <w:sz w:val="24"/>
           <w:u w:val="single"/>
         </w:rPr>
-        <w:hyperlink r:id="rId10" w:history="1">
+        <w:hyperlink r:id="rId12" w:history="1">
           <w:r>
             <w:rPr>
               <w:rStyle w:val="Hyperlink"/>
@@ -971,7 +989,7 @@
           <w:sz w:val="24"/>
           <w:u w:val="single"/>
         </w:rPr>
-        <w:hyperlink r:id="rId11" w:history="1">
+        <w:hyperlink r:id="rId12" w:history="1">
           <w:r>
             <w:rPr>
               <w:rStyle w:val="Hyperlink"/>
@@ -1697,7 +1715,7 @@
           <w:sz w:val="24"/>
           <w:u w:val="single"/>
         </w:rPr>
-        <w:hyperlink r:id="rId14" w:history="1">
+        <w:hyperlink r:id="rId15" w:history="1">
           <w:r>
             <w:rPr>
               <w:rStyle w:val="Hyperlink"/>
@@ -1715,7 +1733,7 @@
           <w:sz w:val="24"/>
           <w:u w:val="single"/>
         </w:rPr>
-        <w:hyperlink r:id="rId14" w:history="1">
+        <w:hyperlink r:id="rId15" w:history="1">
           <w:r>
             <w:rPr>
               <w:rStyle w:val="Hyperlink"/>

--- a/EXPORTS/DOCX/published/niveau3/Dutch/UniversiteitsbibliotheekLeiden.docx
+++ b/EXPORTS/DOCX/published/niveau3/Dutch/UniversiteitsbibliotheekLeiden.docx
@@ -224,25 +224,7 @@
           <w:color w:val="000000"/>
           <w:sz w:val="24"/>
         </w:rPr>
-        <w:t xml:space="preserve">Universiteit Leiden in 1575 markeert ook </w:t>
-      </w:r>
-      <w:r>
-        <w:rPr>
-          <w:u w:val="single" w:color="0000ff"/>
-          <w:rFonts w:ascii="Charis SIL Regular" w:hAnsi="Charis SIL Regular" w:eastAsia="Charis SIL Regular"/>
-          <w:b w:val="0"/>
-          <w:i w:val="0"/>
-          <w:color w:val="000000"/>
-          <w:sz w:val="24"/>
-        </w:rPr>
-        <w:hyperlink r:id="rId9" w:history="1">
-          <w:r>
-            <w:rPr>
-              <w:rStyle w:val="Hyperlink"/>
-            </w:rPr>
-            <w:t>de sym</w:t>
-          </w:r>
-        </w:hyperlink>
+        <w:t>Universiteit Leiden in 1575 markeert ook de sym</w:t>
       </w:r>
       <w:r>
         <w:rPr>
@@ -671,25 +653,7 @@
           <w:color w:val="000000"/>
           <w:sz w:val="24"/>
         </w:rPr>
-        <w:t>bibliotheek van h</w:t>
-      </w:r>
-      <w:r>
-        <w:rPr>
-          <w:u w:val="single" w:color="0000ff"/>
-          <w:rFonts w:ascii="Charis SIL Regular" w:hAnsi="Charis SIL Regular" w:eastAsia="Charis SIL Regular"/>
-          <w:b w:val="0"/>
-          <w:i w:val="0"/>
-          <w:color w:val="000000"/>
-          <w:sz w:val="24"/>
-        </w:rPr>
-        <w:hyperlink r:id="rId10" w:history="1">
-          <w:r>
-            <w:rPr>
-              <w:rStyle w:val="Hyperlink"/>
-            </w:rPr>
-            <w:t xml:space="preserve">et </w:t>
-          </w:r>
-        </w:hyperlink>
+        <w:t xml:space="preserve">bibliotheek van het </w:t>
       </w:r>
       <w:r>
         <w:rPr>
@@ -700,7 +664,7 @@
           <w:sz w:val="24"/>
           <w:u w:val="single"/>
         </w:rPr>
-        <w:hyperlink r:id="rId10" w:history="1">
+        <w:hyperlink r:id="rId12" w:history="1">
           <w:r>
             <w:rPr>
               <w:rStyle w:val="Hyperlink"/>
@@ -718,7 +682,7 @@
           <w:sz w:val="24"/>
           <w:u w:val="single"/>
         </w:rPr>
-        <w:hyperlink r:id="rId10" w:history="1">
+        <w:hyperlink r:id="rId12" w:history="1">
           <w:r>
             <w:rPr>
               <w:rStyle w:val="Hyperlink"/>
@@ -736,7 +700,7 @@
           <w:sz w:val="24"/>
           <w:u w:val="single"/>
         </w:rPr>
-        <w:hyperlink r:id="rId10" w:history="1">
+        <w:hyperlink r:id="rId12" w:history="1">
           <w:r>
             <w:rPr>
               <w:rStyle w:val="Hyperlink"/>

--- a/EXPORTS/DOCX/published/niveau3/Dutch/UniversiteitsbibliotheekLeiden.docx
+++ b/EXPORTS/DOCX/published/niveau3/Dutch/UniversiteitsbibliotheekLeiden.docx
@@ -653,7 +653,18 @@
           <w:color w:val="000000"/>
           <w:sz w:val="24"/>
         </w:rPr>
-        <w:t xml:space="preserve">bibliotheek van het </w:t>
+        <w:t>bibliotheek van h</w:t>
+      </w:r>
+      <w:r>
+        <w:rPr>
+          <w:u w:val="single" w:color="0000ff"/>
+          <w:rFonts w:ascii="Charis SIL Regular" w:hAnsi="Charis SIL Regular" w:eastAsia="Charis SIL Regular"/>
+          <w:b w:val="0"/>
+          <w:i w:val="0"/>
+          <w:color w:val="000000"/>
+          <w:sz w:val="24"/>
+        </w:rPr>
+        <w:t xml:space="preserve">et </w:t>
       </w:r>
       <w:r>
         <w:rPr>
@@ -781,9 +792,8 @@
           <w:i w:val="0"/>
           <w:color w:val="0000FF"/>
           <w:sz w:val="24"/>
-          <w:u w:val="single"/>
         </w:rPr>
-        <w:t xml:space="preserve"> </w:t>
+        <w:t xml:space="preserve"> voor het Nabije Oos</w:t>
       </w:r>
       <w:r>
         <w:rPr>
@@ -794,166 +804,7 @@
           <w:sz w:val="24"/>
           <w:u w:val="single"/>
         </w:rPr>
-        <w:hyperlink r:id="rId12" w:history="1">
-          <w:r>
-            <w:rPr>
-              <w:rStyle w:val="Hyperlink"/>
-            </w:rPr>
-            <w:t>v</w:t>
-          </w:r>
-        </w:hyperlink>
-      </w:r>
-      <w:r>
-        <w:rPr>
-          <w:rFonts w:ascii="Charis SIL Regular" w:hAnsi="Charis SIL Regular" w:eastAsia="Charis SIL Regular"/>
-          <w:b w:val="0"/>
-          <w:i w:val="0"/>
-          <w:color w:val="0000FF"/>
-          <w:sz w:val="24"/>
-          <w:u w:val="single"/>
-        </w:rPr>
-        <w:hyperlink r:id="rId12" w:history="1">
-          <w:r>
-            <w:rPr>
-              <w:rStyle w:val="Hyperlink"/>
-            </w:rPr>
-            <w:t>o</w:t>
-          </w:r>
-        </w:hyperlink>
-      </w:r>
-      <w:r>
-        <w:rPr>
-          <w:rFonts w:ascii="Charis SIL Regular" w:hAnsi="Charis SIL Regular" w:eastAsia="Charis SIL Regular"/>
-          <w:b w:val="0"/>
-          <w:i w:val="0"/>
-          <w:color w:val="0000FF"/>
-          <w:sz w:val="24"/>
-          <w:u w:val="single"/>
-        </w:rPr>
-        <w:hyperlink r:id="rId12" w:history="1">
-          <w:r>
-            <w:rPr>
-              <w:rStyle w:val="Hyperlink"/>
-            </w:rPr>
-            <w:t>or</w:t>
-          </w:r>
-        </w:hyperlink>
-      </w:r>
-      <w:r>
-        <w:rPr>
-          <w:rFonts w:ascii="Charis SIL Regular" w:hAnsi="Charis SIL Regular" w:eastAsia="Charis SIL Regular"/>
-          <w:b w:val="0"/>
-          <w:i w:val="0"/>
-          <w:color w:val="0000FF"/>
-          <w:sz w:val="24"/>
-          <w:u w:val="single"/>
-        </w:rPr>
-        <w:t xml:space="preserve"> </w:t>
-      </w:r>
-      <w:r>
-        <w:rPr>
-          <w:rFonts w:ascii="Charis SIL Regular" w:hAnsi="Charis SIL Regular" w:eastAsia="Charis SIL Regular"/>
-          <w:b w:val="0"/>
-          <w:i w:val="0"/>
-          <w:color w:val="0000FF"/>
-          <w:sz w:val="24"/>
-          <w:u w:val="single"/>
-        </w:rPr>
-        <w:hyperlink r:id="rId12" w:history="1">
-          <w:r>
-            <w:rPr>
-              <w:rStyle w:val="Hyperlink"/>
-            </w:rPr>
-            <w:t>het</w:t>
-          </w:r>
-        </w:hyperlink>
-      </w:r>
-      <w:r>
-        <w:rPr>
-          <w:rFonts w:ascii="Charis SIL Regular" w:hAnsi="Charis SIL Regular" w:eastAsia="Charis SIL Regular"/>
-          <w:b w:val="0"/>
-          <w:i w:val="0"/>
-          <w:color w:val="0000FF"/>
-          <w:sz w:val="24"/>
-          <w:u w:val="single"/>
-        </w:rPr>
-        <w:t xml:space="preserve"> </w:t>
-      </w:r>
-      <w:r>
-        <w:rPr>
-          <w:rFonts w:ascii="Charis SIL Regular" w:hAnsi="Charis SIL Regular" w:eastAsia="Charis SIL Regular"/>
-          <w:b w:val="0"/>
-          <w:i w:val="0"/>
-          <w:color w:val="0000FF"/>
-          <w:sz w:val="24"/>
-          <w:u w:val="single"/>
-        </w:rPr>
-        <w:hyperlink r:id="rId12" w:history="1">
-          <w:r>
-            <w:rPr>
-              <w:rStyle w:val="Hyperlink"/>
-            </w:rPr>
-            <w:t>Nab</w:t>
-          </w:r>
-        </w:hyperlink>
-      </w:r>
-      <w:r>
-        <w:rPr>
-          <w:rFonts w:ascii="Charis SIL Regular" w:hAnsi="Charis SIL Regular" w:eastAsia="Charis SIL Regular"/>
-          <w:b w:val="0"/>
-          <w:i w:val="0"/>
-          <w:color w:val="0000FF"/>
-          <w:sz w:val="24"/>
-          <w:u w:val="single"/>
-        </w:rPr>
-        <w:hyperlink r:id="rId12" w:history="1">
-          <w:r>
-            <w:rPr>
-              <w:rStyle w:val="Hyperlink"/>
-            </w:rPr>
-            <w:t>ije</w:t>
-          </w:r>
-        </w:hyperlink>
-      </w:r>
-      <w:r>
-        <w:rPr>
-          <w:rFonts w:ascii="Charis SIL Regular" w:hAnsi="Charis SIL Regular" w:eastAsia="Charis SIL Regular"/>
-          <w:b w:val="0"/>
-          <w:i w:val="0"/>
-          <w:color w:val="0000FF"/>
-          <w:sz w:val="24"/>
-          <w:u w:val="single"/>
-        </w:rPr>
-        <w:t xml:space="preserve"> </w:t>
-      </w:r>
-      <w:r>
-        <w:rPr>
-          <w:rFonts w:ascii="Charis SIL Regular" w:hAnsi="Charis SIL Regular" w:eastAsia="Charis SIL Regular"/>
-          <w:b w:val="0"/>
-          <w:i w:val="0"/>
-          <w:color w:val="0000FF"/>
-          <w:sz w:val="24"/>
-          <w:u w:val="single"/>
-        </w:rPr>
-        <w:hyperlink r:id="rId12" w:history="1">
-          <w:r>
-            <w:rPr>
-              <w:rStyle w:val="Hyperlink"/>
-            </w:rPr>
-            <w:t>Oos</w:t>
-          </w:r>
-        </w:hyperlink>
-      </w:r>
-      <w:r>
-        <w:rPr>
-          <w:rFonts w:ascii="Charis SIL Regular" w:hAnsi="Charis SIL Regular" w:eastAsia="Charis SIL Regular"/>
-          <w:b w:val="0"/>
-          <w:i w:val="0"/>
-          <w:color w:val="0000FF"/>
-          <w:sz w:val="24"/>
-          <w:u w:val="single"/>
-        </w:rPr>
-        <w:hyperlink r:id="rId12" w:history="1">
+        <w:hyperlink r:id="rId11" w:history="1">
           <w:r>
             <w:rPr>
               <w:rStyle w:val="Hyperlink"/>
@@ -1679,7 +1530,7 @@
           <w:sz w:val="24"/>
           <w:u w:val="single"/>
         </w:rPr>
-        <w:hyperlink r:id="rId15" w:history="1">
+        <w:hyperlink r:id="rId14" w:history="1">
           <w:r>
             <w:rPr>
               <w:rStyle w:val="Hyperlink"/>
@@ -1697,7 +1548,7 @@
           <w:sz w:val="24"/>
           <w:u w:val="single"/>
         </w:rPr>
-        <w:hyperlink r:id="rId15" w:history="1">
+        <w:hyperlink r:id="rId14" w:history="1">
           <w:r>
             <w:rPr>
               <w:rStyle w:val="Hyperlink"/>

--- a/EXPORTS/DOCX/published/niveau3/Dutch/UniversiteitsbibliotheekLeiden.docx
+++ b/EXPORTS/DOCX/published/niveau3/Dutch/UniversiteitsbibliotheekLeiden.docx
@@ -792,8 +792,9 @@
           <w:i w:val="0"/>
           <w:color w:val="0000FF"/>
           <w:sz w:val="24"/>
+          <w:u w:val="single"/>
         </w:rPr>
-        <w:t xml:space="preserve"> voor het Nabije Oos</w:t>
+        <w:t xml:space="preserve"> </w:t>
       </w:r>
       <w:r>
         <w:rPr>
@@ -804,7 +805,166 @@
           <w:sz w:val="24"/>
           <w:u w:val="single"/>
         </w:rPr>
-        <w:hyperlink r:id="rId11" w:history="1">
+        <w:hyperlink r:id="rId12" w:history="1">
+          <w:r>
+            <w:rPr>
+              <w:rStyle w:val="Hyperlink"/>
+            </w:rPr>
+            <w:t>v</w:t>
+          </w:r>
+        </w:hyperlink>
+      </w:r>
+      <w:r>
+        <w:rPr>
+          <w:rFonts w:ascii="Charis SIL Regular" w:hAnsi="Charis SIL Regular" w:eastAsia="Charis SIL Regular"/>
+          <w:b w:val="0"/>
+          <w:i w:val="0"/>
+          <w:color w:val="0000FF"/>
+          <w:sz w:val="24"/>
+          <w:u w:val="single"/>
+        </w:rPr>
+        <w:hyperlink r:id="rId10" w:history="1">
+          <w:r>
+            <w:rPr>
+              <w:rStyle w:val="Hyperlink"/>
+            </w:rPr>
+            <w:t>o</w:t>
+          </w:r>
+        </w:hyperlink>
+      </w:r>
+      <w:r>
+        <w:rPr>
+          <w:rFonts w:ascii="Charis SIL Regular" w:hAnsi="Charis SIL Regular" w:eastAsia="Charis SIL Regular"/>
+          <w:b w:val="0"/>
+          <w:i w:val="0"/>
+          <w:color w:val="0000FF"/>
+          <w:sz w:val="24"/>
+          <w:u w:val="single"/>
+        </w:rPr>
+        <w:hyperlink r:id="rId10" w:history="1">
+          <w:r>
+            <w:rPr>
+              <w:rStyle w:val="Hyperlink"/>
+            </w:rPr>
+            <w:t>or</w:t>
+          </w:r>
+        </w:hyperlink>
+      </w:r>
+      <w:r>
+        <w:rPr>
+          <w:rFonts w:ascii="Charis SIL Regular" w:hAnsi="Charis SIL Regular" w:eastAsia="Charis SIL Regular"/>
+          <w:b w:val="0"/>
+          <w:i w:val="0"/>
+          <w:color w:val="0000FF"/>
+          <w:sz w:val="24"/>
+          <w:u w:val="single"/>
+        </w:rPr>
+        <w:t xml:space="preserve"> </w:t>
+      </w:r>
+      <w:r>
+        <w:rPr>
+          <w:rFonts w:ascii="Charis SIL Regular" w:hAnsi="Charis SIL Regular" w:eastAsia="Charis SIL Regular"/>
+          <w:b w:val="0"/>
+          <w:i w:val="0"/>
+          <w:color w:val="0000FF"/>
+          <w:sz w:val="24"/>
+          <w:u w:val="single"/>
+        </w:rPr>
+        <w:hyperlink r:id="rId10" w:history="1">
+          <w:r>
+            <w:rPr>
+              <w:rStyle w:val="Hyperlink"/>
+            </w:rPr>
+            <w:t>het</w:t>
+          </w:r>
+        </w:hyperlink>
+      </w:r>
+      <w:r>
+        <w:rPr>
+          <w:rFonts w:ascii="Charis SIL Regular" w:hAnsi="Charis SIL Regular" w:eastAsia="Charis SIL Regular"/>
+          <w:b w:val="0"/>
+          <w:i w:val="0"/>
+          <w:color w:val="0000FF"/>
+          <w:sz w:val="24"/>
+          <w:u w:val="single"/>
+        </w:rPr>
+        <w:t xml:space="preserve"> </w:t>
+      </w:r>
+      <w:r>
+        <w:rPr>
+          <w:rFonts w:ascii="Charis SIL Regular" w:hAnsi="Charis SIL Regular" w:eastAsia="Charis SIL Regular"/>
+          <w:b w:val="0"/>
+          <w:i w:val="0"/>
+          <w:color w:val="0000FF"/>
+          <w:sz w:val="24"/>
+          <w:u w:val="single"/>
+        </w:rPr>
+        <w:hyperlink r:id="rId10" w:history="1">
+          <w:r>
+            <w:rPr>
+              <w:rStyle w:val="Hyperlink"/>
+            </w:rPr>
+            <w:t>Nab</w:t>
+          </w:r>
+        </w:hyperlink>
+      </w:r>
+      <w:r>
+        <w:rPr>
+          <w:rFonts w:ascii="Charis SIL Regular" w:hAnsi="Charis SIL Regular" w:eastAsia="Charis SIL Regular"/>
+          <w:b w:val="0"/>
+          <w:i w:val="0"/>
+          <w:color w:val="0000FF"/>
+          <w:sz w:val="24"/>
+          <w:u w:val="single"/>
+        </w:rPr>
+        <w:hyperlink r:id="rId12" w:history="1">
+          <w:r>
+            <w:rPr>
+              <w:rStyle w:val="Hyperlink"/>
+            </w:rPr>
+            <w:t>ije</w:t>
+          </w:r>
+        </w:hyperlink>
+      </w:r>
+      <w:r>
+        <w:rPr>
+          <w:rFonts w:ascii="Charis SIL Regular" w:hAnsi="Charis SIL Regular" w:eastAsia="Charis SIL Regular"/>
+          <w:b w:val="0"/>
+          <w:i w:val="0"/>
+          <w:color w:val="0000FF"/>
+          <w:sz w:val="24"/>
+          <w:u w:val="single"/>
+        </w:rPr>
+        <w:t xml:space="preserve"> </w:t>
+      </w:r>
+      <w:r>
+        <w:rPr>
+          <w:rFonts w:ascii="Charis SIL Regular" w:hAnsi="Charis SIL Regular" w:eastAsia="Charis SIL Regular"/>
+          <w:b w:val="0"/>
+          <w:i w:val="0"/>
+          <w:color w:val="0000FF"/>
+          <w:sz w:val="24"/>
+          <w:u w:val="single"/>
+        </w:rPr>
+        <w:hyperlink r:id="rId12" w:history="1">
+          <w:r>
+            <w:rPr>
+              <w:rStyle w:val="Hyperlink"/>
+            </w:rPr>
+            <w:t>Oos</w:t>
+          </w:r>
+        </w:hyperlink>
+      </w:r>
+      <w:r>
+        <w:rPr>
+          <w:rFonts w:ascii="Charis SIL Regular" w:hAnsi="Charis SIL Regular" w:eastAsia="Charis SIL Regular"/>
+          <w:b w:val="0"/>
+          <w:i w:val="0"/>
+          <w:color w:val="0000FF"/>
+          <w:sz w:val="24"/>
+          <w:u w:val="single"/>
+        </w:rPr>
+        <w:hyperlink r:id="rId12" w:history="1">
           <w:r>
             <w:rPr>
               <w:rStyle w:val="Hyperlink"/>
@@ -1494,68 +1654,7 @@
           <w:sz w:val="24"/>
           <w:u w:val="single"/>
         </w:rPr>
-        <w:hyperlink r:id="rId14" w:history="1">
-          <w:r>
-            <w:rPr>
-              <w:rStyle w:val="Hyperlink"/>
-            </w:rPr>
-            <w:t>raadpl</w:t>
-          </w:r>
-        </w:hyperlink>
-      </w:r>
-      <w:r>
-        <w:rPr>
-          <w:rFonts w:ascii="Charis SIL Regular" w:hAnsi="Charis SIL Regular" w:eastAsia="Charis SIL Regular"/>
-          <w:b w:val="0"/>
-          <w:i w:val="0"/>
-          <w:color w:val="0000FF"/>
-          <w:sz w:val="24"/>
-          <w:u w:val="single"/>
-        </w:rPr>
-        <w:hyperlink r:id="rId14" w:history="1">
-          <w:r>
-            <w:rPr>
-              <w:rStyle w:val="Hyperlink"/>
-            </w:rPr>
-            <w:t>e</w:t>
-          </w:r>
-        </w:hyperlink>
-      </w:r>
-      <w:r>
-        <w:rPr>
-          <w:rFonts w:ascii="Charis SIL Regular" w:hAnsi="Charis SIL Regular" w:eastAsia="Charis SIL Regular"/>
-          <w:b w:val="0"/>
-          <w:i w:val="0"/>
-          <w:color w:val="0000FF"/>
-          <w:sz w:val="24"/>
-          <w:u w:val="single"/>
-        </w:rPr>
-        <w:hyperlink r:id="rId14" w:history="1">
-          <w:r>
-            <w:rPr>
-              <w:rStyle w:val="Hyperlink"/>
-            </w:rPr>
-            <w:t>egbaa</w:t>
-          </w:r>
-        </w:hyperlink>
-      </w:r>
-      <w:r>
-        <w:rPr>
-          <w:rFonts w:ascii="Charis SIL Regular" w:hAnsi="Charis SIL Regular" w:eastAsia="Charis SIL Regular"/>
-          <w:b w:val="0"/>
-          <w:i w:val="0"/>
-          <w:color w:val="0000FF"/>
-          <w:sz w:val="24"/>
-          <w:u w:val="single"/>
-        </w:rPr>
-        <w:hyperlink r:id="rId14" w:history="1">
-          <w:r>
-            <w:rPr>
-              <w:rStyle w:val="Hyperlink"/>
-            </w:rPr>
-            <w:t>r</w:t>
-          </w:r>
-        </w:hyperlink>
+        <w:t>raadpleegbaar</w:t>
       </w:r>
       <w:r>
         <w:rPr>

--- a/EXPORTS/DOCX/published/niveau3/Dutch/UniversiteitsbibliotheekLeiden.docx
+++ b/EXPORTS/DOCX/published/niveau3/Dutch/UniversiteitsbibliotheekLeiden.docx
@@ -224,7 +224,25 @@
           <w:color w:val="000000"/>
           <w:sz w:val="24"/>
         </w:rPr>
-        <w:t>Universiteit Leiden in 1575 markeert ook de sym</w:t>
+        <w:t xml:space="preserve">Universiteit Leiden in 1575 markeert ook </w:t>
+      </w:r>
+      <w:r>
+        <w:rPr>
+          <w:u w:val="single" w:color="0000ff"/>
+          <w:rFonts w:ascii="Charis SIL Regular" w:hAnsi="Charis SIL Regular" w:eastAsia="Charis SIL Regular"/>
+          <w:b w:val="0"/>
+          <w:i w:val="0"/>
+          <w:color w:val="000000"/>
+          <w:sz w:val="24"/>
+        </w:rPr>
+        <w:hyperlink r:id="rId9" w:history="1">
+          <w:r>
+            <w:rPr>
+              <w:rStyle w:val="Hyperlink"/>
+            </w:rPr>
+            <w:t>de sym</w:t>
+          </w:r>
+        </w:hyperlink>
       </w:r>
       <w:r>
         <w:rPr>
@@ -823,7 +841,7 @@
           <w:sz w:val="24"/>
           <w:u w:val="single"/>
         </w:rPr>
-        <w:hyperlink r:id="rId10" w:history="1">
+        <w:hyperlink r:id="rId12" w:history="1">
           <w:r>
             <w:rPr>
               <w:rStyle w:val="Hyperlink"/>
@@ -841,7 +859,7 @@
           <w:sz w:val="24"/>
           <w:u w:val="single"/>
         </w:rPr>
-        <w:hyperlink r:id="rId10" w:history="1">
+        <w:hyperlink r:id="rId12" w:history="1">
           <w:r>
             <w:rPr>
               <w:rStyle w:val="Hyperlink"/>
@@ -915,16 +933,8 @@
           <w:i w:val="0"/>
           <w:color w:val="0000FF"/>
           <w:sz w:val="24"/>
-          <w:u w:val="single"/>
         </w:rPr>
-        <w:hyperlink r:id="rId12" w:history="1">
-          <w:r>
-            <w:rPr>
-              <w:rStyle w:val="Hyperlink"/>
-            </w:rPr>
-            <w:t>ije</w:t>
-          </w:r>
-        </w:hyperlink>
+        <w:t>ije Oos</w:t>
       </w:r>
       <w:r>
         <w:rPr>
@@ -935,36 +945,7 @@
           <w:sz w:val="24"/>
           <w:u w:val="single"/>
         </w:rPr>
-        <w:t xml:space="preserve"> </w:t>
-      </w:r>
-      <w:r>
-        <w:rPr>
-          <w:rFonts w:ascii="Charis SIL Regular" w:hAnsi="Charis SIL Regular" w:eastAsia="Charis SIL Regular"/>
-          <w:b w:val="0"/>
-          <w:i w:val="0"/>
-          <w:color w:val="0000FF"/>
-          <w:sz w:val="24"/>
-          <w:u w:val="single"/>
-        </w:rPr>
-        <w:hyperlink r:id="rId12" w:history="1">
-          <w:r>
-            <w:rPr>
-              <w:rStyle w:val="Hyperlink"/>
-            </w:rPr>
-            <w:t>Oos</w:t>
-          </w:r>
-        </w:hyperlink>
-      </w:r>
-      <w:r>
-        <w:rPr>
-          <w:rFonts w:ascii="Charis SIL Regular" w:hAnsi="Charis SIL Regular" w:eastAsia="Charis SIL Regular"/>
-          <w:b w:val="0"/>
-          <w:i w:val="0"/>
-          <w:color w:val="0000FF"/>
-          <w:sz w:val="24"/>
-          <w:u w:val="single"/>
-        </w:rPr>
-        <w:hyperlink r:id="rId12" w:history="1">
+        <w:hyperlink r:id="rId11" w:history="1">
           <w:r>
             <w:rPr>
               <w:rStyle w:val="Hyperlink"/>
@@ -1654,7 +1635,68 @@
           <w:sz w:val="24"/>
           <w:u w:val="single"/>
         </w:rPr>
-        <w:t>raadpleegbaar</w:t>
+        <w:hyperlink r:id="rId14" w:history="1">
+          <w:r>
+            <w:rPr>
+              <w:rStyle w:val="Hyperlink"/>
+            </w:rPr>
+            <w:t>raadpl</w:t>
+          </w:r>
+        </w:hyperlink>
+      </w:r>
+      <w:r>
+        <w:rPr>
+          <w:rFonts w:ascii="Charis SIL Regular" w:hAnsi="Charis SIL Regular" w:eastAsia="Charis SIL Regular"/>
+          <w:b w:val="0"/>
+          <w:i w:val="0"/>
+          <w:color w:val="0000FF"/>
+          <w:sz w:val="24"/>
+          <w:u w:val="single"/>
+        </w:rPr>
+        <w:hyperlink r:id="rId14" w:history="1">
+          <w:r>
+            <w:rPr>
+              <w:rStyle w:val="Hyperlink"/>
+            </w:rPr>
+            <w:t>e</w:t>
+          </w:r>
+        </w:hyperlink>
+      </w:r>
+      <w:r>
+        <w:rPr>
+          <w:rFonts w:ascii="Charis SIL Regular" w:hAnsi="Charis SIL Regular" w:eastAsia="Charis SIL Regular"/>
+          <w:b w:val="0"/>
+          <w:i w:val="0"/>
+          <w:color w:val="0000FF"/>
+          <w:sz w:val="24"/>
+          <w:u w:val="single"/>
+        </w:rPr>
+        <w:hyperlink r:id="rId14" w:history="1">
+          <w:r>
+            <w:rPr>
+              <w:rStyle w:val="Hyperlink"/>
+            </w:rPr>
+            <w:t>egbaa</w:t>
+          </w:r>
+        </w:hyperlink>
+      </w:r>
+      <w:r>
+        <w:rPr>
+          <w:rFonts w:ascii="Charis SIL Regular" w:hAnsi="Charis SIL Regular" w:eastAsia="Charis SIL Regular"/>
+          <w:b w:val="0"/>
+          <w:i w:val="0"/>
+          <w:color w:val="0000FF"/>
+          <w:sz w:val="24"/>
+          <w:u w:val="single"/>
+        </w:rPr>
+        <w:hyperlink r:id="rId14" w:history="1">
+          <w:r>
+            <w:rPr>
+              <w:rStyle w:val="Hyperlink"/>
+            </w:rPr>
+            <w:t>r</w:t>
+          </w:r>
+        </w:hyperlink>
       </w:r>
       <w:r>
         <w:rPr>

--- a/EXPORTS/DOCX/published/niveau3/Dutch/UniversiteitsbibliotheekLeiden.docx
+++ b/EXPORTS/DOCX/published/niveau3/Dutch/UniversiteitsbibliotheekLeiden.docx
@@ -729,7 +729,7 @@
           <w:sz w:val="24"/>
           <w:u w:val="single"/>
         </w:rPr>
-        <w:hyperlink r:id="rId12" w:history="1">
+        <w:hyperlink r:id="rId10" w:history="1">
           <w:r>
             <w:rPr>
               <w:rStyle w:val="Hyperlink"/>
@@ -758,7 +758,7 @@
           <w:sz w:val="24"/>
           <w:u w:val="single"/>
         </w:rPr>
-        <w:hyperlink r:id="rId12" w:history="1">
+        <w:hyperlink r:id="rId10" w:history="1">
           <w:r>
             <w:rPr>
               <w:rStyle w:val="Hyperlink"/>
@@ -776,7 +776,7 @@
           <w:sz w:val="24"/>
           <w:u w:val="single"/>
         </w:rPr>
-        <w:hyperlink r:id="rId12" w:history="1">
+        <w:hyperlink r:id="rId10" w:history="1">
           <w:r>
             <w:rPr>
               <w:rStyle w:val="Hyperlink"/>
@@ -794,7 +794,7 @@
           <w:sz w:val="24"/>
           <w:u w:val="single"/>
         </w:rPr>
-        <w:hyperlink r:id="rId12" w:history="1">
+        <w:hyperlink r:id="rId10" w:history="1">
           <w:r>
             <w:rPr>
               <w:rStyle w:val="Hyperlink"/>
@@ -823,7 +823,7 @@
           <w:sz w:val="24"/>
           <w:u w:val="single"/>
         </w:rPr>
-        <w:hyperlink r:id="rId12" w:history="1">
+        <w:hyperlink r:id="rId10" w:history="1">
           <w:r>
             <w:rPr>
               <w:rStyle w:val="Hyperlink"/>
@@ -841,7 +841,7 @@
           <w:sz w:val="24"/>
           <w:u w:val="single"/>
         </w:rPr>
-        <w:hyperlink r:id="rId12" w:history="1">
+        <w:hyperlink r:id="rId10" w:history="1">
           <w:r>
             <w:rPr>
               <w:rStyle w:val="Hyperlink"/>
@@ -859,7 +859,7 @@
           <w:sz w:val="24"/>
           <w:u w:val="single"/>
         </w:rPr>
-        <w:hyperlink r:id="rId12" w:history="1">
+        <w:hyperlink r:id="rId10" w:history="1">
           <w:r>
             <w:rPr>
               <w:rStyle w:val="Hyperlink"/>
@@ -888,7 +888,7 @@
           <w:sz w:val="24"/>
           <w:u w:val="single"/>
         </w:rPr>
-        <w:hyperlink r:id="rId10" w:history="1">
+        <w:hyperlink r:id="rId12" w:history="1">
           <w:r>
             <w:rPr>
               <w:rStyle w:val="Hyperlink"/>
@@ -917,7 +917,7 @@
           <w:sz w:val="24"/>
           <w:u w:val="single"/>
         </w:rPr>
-        <w:hyperlink r:id="rId10" w:history="1">
+        <w:hyperlink r:id="rId12" w:history="1">
           <w:r>
             <w:rPr>
               <w:rStyle w:val="Hyperlink"/>
@@ -933,8 +933,16 @@
           <w:i w:val="0"/>
           <w:color w:val="0000FF"/>
           <w:sz w:val="24"/>
+          <w:u w:val="single"/>
         </w:rPr>
-        <w:t>ije Oos</w:t>
+        <w:hyperlink r:id="rId12" w:history="1">
+          <w:r>
+            <w:rPr>
+              <w:rStyle w:val="Hyperlink"/>
+            </w:rPr>
+            <w:t>ije</w:t>
+          </w:r>
+        </w:hyperlink>
       </w:r>
       <w:r>
         <w:rPr>
@@ -945,7 +953,36 @@
           <w:sz w:val="24"/>
           <w:u w:val="single"/>
         </w:rPr>
-        <w:hyperlink r:id="rId11" w:history="1">
+        <w:t xml:space="preserve"> </w:t>
+      </w:r>
+      <w:r>
+        <w:rPr>
+          <w:rFonts w:ascii="Charis SIL Regular" w:hAnsi="Charis SIL Regular" w:eastAsia="Charis SIL Regular"/>
+          <w:b w:val="0"/>
+          <w:i w:val="0"/>
+          <w:color w:val="0000FF"/>
+          <w:sz w:val="24"/>
+          <w:u w:val="single"/>
+        </w:rPr>
+        <w:hyperlink r:id="rId12" w:history="1">
+          <w:r>
+            <w:rPr>
+              <w:rStyle w:val="Hyperlink"/>
+            </w:rPr>
+            <w:t>Oos</w:t>
+          </w:r>
+        </w:hyperlink>
+      </w:r>
+      <w:r>
+        <w:rPr>
+          <w:rFonts w:ascii="Charis SIL Regular" w:hAnsi="Charis SIL Regular" w:eastAsia="Charis SIL Regular"/>
+          <w:b w:val="0"/>
+          <w:i w:val="0"/>
+          <w:color w:val="0000FF"/>
+          <w:sz w:val="24"/>
+          <w:u w:val="single"/>
+        </w:rPr>
+        <w:hyperlink r:id="rId12" w:history="1">
           <w:r>
             <w:rPr>
               <w:rStyle w:val="Hyperlink"/>
@@ -1671,7 +1708,7 @@
           <w:sz w:val="24"/>
           <w:u w:val="single"/>
         </w:rPr>
-        <w:hyperlink r:id="rId14" w:history="1">
+        <w:hyperlink r:id="rId15" w:history="1">
           <w:r>
             <w:rPr>
               <w:rStyle w:val="Hyperlink"/>
@@ -1689,7 +1726,7 @@
           <w:sz w:val="24"/>
           <w:u w:val="single"/>
         </w:rPr>
-        <w:hyperlink r:id="rId14" w:history="1">
+        <w:hyperlink r:id="rId15" w:history="1">
           <w:r>
             <w:rPr>
               <w:rStyle w:val="Hyperlink"/>

--- a/EXPORTS/DOCX/published/niveau3/Dutch/UniversiteitsbibliotheekLeiden.docx
+++ b/EXPORTS/DOCX/published/niveau3/Dutch/UniversiteitsbibliotheekLeiden.docx
@@ -765,7 +765,7 @@
           <w:sz w:val="24"/>
           <w:u w:val="single"/>
         </w:rPr>
-        <w:hyperlink r:id="rId10" w:history="1">
+        <w:hyperlink r:id="rId12" w:history="1">
           <w:r>
             <w:rPr>
               <w:rStyle w:val="Hyperlink"/>
@@ -783,7 +783,7 @@
           <w:sz w:val="24"/>
           <w:u w:val="single"/>
         </w:rPr>
-        <w:hyperlink r:id="rId10" w:history="1">
+        <w:hyperlink r:id="rId12" w:history="1">
           <w:r>
             <w:rPr>
               <w:rStyle w:val="Hyperlink"/>
@@ -801,7 +801,7 @@
           <w:sz w:val="24"/>
           <w:u w:val="single"/>
         </w:rPr>
-        <w:hyperlink r:id="rId10" w:history="1">
+        <w:hyperlink r:id="rId12" w:history="1">
           <w:r>
             <w:rPr>
               <w:rStyle w:val="Hyperlink"/>

--- a/EXPORTS/DOCX/published/niveau3/Dutch/UniversiteitsbibliotheekLeiden.docx
+++ b/EXPORTS/DOCX/published/niveau3/Dutch/UniversiteitsbibliotheekLeiden.docx
@@ -682,7 +682,14 @@
           <w:color w:val="000000"/>
           <w:sz w:val="24"/>
         </w:rPr>
-        <w:t xml:space="preserve">et </w:t>
+        <w:hyperlink r:id="rId10" w:history="1">
+          <w:r>
+            <w:rPr>
+              <w:rStyle w:val="Hyperlink"/>
+            </w:rPr>
+            <w:t xml:space="preserve">et </w:t>
+          </w:r>
+        </w:hyperlink>
       </w:r>
       <w:r>
         <w:rPr>
@@ -693,7 +700,7 @@
           <w:sz w:val="24"/>
           <w:u w:val="single"/>
         </w:rPr>
-        <w:hyperlink r:id="rId12" w:history="1">
+        <w:hyperlink r:id="rId10" w:history="1">
           <w:r>
             <w:rPr>
               <w:rStyle w:val="Hyperlink"/>
@@ -711,7 +718,7 @@
           <w:sz w:val="24"/>
           <w:u w:val="single"/>
         </w:rPr>
-        <w:hyperlink r:id="rId12" w:history="1">
+        <w:hyperlink r:id="rId10" w:history="1">
           <w:r>
             <w:rPr>
               <w:rStyle w:val="Hyperlink"/>
@@ -729,7 +736,7 @@
           <w:sz w:val="24"/>
           <w:u w:val="single"/>
         </w:rPr>
-        <w:hyperlink r:id="rId12" w:history="1">
+        <w:hyperlink r:id="rId10" w:history="1">
           <w:r>
             <w:rPr>
               <w:rStyle w:val="Hyperlink"/>
@@ -758,7 +765,7 @@
           <w:sz w:val="24"/>
           <w:u w:val="single"/>
         </w:rPr>
-        <w:hyperlink r:id="rId12" w:history="1">
+        <w:hyperlink r:id="rId10" w:history="1">
           <w:r>
             <w:rPr>
               <w:rStyle w:val="Hyperlink"/>
@@ -776,7 +783,7 @@
           <w:sz w:val="24"/>
           <w:u w:val="single"/>
         </w:rPr>
-        <w:hyperlink r:id="rId12" w:history="1">
+        <w:hyperlink r:id="rId10" w:history="1">
           <w:r>
             <w:rPr>
               <w:rStyle w:val="Hyperlink"/>
@@ -823,7 +830,7 @@
           <w:sz w:val="24"/>
           <w:u w:val="single"/>
         </w:rPr>
-        <w:hyperlink r:id="rId10" w:history="1">
+        <w:hyperlink r:id="rId12" w:history="1">
           <w:r>
             <w:rPr>
               <w:rStyle w:val="Hyperlink"/>
@@ -841,7 +848,7 @@
           <w:sz w:val="24"/>
           <w:u w:val="single"/>
         </w:rPr>
-        <w:hyperlink r:id="rId10" w:history="1">
+        <w:hyperlink r:id="rId12" w:history="1">
           <w:r>
             <w:rPr>
               <w:rStyle w:val="Hyperlink"/>
@@ -859,7 +866,7 @@
           <w:sz w:val="24"/>
           <w:u w:val="single"/>
         </w:rPr>
-        <w:hyperlink r:id="rId10" w:history="1">
+        <w:hyperlink r:id="rId12" w:history="1">
           <w:r>
             <w:rPr>
               <w:rStyle w:val="Hyperlink"/>
@@ -888,7 +895,7 @@
           <w:sz w:val="24"/>
           <w:u w:val="single"/>
         </w:rPr>
-        <w:hyperlink r:id="rId10" w:history="1">
+        <w:hyperlink r:id="rId12" w:history="1">
           <w:r>
             <w:rPr>
               <w:rStyle w:val="Hyperlink"/>

--- a/EXPORTS/DOCX/published/niveau3/Dutch/UniversiteitsbibliotheekLeiden.docx
+++ b/EXPORTS/DOCX/published/niveau3/Dutch/UniversiteitsbibliotheekLeiden.docx
@@ -682,14 +682,7 @@
           <w:color w:val="000000"/>
           <w:sz w:val="24"/>
         </w:rPr>
-        <w:hyperlink r:id="rId10" w:history="1">
-          <w:r>
-            <w:rPr>
-              <w:rStyle w:val="Hyperlink"/>
-            </w:rPr>
-            <w:t xml:space="preserve">et </w:t>
-          </w:r>
-        </w:hyperlink>
+        <w:t xml:space="preserve">et </w:t>
       </w:r>
       <w:r>
         <w:rPr>
@@ -700,7 +693,7 @@
           <w:sz w:val="24"/>
           <w:u w:val="single"/>
         </w:rPr>
-        <w:hyperlink r:id="rId10" w:history="1">
+        <w:hyperlink r:id="rId12" w:history="1">
           <w:r>
             <w:rPr>
               <w:rStyle w:val="Hyperlink"/>
@@ -1247,113 +1240,13 @@
       </w:r>
       <w:r>
         <w:rPr>
-          <w:u w:val="single" w:color="0000ff"/>
           <w:rFonts w:ascii="Charis SIL Regular" w:hAnsi="Charis SIL Regular" w:eastAsia="Charis SIL Regular"/>
           <w:b w:val="0"/>
           <w:i w:val="0"/>
           <w:color w:val="000000"/>
           <w:sz w:val="24"/>
         </w:rPr>
-        <w:hyperlink r:id="rId13" w:history="1">
-          <w:r>
-            <w:rPr>
-              <w:rStyle w:val="Hyperlink"/>
-            </w:rPr>
-            <w:t>informati</w:t>
-          </w:r>
-        </w:hyperlink>
-      </w:r>
-      <w:r>
-        <w:rPr>
-          <w:rFonts w:ascii="Charis SIL Regular" w:hAnsi="Charis SIL Regular" w:eastAsia="Charis SIL Regular"/>
-          <w:b w:val="0"/>
-          <w:i w:val="0"/>
-          <w:color w:val="000000"/>
-          <w:sz w:val="24"/>
-        </w:rPr>
-        <w:t>e over de ruime hoeveel</w:t>
-      </w:r>
-      <w:r>
-        <w:rPr>
-          <w:u w:val="single" w:color="0000ff"/>
-          <w:rFonts w:ascii="Charis SIL Regular" w:hAnsi="Charis SIL Regular" w:eastAsia="Charis SIL Regular"/>
-          <w:b w:val="0"/>
-          <w:i w:val="0"/>
-          <w:color w:val="000000"/>
-          <w:sz w:val="24"/>
-        </w:rPr>
-        <w:hyperlink r:id="rId14" w:history="1">
-          <w:r>
-            <w:rPr>
-              <w:rStyle w:val="Hyperlink"/>
-            </w:rPr>
-            <w:t>heid be</w:t>
-          </w:r>
-        </w:hyperlink>
-      </w:r>
-      <w:r>
-        <w:rPr>
-          <w:u w:val="single" w:color="0000ff"/>
-          <w:rFonts w:ascii="Charis SIL Regular" w:hAnsi="Charis SIL Regular" w:eastAsia="Charis SIL Regular"/>
-          <w:b w:val="0"/>
-          <w:i w:val="0"/>
-          <w:color w:val="000000"/>
-          <w:sz w:val="24"/>
-        </w:rPr>
-        <w:hyperlink r:id="rId14" w:history="1">
-          <w:r>
-            <w:rPr>
-              <w:rStyle w:val="Hyperlink"/>
-            </w:rPr>
-            <w:t>s</w:t>
-          </w:r>
-        </w:hyperlink>
-      </w:r>
-      <w:r>
-        <w:rPr>
-          <w:u w:val="single" w:color="0000ff"/>
-          <w:rFonts w:ascii="Charis SIL Regular" w:hAnsi="Charis SIL Regular" w:eastAsia="Charis SIL Regular"/>
-          <w:b w:val="0"/>
-          <w:i w:val="0"/>
-          <w:color w:val="000000"/>
-          <w:sz w:val="24"/>
-        </w:rPr>
-        <w:hyperlink r:id="rId14" w:history="1">
-          <w:r>
-            <w:rPr>
-              <w:rStyle w:val="Hyperlink"/>
-            </w:rPr>
-            <w:t>chikbare br</w:t>
-          </w:r>
-        </w:hyperlink>
-      </w:r>
-      <w:r>
-        <w:rPr>
-          <w:rFonts w:ascii="Charis SIL Regular" w:hAnsi="Charis SIL Regular" w:eastAsia="Charis SIL Regular"/>
-          <w:b w:val="0"/>
-          <w:i w:val="0"/>
-          <w:color w:val="000000"/>
-          <w:sz w:val="24"/>
-        </w:rPr>
-        <w:t xml:space="preserve">onnen </w:t>
-      </w:r>
-      <w:r>
-        <w:rPr>
-          <w:u w:val="single" w:color="0000ff"/>
-          <w:rFonts w:ascii="Charis SIL Regular" w:hAnsi="Charis SIL Regular" w:eastAsia="Charis SIL Regular"/>
-          <w:b w:val="0"/>
-          <w:i w:val="0"/>
-          <w:color w:val="000000"/>
-          <w:sz w:val="24"/>
-        </w:rPr>
-        <w:hyperlink r:id="rId15" w:history="1">
-          <w:r>
-            <w:rPr>
-              <w:rStyle w:val="Hyperlink"/>
-            </w:rPr>
-            <w:t>en waar</w:t>
-          </w:r>
-        </w:hyperlink>
+        <w:t>informatie over de ruime hoeveelheid beschikbare bronnen en waar</w:t>
       </w:r>
       <w:r>
         <w:rPr>
@@ -2695,7 +2588,7 @@
         <w:autoSpaceDN w:val="0"/>
         <w:autoSpaceDE w:val="0"/>
         <w:widowControl/>
-        <w:spacing w:line="540" w:lineRule="exact" w:before="478" w:after="0"/>
+        <w:spacing w:line="540" w:lineRule="exact" w:before="458" w:after="0"/>
         <w:ind w:left="0" w:right="0" w:firstLine="0"/>
         <w:jc w:val="left"/>
       </w:pPr>

--- a/EXPORTS/DOCX/published/niveau3/Dutch/UniversiteitsbibliotheekLeiden.docx
+++ b/EXPORTS/DOCX/published/niveau3/Dutch/UniversiteitsbibliotheekLeiden.docx
@@ -711,7 +711,7 @@
           <w:sz w:val="24"/>
           <w:u w:val="single"/>
         </w:rPr>
-        <w:hyperlink r:id="rId10" w:history="1">
+        <w:hyperlink r:id="rId12" w:history="1">
           <w:r>
             <w:rPr>
               <w:rStyle w:val="Hyperlink"/>
@@ -729,7 +729,7 @@
           <w:sz w:val="24"/>
           <w:u w:val="single"/>
         </w:rPr>
-        <w:hyperlink r:id="rId10" w:history="1">
+        <w:hyperlink r:id="rId12" w:history="1">
           <w:r>
             <w:rPr>
               <w:rStyle w:val="Hyperlink"/>
@@ -758,7 +758,7 @@
           <w:sz w:val="24"/>
           <w:u w:val="single"/>
         </w:rPr>
-        <w:hyperlink r:id="rId10" w:history="1">
+        <w:hyperlink r:id="rId12" w:history="1">
           <w:r>
             <w:rPr>
               <w:rStyle w:val="Hyperlink"/>
@@ -776,7 +776,7 @@
           <w:sz w:val="24"/>
           <w:u w:val="single"/>
         </w:rPr>
-        <w:hyperlink r:id="rId10" w:history="1">
+        <w:hyperlink r:id="rId12" w:history="1">
           <w:r>
             <w:rPr>
               <w:rStyle w:val="Hyperlink"/>
@@ -823,7 +823,7 @@
           <w:sz w:val="24"/>
           <w:u w:val="single"/>
         </w:rPr>
-        <w:hyperlink r:id="rId12" w:history="1">
+        <w:hyperlink r:id="rId10" w:history="1">
           <w:r>
             <w:rPr>
               <w:rStyle w:val="Hyperlink"/>
@@ -841,7 +841,7 @@
           <w:sz w:val="24"/>
           <w:u w:val="single"/>
         </w:rPr>
-        <w:hyperlink r:id="rId12" w:history="1">
+        <w:hyperlink r:id="rId10" w:history="1">
           <w:r>
             <w:rPr>
               <w:rStyle w:val="Hyperlink"/>
@@ -859,7 +859,7 @@
           <w:sz w:val="24"/>
           <w:u w:val="single"/>
         </w:rPr>
-        <w:hyperlink r:id="rId12" w:history="1">
+        <w:hyperlink r:id="rId10" w:history="1">
           <w:r>
             <w:rPr>
               <w:rStyle w:val="Hyperlink"/>
@@ -888,7 +888,7 @@
           <w:sz w:val="24"/>
           <w:u w:val="single"/>
         </w:rPr>
-        <w:hyperlink r:id="rId12" w:history="1">
+        <w:hyperlink r:id="rId10" w:history="1">
           <w:r>
             <w:rPr>
               <w:rStyle w:val="Hyperlink"/>
@@ -1240,13 +1240,113 @@
       </w:r>
       <w:r>
         <w:rPr>
+          <w:u w:val="single" w:color="0000ff"/>
           <w:rFonts w:ascii="Charis SIL Regular" w:hAnsi="Charis SIL Regular" w:eastAsia="Charis SIL Regular"/>
           <w:b w:val="0"/>
           <w:i w:val="0"/>
           <w:color w:val="000000"/>
           <w:sz w:val="24"/>
         </w:rPr>
-        <w:t>informatie over de ruime hoeveelheid beschikbare bronnen en waar</w:t>
+        <w:hyperlink r:id="rId13" w:history="1">
+          <w:r>
+            <w:rPr>
+              <w:rStyle w:val="Hyperlink"/>
+            </w:rPr>
+            <w:t>informati</w:t>
+          </w:r>
+        </w:hyperlink>
+      </w:r>
+      <w:r>
+        <w:rPr>
+          <w:rFonts w:ascii="Charis SIL Regular" w:hAnsi="Charis SIL Regular" w:eastAsia="Charis SIL Regular"/>
+          <w:b w:val="0"/>
+          <w:i w:val="0"/>
+          <w:color w:val="000000"/>
+          <w:sz w:val="24"/>
+        </w:rPr>
+        <w:t>e over de ruime hoeveel</w:t>
+      </w:r>
+      <w:r>
+        <w:rPr>
+          <w:u w:val="single" w:color="0000ff"/>
+          <w:rFonts w:ascii="Charis SIL Regular" w:hAnsi="Charis SIL Regular" w:eastAsia="Charis SIL Regular"/>
+          <w:b w:val="0"/>
+          <w:i w:val="0"/>
+          <w:color w:val="000000"/>
+          <w:sz w:val="24"/>
+        </w:rPr>
+        <w:hyperlink r:id="rId14" w:history="1">
+          <w:r>
+            <w:rPr>
+              <w:rStyle w:val="Hyperlink"/>
+            </w:rPr>
+            <w:t>heid be</w:t>
+          </w:r>
+        </w:hyperlink>
+      </w:r>
+      <w:r>
+        <w:rPr>
+          <w:u w:val="single" w:color="0000ff"/>
+          <w:rFonts w:ascii="Charis SIL Regular" w:hAnsi="Charis SIL Regular" w:eastAsia="Charis SIL Regular"/>
+          <w:b w:val="0"/>
+          <w:i w:val="0"/>
+          <w:color w:val="000000"/>
+          <w:sz w:val="24"/>
+        </w:rPr>
+        <w:hyperlink r:id="rId14" w:history="1">
+          <w:r>
+            <w:rPr>
+              <w:rStyle w:val="Hyperlink"/>
+            </w:rPr>
+            <w:t>s</w:t>
+          </w:r>
+        </w:hyperlink>
+      </w:r>
+      <w:r>
+        <w:rPr>
+          <w:u w:val="single" w:color="0000ff"/>
+          <w:rFonts w:ascii="Charis SIL Regular" w:hAnsi="Charis SIL Regular" w:eastAsia="Charis SIL Regular"/>
+          <w:b w:val="0"/>
+          <w:i w:val="0"/>
+          <w:color w:val="000000"/>
+          <w:sz w:val="24"/>
+        </w:rPr>
+        <w:hyperlink r:id="rId14" w:history="1">
+          <w:r>
+            <w:rPr>
+              <w:rStyle w:val="Hyperlink"/>
+            </w:rPr>
+            <w:t>chikbare br</w:t>
+          </w:r>
+        </w:hyperlink>
+      </w:r>
+      <w:r>
+        <w:rPr>
+          <w:rFonts w:ascii="Charis SIL Regular" w:hAnsi="Charis SIL Regular" w:eastAsia="Charis SIL Regular"/>
+          <w:b w:val="0"/>
+          <w:i w:val="0"/>
+          <w:color w:val="000000"/>
+          <w:sz w:val="24"/>
+        </w:rPr>
+        <w:t xml:space="preserve">onnen </w:t>
+      </w:r>
+      <w:r>
+        <w:rPr>
+          <w:u w:val="single" w:color="0000ff"/>
+          <w:rFonts w:ascii="Charis SIL Regular" w:hAnsi="Charis SIL Regular" w:eastAsia="Charis SIL Regular"/>
+          <w:b w:val="0"/>
+          <w:i w:val="0"/>
+          <w:color w:val="000000"/>
+          <w:sz w:val="24"/>
+        </w:rPr>
+        <w:hyperlink r:id="rId15" w:history="1">
+          <w:r>
+            <w:rPr>
+              <w:rStyle w:val="Hyperlink"/>
+            </w:rPr>
+            <w:t>en waar</w:t>
+          </w:r>
+        </w:hyperlink>
       </w:r>
       <w:r>
         <w:rPr>

--- a/EXPORTS/DOCX/published/niveau3/Dutch/UniversiteitsbibliotheekLeiden.docx
+++ b/EXPORTS/DOCX/published/niveau3/Dutch/UniversiteitsbibliotheekLeiden.docx
@@ -671,18 +671,7 @@
           <w:color w:val="000000"/>
           <w:sz w:val="24"/>
         </w:rPr>
-        <w:t>bibliotheek van h</w:t>
-      </w:r>
-      <w:r>
-        <w:rPr>
-          <w:u w:val="single" w:color="0000ff"/>
-          <w:rFonts w:ascii="Charis SIL Regular" w:hAnsi="Charis SIL Regular" w:eastAsia="Charis SIL Regular"/>
-          <w:b w:val="0"/>
-          <w:i w:val="0"/>
-          <w:color w:val="000000"/>
-          <w:sz w:val="24"/>
-        </w:rPr>
-        <w:t xml:space="preserve">et </w:t>
+        <w:t xml:space="preserve">bibliotheek van het </w:t>
       </w:r>
       <w:r>
         <w:rPr>
@@ -794,7 +783,7 @@
           <w:sz w:val="24"/>
           <w:u w:val="single"/>
         </w:rPr>
-        <w:hyperlink r:id="rId10" w:history="1">
+        <w:hyperlink r:id="rId12" w:history="1">
           <w:r>
             <w:rPr>
               <w:rStyle w:val="Hyperlink"/>
@@ -823,7 +812,7 @@
           <w:sz w:val="24"/>
           <w:u w:val="single"/>
         </w:rPr>
-        <w:hyperlink r:id="rId10" w:history="1">
+        <w:hyperlink r:id="rId12" w:history="1">
           <w:r>
             <w:rPr>
               <w:rStyle w:val="Hyperlink"/>
@@ -841,7 +830,7 @@
           <w:sz w:val="24"/>
           <w:u w:val="single"/>
         </w:rPr>
-        <w:hyperlink r:id="rId10" w:history="1">
+        <w:hyperlink r:id="rId12" w:history="1">
           <w:r>
             <w:rPr>
               <w:rStyle w:val="Hyperlink"/>
@@ -859,7 +848,7 @@
           <w:sz w:val="24"/>
           <w:u w:val="single"/>
         </w:rPr>
-        <w:hyperlink r:id="rId10" w:history="1">
+        <w:hyperlink r:id="rId12" w:history="1">
           <w:r>
             <w:rPr>
               <w:rStyle w:val="Hyperlink"/>
@@ -917,7 +906,7 @@
           <w:sz w:val="24"/>
           <w:u w:val="single"/>
         </w:rPr>
-        <w:hyperlink r:id="rId12" w:history="1">
+        <w:hyperlink r:id="rId10" w:history="1">
           <w:r>
             <w:rPr>
               <w:rStyle w:val="Hyperlink"/>
@@ -982,7 +971,7 @@
           <w:sz w:val="24"/>
           <w:u w:val="single"/>
         </w:rPr>
-        <w:hyperlink r:id="rId12" w:history="1">
+        <w:hyperlink r:id="rId11" w:history="1">
           <w:r>
             <w:rPr>
               <w:rStyle w:val="Hyperlink"/>
@@ -1708,7 +1697,7 @@
           <w:sz w:val="24"/>
           <w:u w:val="single"/>
         </w:rPr>
-        <w:hyperlink r:id="rId15" w:history="1">
+        <w:hyperlink r:id="rId14" w:history="1">
           <w:r>
             <w:rPr>
               <w:rStyle w:val="Hyperlink"/>
@@ -1726,7 +1715,7 @@
           <w:sz w:val="24"/>
           <w:u w:val="single"/>
         </w:rPr>
-        <w:hyperlink r:id="rId15" w:history="1">
+        <w:hyperlink r:id="rId14" w:history="1">
           <w:r>
             <w:rPr>
               <w:rStyle w:val="Hyperlink"/>

--- a/EXPORTS/DOCX/published/niveau3/Dutch/UniversiteitsbibliotheekLeiden.docx
+++ b/EXPORTS/DOCX/published/niveau3/Dutch/UniversiteitsbibliotheekLeiden.docx
@@ -671,7 +671,25 @@
           <w:color w:val="000000"/>
           <w:sz w:val="24"/>
         </w:rPr>
-        <w:t xml:space="preserve">bibliotheek van het </w:t>
+        <w:t>bibliotheek van h</w:t>
+      </w:r>
+      <w:r>
+        <w:rPr>
+          <w:u w:val="single" w:color="0000ff"/>
+          <w:rFonts w:ascii="Charis SIL Regular" w:hAnsi="Charis SIL Regular" w:eastAsia="Charis SIL Regular"/>
+          <w:b w:val="0"/>
+          <w:i w:val="0"/>
+          <w:color w:val="000000"/>
+          <w:sz w:val="24"/>
+        </w:rPr>
+        <w:hyperlink r:id="rId10" w:history="1">
+          <w:r>
+            <w:rPr>
+              <w:rStyle w:val="Hyperlink"/>
+            </w:rPr>
+            <w:t xml:space="preserve">et </w:t>
+          </w:r>
+        </w:hyperlink>
       </w:r>
       <w:r>
         <w:rPr>
@@ -682,7 +700,7 @@
           <w:sz w:val="24"/>
           <w:u w:val="single"/>
         </w:rPr>
-        <w:hyperlink r:id="rId12" w:history="1">
+        <w:hyperlink r:id="rId10" w:history="1">
           <w:r>
             <w:rPr>
               <w:rStyle w:val="Hyperlink"/>
@@ -700,7 +718,7 @@
           <w:sz w:val="24"/>
           <w:u w:val="single"/>
         </w:rPr>
-        <w:hyperlink r:id="rId12" w:history="1">
+        <w:hyperlink r:id="rId10" w:history="1">
           <w:r>
             <w:rPr>
               <w:rStyle w:val="Hyperlink"/>
@@ -718,7 +736,7 @@
           <w:sz w:val="24"/>
           <w:u w:val="single"/>
         </w:rPr>
-        <w:hyperlink r:id="rId12" w:history="1">
+        <w:hyperlink r:id="rId10" w:history="1">
           <w:r>
             <w:rPr>
               <w:rStyle w:val="Hyperlink"/>
@@ -747,7 +765,7 @@
           <w:sz w:val="24"/>
           <w:u w:val="single"/>
         </w:rPr>
-        <w:hyperlink r:id="rId12" w:history="1">
+        <w:hyperlink r:id="rId10" w:history="1">
           <w:r>
             <w:rPr>
               <w:rStyle w:val="Hyperlink"/>
@@ -765,7 +783,7 @@
           <w:sz w:val="24"/>
           <w:u w:val="single"/>
         </w:rPr>
-        <w:hyperlink r:id="rId12" w:history="1">
+        <w:hyperlink r:id="rId10" w:history="1">
           <w:r>
             <w:rPr>
               <w:rStyle w:val="Hyperlink"/>
@@ -783,7 +801,7 @@
           <w:sz w:val="24"/>
           <w:u w:val="single"/>
         </w:rPr>
-        <w:hyperlink r:id="rId12" w:history="1">
+        <w:hyperlink r:id="rId10" w:history="1">
           <w:r>
             <w:rPr>
               <w:rStyle w:val="Hyperlink"/>
@@ -877,7 +895,7 @@
           <w:sz w:val="24"/>
           <w:u w:val="single"/>
         </w:rPr>
-        <w:hyperlink r:id="rId10" w:history="1">
+        <w:hyperlink r:id="rId12" w:history="1">
           <w:r>
             <w:rPr>
               <w:rStyle w:val="Hyperlink"/>
@@ -906,7 +924,7 @@
           <w:sz w:val="24"/>
           <w:u w:val="single"/>
         </w:rPr>
-        <w:hyperlink r:id="rId10" w:history="1">
+        <w:hyperlink r:id="rId12" w:history="1">
           <w:r>
             <w:rPr>
               <w:rStyle w:val="Hyperlink"/>
@@ -971,7 +989,7 @@
           <w:sz w:val="24"/>
           <w:u w:val="single"/>
         </w:rPr>
-        <w:hyperlink r:id="rId11" w:history="1">
+        <w:hyperlink r:id="rId12" w:history="1">
           <w:r>
             <w:rPr>
               <w:rStyle w:val="Hyperlink"/>
@@ -1697,7 +1715,7 @@
           <w:sz w:val="24"/>
           <w:u w:val="single"/>
         </w:rPr>
-        <w:hyperlink r:id="rId14" w:history="1">
+        <w:hyperlink r:id="rId15" w:history="1">
           <w:r>
             <w:rPr>
               <w:rStyle w:val="Hyperlink"/>
@@ -1715,7 +1733,7 @@
           <w:sz w:val="24"/>
           <w:u w:val="single"/>
         </w:rPr>
-        <w:hyperlink r:id="rId14" w:history="1">
+        <w:hyperlink r:id="rId15" w:history="1">
           <w:r>
             <w:rPr>
               <w:rStyle w:val="Hyperlink"/>

--- a/EXPORTS/DOCX/published/niveau3/Dutch/UniversiteitsbibliotheekLeiden.docx
+++ b/EXPORTS/DOCX/published/niveau3/Dutch/UniversiteitsbibliotheekLeiden.docx
@@ -682,14 +682,7 @@
           <w:color w:val="000000"/>
           <w:sz w:val="24"/>
         </w:rPr>
-        <w:hyperlink r:id="rId10" w:history="1">
-          <w:r>
-            <w:rPr>
-              <w:rStyle w:val="Hyperlink"/>
-            </w:rPr>
-            <w:t xml:space="preserve">et </w:t>
-          </w:r>
-        </w:hyperlink>
+        <w:t xml:space="preserve">et </w:t>
       </w:r>
       <w:r>
         <w:rPr>
@@ -700,7 +693,7 @@
           <w:sz w:val="24"/>
           <w:u w:val="single"/>
         </w:rPr>
-        <w:hyperlink r:id="rId10" w:history="1">
+        <w:hyperlink r:id="rId12" w:history="1">
           <w:r>
             <w:rPr>
               <w:rStyle w:val="Hyperlink"/>
@@ -718,7 +711,7 @@
           <w:sz w:val="24"/>
           <w:u w:val="single"/>
         </w:rPr>
-        <w:hyperlink r:id="rId10" w:history="1">
+        <w:hyperlink r:id="rId12" w:history="1">
           <w:r>
             <w:rPr>
               <w:rStyle w:val="Hyperlink"/>
@@ -830,7 +823,7 @@
           <w:sz w:val="24"/>
           <w:u w:val="single"/>
         </w:rPr>
-        <w:hyperlink r:id="rId12" w:history="1">
+        <w:hyperlink r:id="rId10" w:history="1">
           <w:r>
             <w:rPr>
               <w:rStyle w:val="Hyperlink"/>
@@ -848,7 +841,7 @@
           <w:sz w:val="24"/>
           <w:u w:val="single"/>
         </w:rPr>
-        <w:hyperlink r:id="rId12" w:history="1">
+        <w:hyperlink r:id="rId10" w:history="1">
           <w:r>
             <w:rPr>
               <w:rStyle w:val="Hyperlink"/>
@@ -866,7 +859,7 @@
           <w:sz w:val="24"/>
           <w:u w:val="single"/>
         </w:rPr>
-        <w:hyperlink r:id="rId12" w:history="1">
+        <w:hyperlink r:id="rId10" w:history="1">
           <w:r>
             <w:rPr>
               <w:rStyle w:val="Hyperlink"/>
@@ -895,7 +888,7 @@
           <w:sz w:val="24"/>
           <w:u w:val="single"/>
         </w:rPr>
-        <w:hyperlink r:id="rId12" w:history="1">
+        <w:hyperlink r:id="rId10" w:history="1">
           <w:r>
             <w:rPr>
               <w:rStyle w:val="Hyperlink"/>

--- a/EXPORTS/DOCX/published/niveau3/Dutch/UniversiteitsbibliotheekLeiden.docx
+++ b/EXPORTS/DOCX/published/niveau3/Dutch/UniversiteitsbibliotheekLeiden.docx
@@ -682,7 +682,14 @@
           <w:color w:val="000000"/>
           <w:sz w:val="24"/>
         </w:rPr>
-        <w:t xml:space="preserve">et </w:t>
+        <w:hyperlink r:id="rId10" w:history="1">
+          <w:r>
+            <w:rPr>
+              <w:rStyle w:val="Hyperlink"/>
+            </w:rPr>
+            <w:t xml:space="preserve">et </w:t>
+          </w:r>
+        </w:hyperlink>
       </w:r>
       <w:r>
         <w:rPr>
@@ -693,7 +700,7 @@
           <w:sz w:val="24"/>
           <w:u w:val="single"/>
         </w:rPr>
-        <w:hyperlink r:id="rId12" w:history="1">
+        <w:hyperlink r:id="rId10" w:history="1">
           <w:r>
             <w:rPr>
               <w:rStyle w:val="Hyperlink"/>
@@ -711,7 +718,7 @@
           <w:sz w:val="24"/>
           <w:u w:val="single"/>
         </w:rPr>
-        <w:hyperlink r:id="rId12" w:history="1">
+        <w:hyperlink r:id="rId10" w:history="1">
           <w:r>
             <w:rPr>
               <w:rStyle w:val="Hyperlink"/>
@@ -823,7 +830,7 @@
           <w:sz w:val="24"/>
           <w:u w:val="single"/>
         </w:rPr>
-        <w:hyperlink r:id="rId10" w:history="1">
+        <w:hyperlink r:id="rId12" w:history="1">
           <w:r>
             <w:rPr>
               <w:rStyle w:val="Hyperlink"/>
@@ -841,7 +848,7 @@
           <w:sz w:val="24"/>
           <w:u w:val="single"/>
         </w:rPr>
-        <w:hyperlink r:id="rId10" w:history="1">
+        <w:hyperlink r:id="rId12" w:history="1">
           <w:r>
             <w:rPr>
               <w:rStyle w:val="Hyperlink"/>
@@ -859,7 +866,7 @@
           <w:sz w:val="24"/>
           <w:u w:val="single"/>
         </w:rPr>
-        <w:hyperlink r:id="rId10" w:history="1">
+        <w:hyperlink r:id="rId12" w:history="1">
           <w:r>
             <w:rPr>
               <w:rStyle w:val="Hyperlink"/>
@@ -888,7 +895,7 @@
           <w:sz w:val="24"/>
           <w:u w:val="single"/>
         </w:rPr>
-        <w:hyperlink r:id="rId10" w:history="1">
+        <w:hyperlink r:id="rId12" w:history="1">
           <w:r>
             <w:rPr>
               <w:rStyle w:val="Hyperlink"/>
@@ -1328,25 +1335,7 @@
           <w:color w:val="000000"/>
           <w:sz w:val="24"/>
         </w:rPr>
-        <w:t xml:space="preserve">onnen </w:t>
-      </w:r>
-      <w:r>
-        <w:rPr>
-          <w:u w:val="single" w:color="0000ff"/>
-          <w:rFonts w:ascii="Charis SIL Regular" w:hAnsi="Charis SIL Regular" w:eastAsia="Charis SIL Regular"/>
-          <w:b w:val="0"/>
-          <w:i w:val="0"/>
-          <w:color w:val="000000"/>
-          <w:sz w:val="24"/>
-        </w:rPr>
-        <w:hyperlink r:id="rId15" w:history="1">
-          <w:r>
-            <w:rPr>
-              <w:rStyle w:val="Hyperlink"/>
-            </w:rPr>
-            <w:t>en waar</w:t>
-          </w:r>
-        </w:hyperlink>
+        <w:t>onnen en waar</w:t>
       </w:r>
       <w:r>
         <w:rPr>

--- a/EXPORTS/DOCX/published/niveau3/Dutch/UniversiteitsbibliotheekLeiden.docx
+++ b/EXPORTS/DOCX/published/niveau3/Dutch/UniversiteitsbibliotheekLeiden.docx
@@ -1335,7 +1335,25 @@
           <w:color w:val="000000"/>
           <w:sz w:val="24"/>
         </w:rPr>
-        <w:t>onnen en waar</w:t>
+        <w:t xml:space="preserve">onnen </w:t>
+      </w:r>
+      <w:r>
+        <w:rPr>
+          <w:u w:val="single" w:color="0000ff"/>
+          <w:rFonts w:ascii="Charis SIL Regular" w:hAnsi="Charis SIL Regular" w:eastAsia="Charis SIL Regular"/>
+          <w:b w:val="0"/>
+          <w:i w:val="0"/>
+          <w:color w:val="000000"/>
+          <w:sz w:val="24"/>
+        </w:rPr>
+        <w:hyperlink r:id="rId15" w:history="1">
+          <w:r>
+            <w:rPr>
+              <w:rStyle w:val="Hyperlink"/>
+            </w:rPr>
+            <w:t>en waar</w:t>
+          </w:r>
+        </w:hyperlink>
       </w:r>
       <w:r>
         <w:rPr>

--- a/EXPORTS/DOCX/published/niveau3/Dutch/UniversiteitsbibliotheekLeiden.docx
+++ b/EXPORTS/DOCX/published/niveau3/Dutch/UniversiteitsbibliotheekLeiden.docx
@@ -682,14 +682,7 @@
           <w:color w:val="000000"/>
           <w:sz w:val="24"/>
         </w:rPr>
-        <w:hyperlink r:id="rId10" w:history="1">
-          <w:r>
-            <w:rPr>
-              <w:rStyle w:val="Hyperlink"/>
-            </w:rPr>
-            <w:t xml:space="preserve">et </w:t>
-          </w:r>
-        </w:hyperlink>
+        <w:t xml:space="preserve">et </w:t>
       </w:r>
       <w:r>
         <w:rPr>
@@ -700,7 +693,7 @@
           <w:sz w:val="24"/>
           <w:u w:val="single"/>
         </w:rPr>
-        <w:hyperlink r:id="rId10" w:history="1">
+        <w:hyperlink r:id="rId12" w:history="1">
           <w:r>
             <w:rPr>
               <w:rStyle w:val="Hyperlink"/>
@@ -718,7 +711,7 @@
           <w:sz w:val="24"/>
           <w:u w:val="single"/>
         </w:rPr>
-        <w:hyperlink r:id="rId10" w:history="1">
+        <w:hyperlink r:id="rId12" w:history="1">
           <w:r>
             <w:rPr>
               <w:rStyle w:val="Hyperlink"/>
@@ -830,7 +823,7 @@
           <w:sz w:val="24"/>
           <w:u w:val="single"/>
         </w:rPr>
-        <w:hyperlink r:id="rId12" w:history="1">
+        <w:hyperlink r:id="rId10" w:history="1">
           <w:r>
             <w:rPr>
               <w:rStyle w:val="Hyperlink"/>
@@ -848,7 +841,7 @@
           <w:sz w:val="24"/>
           <w:u w:val="single"/>
         </w:rPr>
-        <w:hyperlink r:id="rId12" w:history="1">
+        <w:hyperlink r:id="rId10" w:history="1">
           <w:r>
             <w:rPr>
               <w:rStyle w:val="Hyperlink"/>
@@ -866,7 +859,7 @@
           <w:sz w:val="24"/>
           <w:u w:val="single"/>
         </w:rPr>
-        <w:hyperlink r:id="rId12" w:history="1">
+        <w:hyperlink r:id="rId10" w:history="1">
           <w:r>
             <w:rPr>
               <w:rStyle w:val="Hyperlink"/>

--- a/EXPORTS/DOCX/published/niveau3/Dutch/UniversiteitsbibliotheekLeiden.docx
+++ b/EXPORTS/DOCX/published/niveau3/Dutch/UniversiteitsbibliotheekLeiden.docx
@@ -682,7 +682,14 @@
           <w:color w:val="000000"/>
           <w:sz w:val="24"/>
         </w:rPr>
-        <w:t xml:space="preserve">et </w:t>
+        <w:hyperlink r:id="rId10" w:history="1">
+          <w:r>
+            <w:rPr>
+              <w:rStyle w:val="Hyperlink"/>
+            </w:rPr>
+            <w:t xml:space="preserve">et </w:t>
+          </w:r>
+        </w:hyperlink>
       </w:r>
       <w:r>
         <w:rPr>
@@ -693,7 +700,7 @@
           <w:sz w:val="24"/>
           <w:u w:val="single"/>
         </w:rPr>
-        <w:hyperlink r:id="rId12" w:history="1">
+        <w:hyperlink r:id="rId10" w:history="1">
           <w:r>
             <w:rPr>
               <w:rStyle w:val="Hyperlink"/>
@@ -711,7 +718,7 @@
           <w:sz w:val="24"/>
           <w:u w:val="single"/>
         </w:rPr>
-        <w:hyperlink r:id="rId12" w:history="1">
+        <w:hyperlink r:id="rId10" w:history="1">
           <w:r>
             <w:rPr>
               <w:rStyle w:val="Hyperlink"/>
@@ -823,7 +830,7 @@
           <w:sz w:val="24"/>
           <w:u w:val="single"/>
         </w:rPr>
-        <w:hyperlink r:id="rId10" w:history="1">
+        <w:hyperlink r:id="rId12" w:history="1">
           <w:r>
             <w:rPr>
               <w:rStyle w:val="Hyperlink"/>
@@ -841,7 +848,7 @@
           <w:sz w:val="24"/>
           <w:u w:val="single"/>
         </w:rPr>
-        <w:hyperlink r:id="rId10" w:history="1">
+        <w:hyperlink r:id="rId12" w:history="1">
           <w:r>
             <w:rPr>
               <w:rStyle w:val="Hyperlink"/>
@@ -859,7 +866,7 @@
           <w:sz w:val="24"/>
           <w:u w:val="single"/>
         </w:rPr>
-        <w:hyperlink r:id="rId10" w:history="1">
+        <w:hyperlink r:id="rId12" w:history="1">
           <w:r>
             <w:rPr>
               <w:rStyle w:val="Hyperlink"/>

--- a/EXPORTS/DOCX/published/niveau3/Dutch/UniversiteitsbibliotheekLeiden.docx
+++ b/EXPORTS/DOCX/published/niveau3/Dutch/UniversiteitsbibliotheekLeiden.docx
@@ -224,25 +224,7 @@
           <w:color w:val="000000"/>
           <w:sz w:val="24"/>
         </w:rPr>
-        <w:t xml:space="preserve">Universiteit Leiden in 1575 markeert ook </w:t>
-      </w:r>
-      <w:r>
-        <w:rPr>
-          <w:u w:val="single" w:color="0000ff"/>
-          <w:rFonts w:ascii="Charis SIL Regular" w:hAnsi="Charis SIL Regular" w:eastAsia="Charis SIL Regular"/>
-          <w:b w:val="0"/>
-          <w:i w:val="0"/>
-          <w:color w:val="000000"/>
-          <w:sz w:val="24"/>
-        </w:rPr>
-        <w:hyperlink r:id="rId9" w:history="1">
-          <w:r>
-            <w:rPr>
-              <w:rStyle w:val="Hyperlink"/>
-            </w:rPr>
-            <w:t>de sym</w:t>
-          </w:r>
-        </w:hyperlink>
+        <w:t>Universiteit Leiden in 1575 markeert ook de sym</w:t>
       </w:r>
       <w:r>
         <w:rPr>
@@ -671,25 +653,7 @@
           <w:color w:val="000000"/>
           <w:sz w:val="24"/>
         </w:rPr>
-        <w:t>bibliotheek van h</w:t>
-      </w:r>
-      <w:r>
-        <w:rPr>
-          <w:u w:val="single" w:color="0000ff"/>
-          <w:rFonts w:ascii="Charis SIL Regular" w:hAnsi="Charis SIL Regular" w:eastAsia="Charis SIL Regular"/>
-          <w:b w:val="0"/>
-          <w:i w:val="0"/>
-          <w:color w:val="000000"/>
-          <w:sz w:val="24"/>
-        </w:rPr>
-        <w:hyperlink r:id="rId10" w:history="1">
-          <w:r>
-            <w:rPr>
-              <w:rStyle w:val="Hyperlink"/>
-            </w:rPr>
-            <w:t xml:space="preserve">et </w:t>
-          </w:r>
-        </w:hyperlink>
+        <w:t xml:space="preserve">bibliotheek van het </w:t>
       </w:r>
       <w:r>
         <w:rPr>
@@ -700,7 +664,7 @@
           <w:sz w:val="24"/>
           <w:u w:val="single"/>
         </w:rPr>
-        <w:hyperlink r:id="rId10" w:history="1">
+        <w:hyperlink r:id="rId12" w:history="1">
           <w:r>
             <w:rPr>
               <w:rStyle w:val="Hyperlink"/>
@@ -718,7 +682,7 @@
           <w:sz w:val="24"/>
           <w:u w:val="single"/>
         </w:rPr>
-        <w:hyperlink r:id="rId10" w:history="1">
+        <w:hyperlink r:id="rId12" w:history="1">
           <w:r>
             <w:rPr>
               <w:rStyle w:val="Hyperlink"/>
@@ -736,7 +700,7 @@
           <w:sz w:val="24"/>
           <w:u w:val="single"/>
         </w:rPr>
-        <w:hyperlink r:id="rId10" w:history="1">
+        <w:hyperlink r:id="rId12" w:history="1">
           <w:r>
             <w:rPr>
               <w:rStyle w:val="Hyperlink"/>
@@ -765,7 +729,7 @@
           <w:sz w:val="24"/>
           <w:u w:val="single"/>
         </w:rPr>
-        <w:hyperlink r:id="rId10" w:history="1">
+        <w:hyperlink r:id="rId12" w:history="1">
           <w:r>
             <w:rPr>
               <w:rStyle w:val="Hyperlink"/>
@@ -783,7 +747,7 @@
           <w:sz w:val="24"/>
           <w:u w:val="single"/>
         </w:rPr>
-        <w:hyperlink r:id="rId10" w:history="1">
+        <w:hyperlink r:id="rId12" w:history="1">
           <w:r>
             <w:rPr>
               <w:rStyle w:val="Hyperlink"/>
@@ -801,7 +765,7 @@
           <w:sz w:val="24"/>
           <w:u w:val="single"/>
         </w:rPr>
-        <w:hyperlink r:id="rId10" w:history="1">
+        <w:hyperlink r:id="rId12" w:history="1">
           <w:r>
             <w:rPr>
               <w:rStyle w:val="Hyperlink"/>
@@ -895,7 +859,7 @@
           <w:sz w:val="24"/>
           <w:u w:val="single"/>
         </w:rPr>
-        <w:hyperlink r:id="rId12" w:history="1">
+        <w:hyperlink r:id="rId10" w:history="1">
           <w:r>
             <w:rPr>
               <w:rStyle w:val="Hyperlink"/>
@@ -924,7 +888,7 @@
           <w:sz w:val="24"/>
           <w:u w:val="single"/>
         </w:rPr>
-        <w:hyperlink r:id="rId12" w:history="1">
+        <w:hyperlink r:id="rId10" w:history="1">
           <w:r>
             <w:rPr>
               <w:rStyle w:val="Hyperlink"/>
@@ -989,7 +953,7 @@
           <w:sz w:val="24"/>
           <w:u w:val="single"/>
         </w:rPr>
-        <w:hyperlink r:id="rId12" w:history="1">
+        <w:hyperlink r:id="rId11" w:history="1">
           <w:r>
             <w:rPr>
               <w:rStyle w:val="Hyperlink"/>

--- a/EXPORTS/DOCX/published/niveau3/Dutch/UniversiteitsbibliotheekLeiden.docx
+++ b/EXPORTS/DOCX/published/niveau3/Dutch/UniversiteitsbibliotheekLeiden.docx
@@ -224,7 +224,25 @@
           <w:color w:val="000000"/>
           <w:sz w:val="24"/>
         </w:rPr>
-        <w:t>Universiteit Leiden in 1575 markeert ook de sym</w:t>
+        <w:t xml:space="preserve">Universiteit Leiden in 1575 markeert ook </w:t>
+      </w:r>
+      <w:r>
+        <w:rPr>
+          <w:u w:val="single" w:color="0000ff"/>
+          <w:rFonts w:ascii="Charis SIL Regular" w:hAnsi="Charis SIL Regular" w:eastAsia="Charis SIL Regular"/>
+          <w:b w:val="0"/>
+          <w:i w:val="0"/>
+          <w:color w:val="000000"/>
+          <w:sz w:val="24"/>
+        </w:rPr>
+        <w:hyperlink r:id="rId9" w:history="1">
+          <w:r>
+            <w:rPr>
+              <w:rStyle w:val="Hyperlink"/>
+            </w:rPr>
+            <w:t>de sym</w:t>
+          </w:r>
+        </w:hyperlink>
       </w:r>
       <w:r>
         <w:rPr>
@@ -747,7 +765,7 @@
           <w:sz w:val="24"/>
           <w:u w:val="single"/>
         </w:rPr>
-        <w:hyperlink r:id="rId12" w:history="1">
+        <w:hyperlink r:id="rId10" w:history="1">
           <w:r>
             <w:rPr>
               <w:rStyle w:val="Hyperlink"/>
@@ -765,7 +783,7 @@
           <w:sz w:val="24"/>
           <w:u w:val="single"/>
         </w:rPr>
-        <w:hyperlink r:id="rId12" w:history="1">
+        <w:hyperlink r:id="rId10" w:history="1">
           <w:r>
             <w:rPr>
               <w:rStyle w:val="Hyperlink"/>
@@ -794,7 +812,7 @@
           <w:sz w:val="24"/>
           <w:u w:val="single"/>
         </w:rPr>
-        <w:hyperlink r:id="rId12" w:history="1">
+        <w:hyperlink r:id="rId10" w:history="1">
           <w:r>
             <w:rPr>
               <w:rStyle w:val="Hyperlink"/>
@@ -812,7 +830,7 @@
           <w:sz w:val="24"/>
           <w:u w:val="single"/>
         </w:rPr>
-        <w:hyperlink r:id="rId12" w:history="1">
+        <w:hyperlink r:id="rId10" w:history="1">
           <w:r>
             <w:rPr>
               <w:rStyle w:val="Hyperlink"/>
@@ -830,7 +848,7 @@
           <w:sz w:val="24"/>
           <w:u w:val="single"/>
         </w:rPr>
-        <w:hyperlink r:id="rId12" w:history="1">
+        <w:hyperlink r:id="rId10" w:history="1">
           <w:r>
             <w:rPr>
               <w:rStyle w:val="Hyperlink"/>
@@ -888,7 +906,7 @@
           <w:sz w:val="24"/>
           <w:u w:val="single"/>
         </w:rPr>
-        <w:hyperlink r:id="rId10" w:history="1">
+        <w:hyperlink r:id="rId12" w:history="1">
           <w:r>
             <w:rPr>
               <w:rStyle w:val="Hyperlink"/>
@@ -953,7 +971,7 @@
           <w:sz w:val="24"/>
           <w:u w:val="single"/>
         </w:rPr>
-        <w:hyperlink r:id="rId11" w:history="1">
+        <w:hyperlink r:id="rId12" w:history="1">
           <w:r>
             <w:rPr>
               <w:rStyle w:val="Hyperlink"/>

--- a/EXPORTS/DOCX/published/niveau3/Dutch/UniversiteitsbibliotheekLeiden.docx
+++ b/EXPORTS/DOCX/published/niveau3/Dutch/UniversiteitsbibliotheekLeiden.docx
@@ -224,25 +224,7 @@
           <w:color w:val="000000"/>
           <w:sz w:val="24"/>
         </w:rPr>
-        <w:t xml:space="preserve">Universiteit Leiden in 1575 markeert ook </w:t>
-      </w:r>
-      <w:r>
-        <w:rPr>
-          <w:u w:val="single" w:color="0000ff"/>
-          <w:rFonts w:ascii="Charis SIL Regular" w:hAnsi="Charis SIL Regular" w:eastAsia="Charis SIL Regular"/>
-          <w:b w:val="0"/>
-          <w:i w:val="0"/>
-          <w:color w:val="000000"/>
-          <w:sz w:val="24"/>
-        </w:rPr>
-        <w:hyperlink r:id="rId9" w:history="1">
-          <w:r>
-            <w:rPr>
-              <w:rStyle w:val="Hyperlink"/>
-            </w:rPr>
-            <w:t>de sym</w:t>
-          </w:r>
-        </w:hyperlink>
+        <w:t>Universiteit Leiden in 1575 markeert ook de sym</w:t>
       </w:r>
       <w:r>
         <w:rPr>
@@ -671,7 +653,18 @@
           <w:color w:val="000000"/>
           <w:sz w:val="24"/>
         </w:rPr>
-        <w:t xml:space="preserve">bibliotheek van het </w:t>
+        <w:t>bibliotheek van h</w:t>
+      </w:r>
+      <w:r>
+        <w:rPr>
+          <w:u w:val="single" w:color="0000ff"/>
+          <w:rFonts w:ascii="Charis SIL Regular" w:hAnsi="Charis SIL Regular" w:eastAsia="Charis SIL Regular"/>
+          <w:b w:val="0"/>
+          <w:i w:val="0"/>
+          <w:color w:val="000000"/>
+          <w:sz w:val="24"/>
+        </w:rPr>
+        <w:t xml:space="preserve">et </w:t>
       </w:r>
       <w:r>
         <w:rPr>
@@ -765,7 +758,7 @@
           <w:sz w:val="24"/>
           <w:u w:val="single"/>
         </w:rPr>
-        <w:hyperlink r:id="rId10" w:history="1">
+        <w:hyperlink r:id="rId12" w:history="1">
           <w:r>
             <w:rPr>
               <w:rStyle w:val="Hyperlink"/>
@@ -783,7 +776,7 @@
           <w:sz w:val="24"/>
           <w:u w:val="single"/>
         </w:rPr>
-        <w:hyperlink r:id="rId10" w:history="1">
+        <w:hyperlink r:id="rId12" w:history="1">
           <w:r>
             <w:rPr>
               <w:rStyle w:val="Hyperlink"/>
@@ -812,7 +805,7 @@
           <w:sz w:val="24"/>
           <w:u w:val="single"/>
         </w:rPr>
-        <w:hyperlink r:id="rId10" w:history="1">
+        <w:hyperlink r:id="rId12" w:history="1">
           <w:r>
             <w:rPr>
               <w:rStyle w:val="Hyperlink"/>
@@ -830,7 +823,7 @@
           <w:sz w:val="24"/>
           <w:u w:val="single"/>
         </w:rPr>
-        <w:hyperlink r:id="rId10" w:history="1">
+        <w:hyperlink r:id="rId12" w:history="1">
           <w:r>
             <w:rPr>
               <w:rStyle w:val="Hyperlink"/>
@@ -906,7 +899,7 @@
           <w:sz w:val="24"/>
           <w:u w:val="single"/>
         </w:rPr>
-        <w:hyperlink r:id="rId12" w:history="1">
+        <w:hyperlink r:id="rId10" w:history="1">
           <w:r>
             <w:rPr>
               <w:rStyle w:val="Hyperlink"/>
@@ -951,7 +944,6 @@
           <w:i w:val="0"/>
           <w:color w:val="0000FF"/>
           <w:sz w:val="24"/>
-          <w:u w:val="single"/>
         </w:rPr>
         <w:hyperlink r:id="rId12" w:history="1">
           <w:r>
@@ -1630,99 +1622,8 @@
           <w:i w:val="0"/>
           <w:color w:val="0000FF"/>
           <w:sz w:val="24"/>
-          <w:u w:val="single"/>
         </w:rPr>
-        <w:hyperlink r:id="rId14" w:history="1">
-          <w:r>
-            <w:rPr>
-              <w:rStyle w:val="Hyperlink"/>
-            </w:rPr>
-            <w:t>online</w:t>
-          </w:r>
-        </w:hyperlink>
-      </w:r>
-      <w:r>
-        <w:rPr>
-          <w:rFonts w:ascii="Charis SIL Regular" w:hAnsi="Charis SIL Regular" w:eastAsia="Charis SIL Regular"/>
-          <w:b w:val="0"/>
-          <w:i w:val="0"/>
-          <w:color w:val="0000FF"/>
-          <w:sz w:val="24"/>
-          <w:u w:val="single"/>
-        </w:rPr>
-        <w:t xml:space="preserve"> </w:t>
-      </w:r>
-      <w:r>
-        <w:rPr>
-          <w:rFonts w:ascii="Charis SIL Regular" w:hAnsi="Charis SIL Regular" w:eastAsia="Charis SIL Regular"/>
-          <w:b w:val="0"/>
-          <w:i w:val="0"/>
-          <w:color w:val="0000FF"/>
-          <w:sz w:val="24"/>
-          <w:u w:val="single"/>
-        </w:rPr>
-        <w:hyperlink r:id="rId14" w:history="1">
-          <w:r>
-            <w:rPr>
-              <w:rStyle w:val="Hyperlink"/>
-            </w:rPr>
-            <w:t>raadpl</w:t>
-          </w:r>
-        </w:hyperlink>
-      </w:r>
-      <w:r>
-        <w:rPr>
-          <w:rFonts w:ascii="Charis SIL Regular" w:hAnsi="Charis SIL Regular" w:eastAsia="Charis SIL Regular"/>
-          <w:b w:val="0"/>
-          <w:i w:val="0"/>
-          <w:color w:val="0000FF"/>
-          <w:sz w:val="24"/>
-          <w:u w:val="single"/>
-        </w:rPr>
-        <w:hyperlink r:id="rId14" w:history="1">
-          <w:r>
-            <w:rPr>
-              <w:rStyle w:val="Hyperlink"/>
-            </w:rPr>
-            <w:t>e</w:t>
-          </w:r>
-        </w:hyperlink>
-      </w:r>
-      <w:r>
-        <w:rPr>
-          <w:rFonts w:ascii="Charis SIL Regular" w:hAnsi="Charis SIL Regular" w:eastAsia="Charis SIL Regular"/>
-          <w:b w:val="0"/>
-          <w:i w:val="0"/>
-          <w:color w:val="0000FF"/>
-          <w:sz w:val="24"/>
-          <w:u w:val="single"/>
-        </w:rPr>
-        <w:hyperlink r:id="rId15" w:history="1">
-          <w:r>
-            <w:rPr>
-              <w:rStyle w:val="Hyperlink"/>
-            </w:rPr>
-            <w:t>egbaa</w:t>
-          </w:r>
-        </w:hyperlink>
-      </w:r>
-      <w:r>
-        <w:rPr>
-          <w:rFonts w:ascii="Charis SIL Regular" w:hAnsi="Charis SIL Regular" w:eastAsia="Charis SIL Regular"/>
-          <w:b w:val="0"/>
-          <w:i w:val="0"/>
-          <w:color w:val="0000FF"/>
-          <w:sz w:val="24"/>
-          <w:u w:val="single"/>
-        </w:rPr>
-        <w:hyperlink r:id="rId15" w:history="1">
-          <w:r>
-            <w:rPr>
-              <w:rStyle w:val="Hyperlink"/>
-            </w:rPr>
-            <w:t>r</w:t>
-          </w:r>
-        </w:hyperlink>
+        <w:t>online raadpleegbaar</w:t>
       </w:r>
       <w:r>
         <w:rPr>
@@ -1768,7 +1669,6 @@
       </w:r>
       <w:r>
         <w:rPr>
-          <w:u w:val="single" w:color="0000ff"/>
           <w:rFonts w:ascii="Charis SIL Regular" w:hAnsi="Charis SIL Regular" w:eastAsia="Charis SIL Regular"/>
           <w:b w:val="0"/>
           <w:i w:val="0"/>
@@ -1786,7 +1686,6 @@
       </w:r>
       <w:r>
         <w:rPr>
-          <w:u w:val="single" w:color="0000ff"/>
           <w:rFonts w:ascii="Charis SIL Regular" w:hAnsi="Charis SIL Regular" w:eastAsia="Charis SIL Regular"/>
           <w:b w:val="0"/>
           <w:i w:val="0"/>
@@ -1804,7 +1703,6 @@
       </w:r>
       <w:r>
         <w:rPr>
-          <w:u w:val="single" w:color="0000ff"/>
           <w:rFonts w:ascii="Charis SIL Regular" w:hAnsi="Charis SIL Regular" w:eastAsia="Charis SIL Regular"/>
           <w:b w:val="0"/>
           <w:i w:val="0"/>

--- a/EXPORTS/DOCX/published/niveau3/Dutch/UniversiteitsbibliotheekLeiden.docx
+++ b/EXPORTS/DOCX/published/niveau3/Dutch/UniversiteitsbibliotheekLeiden.docx
@@ -224,7 +224,25 @@
           <w:color w:val="000000"/>
           <w:sz w:val="24"/>
         </w:rPr>
-        <w:t>Universiteit Leiden in 1575 markeert ook de sym</w:t>
+        <w:t xml:space="preserve">Universiteit Leiden in 1575 markeert ook </w:t>
+      </w:r>
+      <w:r>
+        <w:rPr>
+          <w:u w:val="single" w:color="0000ff"/>
+          <w:rFonts w:ascii="Charis SIL Regular" w:hAnsi="Charis SIL Regular" w:eastAsia="Charis SIL Regular"/>
+          <w:b w:val="0"/>
+          <w:i w:val="0"/>
+          <w:color w:val="000000"/>
+          <w:sz w:val="24"/>
+        </w:rPr>
+        <w:hyperlink r:id="rId9" w:history="1">
+          <w:r>
+            <w:rPr>
+              <w:rStyle w:val="Hyperlink"/>
+            </w:rPr>
+            <w:t>de sym</w:t>
+          </w:r>
+        </w:hyperlink>
       </w:r>
       <w:r>
         <w:rPr>
@@ -664,7 +682,14 @@
           <w:color w:val="000000"/>
           <w:sz w:val="24"/>
         </w:rPr>
-        <w:t xml:space="preserve">et </w:t>
+        <w:hyperlink r:id="rId10" w:history="1">
+          <w:r>
+            <w:rPr>
+              <w:rStyle w:val="Hyperlink"/>
+            </w:rPr>
+            <w:t xml:space="preserve">et </w:t>
+          </w:r>
+        </w:hyperlink>
       </w:r>
       <w:r>
         <w:rPr>
@@ -675,7 +700,7 @@
           <w:sz w:val="24"/>
           <w:u w:val="single"/>
         </w:rPr>
-        <w:hyperlink r:id="rId12" w:history="1">
+        <w:hyperlink r:id="rId10" w:history="1">
           <w:r>
             <w:rPr>
               <w:rStyle w:val="Hyperlink"/>
@@ -693,7 +718,7 @@
           <w:sz w:val="24"/>
           <w:u w:val="single"/>
         </w:rPr>
-        <w:hyperlink r:id="rId12" w:history="1">
+        <w:hyperlink r:id="rId10" w:history="1">
           <w:r>
             <w:rPr>
               <w:rStyle w:val="Hyperlink"/>
@@ -711,7 +736,7 @@
           <w:sz w:val="24"/>
           <w:u w:val="single"/>
         </w:rPr>
-        <w:hyperlink r:id="rId12" w:history="1">
+        <w:hyperlink r:id="rId10" w:history="1">
           <w:r>
             <w:rPr>
               <w:rStyle w:val="Hyperlink"/>
@@ -841,7 +866,7 @@
           <w:sz w:val="24"/>
           <w:u w:val="single"/>
         </w:rPr>
-        <w:hyperlink r:id="rId10" w:history="1">
+        <w:hyperlink r:id="rId12" w:history="1">
           <w:r>
             <w:rPr>
               <w:rStyle w:val="Hyperlink"/>
@@ -870,7 +895,7 @@
           <w:sz w:val="24"/>
           <w:u w:val="single"/>
         </w:rPr>
-        <w:hyperlink r:id="rId10" w:history="1">
+        <w:hyperlink r:id="rId12" w:history="1">
           <w:r>
             <w:rPr>
               <w:rStyle w:val="Hyperlink"/>
@@ -899,7 +924,7 @@
           <w:sz w:val="24"/>
           <w:u w:val="single"/>
         </w:rPr>
-        <w:hyperlink r:id="rId10" w:history="1">
+        <w:hyperlink r:id="rId12" w:history="1">
           <w:r>
             <w:rPr>
               <w:rStyle w:val="Hyperlink"/>
@@ -944,6 +969,7 @@
           <w:i w:val="0"/>
           <w:color w:val="0000FF"/>
           <w:sz w:val="24"/>
+          <w:u w:val="single"/>
         </w:rPr>
         <w:hyperlink r:id="rId12" w:history="1">
           <w:r>
@@ -1622,8 +1648,99 @@
           <w:i w:val="0"/>
           <w:color w:val="0000FF"/>
           <w:sz w:val="24"/>
+          <w:u w:val="single"/>
         </w:rPr>
-        <w:t>online raadpleegbaar</w:t>
+        <w:hyperlink r:id="rId14" w:history="1">
+          <w:r>
+            <w:rPr>
+              <w:rStyle w:val="Hyperlink"/>
+            </w:rPr>
+            <w:t>online</w:t>
+          </w:r>
+        </w:hyperlink>
+      </w:r>
+      <w:r>
+        <w:rPr>
+          <w:rFonts w:ascii="Charis SIL Regular" w:hAnsi="Charis SIL Regular" w:eastAsia="Charis SIL Regular"/>
+          <w:b w:val="0"/>
+          <w:i w:val="0"/>
+          <w:color w:val="0000FF"/>
+          <w:sz w:val="24"/>
+          <w:u w:val="single"/>
+        </w:rPr>
+        <w:t xml:space="preserve"> </w:t>
+      </w:r>
+      <w:r>
+        <w:rPr>
+          <w:rFonts w:ascii="Charis SIL Regular" w:hAnsi="Charis SIL Regular" w:eastAsia="Charis SIL Regular"/>
+          <w:b w:val="0"/>
+          <w:i w:val="0"/>
+          <w:color w:val="0000FF"/>
+          <w:sz w:val="24"/>
+          <w:u w:val="single"/>
+        </w:rPr>
+        <w:hyperlink r:id="rId14" w:history="1">
+          <w:r>
+            <w:rPr>
+              <w:rStyle w:val="Hyperlink"/>
+            </w:rPr>
+            <w:t>raadpl</w:t>
+          </w:r>
+        </w:hyperlink>
+      </w:r>
+      <w:r>
+        <w:rPr>
+          <w:rFonts w:ascii="Charis SIL Regular" w:hAnsi="Charis SIL Regular" w:eastAsia="Charis SIL Regular"/>
+          <w:b w:val="0"/>
+          <w:i w:val="0"/>
+          <w:color w:val="0000FF"/>
+          <w:sz w:val="24"/>
+          <w:u w:val="single"/>
+        </w:rPr>
+        <w:hyperlink r:id="rId14" w:history="1">
+          <w:r>
+            <w:rPr>
+              <w:rStyle w:val="Hyperlink"/>
+            </w:rPr>
+            <w:t>e</w:t>
+          </w:r>
+        </w:hyperlink>
+      </w:r>
+      <w:r>
+        <w:rPr>
+          <w:rFonts w:ascii="Charis SIL Regular" w:hAnsi="Charis SIL Regular" w:eastAsia="Charis SIL Regular"/>
+          <w:b w:val="0"/>
+          <w:i w:val="0"/>
+          <w:color w:val="0000FF"/>
+          <w:sz w:val="24"/>
+          <w:u w:val="single"/>
+        </w:rPr>
+        <w:hyperlink r:id="rId15" w:history="1">
+          <w:r>
+            <w:rPr>
+              <w:rStyle w:val="Hyperlink"/>
+            </w:rPr>
+            <w:t>egbaa</w:t>
+          </w:r>
+        </w:hyperlink>
+      </w:r>
+      <w:r>
+        <w:rPr>
+          <w:rFonts w:ascii="Charis SIL Regular" w:hAnsi="Charis SIL Regular" w:eastAsia="Charis SIL Regular"/>
+          <w:b w:val="0"/>
+          <w:i w:val="0"/>
+          <w:color w:val="0000FF"/>
+          <w:sz w:val="24"/>
+          <w:u w:val="single"/>
+        </w:rPr>
+        <w:hyperlink r:id="rId15" w:history="1">
+          <w:r>
+            <w:rPr>
+              <w:rStyle w:val="Hyperlink"/>
+            </w:rPr>
+            <w:t>r</w:t>
+          </w:r>
+        </w:hyperlink>
       </w:r>
       <w:r>
         <w:rPr>
@@ -1669,6 +1786,7 @@
       </w:r>
       <w:r>
         <w:rPr>
+          <w:u w:val="single" w:color="0000ff"/>
           <w:rFonts w:ascii="Charis SIL Regular" w:hAnsi="Charis SIL Regular" w:eastAsia="Charis SIL Regular"/>
           <w:b w:val="0"/>
           <w:i w:val="0"/>
@@ -1686,6 +1804,7 @@
       </w:r>
       <w:r>
         <w:rPr>
+          <w:u w:val="single" w:color="0000ff"/>
           <w:rFonts w:ascii="Charis SIL Regular" w:hAnsi="Charis SIL Regular" w:eastAsia="Charis SIL Regular"/>
           <w:b w:val="0"/>
           <w:i w:val="0"/>
@@ -1703,6 +1822,7 @@
       </w:r>
       <w:r>
         <w:rPr>
+          <w:u w:val="single" w:color="0000ff"/>
           <w:rFonts w:ascii="Charis SIL Regular" w:hAnsi="Charis SIL Regular" w:eastAsia="Charis SIL Regular"/>
           <w:b w:val="0"/>
           <w:i w:val="0"/>

--- a/EXPORTS/DOCX/published/niveau3/Dutch/UniversiteitsbibliotheekLeiden.docx
+++ b/EXPORTS/DOCX/published/niveau3/Dutch/UniversiteitsbibliotheekLeiden.docx
@@ -682,14 +682,7 @@
           <w:color w:val="000000"/>
           <w:sz w:val="24"/>
         </w:rPr>
-        <w:hyperlink r:id="rId10" w:history="1">
-          <w:r>
-            <w:rPr>
-              <w:rStyle w:val="Hyperlink"/>
-            </w:rPr>
-            <w:t xml:space="preserve">et </w:t>
-          </w:r>
-        </w:hyperlink>
+        <w:t xml:space="preserve">et </w:t>
       </w:r>
       <w:r>
         <w:rPr>
@@ -700,7 +693,7 @@
           <w:sz w:val="24"/>
           <w:u w:val="single"/>
         </w:rPr>
-        <w:hyperlink r:id="rId10" w:history="1">
+        <w:hyperlink r:id="rId12" w:history="1">
           <w:r>
             <w:rPr>
               <w:rStyle w:val="Hyperlink"/>
@@ -718,7 +711,7 @@
           <w:sz w:val="24"/>
           <w:u w:val="single"/>
         </w:rPr>
-        <w:hyperlink r:id="rId10" w:history="1">
+        <w:hyperlink r:id="rId12" w:history="1">
           <w:r>
             <w:rPr>
               <w:rStyle w:val="Hyperlink"/>
@@ -736,7 +729,7 @@
           <w:sz w:val="24"/>
           <w:u w:val="single"/>
         </w:rPr>
-        <w:hyperlink r:id="rId10" w:history="1">
+        <w:hyperlink r:id="rId12" w:history="1">
           <w:r>
             <w:rPr>
               <w:rStyle w:val="Hyperlink"/>
@@ -848,7 +841,7 @@
           <w:sz w:val="24"/>
           <w:u w:val="single"/>
         </w:rPr>
-        <w:hyperlink r:id="rId12" w:history="1">
+        <w:hyperlink r:id="rId10" w:history="1">
           <w:r>
             <w:rPr>
               <w:rStyle w:val="Hyperlink"/>
@@ -866,7 +859,7 @@
           <w:sz w:val="24"/>
           <w:u w:val="single"/>
         </w:rPr>
-        <w:hyperlink r:id="rId12" w:history="1">
+        <w:hyperlink r:id="rId10" w:history="1">
           <w:r>
             <w:rPr>
               <w:rStyle w:val="Hyperlink"/>
@@ -895,7 +888,7 @@
           <w:sz w:val="24"/>
           <w:u w:val="single"/>
         </w:rPr>
-        <w:hyperlink r:id="rId12" w:history="1">
+        <w:hyperlink r:id="rId10" w:history="1">
           <w:r>
             <w:rPr>
               <w:rStyle w:val="Hyperlink"/>
@@ -924,7 +917,7 @@
           <w:sz w:val="24"/>
           <w:u w:val="single"/>
         </w:rPr>
-        <w:hyperlink r:id="rId12" w:history="1">
+        <w:hyperlink r:id="rId10" w:history="1">
           <w:r>
             <w:rPr>
               <w:rStyle w:val="Hyperlink"/>
@@ -1715,7 +1708,7 @@
           <w:sz w:val="24"/>
           <w:u w:val="single"/>
         </w:rPr>
-        <w:hyperlink r:id="rId15" w:history="1">
+        <w:hyperlink r:id="rId14" w:history="1">
           <w:r>
             <w:rPr>
               <w:rStyle w:val="Hyperlink"/>

--- a/EXPORTS/DOCX/published/niveau3/Dutch/UniversiteitsbibliotheekLeiden.docx
+++ b/EXPORTS/DOCX/published/niveau3/Dutch/UniversiteitsbibliotheekLeiden.docx
@@ -682,7 +682,14 @@
           <w:color w:val="000000"/>
           <w:sz w:val="24"/>
         </w:rPr>
-        <w:t xml:space="preserve">et </w:t>
+        <w:hyperlink r:id="rId10" w:history="1">
+          <w:r>
+            <w:rPr>
+              <w:rStyle w:val="Hyperlink"/>
+            </w:rPr>
+            <w:t xml:space="preserve">et </w:t>
+          </w:r>
+        </w:hyperlink>
       </w:r>
       <w:r>
         <w:rPr>
@@ -693,7 +700,7 @@
           <w:sz w:val="24"/>
           <w:u w:val="single"/>
         </w:rPr>
-        <w:hyperlink r:id="rId12" w:history="1">
+        <w:hyperlink r:id="rId10" w:history="1">
           <w:r>
             <w:rPr>
               <w:rStyle w:val="Hyperlink"/>
@@ -711,7 +718,7 @@
           <w:sz w:val="24"/>
           <w:u w:val="single"/>
         </w:rPr>
-        <w:hyperlink r:id="rId12" w:history="1">
+        <w:hyperlink r:id="rId10" w:history="1">
           <w:r>
             <w:rPr>
               <w:rStyle w:val="Hyperlink"/>
@@ -729,7 +736,7 @@
           <w:sz w:val="24"/>
           <w:u w:val="single"/>
         </w:rPr>
-        <w:hyperlink r:id="rId12" w:history="1">
+        <w:hyperlink r:id="rId10" w:history="1">
           <w:r>
             <w:rPr>
               <w:rStyle w:val="Hyperlink"/>
@@ -841,7 +848,7 @@
           <w:sz w:val="24"/>
           <w:u w:val="single"/>
         </w:rPr>
-        <w:hyperlink r:id="rId10" w:history="1">
+        <w:hyperlink r:id="rId12" w:history="1">
           <w:r>
             <w:rPr>
               <w:rStyle w:val="Hyperlink"/>
@@ -859,7 +866,7 @@
           <w:sz w:val="24"/>
           <w:u w:val="single"/>
         </w:rPr>
-        <w:hyperlink r:id="rId10" w:history="1">
+        <w:hyperlink r:id="rId12" w:history="1">
           <w:r>
             <w:rPr>
               <w:rStyle w:val="Hyperlink"/>
@@ -888,7 +895,7 @@
           <w:sz w:val="24"/>
           <w:u w:val="single"/>
         </w:rPr>
-        <w:hyperlink r:id="rId10" w:history="1">
+        <w:hyperlink r:id="rId12" w:history="1">
           <w:r>
             <w:rPr>
               <w:rStyle w:val="Hyperlink"/>
@@ -917,7 +924,7 @@
           <w:sz w:val="24"/>
           <w:u w:val="single"/>
         </w:rPr>
-        <w:hyperlink r:id="rId10" w:history="1">
+        <w:hyperlink r:id="rId12" w:history="1">
           <w:r>
             <w:rPr>
               <w:rStyle w:val="Hyperlink"/>
@@ -1708,7 +1715,7 @@
           <w:sz w:val="24"/>
           <w:u w:val="single"/>
         </w:rPr>
-        <w:hyperlink r:id="rId14" w:history="1">
+        <w:hyperlink r:id="rId15" w:history="1">
           <w:r>
             <w:rPr>
               <w:rStyle w:val="Hyperlink"/>

--- a/EXPORTS/DOCX/published/niveau3/Dutch/UniversiteitsbibliotheekLeiden.docx
+++ b/EXPORTS/DOCX/published/niveau3/Dutch/UniversiteitsbibliotheekLeiden.docx
@@ -765,7 +765,7 @@
           <w:sz w:val="24"/>
           <w:u w:val="single"/>
         </w:rPr>
-        <w:hyperlink r:id="rId12" w:history="1">
+        <w:hyperlink r:id="rId10" w:history="1">
           <w:r>
             <w:rPr>
               <w:rStyle w:val="Hyperlink"/>
@@ -783,7 +783,7 @@
           <w:sz w:val="24"/>
           <w:u w:val="single"/>
         </w:rPr>
-        <w:hyperlink r:id="rId12" w:history="1">
+        <w:hyperlink r:id="rId10" w:history="1">
           <w:r>
             <w:rPr>
               <w:rStyle w:val="Hyperlink"/>
@@ -801,7 +801,7 @@
           <w:sz w:val="24"/>
           <w:u w:val="single"/>
         </w:rPr>
-        <w:hyperlink r:id="rId12" w:history="1">
+        <w:hyperlink r:id="rId10" w:history="1">
           <w:r>
             <w:rPr>
               <w:rStyle w:val="Hyperlink"/>

--- a/EXPORTS/DOCX/published/niveau3/Dutch/UniversiteitsbibliotheekLeiden.docx
+++ b/EXPORTS/DOCX/published/niveau3/Dutch/UniversiteitsbibliotheekLeiden.docx
@@ -224,25 +224,7 @@
           <w:color w:val="000000"/>
           <w:sz w:val="24"/>
         </w:rPr>
-        <w:t xml:space="preserve">Universiteit Leiden in 1575 markeert ook </w:t>
-      </w:r>
-      <w:r>
-        <w:rPr>
-          <w:u w:val="single" w:color="0000ff"/>
-          <w:rFonts w:ascii="Charis SIL Regular" w:hAnsi="Charis SIL Regular" w:eastAsia="Charis SIL Regular"/>
-          <w:b w:val="0"/>
-          <w:i w:val="0"/>
-          <w:color w:val="000000"/>
-          <w:sz w:val="24"/>
-        </w:rPr>
-        <w:hyperlink r:id="rId9" w:history="1">
-          <w:r>
-            <w:rPr>
-              <w:rStyle w:val="Hyperlink"/>
-            </w:rPr>
-            <w:t>de sym</w:t>
-          </w:r>
-        </w:hyperlink>
+        <w:t>Universiteit Leiden in 1575 markeert ook de sym</w:t>
       </w:r>
       <w:r>
         <w:rPr>
@@ -682,14 +664,7 @@
           <w:color w:val="000000"/>
           <w:sz w:val="24"/>
         </w:rPr>
-        <w:hyperlink r:id="rId10" w:history="1">
-          <w:r>
-            <w:rPr>
-              <w:rStyle w:val="Hyperlink"/>
-            </w:rPr>
-            <w:t xml:space="preserve">et </w:t>
-          </w:r>
-        </w:hyperlink>
+        <w:t xml:space="preserve">et </w:t>
       </w:r>
       <w:r>
         <w:rPr>
@@ -700,7 +675,7 @@
           <w:sz w:val="24"/>
           <w:u w:val="single"/>
         </w:rPr>
-        <w:hyperlink r:id="rId10" w:history="1">
+        <w:hyperlink r:id="rId12" w:history="1">
           <w:r>
             <w:rPr>
               <w:rStyle w:val="Hyperlink"/>
@@ -718,7 +693,7 @@
           <w:sz w:val="24"/>
           <w:u w:val="single"/>
         </w:rPr>
-        <w:hyperlink r:id="rId10" w:history="1">
+        <w:hyperlink r:id="rId12" w:history="1">
           <w:r>
             <w:rPr>
               <w:rStyle w:val="Hyperlink"/>
@@ -736,7 +711,7 @@
           <w:sz w:val="24"/>
           <w:u w:val="single"/>
         </w:rPr>
-        <w:hyperlink r:id="rId10" w:history="1">
+        <w:hyperlink r:id="rId12" w:history="1">
           <w:r>
             <w:rPr>
               <w:rStyle w:val="Hyperlink"/>
@@ -765,7 +740,7 @@
           <w:sz w:val="24"/>
           <w:u w:val="single"/>
         </w:rPr>
-        <w:hyperlink r:id="rId10" w:history="1">
+        <w:hyperlink r:id="rId12" w:history="1">
           <w:r>
             <w:rPr>
               <w:rStyle w:val="Hyperlink"/>
@@ -783,7 +758,7 @@
           <w:sz w:val="24"/>
           <w:u w:val="single"/>
         </w:rPr>
-        <w:hyperlink r:id="rId10" w:history="1">
+        <w:hyperlink r:id="rId12" w:history="1">
           <w:r>
             <w:rPr>
               <w:rStyle w:val="Hyperlink"/>
@@ -801,7 +776,7 @@
           <w:sz w:val="24"/>
           <w:u w:val="single"/>
         </w:rPr>
-        <w:hyperlink r:id="rId10" w:history="1">
+        <w:hyperlink r:id="rId12" w:history="1">
           <w:r>
             <w:rPr>
               <w:rStyle w:val="Hyperlink"/>

--- a/EXPORTS/DOCX/published/niveau3/Dutch/UniversiteitsbibliotheekLeiden.docx
+++ b/EXPORTS/DOCX/published/niveau3/Dutch/UniversiteitsbibliotheekLeiden.docx
@@ -664,7 +664,14 @@
           <w:color w:val="000000"/>
           <w:sz w:val="24"/>
         </w:rPr>
-        <w:t xml:space="preserve">et </w:t>
+        <w:hyperlink r:id="rId10" w:history="1">
+          <w:r>
+            <w:rPr>
+              <w:rStyle w:val="Hyperlink"/>
+            </w:rPr>
+            <w:t xml:space="preserve">et </w:t>
+          </w:r>
+        </w:hyperlink>
       </w:r>
       <w:r>
         <w:rPr>
@@ -675,7 +682,7 @@
           <w:sz w:val="24"/>
           <w:u w:val="single"/>
         </w:rPr>
-        <w:hyperlink r:id="rId12" w:history="1">
+        <w:hyperlink r:id="rId10" w:history="1">
           <w:r>
             <w:rPr>
               <w:rStyle w:val="Hyperlink"/>
@@ -693,7 +700,7 @@
           <w:sz w:val="24"/>
           <w:u w:val="single"/>
         </w:rPr>
-        <w:hyperlink r:id="rId12" w:history="1">
+        <w:hyperlink r:id="rId10" w:history="1">
           <w:r>
             <w:rPr>
               <w:rStyle w:val="Hyperlink"/>
@@ -711,7 +718,7 @@
           <w:sz w:val="24"/>
           <w:u w:val="single"/>
         </w:rPr>
-        <w:hyperlink r:id="rId12" w:history="1">
+        <w:hyperlink r:id="rId10" w:history="1">
           <w:r>
             <w:rPr>
               <w:rStyle w:val="Hyperlink"/>

--- a/EXPORTS/DOCX/published/niveau3/Dutch/UniversiteitsbibliotheekLeiden.docx
+++ b/EXPORTS/DOCX/published/niveau3/Dutch/UniversiteitsbibliotheekLeiden.docx
@@ -224,7 +224,25 @@
           <w:color w:val="000000"/>
           <w:sz w:val="24"/>
         </w:rPr>
-        <w:t>Universiteit Leiden in 1575 markeert ook de sym</w:t>
+        <w:t xml:space="preserve">Universiteit Leiden in 1575 markeert ook </w:t>
+      </w:r>
+      <w:r>
+        <w:rPr>
+          <w:u w:val="single" w:color="0000ff"/>
+          <w:rFonts w:ascii="Charis SIL Regular" w:hAnsi="Charis SIL Regular" w:eastAsia="Charis SIL Regular"/>
+          <w:b w:val="0"/>
+          <w:i w:val="0"/>
+          <w:color w:val="000000"/>
+          <w:sz w:val="24"/>
+        </w:rPr>
+        <w:hyperlink r:id="rId9" w:history="1">
+          <w:r>
+            <w:rPr>
+              <w:rStyle w:val="Hyperlink"/>
+            </w:rPr>
+            <w:t>de sym</w:t>
+          </w:r>
+        </w:hyperlink>
       </w:r>
       <w:r>
         <w:rPr>
@@ -664,14 +682,7 @@
           <w:color w:val="000000"/>
           <w:sz w:val="24"/>
         </w:rPr>
-        <w:hyperlink r:id="rId10" w:history="1">
-          <w:r>
-            <w:rPr>
-              <w:rStyle w:val="Hyperlink"/>
-            </w:rPr>
-            <w:t xml:space="preserve">et </w:t>
-          </w:r>
-        </w:hyperlink>
+        <w:t xml:space="preserve">et </w:t>
       </w:r>
       <w:r>
         <w:rPr>
@@ -682,7 +693,7 @@
           <w:sz w:val="24"/>
           <w:u w:val="single"/>
         </w:rPr>
-        <w:hyperlink r:id="rId10" w:history="1">
+        <w:hyperlink r:id="rId12" w:history="1">
           <w:r>
             <w:rPr>
               <w:rStyle w:val="Hyperlink"/>
@@ -700,7 +711,7 @@
           <w:sz w:val="24"/>
           <w:u w:val="single"/>
         </w:rPr>
-        <w:hyperlink r:id="rId10" w:history="1">
+        <w:hyperlink r:id="rId12" w:history="1">
           <w:r>
             <w:rPr>
               <w:rStyle w:val="Hyperlink"/>
@@ -718,7 +729,7 @@
           <w:sz w:val="24"/>
           <w:u w:val="single"/>
         </w:rPr>
-        <w:hyperlink r:id="rId10" w:history="1">
+        <w:hyperlink r:id="rId12" w:history="1">
           <w:r>
             <w:rPr>
               <w:rStyle w:val="Hyperlink"/>
@@ -783,7 +794,7 @@
           <w:sz w:val="24"/>
           <w:u w:val="single"/>
         </w:rPr>
-        <w:hyperlink r:id="rId12" w:history="1">
+        <w:hyperlink r:id="rId10" w:history="1">
           <w:r>
             <w:rPr>
               <w:rStyle w:val="Hyperlink"/>
@@ -812,7 +823,7 @@
           <w:sz w:val="24"/>
           <w:u w:val="single"/>
         </w:rPr>
-        <w:hyperlink r:id="rId12" w:history="1">
+        <w:hyperlink r:id="rId10" w:history="1">
           <w:r>
             <w:rPr>
               <w:rStyle w:val="Hyperlink"/>
@@ -830,7 +841,7 @@
           <w:sz w:val="24"/>
           <w:u w:val="single"/>
         </w:rPr>
-        <w:hyperlink r:id="rId12" w:history="1">
+        <w:hyperlink r:id="rId10" w:history="1">
           <w:r>
             <w:rPr>
               <w:rStyle w:val="Hyperlink"/>
@@ -848,7 +859,7 @@
           <w:sz w:val="24"/>
           <w:u w:val="single"/>
         </w:rPr>
-        <w:hyperlink r:id="rId12" w:history="1">
+        <w:hyperlink r:id="rId10" w:history="1">
           <w:r>
             <w:rPr>
               <w:rStyle w:val="Hyperlink"/>
@@ -877,7 +888,7 @@
           <w:sz w:val="24"/>
           <w:u w:val="single"/>
         </w:rPr>
-        <w:hyperlink r:id="rId12" w:history="1">
+        <w:hyperlink r:id="rId10" w:history="1">
           <w:r>
             <w:rPr>
               <w:rStyle w:val="Hyperlink"/>
@@ -1697,7 +1708,7 @@
           <w:sz w:val="24"/>
           <w:u w:val="single"/>
         </w:rPr>
-        <w:hyperlink r:id="rId15" w:history="1">
+        <w:hyperlink r:id="rId14" w:history="1">
           <w:r>
             <w:rPr>
               <w:rStyle w:val="Hyperlink"/>

--- a/EXPORTS/DOCX/published/niveau3/Dutch/UniversiteitsbibliotheekLeiden.docx
+++ b/EXPORTS/DOCX/published/niveau3/Dutch/UniversiteitsbibliotheekLeiden.docx
@@ -1708,7 +1708,7 @@
           <w:sz w:val="24"/>
           <w:u w:val="single"/>
         </w:rPr>
-        <w:hyperlink r:id="rId14" w:history="1">
+        <w:hyperlink r:id="rId15" w:history="1">
           <w:r>
             <w:rPr>
               <w:rStyle w:val="Hyperlink"/>

--- a/EXPORTS/DOCX/published/niveau3/Dutch/UniversiteitsbibliotheekLeiden.docx
+++ b/EXPORTS/DOCX/published/niveau3/Dutch/UniversiteitsbibliotheekLeiden.docx
@@ -671,18 +671,7 @@
           <w:color w:val="000000"/>
           <w:sz w:val="24"/>
         </w:rPr>
-        <w:t>bibliotheek van h</w:t>
-      </w:r>
-      <w:r>
-        <w:rPr>
-          <w:u w:val="single" w:color="0000ff"/>
-          <w:rFonts w:ascii="Charis SIL Regular" w:hAnsi="Charis SIL Regular" w:eastAsia="Charis SIL Regular"/>
-          <w:b w:val="0"/>
-          <w:i w:val="0"/>
-          <w:color w:val="000000"/>
-          <w:sz w:val="24"/>
-        </w:rPr>
-        <w:t xml:space="preserve">et </w:t>
+        <w:t xml:space="preserve">bibliotheek van het </w:t>
       </w:r>
       <w:r>
         <w:rPr>
@@ -776,7 +765,7 @@
           <w:sz w:val="24"/>
           <w:u w:val="single"/>
         </w:rPr>
-        <w:hyperlink r:id="rId12" w:history="1">
+        <w:hyperlink r:id="rId10" w:history="1">
           <w:r>
             <w:rPr>
               <w:rStyle w:val="Hyperlink"/>
@@ -1328,25 +1317,7 @@
           <w:color w:val="000000"/>
           <w:sz w:val="24"/>
         </w:rPr>
-        <w:t xml:space="preserve">onnen </w:t>
-      </w:r>
-      <w:r>
-        <w:rPr>
-          <w:u w:val="single" w:color="0000ff"/>
-          <w:rFonts w:ascii="Charis SIL Regular" w:hAnsi="Charis SIL Regular" w:eastAsia="Charis SIL Regular"/>
-          <w:b w:val="0"/>
-          <w:i w:val="0"/>
-          <w:color w:val="000000"/>
-          <w:sz w:val="24"/>
-        </w:rPr>
-        <w:hyperlink r:id="rId15" w:history="1">
-          <w:r>
-            <w:rPr>
-              <w:rStyle w:val="Hyperlink"/>
-            </w:rPr>
-            <w:t>en waar</w:t>
-          </w:r>
-        </w:hyperlink>
+        <w:t>onnen en waar</w:t>
       </w:r>
       <w:r>
         <w:rPr>

--- a/EXPORTS/DOCX/published/niveau3/Dutch/UniversiteitsbibliotheekLeiden.docx
+++ b/EXPORTS/DOCX/published/niveau3/Dutch/UniversiteitsbibliotheekLeiden.docx
@@ -671,7 +671,18 @@
           <w:color w:val="000000"/>
           <w:sz w:val="24"/>
         </w:rPr>
-        <w:t xml:space="preserve">bibliotheek van het </w:t>
+        <w:t>bibliotheek van h</w:t>
+      </w:r>
+      <w:r>
+        <w:rPr>
+          <w:u w:val="single" w:color="0000ff"/>
+          <w:rFonts w:ascii="Charis SIL Regular" w:hAnsi="Charis SIL Regular" w:eastAsia="Charis SIL Regular"/>
+          <w:b w:val="0"/>
+          <w:i w:val="0"/>
+          <w:color w:val="000000"/>
+          <w:sz w:val="24"/>
+        </w:rPr>
+        <w:t xml:space="preserve">et </w:t>
       </w:r>
       <w:r>
         <w:rPr>
@@ -700,7 +711,7 @@
           <w:sz w:val="24"/>
           <w:u w:val="single"/>
         </w:rPr>
-        <w:hyperlink r:id="rId12" w:history="1">
+        <w:hyperlink r:id="rId10" w:history="1">
           <w:r>
             <w:rPr>
               <w:rStyle w:val="Hyperlink"/>
@@ -718,7 +729,7 @@
           <w:sz w:val="24"/>
           <w:u w:val="single"/>
         </w:rPr>
-        <w:hyperlink r:id="rId12" w:history="1">
+        <w:hyperlink r:id="rId10" w:history="1">
           <w:r>
             <w:rPr>
               <w:rStyle w:val="Hyperlink"/>
@@ -747,7 +758,7 @@
           <w:sz w:val="24"/>
           <w:u w:val="single"/>
         </w:rPr>
-        <w:hyperlink r:id="rId12" w:history="1">
+        <w:hyperlink r:id="rId10" w:history="1">
           <w:r>
             <w:rPr>
               <w:rStyle w:val="Hyperlink"/>
@@ -877,7 +888,7 @@
           <w:sz w:val="24"/>
           <w:u w:val="single"/>
         </w:rPr>
-        <w:hyperlink r:id="rId10" w:history="1">
+        <w:hyperlink r:id="rId12" w:history="1">
           <w:r>
             <w:rPr>
               <w:rStyle w:val="Hyperlink"/>
@@ -1317,7 +1328,25 @@
           <w:color w:val="000000"/>
           <w:sz w:val="24"/>
         </w:rPr>
-        <w:t>onnen en waar</w:t>
+        <w:t xml:space="preserve">onnen </w:t>
+      </w:r>
+      <w:r>
+        <w:rPr>
+          <w:u w:val="single" w:color="0000ff"/>
+          <w:rFonts w:ascii="Charis SIL Regular" w:hAnsi="Charis SIL Regular" w:eastAsia="Charis SIL Regular"/>
+          <w:b w:val="0"/>
+          <w:i w:val="0"/>
+          <w:color w:val="000000"/>
+          <w:sz w:val="24"/>
+        </w:rPr>
+        <w:hyperlink r:id="rId15" w:history="1">
+          <w:r>
+            <w:rPr>
+              <w:rStyle w:val="Hyperlink"/>
+            </w:rPr>
+            <w:t>en waar</w:t>
+          </w:r>
+        </w:hyperlink>
       </w:r>
       <w:r>
         <w:rPr>

--- a/EXPORTS/DOCX/published/niveau3/Dutch/UniversiteitsbibliotheekLeiden.docx
+++ b/EXPORTS/DOCX/published/niveau3/Dutch/UniversiteitsbibliotheekLeiden.docx
@@ -671,18 +671,7 @@
           <w:color w:val="000000"/>
           <w:sz w:val="24"/>
         </w:rPr>
-        <w:t>bibliotheek van h</w:t>
-      </w:r>
-      <w:r>
-        <w:rPr>
-          <w:u w:val="single" w:color="0000ff"/>
-          <w:rFonts w:ascii="Charis SIL Regular" w:hAnsi="Charis SIL Regular" w:eastAsia="Charis SIL Regular"/>
-          <w:b w:val="0"/>
-          <w:i w:val="0"/>
-          <w:color w:val="000000"/>
-          <w:sz w:val="24"/>
-        </w:rPr>
-        <w:t xml:space="preserve">et </w:t>
+        <w:t xml:space="preserve">bibliotheek van het </w:t>
       </w:r>
       <w:r>
         <w:rPr>
@@ -711,7 +700,7 @@
           <w:sz w:val="24"/>
           <w:u w:val="single"/>
         </w:rPr>
-        <w:hyperlink r:id="rId10" w:history="1">
+        <w:hyperlink r:id="rId12" w:history="1">
           <w:r>
             <w:rPr>
               <w:rStyle w:val="Hyperlink"/>
@@ -729,7 +718,7 @@
           <w:sz w:val="24"/>
           <w:u w:val="single"/>
         </w:rPr>
-        <w:hyperlink r:id="rId10" w:history="1">
+        <w:hyperlink r:id="rId12" w:history="1">
           <w:r>
             <w:rPr>
               <w:rStyle w:val="Hyperlink"/>
@@ -758,7 +747,7 @@
           <w:sz w:val="24"/>
           <w:u w:val="single"/>
         </w:rPr>
-        <w:hyperlink r:id="rId10" w:history="1">
+        <w:hyperlink r:id="rId12" w:history="1">
           <w:r>
             <w:rPr>
               <w:rStyle w:val="Hyperlink"/>
@@ -776,7 +765,7 @@
           <w:sz w:val="24"/>
           <w:u w:val="single"/>
         </w:rPr>
-        <w:hyperlink r:id="rId10" w:history="1">
+        <w:hyperlink r:id="rId12" w:history="1">
           <w:r>
             <w:rPr>
               <w:rStyle w:val="Hyperlink"/>
@@ -794,7 +783,7 @@
           <w:sz w:val="24"/>
           <w:u w:val="single"/>
         </w:rPr>
-        <w:hyperlink r:id="rId10" w:history="1">
+        <w:hyperlink r:id="rId12" w:history="1">
           <w:r>
             <w:rPr>
               <w:rStyle w:val="Hyperlink"/>
@@ -823,7 +812,7 @@
           <w:sz w:val="24"/>
           <w:u w:val="single"/>
         </w:rPr>
-        <w:hyperlink r:id="rId10" w:history="1">
+        <w:hyperlink r:id="rId12" w:history="1">
           <w:r>
             <w:rPr>
               <w:rStyle w:val="Hyperlink"/>
@@ -841,7 +830,7 @@
           <w:sz w:val="24"/>
           <w:u w:val="single"/>
         </w:rPr>
-        <w:hyperlink r:id="rId10" w:history="1">
+        <w:hyperlink r:id="rId12" w:history="1">
           <w:r>
             <w:rPr>
               <w:rStyle w:val="Hyperlink"/>
@@ -859,7 +848,7 @@
           <w:sz w:val="24"/>
           <w:u w:val="single"/>
         </w:rPr>
-        <w:hyperlink r:id="rId10" w:history="1">
+        <w:hyperlink r:id="rId12" w:history="1">
           <w:r>
             <w:rPr>
               <w:rStyle w:val="Hyperlink"/>
@@ -888,7 +877,7 @@
           <w:sz w:val="24"/>
           <w:u w:val="single"/>
         </w:rPr>
-        <w:hyperlink r:id="rId12" w:history="1">
+        <w:hyperlink r:id="rId10" w:history="1">
           <w:r>
             <w:rPr>
               <w:rStyle w:val="Hyperlink"/>
@@ -917,7 +906,7 @@
           <w:sz w:val="24"/>
           <w:u w:val="single"/>
         </w:rPr>
-        <w:hyperlink r:id="rId12" w:history="1">
+        <w:hyperlink r:id="rId10" w:history="1">
           <w:r>
             <w:rPr>
               <w:rStyle w:val="Hyperlink"/>
@@ -982,7 +971,7 @@
           <w:sz w:val="24"/>
           <w:u w:val="single"/>
         </w:rPr>
-        <w:hyperlink r:id="rId12" w:history="1">
+        <w:hyperlink r:id="rId11" w:history="1">
           <w:r>
             <w:rPr>
               <w:rStyle w:val="Hyperlink"/>
@@ -1708,7 +1697,7 @@
           <w:sz w:val="24"/>
           <w:u w:val="single"/>
         </w:rPr>
-        <w:hyperlink r:id="rId15" w:history="1">
+        <w:hyperlink r:id="rId14" w:history="1">
           <w:r>
             <w:rPr>
               <w:rStyle w:val="Hyperlink"/>
@@ -1726,7 +1715,7 @@
           <w:sz w:val="24"/>
           <w:u w:val="single"/>
         </w:rPr>
-        <w:hyperlink r:id="rId15" w:history="1">
+        <w:hyperlink r:id="rId14" w:history="1">
           <w:r>
             <w:rPr>
               <w:rStyle w:val="Hyperlink"/>
